--- a/docs/activities/lecture_02/02_class_activity.docx
+++ b/docs/activities/lecture_02/02_class_activity.docx
@@ -45,13 +45,7 @@
         </w:numPr>
       </w:pPr>
       <w:r>
-        <w:t xml:space="preserve">Collected pine needle samples from windward and leeward sides of</w:t>
-      </w:r>
-      <w:r>
-        <w:t xml:space="preserve"> </w:t>
-      </w:r>
-      <w:r>
-        <w:t xml:space="preserve">trees</w:t>
+        <w:t xml:space="preserve">Collected pine needle samples from windward and leeward sides of trees</w:t>
       </w:r>
     </w:p>
     <w:p>
@@ -63,13 +57,7 @@
         </w:numPr>
       </w:pPr>
       <w:r>
-        <w:t xml:space="preserve">Identified independent variable (wind exposure) and dependent</w:t>
-      </w:r>
-      <w:r>
-        <w:t xml:space="preserve"> </w:t>
-      </w:r>
-      <w:r>
-        <w:t xml:space="preserve">variable (needle length)</w:t>
+        <w:t xml:space="preserve">Identified independent variable (wind exposure) and dependent variable (needle length)</w:t>
       </w:r>
     </w:p>
     <w:p>

--- a/docs/activities/lecture_02/02_class_activity.docx
+++ b/docs/activities/lecture_02/02_class_activity.docx
@@ -5160,7 +5160,7 @@
       </w:r>
     </w:p>
     <w:bookmarkEnd w:id="36"/>
-    <w:bookmarkStart w:id="37" w:name="the-pipe-read-it-as-then"/>
+    <w:bookmarkStart w:id="37" w:name="the-pipe-also-as-read-it-as-then"/>
     <w:p>
       <w:pPr>
         <w:pStyle w:val="Heading3"/>
@@ -5179,6 +5179,18 @@
       </w:r>
       <w:r>
         <w:t xml:space="preserve"> </w:t>
+      </w:r>
+      <w:r>
+        <w:t xml:space="preserve">also as</w:t>
+      </w:r>
+      <w:r>
+        <w:t xml:space="preserve"> </w:t>
+      </w:r>
+      <w:r>
+        <w:rPr>
+          <w:rStyle w:val="VerbatimChar"/>
+        </w:rPr>
+        <w:t xml:space="preserve">%&gt;%</w:t>
       </w:r>
       <w:r>
         <w:t xml:space="preserve">— read it as</w:t>

--- a/docs/activities/lecture_02/02_class_activity.docx
+++ b/docs/activities/lecture_02/02_class_activity.docx
@@ -31,7 +31,7 @@
         <w:pStyle w:val="Date"/>
       </w:pPr>
       <w:r>
-        <w:t xml:space="preserve">2026-06-26</w:t>
+        <w:t xml:space="preserve">2026-06-27</w:t>
       </w:r>
     </w:p>
     <w:bookmarkStart w:id="12" w:name="in-class-activity-2-data-visualization"/>

--- a/docs/activities/lecture_02/02_class_activity.docx
+++ b/docs/activities/lecture_02/02_class_activity.docx
@@ -11168,7 +11168,7 @@
   <w:docDefaults>
     <w:rPrDefault>
       <w:rPr>
-        <w:rFonts w:ascii="Arial" w:cs="Times New Roman (Body CS)" w:eastAsiaTheme="minorHAnsi" w:hAnsi="Arial"/>
+        <w:rFonts w:ascii="Calibri" w:cs="Calibri" w:eastAsia="Calibri" w:hAnsi="Calibri"/>
         <w:kern w:val="2"/>
         <w:sz w:val="24"/>
         <w:szCs w:val="24"/>
@@ -11577,7 +11577,7 @@
     <w:rPr>
       <w:rFonts w:asciiTheme="majorHAnsi" w:cstheme="majorBidi" w:eastAsiaTheme="majorEastAsia" w:hAnsiTheme="majorHAnsi"/>
       <w:b/>
-      <w:color w:themeColor="accent1" w:themeShade="BF" w:val="0F4761"/>
+      <w:color w:val="002147"/>
       <w:sz w:val="28"/>
       <w:szCs w:val="40"/>
     </w:rPr>
@@ -11600,7 +11600,7 @@
     </w:pPr>
     <w:rPr>
       <w:rFonts w:asciiTheme="majorHAnsi" w:cstheme="majorBidi" w:eastAsiaTheme="majorEastAsia" w:hAnsiTheme="majorHAnsi"/>
-      <w:color w:themeColor="accent1" w:themeShade="BF" w:val="0F4761"/>
+      <w:color w:val="002147"/>
       <w:szCs w:val="32"/>
     </w:rPr>
   </w:style>
@@ -11621,7 +11621,7 @@
     </w:pPr>
     <w:rPr>
       <w:rFonts w:asciiTheme="minorHAnsi" w:cstheme="majorBidi" w:eastAsiaTheme="majorEastAsia" w:hAnsiTheme="minorHAnsi"/>
-      <w:color w:themeColor="accent1" w:themeShade="BF" w:val="0F4761"/>
+      <w:color w:val="002147"/>
       <w:sz w:val="22"/>
       <w:szCs w:val="28"/>
     </w:rPr>
@@ -11645,7 +11645,7 @@
     <w:rPr>
       <w:rFonts w:asciiTheme="minorHAnsi" w:cstheme="majorBidi" w:eastAsiaTheme="majorEastAsia" w:hAnsiTheme="minorHAnsi"/>
       <w:iCs/>
-      <w:color w:themeColor="accent1" w:themeShade="BF" w:val="0F4761"/>
+      <w:color w:val="002147"/>
     </w:rPr>
   </w:style>
   <w:style w:styleId="Heading5" w:type="paragraph">
@@ -11666,7 +11666,7 @@
     </w:pPr>
     <w:rPr>
       <w:rFonts w:asciiTheme="minorHAnsi" w:cstheme="majorBidi" w:eastAsiaTheme="majorEastAsia" w:hAnsiTheme="minorHAnsi"/>
-      <w:color w:themeColor="accent1" w:themeShade="BF" w:val="0F4761"/>
+      <w:color w:val="002147"/>
     </w:rPr>
   </w:style>
   <w:style w:styleId="Heading6" w:type="paragraph">
@@ -11790,7 +11790,7 @@
     <w:rPr>
       <w:rFonts w:asciiTheme="majorHAnsi" w:cstheme="majorBidi" w:eastAsiaTheme="majorEastAsia" w:hAnsiTheme="majorHAnsi"/>
       <w:b/>
-      <w:color w:themeColor="accent1" w:themeShade="BF" w:val="0F4761"/>
+      <w:color w:val="002147"/>
       <w:sz w:val="28"/>
       <w:szCs w:val="40"/>
     </w:rPr>
@@ -11804,7 +11804,7 @@
     <w:rsid w:val="00846576"/>
     <w:rPr>
       <w:rFonts w:asciiTheme="majorHAnsi" w:cstheme="majorBidi" w:eastAsiaTheme="majorEastAsia" w:hAnsiTheme="majorHAnsi"/>
-      <w:color w:themeColor="accent1" w:themeShade="BF" w:val="0F4761"/>
+      <w:color w:val="002147"/>
       <w:szCs w:val="32"/>
     </w:rPr>
   </w:style>
@@ -11816,7 +11816,7 @@
     <w:rsid w:val="00846576"/>
     <w:rPr>
       <w:rFonts w:asciiTheme="minorHAnsi" w:cstheme="majorBidi" w:eastAsiaTheme="majorEastAsia" w:hAnsiTheme="minorHAnsi"/>
-      <w:color w:themeColor="accent1" w:themeShade="BF" w:val="0F4761"/>
+      <w:color w:val="002147"/>
       <w:sz w:val="22"/>
       <w:szCs w:val="28"/>
     </w:rPr>
@@ -11831,7 +11831,7 @@
     <w:rPr>
       <w:rFonts w:asciiTheme="minorHAnsi" w:cstheme="majorBidi" w:eastAsiaTheme="majorEastAsia" w:hAnsiTheme="minorHAnsi"/>
       <w:iCs/>
-      <w:color w:themeColor="accent1" w:themeShade="BF" w:val="0F4761"/>
+      <w:color w:val="002147"/>
     </w:rPr>
   </w:style>
   <w:style w:customStyle="1" w:styleId="Heading5Char" w:type="character">
@@ -11843,7 +11843,7 @@
     <w:rsid w:val="00AF5CF1"/>
     <w:rPr>
       <w:rFonts w:asciiTheme="minorHAnsi" w:cstheme="majorBidi" w:eastAsiaTheme="majorEastAsia" w:hAnsiTheme="minorHAnsi"/>
-      <w:color w:themeColor="accent1" w:themeShade="BF" w:val="0F4761"/>
+      <w:color w:val="002147"/>
     </w:rPr>
   </w:style>
   <w:style w:customStyle="1" w:styleId="Heading6Char" w:type="character">
@@ -12017,7 +12017,7 @@
     <w:rPr>
       <w:i/>
       <w:iCs/>
-      <w:color w:themeColor="accent1" w:themeShade="BF" w:val="0F4761"/>
+      <w:color w:val="002147"/>
     </w:rPr>
   </w:style>
   <w:style w:styleId="IntenseQuote" w:type="paragraph">
@@ -12030,8 +12030,8 @@
     <w:rsid w:val="00AF5CF1"/>
     <w:pPr>
       <w:pBdr>
-        <w:top w:color="0F4761" w:space="10" w:sz="4" w:themeColor="accent1" w:themeShade="BF" w:val="single"/>
-        <w:bottom w:color="0F4761" w:space="10" w:sz="4" w:themeColor="accent1" w:themeShade="BF" w:val="single"/>
+        <w:top w:color="002147" w:space="10" w:sz="4" w:val="single"/>
+        <w:bottom w:color="002147" w:space="10" w:sz="4" w:val="single"/>
       </w:pBdr>
       <w:spacing w:after="360" w:before="360"/>
       <w:ind w:left="864" w:right="864"/>
@@ -12040,7 +12040,7 @@
     <w:rPr>
       <w:i/>
       <w:iCs/>
-      <w:color w:themeColor="accent1" w:themeShade="BF" w:val="0F4761"/>
+      <w:color w:val="002147"/>
     </w:rPr>
   </w:style>
   <w:style w:customStyle="1" w:styleId="IntenseQuoteChar" w:type="character">
@@ -12052,7 +12052,7 @@
     <w:rPr>
       <w:i/>
       <w:iCs/>
-      <w:color w:themeColor="accent1" w:themeShade="BF" w:val="0F4761"/>
+      <w:color w:val="002147"/>
     </w:rPr>
   </w:style>
   <w:style w:styleId="IntenseReference" w:type="character">
@@ -12065,7 +12065,7 @@
       <w:b/>
       <w:bCs/>
       <w:smallCaps/>
-      <w:color w:themeColor="accent1" w:themeShade="BF" w:val="0F4761"/>
+      <w:color w:val="002147"/>
       <w:spacing w:val="5"/>
     </w:rPr>
   </w:style>

--- a/docs/activities/lecture_02/02_class_activity.docx
+++ b/docs/activities/lecture_02/02_class_activity.docx
@@ -31,7 +31,7 @@
         <w:pStyle w:val="Date"/>
       </w:pPr>
       <w:r>
-        <w:t xml:space="preserve">2026-06-27</w:t>
+        <w:t xml:space="preserve">2026-06-28</w:t>
       </w:r>
     </w:p>
     <w:bookmarkStart w:id="12" w:name="in-class-activity-2-data-visualization"/>

--- a/docs/activities/lecture_02/02_class_activity.docx
+++ b/docs/activities/lecture_02/02_class_activity.docx
@@ -34,13 +34,13 @@
         <w:t xml:space="preserve">2026-06-28</w:t>
       </w:r>
     </w:p>
-    <w:bookmarkStart w:id="12" w:name="in-class-activity-2-data-visualization"/>
+    <w:bookmarkStart w:id="12" w:name="in-class-activity-2-meeting-r"/>
     <w:p>
       <w:pPr>
         <w:pStyle w:val="Heading1"/>
       </w:pPr>
       <w:r>
-        <w:t xml:space="preserve">In-class Activity 2: Data Visualization</w:t>
+        <w:t xml:space="preserve">In-class Activity 2: Meeting R</w:t>
       </w:r>
     </w:p>
     <w:bookmarkStart w:id="9" w:name="recap-from-activity-1"/>
@@ -61,7 +61,23 @@
         </w:numPr>
       </w:pPr>
       <w:r>
-        <w:t xml:space="preserve">Collected pine needle samples from windward and leeward sides of trees</w:t>
+        <w:t xml:space="preserve">Collected leaf samples from</w:t>
+      </w:r>
+      <w:r>
+        <w:t xml:space="preserve"> </w:t>
+      </w:r>
+      <w:r>
+        <w:rPr>
+          <w:b/>
+          <w:bCs/>
+        </w:rPr>
+        <w:t xml:space="preserve">sunny and shady sides</w:t>
+      </w:r>
+      <w:r>
+        <w:t xml:space="preserve"> </w:t>
+      </w:r>
+      <w:r>
+        <w:t xml:space="preserve">of trees</w:t>
       </w:r>
     </w:p>
     <w:p>
@@ -73,7 +89,7 @@
         </w:numPr>
       </w:pPr>
       <w:r>
-        <w:t xml:space="preserve">Identified independent variable (wind exposure) and dependent variable (needle length)</w:t>
+        <w:t xml:space="preserve">Identified the independent variable (side of tree) and dependent variables (leaf mass, dimensions)</w:t>
       </w:r>
     </w:p>
     <w:p>
@@ -85,7 +101,7 @@
         </w:numPr>
       </w:pPr>
       <w:r>
-        <w:t xml:space="preserve">Measured needle lengths and recorded data</w:t>
+        <w:t xml:space="preserve">Measured and recorded leaf weight, width, and height in a spreadsheet</w:t>
       </w:r>
     </w:p>
     <w:p>
@@ -97,7 +113,7 @@
         </w:numPr>
       </w:pPr>
       <w:r>
-        <w:t xml:space="preserve">Created basic visualizations</w:t>
+        <w:t xml:space="preserve">Agreed on column names, units, and metadata conventions</w:t>
       </w:r>
     </w:p>
     <w:p>
@@ -109,7 +125,17 @@
         </w:numPr>
       </w:pPr>
       <w:r>
-        <w:t xml:space="preserve">Saved our data for further analysis</w:t>
+        <w:rPr>
+          <w:b/>
+          <w:bCs/>
+        </w:rPr>
+        <w:t xml:space="preserve">Finding:</w:t>
+      </w:r>
+      <w:r>
+        <w:t xml:space="preserve"> </w:t>
+      </w:r>
+      <w:r>
+        <w:t xml:space="preserve">shady leaves appeared larger — today we start exploring this in R</w:t>
       </w:r>
     </w:p>
     <w:bookmarkEnd w:id="9"/>
@@ -131,7 +157,7 @@
         </w:numPr>
       </w:pPr>
       <w:r>
-        <w:t xml:space="preserve">Implement data pipeline best practices</w:t>
+        <w:t xml:space="preserve">Get R and Positron installed and oriented</w:t>
       </w:r>
     </w:p>
     <w:p>
@@ -143,7 +169,40 @@
         </w:numPr>
       </w:pPr>
       <w:r>
-        <w:t xml:space="preserve">Apply controlled vocabulary and naming conventions</w:t>
+        <w:t xml:space="preserve">Organize a project folder the right way —</w:t>
+      </w:r>
+      <w:r>
+        <w:t xml:space="preserve"> </w:t>
+      </w:r>
+      <w:r>
+        <w:rPr>
+          <w:rStyle w:val="VerbatimChar"/>
+        </w:rPr>
+        <w:t xml:space="preserve">data/</w:t>
+      </w:r>
+      <w:r>
+        <w:t xml:space="preserve">,</w:t>
+      </w:r>
+      <w:r>
+        <w:t xml:space="preserve"> </w:t>
+      </w:r>
+      <w:r>
+        <w:rPr>
+          <w:rStyle w:val="VerbatimChar"/>
+        </w:rPr>
+        <w:t xml:space="preserve">scripts/</w:t>
+      </w:r>
+      <w:r>
+        <w:t xml:space="preserve">,</w:t>
+      </w:r>
+      <w:r>
+        <w:t xml:space="preserve"> </w:t>
+      </w:r>
+      <w:r>
+        <w:rPr>
+          <w:rStyle w:val="VerbatimChar"/>
+        </w:rPr>
+        <w:t xml:space="preserve">figures/</w:t>
       </w:r>
     </w:p>
     <w:p>
@@ -155,7 +214,16 @@
         </w:numPr>
       </w:pPr>
       <w:r>
-        <w:t xml:space="preserve">Create effective tables and visualizations</w:t>
+        <w:t xml:space="preserve">Use R as a calculator and store values with</w:t>
+      </w:r>
+      <w:r>
+        <w:t xml:space="preserve"> </w:t>
+      </w:r>
+      <w:r>
+        <w:rPr>
+          <w:rStyle w:val="VerbatimChar"/>
+        </w:rPr>
+        <w:t xml:space="preserve">&lt;-</w:t>
       </w:r>
     </w:p>
     <w:p>
@@ -167,7 +235,22 @@
         </w:numPr>
       </w:pPr>
       <w:r>
-        <w:t xml:space="preserve">Customize plots for publication quality</w:t>
+        <w:t xml:space="preserve">Write and run a script with</w:t>
+      </w:r>
+      <w:r>
+        <w:t xml:space="preserve"> </w:t>
+      </w:r>
+      <w:r>
+        <w:rPr>
+          <w:rStyle w:val="VerbatimChar"/>
+        </w:rPr>
+        <w:t xml:space="preserve">#</w:t>
+      </w:r>
+      <w:r>
+        <w:t xml:space="preserve"> </w:t>
+      </w:r>
+      <w:r>
+        <w:t xml:space="preserve">comments</w:t>
       </w:r>
     </w:p>
     <w:p>
@@ -179,7 +262,142 @@
         </w:numPr>
       </w:pPr>
       <w:r>
-        <w:t xml:space="preserve">Combine multiple plots into composite figures</w:t>
+        <w:t xml:space="preserve">Call functions, build vectors, understand data types</w:t>
+      </w:r>
+    </w:p>
+    <w:p>
+      <w:pPr>
+        <w:pStyle w:val="Compact"/>
+        <w:numPr>
+          <w:ilvl w:val="0"/>
+          <w:numId w:val="1002"/>
+        </w:numPr>
+      </w:pPr>
+      <w:r>
+        <w:t xml:space="preserve">Load our leaf data from Excel with</w:t>
+      </w:r>
+      <w:r>
+        <w:t xml:space="preserve"> </w:t>
+      </w:r>
+      <w:r>
+        <w:rPr>
+          <w:rStyle w:val="VerbatimChar"/>
+        </w:rPr>
+        <w:t xml:space="preserve">read_excel()</w:t>
+      </w:r>
+      <w:r>
+        <w:t xml:space="preserve"> </w:t>
+      </w:r>
+      <w:r>
+        <w:t xml:space="preserve">and from CSV with</w:t>
+      </w:r>
+      <w:r>
+        <w:t xml:space="preserve"> </w:t>
+      </w:r>
+      <w:r>
+        <w:rPr>
+          <w:rStyle w:val="VerbatimChar"/>
+        </w:rPr>
+        <w:t xml:space="preserve">read_csv()</w:t>
+      </w:r>
+    </w:p>
+    <w:p>
+      <w:pPr>
+        <w:pStyle w:val="Compact"/>
+        <w:numPr>
+          <w:ilvl w:val="0"/>
+          <w:numId w:val="1002"/>
+        </w:numPr>
+      </w:pPr>
+      <w:r>
+        <w:t xml:space="preserve">Inspect a data frame with</w:t>
+      </w:r>
+      <w:r>
+        <w:t xml:space="preserve"> </w:t>
+      </w:r>
+      <w:r>
+        <w:rPr>
+          <w:rStyle w:val="VerbatimChar"/>
+        </w:rPr>
+        <w:t xml:space="preserve">head()</w:t>
+      </w:r>
+      <w:r>
+        <w:t xml:space="preserve">,</w:t>
+      </w:r>
+      <w:r>
+        <w:t xml:space="preserve"> </w:t>
+      </w:r>
+      <w:r>
+        <w:rPr>
+          <w:rStyle w:val="VerbatimChar"/>
+        </w:rPr>
+        <w:t xml:space="preserve">glimpse()</w:t>
+      </w:r>
+      <w:r>
+        <w:t xml:space="preserve">, and</w:t>
+      </w:r>
+      <w:r>
+        <w:t xml:space="preserve"> </w:t>
+      </w:r>
+      <w:r>
+        <w:rPr>
+          <w:rStyle w:val="VerbatimChar"/>
+        </w:rPr>
+        <w:t xml:space="preserve">dim()</w:t>
+      </w:r>
+    </w:p>
+    <w:p>
+      <w:pPr>
+        <w:pStyle w:val="Compact"/>
+        <w:numPr>
+          <w:ilvl w:val="0"/>
+          <w:numId w:val="1002"/>
+        </w:numPr>
+      </w:pPr>
+      <w:r>
+        <w:t xml:space="preserve">Use the pipe</w:t>
+      </w:r>
+      <w:r>
+        <w:t xml:space="preserve"> </w:t>
+      </w:r>
+      <w:r>
+        <w:rPr>
+          <w:rStyle w:val="VerbatimChar"/>
+        </w:rPr>
+        <w:t xml:space="preserve">%&gt;%</w:t>
+      </w:r>
+      <w:r>
+        <w:t xml:space="preserve"> </w:t>
+      </w:r>
+      <w:r>
+        <w:t xml:space="preserve">to chain steps</w:t>
+      </w:r>
+    </w:p>
+    <w:p>
+      <w:pPr>
+        <w:pStyle w:val="Compact"/>
+        <w:numPr>
+          <w:ilvl w:val="0"/>
+          <w:numId w:val="1002"/>
+        </w:numPr>
+      </w:pPr>
+      <w:r>
+        <w:t xml:space="preserve">Make and save a first</w:t>
+      </w:r>
+      <w:r>
+        <w:t xml:space="preserve"> </w:t>
+      </w:r>
+      <w:r>
+        <w:rPr>
+          <w:rStyle w:val="VerbatimChar"/>
+        </w:rPr>
+        <w:t xml:space="preserve">ggplot</w:t>
+      </w:r>
+      <w:r>
+        <w:t xml:space="preserve"> </w:t>
+      </w:r>
+      <w:r>
+        <w:t xml:space="preserve">figure</w:t>
       </w:r>
     </w:p>
     <w:p>
@@ -201,7 +419,7 @@
         <w:pStyle w:val="BlockText"/>
       </w:pPr>
       <w:r>
-        <w:t xml:space="preserve">Work through each section at your own pace. Type or paste the code into your script file in Positron, run it line by line, and answer the questions in the spaces provided. Code blocks marked</w:t>
+        <w:t xml:space="preserve">Work through each section at your own pace. Type the code into your script file in Positron and run it line by line. Code blocks marked</w:t>
       </w:r>
       <w:r>
         <w:t xml:space="preserve"> </w:t>
@@ -233,7 +451,7 @@
         <w:t xml:space="preserve"> </w:t>
       </w:r>
       <w:r>
-        <w:t xml:space="preserve">ask you to write or modify something. You do</w:t>
+        <w:t xml:space="preserve">ask you to write or modify something. The</w:t>
       </w:r>
       <w:r>
         <w:t xml:space="preserve"> </w:t>
@@ -243,25 +461,13 @@
           <w:b/>
           <w:bCs/>
         </w:rPr>
-        <w:t xml:space="preserve">not</w:t>
-      </w:r>
-      <w:r>
-        <w:t xml:space="preserve"> </w:t>
-      </w:r>
-      <w:r>
-        <w:t xml:space="preserve">need to finish every section in one class period — the</w:t>
-      </w:r>
-      <w:r>
-        <w:t xml:space="preserve"> </w:t>
-      </w:r>
-      <w:r>
-        <w:t xml:space="preserve">“Going further”</w:t>
-      </w:r>
-      <w:r>
-        <w:t xml:space="preserve"> </w:t>
-      </w:r>
-      <w:r>
-        <w:t xml:space="preserve">section at the end is there if you want to explore.</w:t>
+        <w:t xml:space="preserve">Going further</w:t>
+      </w:r>
+      <w:r>
+        <w:t xml:space="preserve"> </w:t>
+      </w:r>
+      <w:r>
+        <w:t xml:space="preserve">section is optional — work through it if you finish early.</w:t>
       </w:r>
     </w:p>
     <w:p>
@@ -282,34 +488,13 @@
         <w:t xml:space="preserve">Part 1 · Set up R and Positron</w:t>
       </w:r>
     </w:p>
-    <w:bookmarkStart w:id="15" w:name="download-and-install"/>
+    <w:bookmarkStart w:id="15" w:name="download-and-install-in-this-order"/>
     <w:p>
       <w:pPr>
         <w:pStyle w:val="Heading3"/>
       </w:pPr>
       <w:r>
-        <w:t xml:space="preserve">Download and install</w:t>
-      </w:r>
-    </w:p>
-    <w:p>
-      <w:pPr>
-        <w:pStyle w:val="FirstParagraph"/>
-      </w:pPr>
-      <w:r>
-        <w:t xml:space="preserve">You need two pieces of software — install them</w:t>
-      </w:r>
-      <w:r>
-        <w:t xml:space="preserve"> </w:t>
-      </w:r>
-      <w:r>
-        <w:rPr>
-          <w:b/>
-          <w:bCs/>
-        </w:rPr>
-        <w:t xml:space="preserve">in this order</w:t>
-      </w:r>
-      <w:r>
-        <w:t xml:space="preserve">:</w:t>
+        <w:t xml:space="preserve">Download and install — in this order</w:t>
       </w:r>
     </w:p>
     <w:p>
@@ -354,35 +539,7 @@
         </w:numPr>
       </w:pPr>
       <w:r>
-        <w:t xml:space="preserve">Choose the installer for your operating system (Windows, macOS, Linux)</w:t>
-      </w:r>
-    </w:p>
-    <w:p>
-      <w:pPr>
-        <w:pStyle w:val="Compact"/>
-        <w:numPr>
-          <w:ilvl w:val="1"/>
-          <w:numId w:val="1004"/>
-        </w:numPr>
-      </w:pPr>
-      <w:r>
-        <w:t xml:space="preserve">Run it and accept all the defaults</w:t>
-      </w:r>
-    </w:p>
-    <w:p>
-      <w:pPr>
-        <w:pStyle w:val="Compact"/>
-        <w:numPr>
-          <w:ilvl w:val="1"/>
-          <w:numId w:val="1004"/>
-        </w:numPr>
-      </w:pPr>
-      <w:r>
-        <w:rPr>
-          <w:i/>
-          <w:iCs/>
-        </w:rPr>
-        <w:t xml:space="preserve">Can you find the file that was installed?</w:t>
+        <w:t xml:space="preserve">Choose your operating system, run the installer, accept all defaults</w:t>
       </w:r>
     </w:p>
     <w:p>
@@ -404,7 +561,7 @@
         <w:t xml:space="preserve"> </w:t>
       </w:r>
       <w:r>
-        <w:t xml:space="preserve">(the dashboard) —</w:t>
+        <w:t xml:space="preserve">(the editor) —</w:t>
       </w:r>
       <w:r>
         <w:t xml:space="preserve"> </w:t>
@@ -427,7 +584,23 @@
         </w:numPr>
       </w:pPr>
       <w:r>
-        <w:t xml:space="preserve">Install after R — Positron needs to find R already on your machine</w:t>
+        <w:t xml:space="preserve">Install</w:t>
+      </w:r>
+      <w:r>
+        <w:t xml:space="preserve"> </w:t>
+      </w:r>
+      <w:r>
+        <w:rPr>
+          <w:b/>
+          <w:bCs/>
+        </w:rPr>
+        <w:t xml:space="preserve">after</w:t>
+      </w:r>
+      <w:r>
+        <w:t xml:space="preserve"> </w:t>
+      </w:r>
+      <w:r>
+        <w:t xml:space="preserve">R — Positron needs to find R already on your machine</w:t>
       </w:r>
     </w:p>
     <w:p>
@@ -439,7 +612,7 @@
         </w:numPr>
       </w:pPr>
       <w:r>
-        <w:t xml:space="preserve">Open Positron after installing and verify it finds R (look at the bottom status bar)</w:t>
+        <w:t xml:space="preserve">Open Positron and verify it finds R (check the bottom status bar)</w:t>
       </w:r>
     </w:p>
     <w:p>
@@ -476,14 +649,7 @@
         <w:t xml:space="preserve">first</w:t>
       </w:r>
       <w:r>
-        <w:t xml:space="preserve">, then Positron. If Positron was already open, restart it after installing R.</w:t>
-      </w:r>
-    </w:p>
-    <w:p>
-      <w:r>
-        <w:pict>
-          <v:rect style="width:0;height:1.5pt" o:hralign="center" o:hrstd="t" o:hr="t"/>
-        </w:pict>
+        <w:t xml:space="preserve">, then Positron. If you installed them in the wrong order, reinstall R and then restart Positron.</w:t>
       </w:r>
     </w:p>
     <w:bookmarkEnd w:id="15"/>
@@ -501,20 +667,19 @@
         <w:pStyle w:val="FirstParagraph"/>
       </w:pPr>
       <w:r>
-        <w:t xml:space="preserve">Positron has four panes you will use constantly. Find each one on your screen now:</w:t>
+        <w:t xml:space="preserve">Four panes you will use constantly:</w:t>
       </w:r>
     </w:p>
     <w:tbl>
       <w:tblPr>
         <w:tblStyle w:val="Table"/>
-        <w:tblW w:type="pct" w:w="5000"/>
-        <w:tblLayout w:type="fixed"/>
+        <w:tblW w:type="auto" w:w="0"/>
         <w:tblLook w:firstRow="1" w:lastRow="0" w:firstColumn="0" w:lastColumn="0" w:noHBand="0" w:noVBand="0" w:val="0020"/>
       </w:tblPr>
       <w:tblGrid>
-        <w:gridCol w:w="2675"/>
-        <w:gridCol w:w="1391"/>
-        <w:gridCol w:w="3852"/>
+        <w:gridCol w:w="2640"/>
+        <w:gridCol w:w="2640"/>
+        <w:gridCol w:w="2640"/>
       </w:tblGrid>
       <w:tr>
         <w:trPr>
@@ -867,13 +1032,10 @@
         <w:rPr>
           <w:rStyle w:val="VerbatimChar"/>
         </w:rPr>
-        <w:t xml:space="preserve">tree_exercise</w:t>
-      </w:r>
-      <w:r>
-        <w:t xml:space="preserve"> </w:t>
-      </w:r>
-      <w:r>
-        <w:t xml:space="preserve">somewhere tidy (your Documents folder is fine). Inside it, create these four sub-folders:</w:t>
+        <w:t xml:space="preserve">tree_project</w:t>
+      </w:r>
+      <w:r>
+        <w:t xml:space="preserve">. Inside it, create these three sub-folders:</w:t>
       </w:r>
     </w:p>
     <w:p>
@@ -884,7 +1046,7 @@
         <w:rPr>
           <w:rStyle w:val="VerbatimChar"/>
         </w:rPr>
-        <w:t xml:space="preserve">tree_exercise/</w:t>
+        <w:t xml:space="preserve">tree_project/</w:t>
       </w:r>
       <w:r>
         <w:br/>
@@ -893,7 +1055,7 @@
         <w:rPr>
           <w:rStyle w:val="VerbatimChar"/>
         </w:rPr>
-        <w:t xml:space="preserve">├── data_raw/      &lt;- the untouched Excel file goes here — never edit it</w:t>
+        <w:t xml:space="preserve">├── data/        ← your Excel and CSV files go here</w:t>
       </w:r>
       <w:r>
         <w:br/>
@@ -902,7 +1064,7 @@
         <w:rPr>
           <w:rStyle w:val="VerbatimChar"/>
         </w:rPr>
-        <w:t xml:space="preserve">├── scripts/       &lt;- your .R code goes here</w:t>
+        <w:t xml:space="preserve">├── scripts/     ← your .R code goes here</w:t>
       </w:r>
       <w:r>
         <w:br/>
@@ -911,16 +1073,7 @@
         <w:rPr>
           <w:rStyle w:val="VerbatimChar"/>
         </w:rPr>
-        <w:t xml:space="preserve">├── figures/       &lt;- plots you save go here</w:t>
-      </w:r>
-      <w:r>
-        <w:br/>
-      </w:r>
-      <w:r>
-        <w:rPr>
-          <w:rStyle w:val="VerbatimChar"/>
-        </w:rPr>
-        <w:t xml:space="preserve">└── data_clean/    &lt;- tidied files you create go here</w:t>
+        <w:t xml:space="preserve">└── figures/     ← plots you save go here</w:t>
       </w:r>
     </w:p>
     <w:p>
@@ -944,7 +1097,7 @@
         <w:t xml:space="preserve"> </w:t>
       </w:r>
       <w:r>
-        <w:t xml:space="preserve">In Excel you tend to keep one giant workbook. In R we keep raw data read-only and write</w:t>
+        <w:t xml:space="preserve">In Excel you tend to keep one giant workbook. In R we keep raw data untouched and write</w:t>
       </w:r>
       <w:r>
         <w:t xml:space="preserve"> </w:t>
@@ -960,7 +1113,7 @@
         <w:t xml:space="preserve"> </w:t>
       </w:r>
       <w:r>
-        <w:t xml:space="preserve">clean files — so you can always trace your steps and never accidentally overwrite your original numbers.</w:t>
+        <w:t xml:space="preserve">processed files — so you can always trace your steps and never overwrite your original numbers.</w:t>
       </w:r>
     </w:p>
     <w:bookmarkEnd w:id="19"/>
@@ -1003,7 +1156,7 @@
         <w:rPr>
           <w:rStyle w:val="VerbatimChar"/>
         </w:rPr>
-        <w:t xml:space="preserve">tree_exercise</w:t>
+        <w:t xml:space="preserve">tree_project</w:t>
       </w:r>
       <w:r>
         <w:t xml:space="preserve"> </w:t>
@@ -1026,7 +1179,7 @@
         <w:rPr>
           <w:rStyle w:val="VerbatimChar"/>
         </w:rPr>
-        <w:t xml:space="preserve">tree_exercise</w:t>
+        <w:t xml:space="preserve">tree_project</w:t>
       </w:r>
       <w:r>
         <w:t xml:space="preserve"> </w:t>
@@ -1065,7 +1218,7 @@
         <w:rPr>
           <w:rStyle w:val="VerbatimChar"/>
         </w:rPr>
-        <w:t xml:space="preserve">tree_exercise</w:t>
+        <w:t xml:space="preserve">tree_project</w:t>
       </w:r>
       <w:r>
         <w:t xml:space="preserve"> </w:t>
@@ -1100,7 +1253,7 @@
         <w:pStyle w:val="FirstParagraph"/>
       </w:pPr>
       <w:r>
-        <w:t xml:space="preserve">Copy the file</w:t>
+        <w:t xml:space="preserve">Copy</w:t>
       </w:r>
       <w:r>
         <w:t xml:space="preserve"> </w:t>
@@ -1124,7 +1277,7 @@
         <w:rPr>
           <w:rStyle w:val="VerbatimChar"/>
         </w:rPr>
-        <w:t xml:space="preserve">tree_exercise/data_raw/</w:t>
+        <w:t xml:space="preserve">tree_project/data/</w:t>
       </w:r>
       <w:r>
         <w:t xml:space="preserve">.</w:t>
@@ -1151,7 +1304,134 @@
         <w:t xml:space="preserve"> </w:t>
       </w:r>
       <w:r>
-        <w:t xml:space="preserve">Leave this copy alone — it is your raw data. We will never overwrite it.</w:t>
+        <w:t xml:space="preserve">Leave this copy alone — it is your raw data. We will read it but never overwrite it.</w:t>
+      </w:r>
+    </w:p>
+    <w:bookmarkEnd w:id="21"/>
+    <w:bookmarkStart w:id="22" w:name="create-your-first-script"/>
+    <w:p>
+      <w:pPr>
+        <w:pStyle w:val="Heading3"/>
+      </w:pPr>
+      <w:r>
+        <w:t xml:space="preserve">Create your first script</w:t>
+      </w:r>
+    </w:p>
+    <w:p>
+      <w:pPr>
+        <w:pStyle w:val="FirstParagraph"/>
+      </w:pPr>
+      <w:r>
+        <w:t xml:space="preserve">In Positron:</w:t>
+      </w:r>
+      <w:r>
+        <w:t xml:space="preserve"> </w:t>
+      </w:r>
+      <w:r>
+        <w:rPr>
+          <w:b/>
+          <w:bCs/>
+        </w:rPr>
+        <w:t xml:space="preserve">File → New File → R File</w:t>
+      </w:r>
+      <w:r>
+        <w:t xml:space="preserve">. Save it immediately with</w:t>
+      </w:r>
+      <w:r>
+        <w:t xml:space="preserve"> </w:t>
+      </w:r>
+      <w:r>
+        <w:rPr>
+          <w:b/>
+          <w:bCs/>
+        </w:rPr>
+        <w:t xml:space="preserve">Ctrl/Cmd + S</w:t>
+      </w:r>
+      <w:r>
+        <w:t xml:space="preserve">, name it</w:t>
+      </w:r>
+      <w:r>
+        <w:t xml:space="preserve"> </w:t>
+      </w:r>
+      <w:r>
+        <w:rPr>
+          <w:rStyle w:val="VerbatimChar"/>
+        </w:rPr>
+        <w:t xml:space="preserve">02_tree_analysis.R</w:t>
+      </w:r>
+      <w:r>
+        <w:t xml:space="preserve">, and save it inside</w:t>
+      </w:r>
+      <w:r>
+        <w:t xml:space="preserve"> </w:t>
+      </w:r>
+      <w:r>
+        <w:rPr>
+          <w:rStyle w:val="VerbatimChar"/>
+        </w:rPr>
+        <w:t xml:space="preserve">tree_project/scripts/</w:t>
+      </w:r>
+      <w:r>
+        <w:t xml:space="preserve">.</w:t>
+      </w:r>
+    </w:p>
+    <w:p>
+      <w:pPr>
+        <w:pStyle w:val="BlockText"/>
+      </w:pPr>
+      <w:r>
+        <w:t xml:space="preserve">💡</w:t>
+      </w:r>
+      <w:r>
+        <w:t xml:space="preserve"> </w:t>
+      </w:r>
+      <w:r>
+        <w:rPr>
+          <w:b/>
+          <w:bCs/>
+        </w:rPr>
+        <w:t xml:space="preserve">Key idea:</w:t>
+      </w:r>
+      <w:r>
+        <w:t xml:space="preserve"> </w:t>
+      </w:r>
+      <w:r>
+        <w:t xml:space="preserve">Console = scratch paper. Script = the lab notebook you keep.</w:t>
+      </w:r>
+    </w:p>
+    <w:p>
+      <w:pPr>
+        <w:pStyle w:val="FirstParagraph"/>
+      </w:pPr>
+      <w:r>
+        <w:t xml:space="preserve">✏️</w:t>
+      </w:r>
+      <w:r>
+        <w:t xml:space="preserve"> </w:t>
+      </w:r>
+      <w:r>
+        <w:rPr>
+          <w:b/>
+          <w:bCs/>
+        </w:rPr>
+        <w:t xml:space="preserve">Your turn:</w:t>
+      </w:r>
+      <w:r>
+        <w:t xml:space="preserve"> </w:t>
+      </w:r>
+      <w:r>
+        <w:t xml:space="preserve">What is your script named?</w:t>
+      </w:r>
+    </w:p>
+    <w:p>
+      <w:pPr>
+        <w:pStyle w:val="SourceCode"/>
+      </w:pPr>
+      <w:r>
+        <w:rPr>
+          <w:rStyle w:val="VerbatimChar"/>
+        </w:rPr>
+        <w:t xml:space="preserve">Your answer: </w:t>
       </w:r>
     </w:p>
     <w:p>
@@ -1161,14 +1441,24 @@
         </w:pict>
       </w:r>
     </w:p>
-    <w:bookmarkEnd w:id="21"/>
-    <w:bookmarkStart w:id="22" w:name="create-your-first-script"/>
+    <w:bookmarkEnd w:id="22"/>
+    <w:bookmarkEnd w:id="23"/>
+    <w:bookmarkStart w:id="31" w:name="part-3-how-r-works"/>
+    <w:p>
+      <w:pPr>
+        <w:pStyle w:val="Heading1"/>
+      </w:pPr>
+      <w:r>
+        <w:t xml:space="preserve">Part 3 · How R works</w:t>
+      </w:r>
+    </w:p>
+    <w:bookmarkStart w:id="24" w:name="r-as-a-calculator"/>
     <w:p>
       <w:pPr>
         <w:pStyle w:val="Heading3"/>
       </w:pPr>
       <w:r>
-        <w:t xml:space="preserve">Create your first script</w:t>
+        <w:t xml:space="preserve">R as a calculator</w:t>
       </w:r>
     </w:p>
     <w:p>
@@ -1176,7 +1466,7 @@
         <w:pStyle w:val="FirstParagraph"/>
       </w:pPr>
       <w:r>
-        <w:t xml:space="preserve">In Positron:</w:t>
+        <w:t xml:space="preserve">Type each line below into your</w:t>
       </w:r>
       <w:r>
         <w:t xml:space="preserve"> </w:t>
@@ -1186,55 +1476,153 @@
           <w:b/>
           <w:bCs/>
         </w:rPr>
-        <w:t xml:space="preserve">File → New File → R File</w:t>
-      </w:r>
-      <w:r>
-        <w:t xml:space="preserve">. An untitled file opens in the Editor pane.</w:t>
+        <w:t xml:space="preserve">Console</w:t>
+      </w:r>
+      <w:r>
+        <w:t xml:space="preserve"> </w:t>
+      </w:r>
+      <w:r>
+        <w:t xml:space="preserve">(not the script yet) and press Enter after each one.</w:t>
       </w:r>
     </w:p>
     <w:p>
       <w:pPr>
         <w:pStyle w:val="BodyText"/>
       </w:pPr>
-      <w:r>
-        <w:t xml:space="preserve">Save it immediately:</w:t>
-      </w:r>
-      <w:r>
-        <w:t xml:space="preserve"> </w:t>
-      </w:r>
       <w:r>
         <w:rPr>
           <w:b/>
           <w:bCs/>
         </w:rPr>
-        <w:t xml:space="preserve">Ctrl/Cmd + S</w:t>
-      </w:r>
-      <w:r>
-        <w:t xml:space="preserve">, name it</w:t>
-      </w:r>
-      <w:r>
-        <w:t xml:space="preserve"> </w:t>
-      </w:r>
-      <w:r>
-        <w:rPr>
-          <w:rStyle w:val="VerbatimChar"/>
-        </w:rPr>
-        <w:t xml:space="preserve">01_tree_analysis.R</w:t>
-      </w:r>
-      <w:r>
-        <w:t xml:space="preserve">, and save it inside</w:t>
-      </w:r>
-      <w:r>
-        <w:t xml:space="preserve"> </w:t>
-      </w:r>
-      <w:r>
-        <w:rPr>
-          <w:rStyle w:val="VerbatimChar"/>
-        </w:rPr>
-        <w:t xml:space="preserve">tree_exercise/scripts/</w:t>
-      </w:r>
-      <w:r>
-        <w:t xml:space="preserve">.</w:t>
+        <w:t xml:space="preserve">▶ Run this in the Console:</w:t>
+      </w:r>
+    </w:p>
+    <w:p>
+      <w:pPr>
+        <w:pStyle w:val="SourceCode"/>
+      </w:pPr>
+      <w:r>
+        <w:rPr>
+          <w:rStyle w:val="DecValTok"/>
+        </w:rPr>
+        <w:t xml:space="preserve">3</w:t>
+      </w:r>
+      <w:r>
+        <w:rPr>
+          <w:rStyle w:val="NormalTok"/>
+        </w:rPr>
+        <w:t xml:space="preserve"> </w:t>
+      </w:r>
+      <w:r>
+        <w:rPr>
+          <w:rStyle w:val="SpecialCharTok"/>
+        </w:rPr>
+        <w:t xml:space="preserve">+</w:t>
+      </w:r>
+      <w:r>
+        <w:rPr>
+          <w:rStyle w:val="NormalTok"/>
+        </w:rPr>
+        <w:t xml:space="preserve"> </w:t>
+      </w:r>
+      <w:r>
+        <w:rPr>
+          <w:rStyle w:val="DecValTok"/>
+        </w:rPr>
+        <w:t xml:space="preserve">5</w:t>
+      </w:r>
+      <w:r>
+        <w:br/>
+      </w:r>
+      <w:r>
+        <w:rPr>
+          <w:rStyle w:val="DecValTok"/>
+        </w:rPr>
+        <w:t xml:space="preserve">12</w:t>
+      </w:r>
+      <w:r>
+        <w:rPr>
+          <w:rStyle w:val="NormalTok"/>
+        </w:rPr>
+        <w:t xml:space="preserve"> </w:t>
+      </w:r>
+      <w:r>
+        <w:rPr>
+          <w:rStyle w:val="SpecialCharTok"/>
+        </w:rPr>
+        <w:t xml:space="preserve">/</w:t>
+      </w:r>
+      <w:r>
+        <w:rPr>
+          <w:rStyle w:val="NormalTok"/>
+        </w:rPr>
+        <w:t xml:space="preserve"> </w:t>
+      </w:r>
+      <w:r>
+        <w:rPr>
+          <w:rStyle w:val="DecValTok"/>
+        </w:rPr>
+        <w:t xml:space="preserve">7</w:t>
+      </w:r>
+      <w:r>
+        <w:br/>
+      </w:r>
+      <w:r>
+        <w:rPr>
+          <w:rStyle w:val="DecValTok"/>
+        </w:rPr>
+        <w:t xml:space="preserve">2</w:t>
+      </w:r>
+      <w:r>
+        <w:rPr>
+          <w:rStyle w:val="NormalTok"/>
+        </w:rPr>
+        <w:t xml:space="preserve"> </w:t>
+      </w:r>
+      <w:r>
+        <w:rPr>
+          <w:rStyle w:val="SpecialCharTok"/>
+        </w:rPr>
+        <w:t xml:space="preserve">^</w:t>
+      </w:r>
+      <w:r>
+        <w:rPr>
+          <w:rStyle w:val="NormalTok"/>
+        </w:rPr>
+        <w:t xml:space="preserve"> </w:t>
+      </w:r>
+      <w:r>
+        <w:rPr>
+          <w:rStyle w:val="DecValTok"/>
+        </w:rPr>
+        <w:t xml:space="preserve">10</w:t>
+      </w:r>
+      <w:r>
+        <w:br/>
+      </w:r>
+      <w:r>
+        <w:rPr>
+          <w:rStyle w:val="FunctionTok"/>
+        </w:rPr>
+        <w:t xml:space="preserve">sqrt</w:t>
+      </w:r>
+      <w:r>
+        <w:rPr>
+          <w:rStyle w:val="NormalTok"/>
+        </w:rPr>
+        <w:t xml:space="preserve">(</w:t>
+      </w:r>
+      <w:r>
+        <w:rPr>
+          <w:rStyle w:val="DecValTok"/>
+        </w:rPr>
+        <w:t xml:space="preserve">144</w:t>
+      </w:r>
+      <w:r>
+        <w:rPr>
+          <w:rStyle w:val="NormalTok"/>
+        </w:rPr>
+        <w:t xml:space="preserve">)</w:t>
       </w:r>
     </w:p>
     <w:p>
@@ -1242,7 +1630,7 @@
         <w:pStyle w:val="BlockText"/>
       </w:pPr>
       <w:r>
-        <w:t xml:space="preserve">💡</w:t>
+        <w:t xml:space="preserve">⚠️</w:t>
       </w:r>
       <w:r>
         <w:t xml:space="preserve"> </w:t>
@@ -1252,21 +1640,59 @@
           <w:b/>
           <w:bCs/>
         </w:rPr>
-        <w:t xml:space="preserve">Key idea:</w:t>
-      </w:r>
-      <w:r>
-        <w:t xml:space="preserve"> </w:t>
-      </w:r>
-      <w:r>
-        <w:t xml:space="preserve">Console = scratch paper. Script = the lab notebook you keep.</w:t>
-      </w:r>
-    </w:p>
-    <w:p>
-      <w:pPr>
-        <w:pStyle w:val="FirstParagraph"/>
-      </w:pPr>
-      <w:r>
-        <w:t xml:space="preserve">✏️</w:t>
+        <w:t xml:space="preserve">Watch out!</w:t>
+      </w:r>
+      <w:r>
+        <w:t xml:space="preserve"> </w:t>
+      </w:r>
+      <w:r>
+        <w:t xml:space="preserve">If you see a</w:t>
+      </w:r>
+      <w:r>
+        <w:t xml:space="preserve"> </w:t>
+      </w:r>
+      <w:r>
+        <w:rPr>
+          <w:rStyle w:val="VerbatimChar"/>
+        </w:rPr>
+        <w:t xml:space="preserve">+</w:t>
+      </w:r>
+      <w:r>
+        <w:t xml:space="preserve"> </w:t>
+      </w:r>
+      <w:r>
+        <w:t xml:space="preserve">at the</w:t>
+      </w:r>
+      <w:r>
+        <w:t xml:space="preserve"> </w:t>
+      </w:r>
+      <w:r>
+        <w:rPr>
+          <w:i/>
+          <w:iCs/>
+        </w:rPr>
+        <w:t xml:space="preserve">start</w:t>
+      </w:r>
+      <w:r>
+        <w:t xml:space="preserve"> </w:t>
+      </w:r>
+      <w:r>
+        <w:t xml:space="preserve">of a console line instead of the</w:t>
+      </w:r>
+      <w:r>
+        <w:t xml:space="preserve"> </w:t>
+      </w:r>
+      <w:r>
+        <w:rPr>
+          <w:rStyle w:val="VerbatimChar"/>
+        </w:rPr>
+        <w:t xml:space="preserve">&gt;</w:t>
+      </w:r>
+      <w:r>
+        <w:t xml:space="preserve"> </w:t>
+      </w:r>
+      <w:r>
+        <w:t xml:space="preserve">prompt, R is waiting for you to finish a command. Press</w:t>
       </w:r>
       <w:r>
         <w:t xml:space="preserve"> </w:t>
@@ -1276,13 +1702,67 @@
           <w:b/>
           <w:bCs/>
         </w:rPr>
+        <w:t xml:space="preserve">Esc</w:t>
+      </w:r>
+      <w:r>
+        <w:t xml:space="preserve"> </w:t>
+      </w:r>
+      <w:r>
+        <w:t xml:space="preserve">to cancel and start over.</w:t>
+      </w:r>
+    </w:p>
+    <w:p>
+      <w:pPr>
+        <w:pStyle w:val="FirstParagraph"/>
+      </w:pPr>
+      <w:r>
+        <w:t xml:space="preserve">✏️</w:t>
+      </w:r>
+      <w:r>
+        <w:t xml:space="preserve"> </w:t>
+      </w:r>
+      <w:r>
+        <w:rPr>
+          <w:b/>
+          <w:bCs/>
+        </w:rPr>
         <w:t xml:space="preserve">Your turn:</w:t>
       </w:r>
       <w:r>
         <w:t xml:space="preserve"> </w:t>
       </w:r>
       <w:r>
-        <w:t xml:space="preserve">What is your script named? Write it here:</w:t>
+        <w:t xml:space="preserve">What does</w:t>
+      </w:r>
+      <w:r>
+        <w:t xml:space="preserve"> </w:t>
+      </w:r>
+      <w:r>
+        <w:rPr>
+          <w:rStyle w:val="VerbatimChar"/>
+        </w:rPr>
+        <w:t xml:space="preserve">2 ^ 10</w:t>
+      </w:r>
+      <w:r>
+        <w:t xml:space="preserve"> </w:t>
+      </w:r>
+      <w:r>
+        <w:t xml:space="preserve">return? What does the</w:t>
+      </w:r>
+      <w:r>
+        <w:t xml:space="preserve"> </w:t>
+      </w:r>
+      <w:r>
+        <w:rPr>
+          <w:rStyle w:val="VerbatimChar"/>
+        </w:rPr>
+        <w:t xml:space="preserve">^</w:t>
+      </w:r>
+      <w:r>
+        <w:t xml:space="preserve"> </w:t>
+      </w:r>
+      <w:r>
+        <w:t xml:space="preserve">operator do?</w:t>
       </w:r>
     </w:p>
     <w:p>
@@ -1303,24 +1783,23 @@
         </w:pict>
       </w:r>
     </w:p>
-    <w:bookmarkEnd w:id="22"/>
-    <w:bookmarkEnd w:id="23"/>
-    <w:bookmarkStart w:id="31" w:name="part-3-how-r-works"/>
-    <w:p>
-      <w:pPr>
-        <w:pStyle w:val="Heading1"/>
-      </w:pPr>
-      <w:r>
-        <w:t xml:space="preserve">Part 3 · How R works</w:t>
-      </w:r>
-    </w:p>
-    <w:bookmarkStart w:id="24" w:name="r-as-a-calculator"/>
+    <w:bookmarkEnd w:id="24"/>
+    <w:bookmarkStart w:id="25" w:name="storing-values-with--"/>
     <w:p>
       <w:pPr>
         <w:pStyle w:val="Heading3"/>
       </w:pPr>
       <w:r>
-        <w:t xml:space="preserve">R as a calculator</w:t>
+        <w:t xml:space="preserve">Storing values with</w:t>
+      </w:r>
+      <w:r>
+        <w:t xml:space="preserve"> </w:t>
+      </w:r>
+      <w:r>
+        <w:rPr>
+          <w:rStyle w:val="VerbatimChar"/>
+        </w:rPr>
+        <w:t xml:space="preserve">&lt;-</w:t>
       </w:r>
     </w:p>
     <w:p>
@@ -1328,7 +1807,7 @@
         <w:pStyle w:val="FirstParagraph"/>
       </w:pPr>
       <w:r>
-        <w:t xml:space="preserve">Type each line below into your</w:t>
+        <w:t xml:space="preserve">To keep a value, give it a</w:t>
       </w:r>
       <w:r>
         <w:t xml:space="preserve"> </w:t>
@@ -1338,13 +1817,33 @@
           <w:b/>
           <w:bCs/>
         </w:rPr>
-        <w:t xml:space="preserve">Console</w:t>
-      </w:r>
-      <w:r>
-        <w:t xml:space="preserve"> </w:t>
-      </w:r>
-      <w:r>
-        <w:t xml:space="preserve">(not the script yet) and press</w:t>
+        <w:t xml:space="preserve">name</w:t>
+      </w:r>
+      <w:r>
+        <w:t xml:space="preserve"> </w:t>
+      </w:r>
+      <w:r>
+        <w:t xml:space="preserve">using the assignment operator</w:t>
+      </w:r>
+      <w:r>
+        <w:t xml:space="preserve"> </w:t>
+      </w:r>
+      <w:r>
+        <w:rPr>
+          <w:rStyle w:val="VerbatimChar"/>
+        </w:rPr>
+        <w:t xml:space="preserve">&lt;-</w:t>
+      </w:r>
+      <w:r>
+        <w:t xml:space="preserve">.</w:t>
+      </w:r>
+    </w:p>
+    <w:p>
+      <w:pPr>
+        <w:pStyle w:val="BodyText"/>
+      </w:pPr>
+      <w:r>
+        <w:t xml:space="preserve">Shortcut:</w:t>
       </w:r>
       <w:r>
         <w:t xml:space="preserve"> </w:t>
@@ -1354,223 +1853,159 @@
           <w:b/>
           <w:bCs/>
         </w:rPr>
-        <w:t xml:space="preserve">Enter</w:t>
-      </w:r>
-      <w:r>
-        <w:t xml:space="preserve"> </w:t>
-      </w:r>
-      <w:r>
-        <w:t xml:space="preserve">after each one.</w:t>
-      </w:r>
-    </w:p>
-    <w:p>
-      <w:pPr>
-        <w:pStyle w:val="BodyText"/>
-      </w:pPr>
+        <w:t xml:space="preserve">Alt + −</w:t>
+      </w:r>
+      <w:r>
+        <w:t xml:space="preserve"> </w:t>
+      </w:r>
+      <w:r>
+        <w:t xml:space="preserve">(Windows) or</w:t>
+      </w:r>
+      <w:r>
+        <w:t xml:space="preserve"> </w:t>
+      </w:r>
       <w:r>
         <w:rPr>
           <w:b/>
           <w:bCs/>
         </w:rPr>
-        <w:t xml:space="preserve">▶ Run this in the Console:</w:t>
-      </w:r>
-    </w:p>
-    <w:p>
-      <w:pPr>
-        <w:pStyle w:val="SourceCode"/>
-      </w:pPr>
-      <w:r>
-        <w:rPr>
-          <w:rStyle w:val="DecValTok"/>
-        </w:rPr>
-        <w:t xml:space="preserve">3</w:t>
-      </w:r>
-      <w:r>
-        <w:rPr>
-          <w:rStyle w:val="NormalTok"/>
-        </w:rPr>
-        <w:t xml:space="preserve"> </w:t>
-      </w:r>
-      <w:r>
-        <w:rPr>
-          <w:rStyle w:val="SpecialCharTok"/>
-        </w:rPr>
-        <w:t xml:space="preserve">+</w:t>
-      </w:r>
-      <w:r>
-        <w:rPr>
-          <w:rStyle w:val="NormalTok"/>
-        </w:rPr>
-        <w:t xml:space="preserve"> </w:t>
-      </w:r>
-      <w:r>
-        <w:rPr>
-          <w:rStyle w:val="DecValTok"/>
-        </w:rPr>
-        <w:t xml:space="preserve">5</w:t>
-      </w:r>
-      <w:r>
-        <w:br/>
-      </w:r>
-      <w:r>
-        <w:rPr>
-          <w:rStyle w:val="DecValTok"/>
-        </w:rPr>
-        <w:t xml:space="preserve">12</w:t>
-      </w:r>
-      <w:r>
-        <w:rPr>
-          <w:rStyle w:val="NormalTok"/>
-        </w:rPr>
-        <w:t xml:space="preserve"> </w:t>
-      </w:r>
-      <w:r>
-        <w:rPr>
-          <w:rStyle w:val="SpecialCharTok"/>
-        </w:rPr>
-        <w:t xml:space="preserve">/</w:t>
-      </w:r>
-      <w:r>
-        <w:rPr>
-          <w:rStyle w:val="NormalTok"/>
-        </w:rPr>
-        <w:t xml:space="preserve"> </w:t>
-      </w:r>
-      <w:r>
-        <w:rPr>
-          <w:rStyle w:val="DecValTok"/>
-        </w:rPr>
-        <w:t xml:space="preserve">7</w:t>
-      </w:r>
-      <w:r>
-        <w:br/>
-      </w:r>
-      <w:r>
-        <w:rPr>
-          <w:rStyle w:val="DecValTok"/>
-        </w:rPr>
-        <w:t xml:space="preserve">2</w:t>
-      </w:r>
-      <w:r>
-        <w:rPr>
-          <w:rStyle w:val="NormalTok"/>
-        </w:rPr>
-        <w:t xml:space="preserve"> </w:t>
-      </w:r>
-      <w:r>
-        <w:rPr>
-          <w:rStyle w:val="SpecialCharTok"/>
-        </w:rPr>
-        <w:t xml:space="preserve">^</w:t>
-      </w:r>
-      <w:r>
-        <w:rPr>
-          <w:rStyle w:val="NormalTok"/>
-        </w:rPr>
-        <w:t xml:space="preserve"> </w:t>
-      </w:r>
-      <w:r>
-        <w:rPr>
-          <w:rStyle w:val="DecValTok"/>
-        </w:rPr>
-        <w:t xml:space="preserve">10</w:t>
-      </w:r>
-      <w:r>
-        <w:br/>
-      </w:r>
-      <w:r>
-        <w:rPr>
-          <w:rStyle w:val="FunctionTok"/>
-        </w:rPr>
-        <w:t xml:space="preserve">sqrt</w:t>
-      </w:r>
-      <w:r>
-        <w:rPr>
-          <w:rStyle w:val="NormalTok"/>
-        </w:rPr>
-        <w:t xml:space="preserve">(</w:t>
-      </w:r>
-      <w:r>
-        <w:rPr>
-          <w:rStyle w:val="DecValTok"/>
-        </w:rPr>
-        <w:t xml:space="preserve">144</w:t>
-      </w:r>
-      <w:r>
-        <w:rPr>
-          <w:rStyle w:val="NormalTok"/>
-        </w:rPr>
-        <w:t xml:space="preserve">)</w:t>
-      </w:r>
-    </w:p>
-    <w:p>
-      <w:pPr>
-        <w:pStyle w:val="BlockText"/>
-      </w:pPr>
-      <w:r>
-        <w:t xml:space="preserve">⚠️</w:t>
-      </w:r>
-      <w:r>
-        <w:t xml:space="preserve"> </w:t>
-      </w:r>
+        <w:t xml:space="preserve">Option + −</w:t>
+      </w:r>
+      <w:r>
+        <w:t xml:space="preserve"> </w:t>
+      </w:r>
+      <w:r>
+        <w:t xml:space="preserve">(Mac) types</w:t>
+      </w:r>
+      <w:r>
+        <w:t xml:space="preserve"> </w:t>
+      </w:r>
+      <w:r>
+        <w:rPr>
+          <w:rStyle w:val="VerbatimChar"/>
+        </w:rPr>
+        <w:t xml:space="preserve">&lt;-</w:t>
+      </w:r>
+      <w:r>
+        <w:t xml:space="preserve"> </w:t>
+      </w:r>
+      <w:r>
+        <w:t xml:space="preserve">for you.</w:t>
+      </w:r>
+    </w:p>
+    <w:p>
+      <w:pPr>
+        <w:pStyle w:val="BodyText"/>
+      </w:pPr>
       <w:r>
         <w:rPr>
           <w:b/>
           <w:bCs/>
         </w:rPr>
-        <w:t xml:space="preserve">Watch out!</w:t>
-      </w:r>
-      <w:r>
-        <w:t xml:space="preserve"> </w:t>
-      </w:r>
-      <w:r>
-        <w:t xml:space="preserve">If you see a</w:t>
-      </w:r>
-      <w:r>
-        <w:t xml:space="preserve"> </w:t>
-      </w:r>
-      <w:r>
-        <w:rPr>
-          <w:rStyle w:val="VerbatimChar"/>
-        </w:rPr>
-        <w:t xml:space="preserve">+</w:t>
-      </w:r>
-      <w:r>
-        <w:t xml:space="preserve"> </w:t>
-      </w:r>
-      <w:r>
-        <w:t xml:space="preserve">at the</w:t>
-      </w:r>
-      <w:r>
-        <w:t xml:space="preserve"> </w:t>
-      </w:r>
-      <w:r>
-        <w:rPr>
-          <w:i/>
-          <w:iCs/>
-        </w:rPr>
-        <w:t xml:space="preserve">start</w:t>
-      </w:r>
-      <w:r>
-        <w:t xml:space="preserve"> </w:t>
-      </w:r>
-      <w:r>
-        <w:t xml:space="preserve">of a new console line instead of the</w:t>
-      </w:r>
-      <w:r>
-        <w:t xml:space="preserve"> </w:t>
-      </w:r>
-      <w:r>
-        <w:rPr>
-          <w:rStyle w:val="VerbatimChar"/>
-        </w:rPr>
-        <w:t xml:space="preserve">&gt;</w:t>
-      </w:r>
-      <w:r>
-        <w:t xml:space="preserve"> </w:t>
-      </w:r>
-      <w:r>
-        <w:t xml:space="preserve">prompt, R is waiting for you to finish a command. Press</w:t>
+        <w:t xml:space="preserve">▶ Run this in the Console:</w:t>
+      </w:r>
+    </w:p>
+    <w:p>
+      <w:pPr>
+        <w:pStyle w:val="SourceCode"/>
+      </w:pPr>
+      <w:r>
+        <w:rPr>
+          <w:rStyle w:val="NormalTok"/>
+        </w:rPr>
+        <w:t xml:space="preserve">x </w:t>
+      </w:r>
+      <w:r>
+        <w:rPr>
+          <w:rStyle w:val="OtherTok"/>
+        </w:rPr>
+        <w:t xml:space="preserve">&lt;-</w:t>
+      </w:r>
+      <w:r>
+        <w:rPr>
+          <w:rStyle w:val="NormalTok"/>
+        </w:rPr>
+        <w:t xml:space="preserve"> </w:t>
+      </w:r>
+      <w:r>
+        <w:rPr>
+          <w:rStyle w:val="DecValTok"/>
+        </w:rPr>
+        <w:t xml:space="preserve">7</w:t>
+      </w:r>
+      <w:r>
+        <w:rPr>
+          <w:rStyle w:val="NormalTok"/>
+        </w:rPr>
+        <w:t xml:space="preserve">          </w:t>
+      </w:r>
+      <w:r>
+        <w:rPr>
+          <w:rStyle w:val="CommentTok"/>
+        </w:rPr>
+        <w:t xml:space="preserve"># store 7 under the name x</w:t>
+      </w:r>
+      <w:r>
+        <w:br/>
+      </w:r>
+      <w:r>
+        <w:rPr>
+          <w:rStyle w:val="NormalTok"/>
+        </w:rPr>
+        <w:t xml:space="preserve">x               </w:t>
+      </w:r>
+      <w:r>
+        <w:rPr>
+          <w:rStyle w:val="CommentTok"/>
+        </w:rPr>
+        <w:t xml:space="preserve"># type the name to see it</w:t>
+      </w:r>
+      <w:r>
+        <w:br/>
+      </w:r>
+      <w:r>
+        <w:rPr>
+          <w:rStyle w:val="NormalTok"/>
+        </w:rPr>
+        <w:t xml:space="preserve">x </w:t>
+      </w:r>
+      <w:r>
+        <w:rPr>
+          <w:rStyle w:val="SpecialCharTok"/>
+        </w:rPr>
+        <w:t xml:space="preserve">*</w:t>
+      </w:r>
+      <w:r>
+        <w:rPr>
+          <w:rStyle w:val="NormalTok"/>
+        </w:rPr>
+        <w:t xml:space="preserve"> </w:t>
+      </w:r>
+      <w:r>
+        <w:rPr>
+          <w:rStyle w:val="DecValTok"/>
+        </w:rPr>
+        <w:t xml:space="preserve">2</w:t>
+      </w:r>
+      <w:r>
+        <w:rPr>
+          <w:rStyle w:val="NormalTok"/>
+        </w:rPr>
+        <w:t xml:space="preserve">           </w:t>
+      </w:r>
+      <w:r>
+        <w:rPr>
+          <w:rStyle w:val="CommentTok"/>
+        </w:rPr>
+        <w:t xml:space="preserve"># use it in math</w:t>
+      </w:r>
+    </w:p>
+    <w:p>
+      <w:pPr>
+        <w:pStyle w:val="FirstParagraph"/>
+      </w:pPr>
+      <w:r>
+        <w:t xml:space="preserve">Look at the</w:t>
       </w:r>
       <w:r>
         <w:t xml:space="preserve"> </w:t>
@@ -1580,18 +2015,33 @@
           <w:b/>
           <w:bCs/>
         </w:rPr>
-        <w:t xml:space="preserve">Esc</w:t>
-      </w:r>
-      <w:r>
-        <w:t xml:space="preserve"> </w:t>
-      </w:r>
-      <w:r>
-        <w:t xml:space="preserve">to cancel and start over.</w:t>
-      </w:r>
-    </w:p>
-    <w:p>
-      <w:pPr>
-        <w:pStyle w:val="FirstParagraph"/>
+        <w:t xml:space="preserve">Variables</w:t>
+      </w:r>
+      <w:r>
+        <w:t xml:space="preserve"> </w:t>
+      </w:r>
+      <w:r>
+        <w:t xml:space="preserve">pane on the right —</w:t>
+      </w:r>
+      <w:r>
+        <w:t xml:space="preserve"> </w:t>
+      </w:r>
+      <w:r>
+        <w:rPr>
+          <w:rStyle w:val="VerbatimChar"/>
+        </w:rPr>
+        <w:t xml:space="preserve">x</w:t>
+      </w:r>
+      <w:r>
+        <w:t xml:space="preserve"> </w:t>
+      </w:r>
+      <w:r>
+        <w:t xml:space="preserve">should appear there.</w:t>
+      </w:r>
+    </w:p>
+    <w:p>
+      <w:pPr>
+        <w:pStyle w:val="BodyText"/>
       </w:pPr>
       <w:r>
         <w:t xml:space="preserve">✏️</w:t>
@@ -1610,37 +2060,72 @@
         <w:t xml:space="preserve"> </w:t>
       </w:r>
       <w:r>
-        <w:t xml:space="preserve">What does</w:t>
-      </w:r>
-      <w:r>
-        <w:t xml:space="preserve"> </w:t>
-      </w:r>
-      <w:r>
-        <w:rPr>
-          <w:rStyle w:val="VerbatimChar"/>
-        </w:rPr>
-        <w:t xml:space="preserve">2 ^ 10</w:t>
-      </w:r>
-      <w:r>
-        <w:t xml:space="preserve"> </w:t>
-      </w:r>
-      <w:r>
-        <w:t xml:space="preserve">return? What does the</w:t>
-      </w:r>
-      <w:r>
-        <w:t xml:space="preserve"> </w:t>
-      </w:r>
-      <w:r>
-        <w:rPr>
-          <w:rStyle w:val="VerbatimChar"/>
-        </w:rPr>
-        <w:t xml:space="preserve">^</w:t>
-      </w:r>
-      <w:r>
-        <w:t xml:space="preserve"> </w:t>
-      </w:r>
-      <w:r>
-        <w:t xml:space="preserve">operator do?</w:t>
+        <w:t xml:space="preserve">Store the number</w:t>
+      </w:r>
+      <w:r>
+        <w:t xml:space="preserve"> </w:t>
+      </w:r>
+      <w:r>
+        <w:rPr>
+          <w:rStyle w:val="VerbatimChar"/>
+        </w:rPr>
+        <w:t xml:space="preserve">42</w:t>
+      </w:r>
+      <w:r>
+        <w:t xml:space="preserve"> </w:t>
+      </w:r>
+      <w:r>
+        <w:t xml:space="preserve">under the name</w:t>
+      </w:r>
+      <w:r>
+        <w:t xml:space="preserve"> </w:t>
+      </w:r>
+      <w:r>
+        <w:rPr>
+          <w:rStyle w:val="VerbatimChar"/>
+        </w:rPr>
+        <w:t xml:space="preserve">my_number</w:t>
+      </w:r>
+      <w:r>
+        <w:t xml:space="preserve">, then multiply</w:t>
+      </w:r>
+      <w:r>
+        <w:t xml:space="preserve"> </w:t>
+      </w:r>
+      <w:r>
+        <w:rPr>
+          <w:rStyle w:val="VerbatimChar"/>
+        </w:rPr>
+        <w:t xml:space="preserve">my_number</w:t>
+      </w:r>
+      <w:r>
+        <w:t xml:space="preserve"> </w:t>
+      </w:r>
+      <w:r>
+        <w:t xml:space="preserve">by</w:t>
+      </w:r>
+      <w:r>
+        <w:t xml:space="preserve"> </w:t>
+      </w:r>
+      <w:r>
+        <w:rPr>
+          <w:rStyle w:val="VerbatimChar"/>
+        </w:rPr>
+        <w:t xml:space="preserve">x</w:t>
+      </w:r>
+      <w:r>
+        <w:t xml:space="preserve">. What is the result?</w:t>
+      </w:r>
+    </w:p>
+    <w:p>
+      <w:pPr>
+        <w:pStyle w:val="SourceCode"/>
+      </w:pPr>
+      <w:r>
+        <w:rPr>
+          <w:rStyle w:val="CommentTok"/>
+        </w:rPr>
+        <w:t xml:space="preserve"># Write your code here:</w:t>
       </w:r>
     </w:p>
     <w:p>
@@ -1661,361 +2146,6 @@
         </w:pict>
       </w:r>
     </w:p>
-    <w:bookmarkEnd w:id="24"/>
-    <w:bookmarkStart w:id="25" w:name="storing-values-with--"/>
-    <w:p>
-      <w:pPr>
-        <w:pStyle w:val="Heading3"/>
-      </w:pPr>
-      <w:r>
-        <w:t xml:space="preserve">Storing values with</w:t>
-      </w:r>
-      <w:r>
-        <w:t xml:space="preserve"> </w:t>
-      </w:r>
-      <w:r>
-        <w:rPr>
-          <w:rStyle w:val="VerbatimChar"/>
-        </w:rPr>
-        <w:t xml:space="preserve">&lt;-</w:t>
-      </w:r>
-    </w:p>
-    <w:p>
-      <w:pPr>
-        <w:pStyle w:val="FirstParagraph"/>
-      </w:pPr>
-      <w:r>
-        <w:t xml:space="preserve">To keep a value, give it a</w:t>
-      </w:r>
-      <w:r>
-        <w:t xml:space="preserve"> </w:t>
-      </w:r>
-      <w:r>
-        <w:rPr>
-          <w:b/>
-          <w:bCs/>
-        </w:rPr>
-        <w:t xml:space="preserve">name</w:t>
-      </w:r>
-      <w:r>
-        <w:t xml:space="preserve"> </w:t>
-      </w:r>
-      <w:r>
-        <w:t xml:space="preserve">using the assignment operator</w:t>
-      </w:r>
-      <w:r>
-        <w:t xml:space="preserve"> </w:t>
-      </w:r>
-      <w:r>
-        <w:rPr>
-          <w:rStyle w:val="VerbatimChar"/>
-        </w:rPr>
-        <w:t xml:space="preserve">&lt;-</w:t>
-      </w:r>
-      <w:r>
-        <w:t xml:space="preserve">. Shortcut:</w:t>
-      </w:r>
-      <w:r>
-        <w:t xml:space="preserve"> </w:t>
-      </w:r>
-      <w:r>
-        <w:rPr>
-          <w:b/>
-          <w:bCs/>
-        </w:rPr>
-        <w:t xml:space="preserve">Alt + −</w:t>
-      </w:r>
-      <w:r>
-        <w:t xml:space="preserve"> </w:t>
-      </w:r>
-      <w:r>
-        <w:t xml:space="preserve">(Windows) or</w:t>
-      </w:r>
-      <w:r>
-        <w:t xml:space="preserve"> </w:t>
-      </w:r>
-      <w:r>
-        <w:rPr>
-          <w:b/>
-          <w:bCs/>
-        </w:rPr>
-        <w:t xml:space="preserve">Option + −</w:t>
-      </w:r>
-      <w:r>
-        <w:t xml:space="preserve"> </w:t>
-      </w:r>
-      <w:r>
-        <w:t xml:space="preserve">(Mac) types</w:t>
-      </w:r>
-      <w:r>
-        <w:t xml:space="preserve"> </w:t>
-      </w:r>
-      <w:r>
-        <w:rPr>
-          <w:rStyle w:val="VerbatimChar"/>
-        </w:rPr>
-        <w:t xml:space="preserve">&lt;-</w:t>
-      </w:r>
-      <w:r>
-        <w:t xml:space="preserve"> </w:t>
-      </w:r>
-      <w:r>
-        <w:t xml:space="preserve">for you.</w:t>
-      </w:r>
-    </w:p>
-    <w:p>
-      <w:pPr>
-        <w:pStyle w:val="BodyText"/>
-      </w:pPr>
-      <w:r>
-        <w:rPr>
-          <w:b/>
-          <w:bCs/>
-        </w:rPr>
-        <w:t xml:space="preserve">▶ Run this in the Console:</w:t>
-      </w:r>
-    </w:p>
-    <w:p>
-      <w:pPr>
-        <w:pStyle w:val="SourceCode"/>
-      </w:pPr>
-      <w:r>
-        <w:rPr>
-          <w:rStyle w:val="NormalTok"/>
-        </w:rPr>
-        <w:t xml:space="preserve">x </w:t>
-      </w:r>
-      <w:r>
-        <w:rPr>
-          <w:rStyle w:val="OtherTok"/>
-        </w:rPr>
-        <w:t xml:space="preserve">&lt;-</w:t>
-      </w:r>
-      <w:r>
-        <w:rPr>
-          <w:rStyle w:val="NormalTok"/>
-        </w:rPr>
-        <w:t xml:space="preserve"> </w:t>
-      </w:r>
-      <w:r>
-        <w:rPr>
-          <w:rStyle w:val="DecValTok"/>
-        </w:rPr>
-        <w:t xml:space="preserve">7</w:t>
-      </w:r>
-      <w:r>
-        <w:rPr>
-          <w:rStyle w:val="NormalTok"/>
-        </w:rPr>
-        <w:t xml:space="preserve">          </w:t>
-      </w:r>
-      <w:r>
-        <w:rPr>
-          <w:rStyle w:val="CommentTok"/>
-        </w:rPr>
-        <w:t xml:space="preserve"># store 7 under the name x</w:t>
-      </w:r>
-      <w:r>
-        <w:br/>
-      </w:r>
-      <w:r>
-        <w:rPr>
-          <w:rStyle w:val="NormalTok"/>
-        </w:rPr>
-        <w:t xml:space="preserve">x               </w:t>
-      </w:r>
-      <w:r>
-        <w:rPr>
-          <w:rStyle w:val="CommentTok"/>
-        </w:rPr>
-        <w:t xml:space="preserve"># type the name to see it</w:t>
-      </w:r>
-      <w:r>
-        <w:br/>
-      </w:r>
-      <w:r>
-        <w:rPr>
-          <w:rStyle w:val="NormalTok"/>
-        </w:rPr>
-        <w:t xml:space="preserve">x </w:t>
-      </w:r>
-      <w:r>
-        <w:rPr>
-          <w:rStyle w:val="SpecialCharTok"/>
-        </w:rPr>
-        <w:t xml:space="preserve">*</w:t>
-      </w:r>
-      <w:r>
-        <w:rPr>
-          <w:rStyle w:val="NormalTok"/>
-        </w:rPr>
-        <w:t xml:space="preserve"> </w:t>
-      </w:r>
-      <w:r>
-        <w:rPr>
-          <w:rStyle w:val="DecValTok"/>
-        </w:rPr>
-        <w:t xml:space="preserve">2</w:t>
-      </w:r>
-      <w:r>
-        <w:rPr>
-          <w:rStyle w:val="NormalTok"/>
-        </w:rPr>
-        <w:t xml:space="preserve">           </w:t>
-      </w:r>
-      <w:r>
-        <w:rPr>
-          <w:rStyle w:val="CommentTok"/>
-        </w:rPr>
-        <w:t xml:space="preserve"># use it in math</w:t>
-      </w:r>
-    </w:p>
-    <w:p>
-      <w:pPr>
-        <w:pStyle w:val="FirstParagraph"/>
-      </w:pPr>
-      <w:r>
-        <w:t xml:space="preserve">Look at the</w:t>
-      </w:r>
-      <w:r>
-        <w:t xml:space="preserve"> </w:t>
-      </w:r>
-      <w:r>
-        <w:rPr>
-          <w:b/>
-          <w:bCs/>
-        </w:rPr>
-        <w:t xml:space="preserve">Variables</w:t>
-      </w:r>
-      <w:r>
-        <w:t xml:space="preserve"> </w:t>
-      </w:r>
-      <w:r>
-        <w:t xml:space="preserve">pane on the right —</w:t>
-      </w:r>
-      <w:r>
-        <w:t xml:space="preserve"> </w:t>
-      </w:r>
-      <w:r>
-        <w:rPr>
-          <w:rStyle w:val="VerbatimChar"/>
-        </w:rPr>
-        <w:t xml:space="preserve">x</w:t>
-      </w:r>
-      <w:r>
-        <w:t xml:space="preserve"> </w:t>
-      </w:r>
-      <w:r>
-        <w:t xml:space="preserve">should appear there.</w:t>
-      </w:r>
-    </w:p>
-    <w:p>
-      <w:pPr>
-        <w:pStyle w:val="BodyText"/>
-      </w:pPr>
-      <w:r>
-        <w:t xml:space="preserve">✏️</w:t>
-      </w:r>
-      <w:r>
-        <w:t xml:space="preserve"> </w:t>
-      </w:r>
-      <w:r>
-        <w:rPr>
-          <w:b/>
-          <w:bCs/>
-        </w:rPr>
-        <w:t xml:space="preserve">Your turn:</w:t>
-      </w:r>
-      <w:r>
-        <w:t xml:space="preserve"> </w:t>
-      </w:r>
-      <w:r>
-        <w:t xml:space="preserve">Now store the number</w:t>
-      </w:r>
-      <w:r>
-        <w:t xml:space="preserve"> </w:t>
-      </w:r>
-      <w:r>
-        <w:rPr>
-          <w:rStyle w:val="VerbatimChar"/>
-        </w:rPr>
-        <w:t xml:space="preserve">42</w:t>
-      </w:r>
-      <w:r>
-        <w:t xml:space="preserve"> </w:t>
-      </w:r>
-      <w:r>
-        <w:t xml:space="preserve">under the name</w:t>
-      </w:r>
-      <w:r>
-        <w:t xml:space="preserve"> </w:t>
-      </w:r>
-      <w:r>
-        <w:rPr>
-          <w:rStyle w:val="VerbatimChar"/>
-        </w:rPr>
-        <w:t xml:space="preserve">my_number</w:t>
-      </w:r>
-      <w:r>
-        <w:t xml:space="preserve">, then multiply</w:t>
-      </w:r>
-      <w:r>
-        <w:t xml:space="preserve"> </w:t>
-      </w:r>
-      <w:r>
-        <w:rPr>
-          <w:rStyle w:val="VerbatimChar"/>
-        </w:rPr>
-        <w:t xml:space="preserve">my_number</w:t>
-      </w:r>
-      <w:r>
-        <w:t xml:space="preserve"> </w:t>
-      </w:r>
-      <w:r>
-        <w:t xml:space="preserve">by</w:t>
-      </w:r>
-      <w:r>
-        <w:t xml:space="preserve"> </w:t>
-      </w:r>
-      <w:r>
-        <w:rPr>
-          <w:rStyle w:val="VerbatimChar"/>
-        </w:rPr>
-        <w:t xml:space="preserve">x</w:t>
-      </w:r>
-      <w:r>
-        <w:t xml:space="preserve">. What is the result?</w:t>
-      </w:r>
-    </w:p>
-    <w:p>
-      <w:pPr>
-        <w:pStyle w:val="SourceCode"/>
-      </w:pPr>
-      <w:r>
-        <w:rPr>
-          <w:rStyle w:val="CommentTok"/>
-        </w:rPr>
-        <w:t xml:space="preserve"># Write your code here:</w:t>
-      </w:r>
-    </w:p>
-    <w:p>
-      <w:pPr>
-        <w:pStyle w:val="SourceCode"/>
-      </w:pPr>
-      <w:r>
-        <w:rPr>
-          <w:rStyle w:val="VerbatimChar"/>
-        </w:rPr>
-        <w:t xml:space="preserve">Your answer: </w:t>
-      </w:r>
-    </w:p>
-    <w:p>
-      <w:r>
-        <w:pict>
-          <v:rect style="width:0;height:1.5pt" o:hralign="center" o:hrstd="t" o:hr="t"/>
-        </w:pict>
-      </w:r>
-    </w:p>
     <w:bookmarkEnd w:id="25"/>
     <w:bookmarkStart w:id="26" w:name="naming-things-well"/>
     <w:p>
@@ -2031,7 +2161,7 @@
         <w:pStyle w:val="FirstParagraph"/>
       </w:pPr>
       <w:r>
-        <w:t xml:space="preserve">Good names make code readable months later. Rules:</w:t>
+        <w:t xml:space="preserve">Good names make code readable months later:</w:t>
       </w:r>
     </w:p>
     <w:p>
@@ -2146,7 +2276,7 @@
         <w:rPr>
           <w:rStyle w:val="VerbatimChar"/>
         </w:rPr>
-        <w:t xml:space="preserve">weight_kg</w:t>
+        <w:t xml:space="preserve">weight_g</w:t>
       </w:r>
       <w:r>
         <w:t xml:space="preserve"> </w:t>
@@ -2161,7 +2291,7 @@
         <w:rPr>
           <w:rStyle w:val="VerbatimChar"/>
         </w:rPr>
-        <w:t xml:space="preserve">Weight_kg</w:t>
+        <w:t xml:space="preserve">Weight_g</w:t>
       </w:r>
     </w:p>
     <w:p>
@@ -2214,7 +2344,7 @@
         <w:t xml:space="preserve"> </w:t>
       </w:r>
       <w:r>
-        <w:t xml:space="preserve">Which of these names are valid in R? Circle or write Y/N next to each.</w:t>
+        <w:t xml:space="preserve">Which of these names are valid in R? Write Y or N next to each.</w:t>
       </w:r>
     </w:p>
     <w:p>
@@ -2234,7 +2364,7 @@
         <w:rPr>
           <w:rStyle w:val="VerbatimChar"/>
         </w:rPr>
-        <w:t xml:space="preserve">3rdleaf         — </w:t>
+        <w:t xml:space="preserve">3rd_leaf        — </w:t>
       </w:r>
       <w:r>
         <w:br/>
@@ -2326,7 +2456,7 @@
         <w:t xml:space="preserve"> </w:t>
       </w:r>
       <w:r>
-        <w:t xml:space="preserve">— it is a note for humans. Shortcut to toggle a comment on/off:</w:t>
+        <w:t xml:space="preserve">— it is a note for humans. Shortcut to toggle:</w:t>
       </w:r>
       <w:r>
         <w:t xml:space="preserve"> </w:t>
@@ -2576,10 +2706,7 @@
         <w:t xml:space="preserve">( )</w:t>
       </w:r>
       <w:r>
-        <w:t xml:space="preserve"> </w:t>
-      </w:r>
-      <w:r>
-        <w:t xml:space="preserve">and it returns a result.</w:t>
+        <w:t xml:space="preserve">.</w:t>
       </w:r>
     </w:p>
     <w:p>
@@ -2888,20 +3015,7 @@
         <w:t xml:space="preserve"> </w:t>
       </w:r>
       <w:r>
-        <w:t xml:space="preserve">by name — just type it) to</w:t>
-      </w:r>
-      <w:r>
-        <w:t xml:space="preserve"> </w:t>
-      </w:r>
-      <w:r>
-        <w:rPr>
-          <w:b/>
-          <w:bCs/>
-        </w:rPr>
-        <w:t xml:space="preserve">4 decimal places</w:t>
-      </w:r>
-      <w:r>
-        <w:t xml:space="preserve">. Write your code and the result:</w:t>
+        <w:t xml:space="preserve">by name — just type it) to 4 decimal places.</w:t>
       </w:r>
     </w:p>
     <w:p>
@@ -3334,7 +3448,7 @@
         <w:t xml:space="preserve"> </w:t>
       </w:r>
       <w:r>
-        <w:t xml:space="preserve">with three color names of your choice. Then check its</w:t>
+        <w:t xml:space="preserve">with three color names of your choice. Check its</w:t>
       </w:r>
       <w:r>
         <w:t xml:space="preserve"> </w:t>
@@ -3410,7 +3524,7 @@
         <w:t xml:space="preserve">one type</w:t>
       </w:r>
       <w:r>
-        <w:t xml:space="preserve">. The main ones you will use:</w:t>
+        <w:t xml:space="preserve">:</w:t>
       </w:r>
     </w:p>
     <w:tbl>
@@ -3612,310 +3726,11 @@
           </w:p>
         </w:tc>
       </w:tr>
-      <w:tr>
-        <w:tc>
-          <w:tcPr/>
-          <w:p>
-            <w:pPr>
-              <w:pStyle w:val="Compact"/>
-            </w:pPr>
-            <w:r>
-              <w:rPr>
-                <w:rStyle w:val="VerbatimChar"/>
-              </w:rPr>
-              <w:t xml:space="preserve">integer</w:t>
-            </w:r>
-          </w:p>
-        </w:tc>
-        <w:tc>
-          <w:tcPr/>
-          <w:p>
-            <w:pPr>
-              <w:pStyle w:val="Compact"/>
-            </w:pPr>
-            <w:r>
-              <w:rPr>
-                <w:rStyle w:val="VerbatimChar"/>
-              </w:rPr>
-              <w:t xml:space="preserve">2L</w:t>
-            </w:r>
-          </w:p>
-        </w:tc>
-        <w:tc>
-          <w:tcPr/>
-          <w:p>
-            <w:pPr>
-              <w:pStyle w:val="Compact"/>
-            </w:pPr>
-            <w:r>
-              <w:t xml:space="preserve">Whole numbers only</w:t>
-            </w:r>
-          </w:p>
-        </w:tc>
-      </w:tr>
     </w:tbl>
     <w:p>
       <w:pPr>
         <w:pStyle w:val="BodyText"/>
       </w:pPr>
-      <w:r>
-        <w:rPr>
-          <w:b/>
-          <w:bCs/>
-        </w:rPr>
-        <w:t xml:space="preserve">▶ Run this in the Console:</w:t>
-      </w:r>
-    </w:p>
-    <w:p>
-      <w:pPr>
-        <w:pStyle w:val="SourceCode"/>
-      </w:pPr>
-      <w:r>
-        <w:rPr>
-          <w:rStyle w:val="FunctionTok"/>
-        </w:rPr>
-        <w:t xml:space="preserve">class</w:t>
-      </w:r>
-      <w:r>
-        <w:rPr>
-          <w:rStyle w:val="NormalTok"/>
-        </w:rPr>
-        <w:t xml:space="preserve">(</w:t>
-      </w:r>
-      <w:r>
-        <w:rPr>
-          <w:rStyle w:val="FunctionTok"/>
-        </w:rPr>
-        <w:t xml:space="preserve">c</w:t>
-      </w:r>
-      <w:r>
-        <w:rPr>
-          <w:rStyle w:val="NormalTok"/>
-        </w:rPr>
-        <w:t xml:space="preserve">(</w:t>
-      </w:r>
-      <w:r>
-        <w:rPr>
-          <w:rStyle w:val="DecValTok"/>
-        </w:rPr>
-        <w:t xml:space="preserve">1</w:t>
-      </w:r>
-      <w:r>
-        <w:rPr>
-          <w:rStyle w:val="NormalTok"/>
-        </w:rPr>
-        <w:t xml:space="preserve">, </w:t>
-      </w:r>
-      <w:r>
-        <w:rPr>
-          <w:rStyle w:val="DecValTok"/>
-        </w:rPr>
-        <w:t xml:space="preserve">2</w:t>
-      </w:r>
-      <w:r>
-        <w:rPr>
-          <w:rStyle w:val="NormalTok"/>
-        </w:rPr>
-        <w:t xml:space="preserve">, </w:t>
-      </w:r>
-      <w:r>
-        <w:rPr>
-          <w:rStyle w:val="DecValTok"/>
-        </w:rPr>
-        <w:t xml:space="preserve">3</w:t>
-      </w:r>
-      <w:r>
-        <w:rPr>
-          <w:rStyle w:val="NormalTok"/>
-        </w:rPr>
-        <w:t xml:space="preserve">))</w:t>
-      </w:r>
-      <w:r>
-        <w:br/>
-      </w:r>
-      <w:r>
-        <w:rPr>
-          <w:rStyle w:val="FunctionTok"/>
-        </w:rPr>
-        <w:t xml:space="preserve">class</w:t>
-      </w:r>
-      <w:r>
-        <w:rPr>
-          <w:rStyle w:val="NormalTok"/>
-        </w:rPr>
-        <w:t xml:space="preserve">(</w:t>
-      </w:r>
-      <w:r>
-        <w:rPr>
-          <w:rStyle w:val="FunctionTok"/>
-        </w:rPr>
-        <w:t xml:space="preserve">c</w:t>
-      </w:r>
-      <w:r>
-        <w:rPr>
-          <w:rStyle w:val="NormalTok"/>
-        </w:rPr>
-        <w:t xml:space="preserve">(</w:t>
-      </w:r>
-      <w:r>
-        <w:rPr>
-          <w:rStyle w:val="StringTok"/>
-        </w:rPr>
-        <w:t xml:space="preserve">"a"</w:t>
-      </w:r>
-      <w:r>
-        <w:rPr>
-          <w:rStyle w:val="NormalTok"/>
-        </w:rPr>
-        <w:t xml:space="preserve">, </w:t>
-      </w:r>
-      <w:r>
-        <w:rPr>
-          <w:rStyle w:val="StringTok"/>
-        </w:rPr>
-        <w:t xml:space="preserve">"b"</w:t>
-      </w:r>
-      <w:r>
-        <w:rPr>
-          <w:rStyle w:val="NormalTok"/>
-        </w:rPr>
-        <w:t xml:space="preserve">))</w:t>
-      </w:r>
-      <w:r>
-        <w:br/>
-      </w:r>
-      <w:r>
-        <w:rPr>
-          <w:rStyle w:val="FunctionTok"/>
-        </w:rPr>
-        <w:t xml:space="preserve">class</w:t>
-      </w:r>
-      <w:r>
-        <w:rPr>
-          <w:rStyle w:val="NormalTok"/>
-        </w:rPr>
-        <w:t xml:space="preserve">(</w:t>
-      </w:r>
-      <w:r>
-        <w:rPr>
-          <w:rStyle w:val="FunctionTok"/>
-        </w:rPr>
-        <w:t xml:space="preserve">c</w:t>
-      </w:r>
-      <w:r>
-        <w:rPr>
-          <w:rStyle w:val="NormalTok"/>
-        </w:rPr>
-        <w:t xml:space="preserve">(</w:t>
-      </w:r>
-      <w:r>
-        <w:rPr>
-          <w:rStyle w:val="ConstantTok"/>
-        </w:rPr>
-        <w:t xml:space="preserve">TRUE</w:t>
-      </w:r>
-      <w:r>
-        <w:rPr>
-          <w:rStyle w:val="NormalTok"/>
-        </w:rPr>
-        <w:t xml:space="preserve">, </w:t>
-      </w:r>
-      <w:r>
-        <w:rPr>
-          <w:rStyle w:val="ConstantTok"/>
-        </w:rPr>
-        <w:t xml:space="preserve">FALSE</w:t>
-      </w:r>
-      <w:r>
-        <w:rPr>
-          <w:rStyle w:val="NormalTok"/>
-        </w:rPr>
-        <w:t xml:space="preserve">))</w:t>
-      </w:r>
-      <w:r>
-        <w:br/>
-      </w:r>
-      <w:r>
-        <w:rPr>
-          <w:rStyle w:val="FunctionTok"/>
-        </w:rPr>
-        <w:t xml:space="preserve">class</w:t>
-      </w:r>
-      <w:r>
-        <w:rPr>
-          <w:rStyle w:val="NormalTok"/>
-        </w:rPr>
-        <w:t xml:space="preserve">(</w:t>
-      </w:r>
-      <w:r>
-        <w:rPr>
-          <w:rStyle w:val="FunctionTok"/>
-        </w:rPr>
-        <w:t xml:space="preserve">c</w:t>
-      </w:r>
-      <w:r>
-        <w:rPr>
-          <w:rStyle w:val="NormalTok"/>
-        </w:rPr>
-        <w:t xml:space="preserve">(</w:t>
-      </w:r>
-      <w:r>
-        <w:rPr>
-          <w:rStyle w:val="DecValTok"/>
-        </w:rPr>
-        <w:t xml:space="preserve">1</w:t>
-      </w:r>
-      <w:r>
-        <w:rPr>
-          <w:rStyle w:val="NormalTok"/>
-        </w:rPr>
-        <w:t xml:space="preserve">L, </w:t>
-      </w:r>
-      <w:r>
-        <w:rPr>
-          <w:rStyle w:val="DecValTok"/>
-        </w:rPr>
-        <w:t xml:space="preserve">2</w:t>
-      </w:r>
-      <w:r>
-        <w:rPr>
-          <w:rStyle w:val="NormalTok"/>
-        </w:rPr>
-        <w:t xml:space="preserve">L, </w:t>
-      </w:r>
-      <w:r>
-        <w:rPr>
-          <w:rStyle w:val="DecValTok"/>
-        </w:rPr>
-        <w:t xml:space="preserve">3</w:t>
-      </w:r>
-      <w:r>
-        <w:rPr>
-          <w:rStyle w:val="NormalTok"/>
-        </w:rPr>
-        <w:t xml:space="preserve">L))</w:t>
-      </w:r>
-    </w:p>
-    <w:p>
-      <w:pPr>
-        <w:pStyle w:val="BlockText"/>
-      </w:pPr>
-      <w:r>
-        <w:t xml:space="preserve">⚠️</w:t>
-      </w:r>
-      <w:r>
-        <w:t xml:space="preserve"> </w:t>
-      </w:r>
-      <w:r>
-        <w:rPr>
-          <w:b/>
-          <w:bCs/>
-        </w:rPr>
-        <w:t xml:space="preserve">Watch out!</w:t>
-      </w:r>
-      <w:r>
-        <w:t xml:space="preserve"> </w:t>
-      </w:r>
       <w:r>
         <w:t xml:space="preserve">Mix types and R silently converts everything to the most flexible type — numbers become text, TRUE becomes 1. This can cause surprising bugs.</w:t>
       </w:r>
@@ -3973,11 +3788,7 @@
     </w:p>
     <w:p>
       <w:pPr>
-        <w:pStyle w:val="Compact"/>
-        <w:numPr>
-          <w:ilvl w:val="0"/>
-          <w:numId w:val="1007"/>
-        </w:numPr>
+        <w:pStyle w:val="BodyText"/>
       </w:pPr>
       <w:r>
         <w:rPr>
@@ -3990,7 +3801,7 @@
         <w:t xml:space="preserve"> </w:t>
       </w:r>
       <w:r>
-        <w:t xml:space="preserve">(downloads the package to your computer):</w:t>
+        <w:t xml:space="preserve">— run this in the Console (not in your script):</w:t>
       </w:r>
     </w:p>
     <w:p>
@@ -4051,11 +3862,7 @@
     </w:p>
     <w:p>
       <w:pPr>
-        <w:pStyle w:val="Compact"/>
-        <w:numPr>
-          <w:ilvl w:val="0"/>
-          <w:numId w:val="1008"/>
-        </w:numPr>
+        <w:pStyle w:val="FirstParagraph"/>
       </w:pPr>
       <w:r>
         <w:rPr>
@@ -4068,59 +3875,7 @@
         <w:t xml:space="preserve"> </w:t>
       </w:r>
       <w:r>
-        <w:t xml:space="preserve">(activates the package for today):</w:t>
-      </w:r>
-    </w:p>
-    <w:p>
-      <w:pPr>
-        <w:pStyle w:val="SourceCode"/>
-      </w:pPr>
-      <w:r>
-        <w:rPr>
-          <w:rStyle w:val="FunctionTok"/>
-        </w:rPr>
-        <w:t xml:space="preserve">library</w:t>
-      </w:r>
-      <w:r>
-        <w:rPr>
-          <w:rStyle w:val="NormalTok"/>
-        </w:rPr>
-        <w:t xml:space="preserve">(tidyverse)   </w:t>
-      </w:r>
-      <w:r>
-        <w:rPr>
-          <w:rStyle w:val="CommentTok"/>
-        </w:rPr>
-        <w:t xml:space="preserve"># data wrangling + ggplot2 for plotting</w:t>
-      </w:r>
-      <w:r>
-        <w:br/>
-      </w:r>
-      <w:r>
-        <w:rPr>
-          <w:rStyle w:val="FunctionTok"/>
-        </w:rPr>
-        <w:t xml:space="preserve">library</w:t>
-      </w:r>
-      <w:r>
-        <w:rPr>
-          <w:rStyle w:val="NormalTok"/>
-        </w:rPr>
-        <w:t xml:space="preserve">(readxl)      </w:t>
-      </w:r>
-      <w:r>
-        <w:rPr>
-          <w:rStyle w:val="CommentTok"/>
-        </w:rPr>
-        <w:t xml:space="preserve"># reading Excel files</w:t>
-      </w:r>
-    </w:p>
-    <w:p>
-      <w:pPr>
-        <w:pStyle w:val="BlockText"/>
-      </w:pPr>
-      <w:r>
-        <w:t xml:space="preserve">⚠️</w:t>
+        <w:t xml:space="preserve">— put this at the</w:t>
       </w:r>
       <w:r>
         <w:t xml:space="preserve"> </w:t>
@@ -4130,25 +3885,78 @@
           <w:b/>
           <w:bCs/>
         </w:rPr>
+        <w:t xml:space="preserve">top of every script you write</w:t>
+      </w:r>
+      <w:r>
+        <w:t xml:space="preserve">:</w:t>
+      </w:r>
+    </w:p>
+    <w:p>
+      <w:pPr>
+        <w:pStyle w:val="SourceCode"/>
+      </w:pPr>
+      <w:r>
+        <w:rPr>
+          <w:rStyle w:val="FunctionTok"/>
+        </w:rPr>
+        <w:t xml:space="preserve">library</w:t>
+      </w:r>
+      <w:r>
+        <w:rPr>
+          <w:rStyle w:val="NormalTok"/>
+        </w:rPr>
+        <w:t xml:space="preserve">(tidyverse)   </w:t>
+      </w:r>
+      <w:r>
+        <w:rPr>
+          <w:rStyle w:val="CommentTok"/>
+        </w:rPr>
+        <w:t xml:space="preserve"># data wrangling + ggplot2 for plotting</w:t>
+      </w:r>
+      <w:r>
+        <w:br/>
+      </w:r>
+      <w:r>
+        <w:rPr>
+          <w:rStyle w:val="FunctionTok"/>
+        </w:rPr>
+        <w:t xml:space="preserve">library</w:t>
+      </w:r>
+      <w:r>
+        <w:rPr>
+          <w:rStyle w:val="NormalTok"/>
+        </w:rPr>
+        <w:t xml:space="preserve">(readxl)      </w:t>
+      </w:r>
+      <w:r>
+        <w:rPr>
+          <w:rStyle w:val="CommentTok"/>
+        </w:rPr>
+        <w:t xml:space="preserve"># reading Excel files</w:t>
+      </w:r>
+    </w:p>
+    <w:p>
+      <w:pPr>
+        <w:pStyle w:val="BlockText"/>
+      </w:pPr>
+      <w:r>
+        <w:t xml:space="preserve">⚠️</w:t>
+      </w:r>
+      <w:r>
+        <w:t xml:space="preserve"> </w:t>
+      </w:r>
+      <w:r>
+        <w:rPr>
+          <w:b/>
+          <w:bCs/>
+        </w:rPr>
         <w:t xml:space="preserve">Watch out!</w:t>
       </w:r>
       <w:r>
         <w:t xml:space="preserve"> </w:t>
       </w:r>
       <w:r>
-        <w:t xml:space="preserve">A very common first-day error is forgetting</w:t>
-      </w:r>
-      <w:r>
-        <w:t xml:space="preserve"> </w:t>
-      </w:r>
-      <w:r>
-        <w:rPr>
-          <w:rStyle w:val="VerbatimChar"/>
-        </w:rPr>
-        <w:t xml:space="preserve">library(tidyverse)</w:t>
-      </w:r>
-      <w:r>
-        <w:t xml:space="preserve">. If R says</w:t>
+        <w:t xml:space="preserve">If R says</w:t>
       </w:r>
       <w:r>
         <w:t xml:space="preserve"> </w:t>
@@ -4183,22 +3991,19 @@
         <w:t xml:space="preserve">”</w:t>
       </w:r>
       <w:r>
-        <w:t xml:space="preserve">, you skipped the</w:t>
-      </w:r>
-      <w:r>
-        <w:t xml:space="preserve"> </w:t>
-      </w:r>
-      <w:r>
-        <w:rPr>
-          <w:rStyle w:val="VerbatimChar"/>
-        </w:rPr>
-        <w:t xml:space="preserve">library()</w:t>
-      </w:r>
-      <w:r>
-        <w:t xml:space="preserve"> </w:t>
-      </w:r>
-      <w:r>
-        <w:t xml:space="preserve">line.</w:t>
+        <w:t xml:space="preserve">, you forgot</w:t>
+      </w:r>
+      <w:r>
+        <w:t xml:space="preserve"> </w:t>
+      </w:r>
+      <w:r>
+        <w:rPr>
+          <w:rStyle w:val="VerbatimChar"/>
+        </w:rPr>
+        <w:t xml:space="preserve">library(readxl)</w:t>
+      </w:r>
+      <w:r>
+        <w:t xml:space="preserve">. You must reload libraries every time you restart R.</w:t>
       </w:r>
     </w:p>
     <w:p>
@@ -4210,13 +4015,7 @@
           <w:b/>
           <w:bCs/>
         </w:rPr>
-        <w:t xml:space="preserve">▶ Run this in your Script</w:t>
-      </w:r>
-      <w:r>
-        <w:t xml:space="preserve"> </w:t>
-      </w:r>
-      <w:r>
-        <w:t xml:space="preserve">(top of the script — packages always go at the top):</w:t>
+        <w:t xml:space="preserve">▶ Run this at the very top of your Script:</w:t>
       </w:r>
     </w:p>
     <w:p>
@@ -4227,7 +4026,7 @@
         <w:rPr>
           <w:rStyle w:val="CommentTok"/>
         </w:rPr>
-        <w:t xml:space="preserve"># ── Packages ──────────────────────────────────────────────────────────────────</w:t>
+        <w:t xml:space="preserve"># ── Packages ────────────────────────────────────────────────</w:t>
       </w:r>
       <w:r>
         <w:br/>
@@ -4316,7 +4115,7 @@
     </w:p>
     <w:bookmarkEnd w:id="32"/>
     <w:bookmarkEnd w:id="33"/>
-    <w:bookmarkStart w:id="38" w:name="part-5-load-the-tree-data"/>
+    <w:bookmarkStart w:id="37" w:name="part-5-load-the-tree-data"/>
     <w:p>
       <w:pPr>
         <w:pStyle w:val="Heading1"/>
@@ -4325,13 +4124,13 @@
         <w:t xml:space="preserve">Part 5 · Load the tree data</w:t>
       </w:r>
     </w:p>
-    <w:bookmarkStart w:id="34" w:name="read-the-excel-file"/>
+    <w:bookmarkStart w:id="34" w:name="two-functions-two-file-types"/>
     <w:p>
       <w:pPr>
         <w:pStyle w:val="Heading3"/>
       </w:pPr>
       <w:r>
-        <w:t xml:space="preserve">Read the Excel file</w:t>
+        <w:t xml:space="preserve">Two functions — two file types</w:t>
       </w:r>
     </w:p>
     <w:p>
@@ -4354,12 +4153,24 @@
         <w:rPr>
           <w:rStyle w:val="CommentTok"/>
         </w:rPr>
-        <w:t xml:space="preserve"># ── Load data ─────────────────────────────────────────────────────────────────</w:t>
+        <w:t xml:space="preserve"># ── Load data ────────────────────────────────────────────────</w:t>
       </w:r>
       <w:r>
         <w:br/>
       </w:r>
       <w:r>
+        <w:br/>
+      </w:r>
+      <w:r>
+        <w:rPr>
+          <w:rStyle w:val="CommentTok"/>
+        </w:rPr>
+        <w:t xml:space="preserve"># Excel files (.xlsx) — needs library(readxl)</w:t>
+      </w:r>
+      <w:r>
+        <w:br/>
+      </w:r>
+      <w:r>
         <w:rPr>
           <w:rStyle w:val="NormalTok"/>
         </w:rPr>
@@ -4393,7 +4204,7 @@
         <w:rPr>
           <w:rStyle w:val="StringTok"/>
         </w:rPr>
-        <w:t xml:space="preserve">"data_raw/2026_06_25_tree_experiment_raw_data.xlsx"</w:t>
+        <w:t xml:space="preserve">"data/2026_06_25_tree_experiment_raw_data.xlsx"</w:t>
       </w:r>
       <w:r>
         <w:rPr>
@@ -4463,7 +4274,10 @@
         <w:t xml:space="preserve">column names</w:t>
       </w:r>
       <w:r>
-        <w:t xml:space="preserve">.</w:t>
+        <w:t xml:space="preserve"> </w:t>
+      </w:r>
+      <w:r>
+        <w:t xml:space="preserve">in R.</w:t>
       </w:r>
     </w:p>
     <w:p>
@@ -4471,16 +4285,16 @@
         <w:pStyle w:val="FirstParagraph"/>
       </w:pPr>
       <w:r>
-        <w:t xml:space="preserve">Notice the path</w:t>
-      </w:r>
-      <w:r>
-        <w:t xml:space="preserve"> </w:t>
-      </w:r>
-      <w:r>
-        <w:rPr>
-          <w:rStyle w:val="VerbatimChar"/>
-        </w:rPr>
-        <w:t xml:space="preserve">"data_raw/..."</w:t>
+        <w:t xml:space="preserve">The path</w:t>
+      </w:r>
+      <w:r>
+        <w:t xml:space="preserve"> </w:t>
+      </w:r>
+      <w:r>
+        <w:rPr>
+          <w:rStyle w:val="VerbatimChar"/>
+        </w:rPr>
+        <w:t xml:space="preserve">"data/..."</w:t>
       </w:r>
       <w:r>
         <w:t xml:space="preserve"> </w:t>
@@ -4502,7 +4316,159 @@
         <w:t xml:space="preserve"> </w:t>
       </w:r>
       <w:r>
-        <w:t xml:space="preserve">to your project folder — this works on anyone’s computer, not just yours.</w:t>
+        <w:t xml:space="preserve">to your project folder. It works on anyone’s computer — not just yours.</w:t>
+      </w:r>
+    </w:p>
+    <w:bookmarkEnd w:id="34"/>
+    <w:bookmarkStart w:id="35" w:name="also-read-csv-files-with-read_csv"/>
+    <w:p>
+      <w:pPr>
+        <w:pStyle w:val="Heading3"/>
+      </w:pPr>
+      <w:r>
+        <w:t xml:space="preserve">Also: read CSV files with</w:t>
+      </w:r>
+      <w:r>
+        <w:t xml:space="preserve"> </w:t>
+      </w:r>
+      <w:r>
+        <w:rPr>
+          <w:rStyle w:val="VerbatimChar"/>
+        </w:rPr>
+        <w:t xml:space="preserve">read_csv()</w:t>
+      </w:r>
+    </w:p>
+    <w:p>
+      <w:pPr>
+        <w:pStyle w:val="FirstParagraph"/>
+      </w:pPr>
+      <w:r>
+        <w:t xml:space="preserve">Many public datasets (NOAA climate data, iNaturalist, eBird) come as</w:t>
+      </w:r>
+      <w:r>
+        <w:t xml:space="preserve"> </w:t>
+      </w:r>
+      <w:r>
+        <w:rPr>
+          <w:rStyle w:val="VerbatimChar"/>
+        </w:rPr>
+        <w:t xml:space="preserve">.csv</w:t>
+      </w:r>
+      <w:r>
+        <w:t xml:space="preserve"> </w:t>
+      </w:r>
+      <w:r>
+        <w:t xml:space="preserve">files. The tidyverse provides</w:t>
+      </w:r>
+      <w:r>
+        <w:t xml:space="preserve"> </w:t>
+      </w:r>
+      <w:r>
+        <w:rPr>
+          <w:rStyle w:val="VerbatimChar"/>
+        </w:rPr>
+        <w:t xml:space="preserve">read_csv()</w:t>
+      </w:r>
+      <w:r>
+        <w:t xml:space="preserve"> </w:t>
+      </w:r>
+      <w:r>
+        <w:t xml:space="preserve">for these:</w:t>
+      </w:r>
+    </w:p>
+    <w:p>
+      <w:pPr>
+        <w:pStyle w:val="SourceCode"/>
+      </w:pPr>
+      <w:r>
+        <w:rPr>
+          <w:rStyle w:val="CommentTok"/>
+        </w:rPr>
+        <w:t xml:space="preserve"># CSV files (.csv) — comes with tidyverse, no extra install</w:t>
+      </w:r>
+      <w:r>
+        <w:br/>
+      </w:r>
+      <w:r>
+        <w:rPr>
+          <w:rStyle w:val="CommentTok"/>
+        </w:rPr>
+        <w:t xml:space="preserve"># noaa_df &lt;- read_csv("data/noaa_global_yearly_temps.csv")</w:t>
+      </w:r>
+    </w:p>
+    <w:p>
+      <w:pPr>
+        <w:pStyle w:val="BlockText"/>
+      </w:pPr>
+      <w:r>
+        <w:t xml:space="preserve">💡</w:t>
+      </w:r>
+      <w:r>
+        <w:t xml:space="preserve"> </w:t>
+      </w:r>
+      <w:r>
+        <w:rPr>
+          <w:b/>
+          <w:bCs/>
+        </w:rPr>
+        <w:t xml:space="preserve">Key difference:</w:t>
+      </w:r>
+      <w:r>
+        <w:t xml:space="preserve"> </w:t>
+      </w:r>
+      <w:r>
+        <w:rPr>
+          <w:rStyle w:val="VerbatimChar"/>
+        </w:rPr>
+        <w:t xml:space="preserve">read_excel()</w:t>
+      </w:r>
+      <w:r>
+        <w:t xml:space="preserve"> </w:t>
+      </w:r>
+      <w:r>
+        <w:t xml:space="preserve">needs</w:t>
+      </w:r>
+      <w:r>
+        <w:t xml:space="preserve"> </w:t>
+      </w:r>
+      <w:r>
+        <w:rPr>
+          <w:rStyle w:val="VerbatimChar"/>
+        </w:rPr>
+        <w:t xml:space="preserve">library(readxl)</w:t>
+      </w:r>
+      <w:r>
+        <w:t xml:space="preserve">.</w:t>
+      </w:r>
+      <w:r>
+        <w:t xml:space="preserve"> </w:t>
+      </w:r>
+      <w:r>
+        <w:rPr>
+          <w:rStyle w:val="VerbatimChar"/>
+        </w:rPr>
+        <w:t xml:space="preserve">read_csv()</w:t>
+      </w:r>
+      <w:r>
+        <w:t xml:space="preserve"> </w:t>
+      </w:r>
+      <w:r>
+        <w:t xml:space="preserve">comes with</w:t>
+      </w:r>
+      <w:r>
+        <w:t xml:space="preserve"> </w:t>
+      </w:r>
+      <w:r>
+        <w:rPr>
+          <w:rStyle w:val="VerbatimChar"/>
+        </w:rPr>
+        <w:t xml:space="preserve">library(tidyverse)</w:t>
+      </w:r>
+      <w:r>
+        <w:t xml:space="preserve"> </w:t>
+      </w:r>
+      <w:r>
+        <w:t xml:space="preserve">— no extra install needed.</w:t>
       </w:r>
     </w:p>
     <w:p>
@@ -4512,8 +4478,8 @@
         </w:pict>
       </w:r>
     </w:p>
-    <w:bookmarkEnd w:id="34"/>
-    <w:bookmarkStart w:id="35" w:name="meet-the-data-frame"/>
+    <w:bookmarkEnd w:id="35"/>
+    <w:bookmarkStart w:id="36" w:name="meet-the-data-frame"/>
     <w:p>
       <w:pPr>
         <w:pStyle w:val="Heading3"/>
@@ -4883,14 +4849,15 @@
         </w:pict>
       </w:r>
     </w:p>
-    <w:bookmarkEnd w:id="35"/>
-    <w:bookmarkStart w:id="36" w:name="always-eyeball-a-new-dataset"/>
-    <w:p>
-      <w:pPr>
-        <w:pStyle w:val="Heading3"/>
-      </w:pPr>
-      <w:r>
-        <w:t xml:space="preserve">Always eyeball a new dataset</w:t>
+    <w:bookmarkEnd w:id="36"/>
+    <w:bookmarkEnd w:id="37"/>
+    <w:bookmarkStart w:id="38" w:name="part-6-inspect-a-new-dataset"/>
+    <w:p>
+      <w:pPr>
+        <w:pStyle w:val="Heading1"/>
+      </w:pPr>
+      <w:r>
+        <w:t xml:space="preserve">Part 6 · Inspect a new dataset</w:t>
       </w:r>
     </w:p>
     <w:p>
@@ -4902,159 +4869,19 @@
           <w:b/>
           <w:bCs/>
         </w:rPr>
-        <w:t xml:space="preserve">▶ Run each of these in your Script:</w:t>
-      </w:r>
-    </w:p>
-    <w:p>
-      <w:pPr>
-        <w:pStyle w:val="SourceCode"/>
-      </w:pPr>
-      <w:r>
-        <w:rPr>
-          <w:rStyle w:val="FunctionTok"/>
-        </w:rPr>
-        <w:t xml:space="preserve">head</w:t>
-      </w:r>
-      <w:r>
-        <w:rPr>
-          <w:rStyle w:val="NormalTok"/>
-        </w:rPr>
-        <w:t xml:space="preserve">(tree_df)       </w:t>
-      </w:r>
-      <w:r>
-        <w:rPr>
-          <w:rStyle w:val="CommentTok"/>
-        </w:rPr>
-        <w:t xml:space="preserve"># first 6 rows</w:t>
-      </w:r>
-      <w:r>
-        <w:br/>
-      </w:r>
-      <w:r>
-        <w:rPr>
-          <w:rStyle w:val="FunctionTok"/>
-        </w:rPr>
-        <w:t xml:space="preserve">tail</w:t>
-      </w:r>
-      <w:r>
-        <w:rPr>
-          <w:rStyle w:val="NormalTok"/>
-        </w:rPr>
-        <w:t xml:space="preserve">(tree_df)       </w:t>
-      </w:r>
-      <w:r>
-        <w:rPr>
-          <w:rStyle w:val="CommentTok"/>
-        </w:rPr>
-        <w:t xml:space="preserve"># last 6 rows</w:t>
-      </w:r>
-      <w:r>
-        <w:br/>
-      </w:r>
-      <w:r>
-        <w:rPr>
-          <w:rStyle w:val="FunctionTok"/>
-        </w:rPr>
-        <w:t xml:space="preserve">dim</w:t>
-      </w:r>
-      <w:r>
-        <w:rPr>
-          <w:rStyle w:val="NormalTok"/>
-        </w:rPr>
-        <w:t xml:space="preserve">(tree_df)        </w:t>
-      </w:r>
-      <w:r>
-        <w:rPr>
-          <w:rStyle w:val="CommentTok"/>
-        </w:rPr>
-        <w:t xml:space="preserve"># (rows, columns)</w:t>
-      </w:r>
-      <w:r>
-        <w:br/>
-      </w:r>
-      <w:r>
-        <w:rPr>
-          <w:rStyle w:val="FunctionTok"/>
-        </w:rPr>
-        <w:t xml:space="preserve">names</w:t>
-      </w:r>
-      <w:r>
-        <w:rPr>
-          <w:rStyle w:val="NormalTok"/>
-        </w:rPr>
-        <w:t xml:space="preserve">(tree_df)      </w:t>
-      </w:r>
-      <w:r>
-        <w:rPr>
-          <w:rStyle w:val="CommentTok"/>
-        </w:rPr>
-        <w:t xml:space="preserve"># column names</w:t>
-      </w:r>
-      <w:r>
-        <w:br/>
-      </w:r>
-      <w:r>
-        <w:rPr>
-          <w:rStyle w:val="FunctionTok"/>
-        </w:rPr>
-        <w:t xml:space="preserve">str</w:t>
-      </w:r>
-      <w:r>
-        <w:rPr>
-          <w:rStyle w:val="NormalTok"/>
-        </w:rPr>
-        <w:t xml:space="preserve">(tree_df)        </w:t>
-      </w:r>
-      <w:r>
-        <w:rPr>
-          <w:rStyle w:val="CommentTok"/>
-        </w:rPr>
-        <w:t xml:space="preserve"># type of every column</w:t>
-      </w:r>
-      <w:r>
-        <w:br/>
-      </w:r>
-      <w:r>
-        <w:rPr>
-          <w:rStyle w:val="FunctionTok"/>
-        </w:rPr>
-        <w:t xml:space="preserve">summary</w:t>
-      </w:r>
-      <w:r>
-        <w:rPr>
-          <w:rStyle w:val="NormalTok"/>
-        </w:rPr>
-        <w:t xml:space="preserve">(tree_df)    </w:t>
-      </w:r>
-      <w:r>
-        <w:rPr>
-          <w:rStyle w:val="CommentTok"/>
-        </w:rPr>
-        <w:t xml:space="preserve"># min / mean / max per column</w:t>
-      </w:r>
-    </w:p>
-    <w:p>
-      <w:pPr>
-        <w:pStyle w:val="FirstParagraph"/>
-      </w:pPr>
-      <w:r>
-        <w:t xml:space="preserve">✏️</w:t>
-      </w:r>
-      <w:r>
-        <w:t xml:space="preserve"> </w:t>
-      </w:r>
+        <w:t xml:space="preserve">Always eyeball a new dataset before doing any analysis.</w:t>
+      </w:r>
+    </w:p>
+    <w:p>
+      <w:pPr>
+        <w:pStyle w:val="BodyText"/>
+      </w:pPr>
       <w:r>
         <w:rPr>
           <w:b/>
           <w:bCs/>
         </w:rPr>
-        <w:t xml:space="preserve">Your turn:</w:t>
-      </w:r>
-      <w:r>
-        <w:t xml:space="preserve"> </w:t>
-      </w:r>
-      <w:r>
-        <w:t xml:space="preserve">Answer these questions from the output above.</w:t>
+        <w:t xml:space="preserve">▶ Run each of these in your Script:</w:t>
       </w:r>
     </w:p>
     <w:p>
@@ -5063,9 +4890,21 @@
       </w:pPr>
       <w:r>
         <w:rPr>
-          <w:rStyle w:val="VerbatimChar"/>
-        </w:rPr>
-        <w:t xml:space="preserve">How many rows does tree_df have?          </w:t>
+          <w:rStyle w:val="FunctionTok"/>
+        </w:rPr>
+        <w:t xml:space="preserve">head</w:t>
+      </w:r>
+      <w:r>
+        <w:rPr>
+          <w:rStyle w:val="NormalTok"/>
+        </w:rPr>
+        <w:t xml:space="preserve">(tree_df)       </w:t>
+      </w:r>
+      <w:r>
+        <w:rPr>
+          <w:rStyle w:val="CommentTok"/>
+        </w:rPr>
+        <w:t xml:space="preserve"># first 6 rows</w:t>
       </w:r>
       <w:r>
         <w:br/>
@@ -5075,45 +4914,126 @@
       </w:r>
       <w:r>
         <w:rPr>
-          <w:rStyle w:val="VerbatimChar"/>
-        </w:rPr>
-        <w:t xml:space="preserve">How many columns?                         </w:t>
+          <w:rStyle w:val="CommentTok"/>
+        </w:rPr>
+        <w:t xml:space="preserve"># glimpse() is the tidyverse way — one line per column</w:t>
       </w:r>
       <w:r>
         <w:br/>
       </w:r>
       <w:r>
+        <w:rPr>
+          <w:rStyle w:val="FunctionTok"/>
+        </w:rPr>
+        <w:t xml:space="preserve">glimpse</w:t>
+      </w:r>
+      <w:r>
+        <w:rPr>
+          <w:rStyle w:val="NormalTok"/>
+        </w:rPr>
+        <w:t xml:space="preserve">(tree_df)    </w:t>
+      </w:r>
+      <w:r>
+        <w:rPr>
+          <w:rStyle w:val="CommentTok"/>
+        </w:rPr>
+        <w:t xml:space="preserve"># column names, types, first values</w:t>
+      </w:r>
+      <w:r>
         <w:br/>
       </w:r>
       <w:r>
-        <w:rPr>
-          <w:rStyle w:val="VerbatimChar"/>
-        </w:rPr>
-        <w:t xml:space="preserve">What type does R report for `side`?       </w:t>
-      </w:r>
-      <w:r>
         <w:br/>
       </w:r>
       <w:r>
+        <w:rPr>
+          <w:rStyle w:val="CommentTok"/>
+        </w:rPr>
+        <w:t xml:space="preserve"># Base R equivalents (give similar info)</w:t>
+      </w:r>
+      <w:r>
         <w:br/>
       </w:r>
       <w:r>
         <w:rPr>
-          <w:rStyle w:val="VerbatimChar"/>
-        </w:rPr>
-        <w:t xml:space="preserve">What is the mean weight_g?                </w:t>
+          <w:rStyle w:val="FunctionTok"/>
+        </w:rPr>
+        <w:t xml:space="preserve">dim</w:t>
+      </w:r>
+      <w:r>
+        <w:rPr>
+          <w:rStyle w:val="NormalTok"/>
+        </w:rPr>
+        <w:t xml:space="preserve">(tree_df)        </w:t>
+      </w:r>
+      <w:r>
+        <w:rPr>
+          <w:rStyle w:val="CommentTok"/>
+        </w:rPr>
+        <w:t xml:space="preserve"># (rows, columns)</w:t>
       </w:r>
       <w:r>
         <w:br/>
       </w:r>
       <w:r>
+        <w:rPr>
+          <w:rStyle w:val="FunctionTok"/>
+        </w:rPr>
+        <w:t xml:space="preserve">names</w:t>
+      </w:r>
+      <w:r>
+        <w:rPr>
+          <w:rStyle w:val="NormalTok"/>
+        </w:rPr>
+        <w:t xml:space="preserve">(tree_df)      </w:t>
+      </w:r>
+      <w:r>
+        <w:rPr>
+          <w:rStyle w:val="CommentTok"/>
+        </w:rPr>
+        <w:t xml:space="preserve"># column names</w:t>
+      </w:r>
+      <w:r>
         <w:br/>
       </w:r>
       <w:r>
         <w:rPr>
-          <w:rStyle w:val="VerbatimChar"/>
-        </w:rPr>
-        <w:t xml:space="preserve">What is the maximum height_cm?            </w:t>
+          <w:rStyle w:val="FunctionTok"/>
+        </w:rPr>
+        <w:t xml:space="preserve">str</w:t>
+      </w:r>
+      <w:r>
+        <w:rPr>
+          <w:rStyle w:val="NormalTok"/>
+        </w:rPr>
+        <w:t xml:space="preserve">(tree_df)        </w:t>
+      </w:r>
+      <w:r>
+        <w:rPr>
+          <w:rStyle w:val="CommentTok"/>
+        </w:rPr>
+        <w:t xml:space="preserve"># type of every column</w:t>
+      </w:r>
+      <w:r>
+        <w:br/>
+      </w:r>
+      <w:r>
+        <w:rPr>
+          <w:rStyle w:val="FunctionTok"/>
+        </w:rPr>
+        <w:t xml:space="preserve">summary</w:t>
+      </w:r>
+      <w:r>
+        <w:rPr>
+          <w:rStyle w:val="NormalTok"/>
+        </w:rPr>
+        <w:t xml:space="preserve">(tree_df)    </w:t>
+      </w:r>
+      <w:r>
+        <w:rPr>
+          <w:rStyle w:val="CommentTok"/>
+        </w:rPr>
+        <w:t xml:space="preserve"># min / mean / max per column</w:t>
       </w:r>
     </w:p>
     <w:p>
@@ -5121,7 +5041,7 @@
         <w:pStyle w:val="BlockText"/>
       </w:pPr>
       <w:r>
-        <w:t xml:space="preserve">⚠️</w:t>
+        <w:t xml:space="preserve">💡</w:t>
       </w:r>
       <w:r>
         <w:t xml:space="preserve"> </w:t>
@@ -5131,6 +5051,145 @@
           <w:b/>
           <w:bCs/>
         </w:rPr>
+        <w:t xml:space="preserve">Prefer</w:t>
+      </w:r>
+      <w:r>
+        <w:rPr>
+          <w:b/>
+          <w:bCs/>
+        </w:rPr>
+        <w:t xml:space="preserve"> </w:t>
+      </w:r>
+      <w:r>
+        <w:rPr>
+          <w:rStyle w:val="VerbatimChar"/>
+          <w:b/>
+          <w:bCs/>
+        </w:rPr>
+        <w:t xml:space="preserve">glimpse()</w:t>
+      </w:r>
+      <w:r>
+        <w:rPr>
+          <w:b/>
+          <w:bCs/>
+        </w:rPr>
+        <w:t xml:space="preserve"> </w:t>
+      </w:r>
+      <w:r>
+        <w:rPr>
+          <w:b/>
+          <w:bCs/>
+        </w:rPr>
+        <w:t xml:space="preserve">over</w:t>
+      </w:r>
+      <w:r>
+        <w:rPr>
+          <w:b/>
+          <w:bCs/>
+        </w:rPr>
+        <w:t xml:space="preserve"> </w:t>
+      </w:r>
+      <w:r>
+        <w:rPr>
+          <w:rStyle w:val="VerbatimChar"/>
+          <w:b/>
+          <w:bCs/>
+        </w:rPr>
+        <w:t xml:space="preserve">str()</w:t>
+      </w:r>
+      <w:r>
+        <w:t xml:space="preserve"> </w:t>
+      </w:r>
+      <w:r>
+        <w:t xml:space="preserve">— it is the tidyverse-friendly version and is easier to read.</w:t>
+      </w:r>
+    </w:p>
+    <w:p>
+      <w:pPr>
+        <w:pStyle w:val="FirstParagraph"/>
+      </w:pPr>
+      <w:r>
+        <w:t xml:space="preserve">✏️</w:t>
+      </w:r>
+      <w:r>
+        <w:t xml:space="preserve"> </w:t>
+      </w:r>
+      <w:r>
+        <w:rPr>
+          <w:b/>
+          <w:bCs/>
+        </w:rPr>
+        <w:t xml:space="preserve">Your turn:</w:t>
+      </w:r>
+      <w:r>
+        <w:t xml:space="preserve"> </w:t>
+      </w:r>
+      <w:r>
+        <w:t xml:space="preserve">Answer these questions from the output above.</w:t>
+      </w:r>
+    </w:p>
+    <w:p>
+      <w:pPr>
+        <w:pStyle w:val="SourceCode"/>
+      </w:pPr>
+      <w:r>
+        <w:rPr>
+          <w:rStyle w:val="VerbatimChar"/>
+        </w:rPr>
+        <w:t xml:space="preserve">How many rows does tree_df have?          </w:t>
+      </w:r>
+      <w:r>
+        <w:br/>
+      </w:r>
+      <w:r>
+        <w:rPr>
+          <w:rStyle w:val="VerbatimChar"/>
+        </w:rPr>
+        <w:t xml:space="preserve">How many columns?                         </w:t>
+      </w:r>
+      <w:r>
+        <w:br/>
+      </w:r>
+      <w:r>
+        <w:rPr>
+          <w:rStyle w:val="VerbatimChar"/>
+        </w:rPr>
+        <w:t xml:space="preserve">What type does R report for `side`?       </w:t>
+      </w:r>
+      <w:r>
+        <w:br/>
+      </w:r>
+      <w:r>
+        <w:rPr>
+          <w:rStyle w:val="VerbatimChar"/>
+        </w:rPr>
+        <w:t xml:space="preserve">What is the mean weight_g?                </w:t>
+      </w:r>
+      <w:r>
+        <w:br/>
+      </w:r>
+      <w:r>
+        <w:rPr>
+          <w:rStyle w:val="VerbatimChar"/>
+        </w:rPr>
+        <w:t xml:space="preserve">What is the maximum height_cm?            </w:t>
+      </w:r>
+    </w:p>
+    <w:p>
+      <w:pPr>
+        <w:pStyle w:val="BlockText"/>
+      </w:pPr>
+      <w:r>
+        <w:t xml:space="preserve">⚠️</w:t>
+      </w:r>
+      <w:r>
+        <w:t xml:space="preserve"> </w:t>
+      </w:r>
+      <w:r>
+        <w:rPr>
+          <w:b/>
+          <w:bCs/>
+        </w:rPr>
         <w:t xml:space="preserve">Watch out!</w:t>
       </w:r>
       <w:r>
@@ -5146,7 +5205,22 @@
         <w:rPr>
           <w:rStyle w:val="VerbatimChar"/>
         </w:rPr>
-        <w:t xml:space="preserve">character</w:t>
+        <w:t xml:space="preserve">&lt;chr&gt;</w:t>
+      </w:r>
+      <w:r>
+        <w:t xml:space="preserve"> </w:t>
+      </w:r>
+      <w:r>
+        <w:t xml:space="preserve">in</w:t>
+      </w:r>
+      <w:r>
+        <w:t xml:space="preserve"> </w:t>
+      </w:r>
+      <w:r>
+        <w:rPr>
+          <w:rStyle w:val="VerbatimChar"/>
+        </w:rPr>
+        <w:t xml:space="preserve">glimpse()</w:t>
       </w:r>
       <w:r>
         <w:t xml:space="preserve">, a stray letter or comma snuck into your spreadsheet. Check your raw data file.</w:t>
@@ -5159,29 +5233,14 @@
         </w:pict>
       </w:r>
     </w:p>
-    <w:bookmarkEnd w:id="36"/>
-    <w:bookmarkStart w:id="37" w:name="the-pipe-also-as-read-it-as-then"/>
-    <w:p>
-      <w:pPr>
-        <w:pStyle w:val="Heading3"/>
-      </w:pPr>
-      <w:r>
-        <w:t xml:space="preserve">The pipe</w:t>
-      </w:r>
-      <w:r>
-        <w:t xml:space="preserve"> </w:t>
-      </w:r>
-      <w:r>
-        <w:rPr>
-          <w:rStyle w:val="VerbatimChar"/>
-        </w:rPr>
-        <w:t xml:space="preserve">|&gt;</w:t>
-      </w:r>
-      <w:r>
-        <w:t xml:space="preserve"> </w:t>
-      </w:r>
-      <w:r>
-        <w:t xml:space="preserve">also as</w:t>
+    <w:bookmarkEnd w:id="38"/>
+    <w:bookmarkStart w:id="39" w:name="part-7-the-pipe-read-it-as-then"/>
+    <w:p>
+      <w:pPr>
+        <w:pStyle w:val="Heading1"/>
+      </w:pPr>
+      <w:r>
+        <w:t xml:space="preserve">Part 7 · The pipe</w:t>
       </w:r>
       <w:r>
         <w:t xml:space="preserve"> </w:t>
@@ -5193,6 +5252,9 @@
         <w:t xml:space="preserve">%&gt;%</w:t>
       </w:r>
       <w:r>
+        <w:t xml:space="preserve"> </w:t>
+      </w:r>
+      <w:r>
         <w:t xml:space="preserve">— read it as</w:t>
       </w:r>
       <w:r>
@@ -5207,7 +5269,22 @@
         <w:pStyle w:val="FirstParagraph"/>
       </w:pPr>
       <w:r>
-        <w:t xml:space="preserve">The pipe operator sends a result straight into the next function. Read it as the word</w:t>
+        <w:t xml:space="preserve">The pipe sends a result straight into the next function. Read</w:t>
+      </w:r>
+      <w:r>
+        <w:t xml:space="preserve"> </w:t>
+      </w:r>
+      <w:r>
+        <w:rPr>
+          <w:rStyle w:val="VerbatimChar"/>
+        </w:rPr>
+        <w:t xml:space="preserve">%&gt;%</w:t>
+      </w:r>
+      <w:r>
+        <w:t xml:space="preserve"> </w:t>
+      </w:r>
+      <w:r>
+        <w:t xml:space="preserve">as the word</w:t>
       </w:r>
       <w:r>
         <w:t xml:space="preserve"> </w:t>
@@ -5220,7 +5297,7 @@
         <w:t xml:space="preserve">“then”</w:t>
       </w:r>
       <w:r>
-        <w:t xml:space="preserve">:</w:t>
+        <w:t xml:space="preserve">.</w:t>
       </w:r>
     </w:p>
     <w:p>
@@ -5243,7 +5320,7 @@
         <w:rPr>
           <w:rStyle w:val="CommentTok"/>
         </w:rPr>
-        <w:t xml:space="preserve"># Take tree_df, THEN group by side, THEN calculate mean weight</w:t>
+        <w:t xml:space="preserve"># Simple examples — read each %&gt;% as "then"</w:t>
       </w:r>
       <w:r>
         <w:br/>
@@ -5258,7 +5335,31 @@
         <w:rPr>
           <w:rStyle w:val="SpecialCharTok"/>
         </w:rPr>
-        <w:t xml:space="preserve">|&gt;</w:t>
+        <w:t xml:space="preserve">%&gt;%</w:t>
+      </w:r>
+      <w:r>
+        <w:rPr>
+          <w:rStyle w:val="NormalTok"/>
+        </w:rPr>
+        <w:t xml:space="preserve"> </w:t>
+      </w:r>
+      <w:r>
+        <w:rPr>
+          <w:rStyle w:val="FunctionTok"/>
+        </w:rPr>
+        <w:t xml:space="preserve">nrow</w:t>
+      </w:r>
+      <w:r>
+        <w:rPr>
+          <w:rStyle w:val="NormalTok"/>
+        </w:rPr>
+        <w:t xml:space="preserve">()          </w:t>
+      </w:r>
+      <w:r>
+        <w:rPr>
+          <w:rStyle w:val="CommentTok"/>
+        </w:rPr>
+        <w:t xml:space="preserve"># take tree_df, THEN count rows</w:t>
       </w:r>
       <w:r>
         <w:br/>
@@ -5267,40 +5368,118 @@
         <w:rPr>
           <w:rStyle w:val="NormalTok"/>
         </w:rPr>
+        <w:t xml:space="preserve">tree_df </w:t>
+      </w:r>
+      <w:r>
+        <w:rPr>
+          <w:rStyle w:val="SpecialCharTok"/>
+        </w:rPr>
+        <w:t xml:space="preserve">%&gt;%</w:t>
+      </w:r>
+      <w:r>
+        <w:rPr>
+          <w:rStyle w:val="NormalTok"/>
+        </w:rPr>
+        <w:t xml:space="preserve"> </w:t>
+      </w:r>
+      <w:r>
+        <w:rPr>
+          <w:rStyle w:val="FunctionTok"/>
+        </w:rPr>
+        <w:t xml:space="preserve">names</w:t>
+      </w:r>
+      <w:r>
+        <w:rPr>
+          <w:rStyle w:val="NormalTok"/>
+        </w:rPr>
+        <w:t xml:space="preserve">()         </w:t>
+      </w:r>
+      <w:r>
+        <w:rPr>
+          <w:rStyle w:val="CommentTok"/>
+        </w:rPr>
+        <w:t xml:space="preserve"># take tree_df, THEN list column names</w:t>
+      </w:r>
+      <w:r>
+        <w:br/>
+      </w:r>
+      <w:r>
+        <w:rPr>
+          <w:rStyle w:val="NormalTok"/>
+        </w:rPr>
+        <w:t xml:space="preserve">tree_df </w:t>
+      </w:r>
+      <w:r>
+        <w:rPr>
+          <w:rStyle w:val="SpecialCharTok"/>
+        </w:rPr>
+        <w:t xml:space="preserve">%&gt;%</w:t>
+      </w:r>
+      <w:r>
+        <w:rPr>
+          <w:rStyle w:val="NormalTok"/>
+        </w:rPr>
+        <w:t xml:space="preserve"> </w:t>
+      </w:r>
+      <w:r>
+        <w:rPr>
+          <w:rStyle w:val="FunctionTok"/>
+        </w:rPr>
+        <w:t xml:space="preserve">summary</w:t>
+      </w:r>
+      <w:r>
+        <w:rPr>
+          <w:rStyle w:val="NormalTok"/>
+        </w:rPr>
+        <w:t xml:space="preserve">()       </w:t>
+      </w:r>
+      <w:r>
+        <w:rPr>
+          <w:rStyle w:val="CommentTok"/>
+        </w:rPr>
+        <w:t xml:space="preserve"># take tree_df, THEN summarize everything</w:t>
+      </w:r>
+      <w:r>
+        <w:br/>
+      </w:r>
+      <w:r>
+        <w:br/>
+      </w:r>
+      <w:r>
+        <w:rPr>
+          <w:rStyle w:val="CommentTok"/>
+        </w:rPr>
+        <w:t xml:space="preserve"># Chain multiple steps</w:t>
+      </w:r>
+      <w:r>
+        <w:br/>
+      </w:r>
+      <w:r>
+        <w:rPr>
+          <w:rStyle w:val="NormalTok"/>
+        </w:rPr>
+        <w:t xml:space="preserve">tree_df </w:t>
+      </w:r>
+      <w:r>
+        <w:rPr>
+          <w:rStyle w:val="SpecialCharTok"/>
+        </w:rPr>
+        <w:t xml:space="preserve">%&gt;%</w:t>
+      </w:r>
+      <w:r>
+        <w:br/>
+      </w:r>
+      <w:r>
+        <w:rPr>
+          <w:rStyle w:val="NormalTok"/>
+        </w:rPr>
         <w:t xml:space="preserve">  </w:t>
       </w:r>
       <w:r>
         <w:rPr>
           <w:rStyle w:val="FunctionTok"/>
         </w:rPr>
-        <w:t xml:space="preserve">group_by</w:t>
-      </w:r>
-      <w:r>
-        <w:rPr>
-          <w:rStyle w:val="NormalTok"/>
-        </w:rPr>
-        <w:t xml:space="preserve">(side) </w:t>
-      </w:r>
-      <w:r>
-        <w:rPr>
-          <w:rStyle w:val="SpecialCharTok"/>
-        </w:rPr>
-        <w:t xml:space="preserve">|&gt;</w:t>
-      </w:r>
-      <w:r>
-        <w:br/>
-      </w:r>
-      <w:r>
-        <w:rPr>
-          <w:rStyle w:val="NormalTok"/>
-        </w:rPr>
-        <w:t xml:space="preserve">  </w:t>
-      </w:r>
-      <w:r>
-        <w:rPr>
-          <w:rStyle w:val="FunctionTok"/>
-        </w:rPr>
-        <w:t xml:space="preserve">summarise</w:t>
+        <w:t xml:space="preserve">head</w:t>
       </w:r>
       <w:r>
         <w:rPr>
@@ -5310,93 +5489,21 @@
       </w:r>
       <w:r>
         <w:rPr>
-          <w:rStyle w:val="AttributeTok"/>
-        </w:rPr>
-        <w:t xml:space="preserve">mean_weight =</w:t>
-      </w:r>
-      <w:r>
-        <w:rPr>
-          <w:rStyle w:val="NormalTok"/>
-        </w:rPr>
-        <w:t xml:space="preserve"> </w:t>
-      </w:r>
-      <w:r>
-        <w:rPr>
-          <w:rStyle w:val="FunctionTok"/>
-        </w:rPr>
-        <w:t xml:space="preserve">mean</w:t>
-      </w:r>
-      <w:r>
-        <w:rPr>
-          <w:rStyle w:val="NormalTok"/>
-        </w:rPr>
-        <w:t xml:space="preserve">(weight_g),</w:t>
-      </w:r>
-      <w:r>
-        <w:br/>
-      </w:r>
-      <w:r>
-        <w:rPr>
-          <w:rStyle w:val="NormalTok"/>
-        </w:rPr>
-        <w:t xml:space="preserve">            </w:t>
-      </w:r>
-      <w:r>
-        <w:rPr>
-          <w:rStyle w:val="AttributeTok"/>
-        </w:rPr>
-        <w:t xml:space="preserve">sd_weight   =</w:t>
-      </w:r>
-      <w:r>
-        <w:rPr>
-          <w:rStyle w:val="NormalTok"/>
-        </w:rPr>
-        <w:t xml:space="preserve"> </w:t>
-      </w:r>
-      <w:r>
-        <w:rPr>
-          <w:rStyle w:val="FunctionTok"/>
-        </w:rPr>
-        <w:t xml:space="preserve">sd</w:t>
-      </w:r>
-      <w:r>
-        <w:rPr>
-          <w:rStyle w:val="NormalTok"/>
-        </w:rPr>
-        <w:t xml:space="preserve">(weight_g),</w:t>
-      </w:r>
-      <w:r>
-        <w:br/>
-      </w:r>
-      <w:r>
-        <w:rPr>
-          <w:rStyle w:val="NormalTok"/>
-        </w:rPr>
-        <w:t xml:space="preserve">            </w:t>
-      </w:r>
-      <w:r>
-        <w:rPr>
-          <w:rStyle w:val="AttributeTok"/>
-        </w:rPr>
-        <w:t xml:space="preserve">n           =</w:t>
-      </w:r>
-      <w:r>
-        <w:rPr>
-          <w:rStyle w:val="NormalTok"/>
-        </w:rPr>
-        <w:t xml:space="preserve"> </w:t>
-      </w:r>
-      <w:r>
-        <w:rPr>
-          <w:rStyle w:val="FunctionTok"/>
-        </w:rPr>
-        <w:t xml:space="preserve">n</w:t>
-      </w:r>
-      <w:r>
-        <w:rPr>
-          <w:rStyle w:val="NormalTok"/>
-        </w:rPr>
-        <w:t xml:space="preserve">())</w:t>
+          <w:rStyle w:val="DecValTok"/>
+        </w:rPr>
+        <w:t xml:space="preserve">3</w:t>
+      </w:r>
+      <w:r>
+        <w:rPr>
+          <w:rStyle w:val="NormalTok"/>
+        </w:rPr>
+        <w:t xml:space="preserve">)                   </w:t>
+      </w:r>
+      <w:r>
+        <w:rPr>
+          <w:rStyle w:val="CommentTok"/>
+        </w:rPr>
+        <w:t xml:space="preserve"># take tree_df, THEN show first 3 rows</w:t>
       </w:r>
     </w:p>
     <w:p>
@@ -5404,30 +5511,7 @@
         <w:pStyle w:val="BlockText"/>
       </w:pPr>
       <w:r>
-        <w:t xml:space="preserve">💡 The older pipe</w:t>
-      </w:r>
-      <w:r>
-        <w:t xml:space="preserve"> </w:t>
-      </w:r>
-      <w:r>
-        <w:rPr>
-          <w:rStyle w:val="VerbatimChar"/>
-        </w:rPr>
-        <w:t xml:space="preserve">%&gt;%</w:t>
-      </w:r>
-      <w:r>
-        <w:t xml:space="preserve"> </w:t>
-      </w:r>
-      <w:r>
-        <w:t xml:space="preserve">from the tidyverse does the same thing — you will see both in code you read online.</w:t>
-      </w:r>
-    </w:p>
-    <w:p>
-      <w:pPr>
-        <w:pStyle w:val="FirstParagraph"/>
-      </w:pPr>
-      <w:r>
-        <w:t xml:space="preserve">✏️</w:t>
+        <w:t xml:space="preserve">💡</w:t>
       </w:r>
       <w:r>
         <w:t xml:space="preserve"> </w:t>
@@ -5437,57 +5521,82 @@
           <w:b/>
           <w:bCs/>
         </w:rPr>
+        <w:t xml:space="preserve">Two pipes — same idea:</w:t>
+      </w:r>
+      <w:r>
+        <w:t xml:space="preserve"> </w:t>
+      </w:r>
+      <w:r>
+        <w:rPr>
+          <w:rStyle w:val="VerbatimChar"/>
+        </w:rPr>
+        <w:t xml:space="preserve">%&gt;%</w:t>
+      </w:r>
+      <w:r>
+        <w:t xml:space="preserve"> </w:t>
+      </w:r>
+      <w:r>
+        <w:t xml:space="preserve">— from tidyverse (we use this one throughout the course)</w:t>
+      </w:r>
+      <w:r>
+        <w:t xml:space="preserve"> </w:t>
+      </w:r>
+      <w:r>
+        <w:t xml:space="preserve">The native pipe (a vertical bar then greater-than sign) — built into R 4.1+; you will see it in code online</w:t>
+      </w:r>
+      <w:r>
+        <w:t xml:space="preserve"> </w:t>
+      </w:r>
+      <w:r>
+        <w:t xml:space="preserve">They behave identically for everything in this course.</w:t>
+      </w:r>
+    </w:p>
+    <w:p>
+      <w:pPr>
+        <w:pStyle w:val="FirstParagraph"/>
+      </w:pPr>
+      <w:r>
+        <w:t xml:space="preserve">✏️</w:t>
+      </w:r>
+      <w:r>
+        <w:t xml:space="preserve"> </w:t>
+      </w:r>
+      <w:r>
+        <w:rPr>
+          <w:b/>
+          <w:bCs/>
+        </w:rPr>
         <w:t xml:space="preserve">Your turn:</w:t>
       </w:r>
       <w:r>
         <w:t xml:space="preserve"> </w:t>
       </w:r>
       <w:r>
-        <w:t xml:space="preserve">Modify the</w:t>
-      </w:r>
-      <w:r>
-        <w:t xml:space="preserve"> </w:t>
-      </w:r>
-      <w:r>
-        <w:rPr>
-          <w:rStyle w:val="VerbatimChar"/>
-        </w:rPr>
-        <w:t xml:space="preserve">summarise()</w:t>
-      </w:r>
-      <w:r>
-        <w:t xml:space="preserve"> </w:t>
-      </w:r>
-      <w:r>
-        <w:t xml:space="preserve">call above to also calculate the mean</w:t>
-      </w:r>
-      <w:r>
-        <w:t xml:space="preserve"> </w:t>
-      </w:r>
-      <w:r>
-        <w:rPr>
-          <w:rStyle w:val="VerbatimChar"/>
-        </w:rPr>
-        <w:t xml:space="preserve">height_cm</w:t>
-      </w:r>
-      <w:r>
-        <w:t xml:space="preserve">. Add a line:</w:t>
-      </w:r>
-      <w:r>
-        <w:t xml:space="preserve"> </w:t>
-      </w:r>
-      <w:r>
-        <w:rPr>
-          <w:rStyle w:val="VerbatimChar"/>
-        </w:rPr>
-        <w:t xml:space="preserve">mean_height = mean(height_cm)</w:t>
-      </w:r>
-    </w:p>
-    <w:p>
-      <w:pPr>
-        <w:pStyle w:val="BodyText"/>
-      </w:pPr>
-      <w:r>
-        <w:t xml:space="preserve">What are the mean heights for sunny and shady leaves?</w:t>
+        <w:t xml:space="preserve">Using the pipe, write code to show only the last 3 rows of</w:t>
+      </w:r>
+      <w:r>
+        <w:t xml:space="preserve"> </w:t>
+      </w:r>
+      <w:r>
+        <w:rPr>
+          <w:rStyle w:val="VerbatimChar"/>
+        </w:rPr>
+        <w:t xml:space="preserve">tree_df</w:t>
+      </w:r>
+      <w:r>
+        <w:t xml:space="preserve">. Hint: look at</w:t>
+      </w:r>
+      <w:r>
+        <w:t xml:space="preserve"> </w:t>
+      </w:r>
+      <w:r>
+        <w:rPr>
+          <w:rStyle w:val="VerbatimChar"/>
+        </w:rPr>
+        <w:t xml:space="preserve">tail()</w:t>
+      </w:r>
+      <w:r>
+        <w:t xml:space="preserve">.</w:t>
       </w:r>
     </w:p>
     <w:p>
@@ -5496,18 +5605,62 @@
       </w:pPr>
       <w:r>
         <w:rPr>
-          <w:rStyle w:val="VerbatimChar"/>
-        </w:rPr>
-        <w:t xml:space="preserve">Sunny mean height_cm:   </w:t>
-      </w:r>
-      <w:r>
-        <w:br/>
-      </w:r>
-      <w:r>
-        <w:rPr>
-          <w:rStyle w:val="VerbatimChar"/>
-        </w:rPr>
-        <w:t xml:space="preserve">Shady mean height_cm:   </w:t>
+          <w:rStyle w:val="CommentTok"/>
+        </w:rPr>
+        <w:t xml:space="preserve"># Write your code here:</w:t>
+      </w:r>
+    </w:p>
+    <w:p>
+      <w:pPr>
+        <w:pStyle w:val="FirstParagraph"/>
+      </w:pPr>
+      <w:r>
+        <w:t xml:space="preserve">In Lecture 03 we will use</w:t>
+      </w:r>
+      <w:r>
+        <w:t xml:space="preserve"> </w:t>
+      </w:r>
+      <w:r>
+        <w:rPr>
+          <w:rStyle w:val="VerbatimChar"/>
+        </w:rPr>
+        <w:t xml:space="preserve">%&gt;%</w:t>
+      </w:r>
+      <w:r>
+        <w:t xml:space="preserve"> </w:t>
+      </w:r>
+      <w:r>
+        <w:t xml:space="preserve">with</w:t>
+      </w:r>
+      <w:r>
+        <w:t xml:space="preserve"> </w:t>
+      </w:r>
+      <w:r>
+        <w:rPr>
+          <w:rStyle w:val="VerbatimChar"/>
+        </w:rPr>
+        <w:t xml:space="preserve">group_by()</w:t>
+      </w:r>
+      <w:r>
+        <w:t xml:space="preserve"> </w:t>
+      </w:r>
+      <w:r>
+        <w:t xml:space="preserve">and</w:t>
+      </w:r>
+      <w:r>
+        <w:t xml:space="preserve"> </w:t>
+      </w:r>
+      <w:r>
+        <w:rPr>
+          <w:rStyle w:val="VerbatimChar"/>
+        </w:rPr>
+        <w:t xml:space="preserve">summarize()</w:t>
+      </w:r>
+      <w:r>
+        <w:t xml:space="preserve"> </w:t>
+      </w:r>
+      <w:r>
+        <w:t xml:space="preserve">to compute statistics by group — this is where the pipe really pays off.</w:t>
       </w:r>
     </w:p>
     <w:p>
@@ -5517,18 +5670,17 @@
         </w:pict>
       </w:r>
     </w:p>
-    <w:bookmarkEnd w:id="37"/>
-    <w:bookmarkEnd w:id="38"/>
-    <w:bookmarkStart w:id="43" w:name="part-6-your-first-plot"/>
+    <w:bookmarkEnd w:id="39"/>
+    <w:bookmarkStart w:id="43" w:name="part-8-your-first-plot"/>
     <w:p>
       <w:pPr>
         <w:pStyle w:val="Heading1"/>
       </w:pPr>
       <w:r>
-        <w:t xml:space="preserve">Part 6 · Your first plot</w:t>
-      </w:r>
-    </w:p>
-    <w:bookmarkStart w:id="39" w:name="ggplot-builds-pictures-in-layers"/>
+        <w:t xml:space="preserve">Part 8 · Your first plot</w:t>
+      </w:r>
+    </w:p>
+    <w:bookmarkStart w:id="40" w:name="ggplot-builds-pictures-in-layers"/>
     <w:p>
       <w:pPr>
         <w:pStyle w:val="Heading3"/>
@@ -5542,7 +5694,7 @@
         <w:pStyle w:val="FirstParagraph"/>
       </w:pPr>
       <w:r>
-        <w:t xml:space="preserve">Every ggplot is built in layers, joined with</w:t>
+        <w:t xml:space="preserve">Every ggplot is built in three pieces, joined with</w:t>
       </w:r>
       <w:r>
         <w:t xml:space="preserve"> </w:t>
@@ -5555,6 +5707,1353 @@
       </w:r>
       <w:r>
         <w:t xml:space="preserve">:</w:t>
+      </w:r>
+    </w:p>
+    <w:p>
+      <w:pPr>
+        <w:pStyle w:val="Compact"/>
+        <w:numPr>
+          <w:ilvl w:val="0"/>
+          <w:numId w:val="1007"/>
+        </w:numPr>
+      </w:pPr>
+      <w:r>
+        <w:rPr>
+          <w:rStyle w:val="VerbatimChar"/>
+        </w:rPr>
+        <w:t xml:space="preserve">ggplot(data, aes(...))</w:t>
+      </w:r>
+      <w:r>
+        <w:t xml:space="preserve"> </w:t>
+      </w:r>
+      <w:r>
+        <w:t xml:space="preserve">— which data frame, which columns map to x and y</w:t>
+      </w:r>
+    </w:p>
+    <w:p>
+      <w:pPr>
+        <w:pStyle w:val="Compact"/>
+        <w:numPr>
+          <w:ilvl w:val="0"/>
+          <w:numId w:val="1007"/>
+        </w:numPr>
+      </w:pPr>
+      <w:r>
+        <w:rPr>
+          <w:rStyle w:val="VerbatimChar"/>
+        </w:rPr>
+        <w:t xml:space="preserve">geom_*()</w:t>
+      </w:r>
+      <w:r>
+        <w:t xml:space="preserve"> </w:t>
+      </w:r>
+      <w:r>
+        <w:t xml:space="preserve">— the shape to draw (points, boxes, bars, …)</w:t>
+      </w:r>
+    </w:p>
+    <w:p>
+      <w:pPr>
+        <w:pStyle w:val="Compact"/>
+        <w:numPr>
+          <w:ilvl w:val="0"/>
+          <w:numId w:val="1007"/>
+        </w:numPr>
+      </w:pPr>
+      <w:r>
+        <w:rPr>
+          <w:rStyle w:val="VerbatimChar"/>
+        </w:rPr>
+        <w:t xml:space="preserve">labs()</w:t>
+      </w:r>
+      <w:r>
+        <w:t xml:space="preserve"> </w:t>
+      </w:r>
+      <w:r>
+        <w:t xml:space="preserve">— axis labels and title</w:t>
+      </w:r>
+    </w:p>
+    <w:p>
+      <w:pPr>
+        <w:pStyle w:val="FirstParagraph"/>
+      </w:pPr>
+      <w:r>
+        <w:rPr>
+          <w:b/>
+          <w:bCs/>
+        </w:rPr>
+        <w:t xml:space="preserve">▶ Run this in your Script — the simplest possible plot:</w:t>
+      </w:r>
+    </w:p>
+    <w:p>
+      <w:pPr>
+        <w:pStyle w:val="SourceCode"/>
+      </w:pPr>
+      <w:r>
+        <w:rPr>
+          <w:rStyle w:val="FunctionTok"/>
+        </w:rPr>
+        <w:t xml:space="preserve">ggplot</w:t>
+      </w:r>
+      <w:r>
+        <w:rPr>
+          <w:rStyle w:val="NormalTok"/>
+        </w:rPr>
+        <w:t xml:space="preserve">(tree_df, </w:t>
+      </w:r>
+      <w:r>
+        <w:rPr>
+          <w:rStyle w:val="FunctionTok"/>
+        </w:rPr>
+        <w:t xml:space="preserve">aes</w:t>
+      </w:r>
+      <w:r>
+        <w:rPr>
+          <w:rStyle w:val="NormalTok"/>
+        </w:rPr>
+        <w:t xml:space="preserve">(</w:t>
+      </w:r>
+      <w:r>
+        <w:rPr>
+          <w:rStyle w:val="AttributeTok"/>
+        </w:rPr>
+        <w:t xml:space="preserve">x =</w:t>
+      </w:r>
+      <w:r>
+        <w:rPr>
+          <w:rStyle w:val="NormalTok"/>
+        </w:rPr>
+        <w:t xml:space="preserve"> side, </w:t>
+      </w:r>
+      <w:r>
+        <w:rPr>
+          <w:rStyle w:val="AttributeTok"/>
+        </w:rPr>
+        <w:t xml:space="preserve">y =</w:t>
+      </w:r>
+      <w:r>
+        <w:rPr>
+          <w:rStyle w:val="NormalTok"/>
+        </w:rPr>
+        <w:t xml:space="preserve"> weight_g)) </w:t>
+      </w:r>
+      <w:r>
+        <w:rPr>
+          <w:rStyle w:val="SpecialCharTok"/>
+        </w:rPr>
+        <w:t xml:space="preserve">+</w:t>
+      </w:r>
+      <w:r>
+        <w:br/>
+      </w:r>
+      <w:r>
+        <w:rPr>
+          <w:rStyle w:val="NormalTok"/>
+        </w:rPr>
+        <w:t xml:space="preserve">  </w:t>
+      </w:r>
+      <w:r>
+        <w:rPr>
+          <w:rStyle w:val="FunctionTok"/>
+        </w:rPr>
+        <w:t xml:space="preserve">geom_point</w:t>
+      </w:r>
+      <w:r>
+        <w:rPr>
+          <w:rStyle w:val="NormalTok"/>
+        </w:rPr>
+        <w:t xml:space="preserve">()</w:t>
+      </w:r>
+    </w:p>
+    <w:p>
+      <w:pPr>
+        <w:pStyle w:val="BlockText"/>
+      </w:pPr>
+      <w:r>
+        <w:t xml:space="preserve">⚠️</w:t>
+      </w:r>
+      <w:r>
+        <w:t xml:space="preserve"> </w:t>
+      </w:r>
+      <w:r>
+        <w:rPr>
+          <w:b/>
+          <w:bCs/>
+        </w:rPr>
+        <w:t xml:space="preserve">Watch out!</w:t>
+      </w:r>
+      <w:r>
+        <w:t xml:space="preserve"> </w:t>
+      </w:r>
+      <w:r>
+        <w:t xml:space="preserve">The</w:t>
+      </w:r>
+      <w:r>
+        <w:t xml:space="preserve"> </w:t>
+      </w:r>
+      <w:r>
+        <w:rPr>
+          <w:rStyle w:val="VerbatimChar"/>
+        </w:rPr>
+        <w:t xml:space="preserve">+</w:t>
+      </w:r>
+      <w:r>
+        <w:t xml:space="preserve"> </w:t>
+      </w:r>
+      <w:r>
+        <w:t xml:space="preserve">must sit at the</w:t>
+      </w:r>
+      <w:r>
+        <w:t xml:space="preserve"> </w:t>
+      </w:r>
+      <w:r>
+        <w:rPr>
+          <w:b/>
+          <w:bCs/>
+        </w:rPr>
+        <w:t xml:space="preserve">end</w:t>
+      </w:r>
+      <w:r>
+        <w:t xml:space="preserve"> </w:t>
+      </w:r>
+      <w:r>
+        <w:t xml:space="preserve">of a line, never the start. A</w:t>
+      </w:r>
+      <w:r>
+        <w:t xml:space="preserve"> </w:t>
+      </w:r>
+      <w:r>
+        <w:rPr>
+          <w:rStyle w:val="VerbatimChar"/>
+        </w:rPr>
+        <w:t xml:space="preserve">+</w:t>
+      </w:r>
+      <w:r>
+        <w:t xml:space="preserve"> </w:t>
+      </w:r>
+      <w:r>
+        <w:t xml:space="preserve">at the start causes an error.</w:t>
+      </w:r>
+    </w:p>
+    <w:p>
+      <w:r>
+        <w:pict>
+          <v:rect style="width:0;height:1.5pt" o:hralign="center" o:hrstd="t" o:hr="t"/>
+        </w:pict>
+      </w:r>
+    </w:p>
+    <w:bookmarkEnd w:id="40"/>
+    <w:bookmarkStart w:id="41" w:name="improve-it-one-layer-at-a-time"/>
+    <w:p>
+      <w:pPr>
+        <w:pStyle w:val="Heading3"/>
+      </w:pPr>
+      <w:r>
+        <w:t xml:space="preserve">Improve it one layer at a time</w:t>
+      </w:r>
+    </w:p>
+    <w:p>
+      <w:pPr>
+        <w:pStyle w:val="FirstParagraph"/>
+      </w:pPr>
+      <w:r>
+        <w:rPr>
+          <w:b/>
+          <w:bCs/>
+        </w:rPr>
+        <w:t xml:space="preserve">▶ Run this in your Script:</w:t>
+      </w:r>
+    </w:p>
+    <w:p>
+      <w:pPr>
+        <w:pStyle w:val="SourceCode"/>
+      </w:pPr>
+      <w:r>
+        <w:rPr>
+          <w:rStyle w:val="FunctionTok"/>
+        </w:rPr>
+        <w:t xml:space="preserve">ggplot</w:t>
+      </w:r>
+      <w:r>
+        <w:rPr>
+          <w:rStyle w:val="NormalTok"/>
+        </w:rPr>
+        <w:t xml:space="preserve">(tree_df, </w:t>
+      </w:r>
+      <w:r>
+        <w:rPr>
+          <w:rStyle w:val="FunctionTok"/>
+        </w:rPr>
+        <w:t xml:space="preserve">aes</w:t>
+      </w:r>
+      <w:r>
+        <w:rPr>
+          <w:rStyle w:val="NormalTok"/>
+        </w:rPr>
+        <w:t xml:space="preserve">(</w:t>
+      </w:r>
+      <w:r>
+        <w:rPr>
+          <w:rStyle w:val="AttributeTok"/>
+        </w:rPr>
+        <w:t xml:space="preserve">x =</w:t>
+      </w:r>
+      <w:r>
+        <w:rPr>
+          <w:rStyle w:val="NormalTok"/>
+        </w:rPr>
+        <w:t xml:space="preserve"> side, </w:t>
+      </w:r>
+      <w:r>
+        <w:rPr>
+          <w:rStyle w:val="AttributeTok"/>
+        </w:rPr>
+        <w:t xml:space="preserve">y =</w:t>
+      </w:r>
+      <w:r>
+        <w:rPr>
+          <w:rStyle w:val="NormalTok"/>
+        </w:rPr>
+        <w:t xml:space="preserve"> weight_g)) </w:t>
+      </w:r>
+      <w:r>
+        <w:rPr>
+          <w:rStyle w:val="SpecialCharTok"/>
+        </w:rPr>
+        <w:t xml:space="preserve">+</w:t>
+      </w:r>
+      <w:r>
+        <w:br/>
+      </w:r>
+      <w:r>
+        <w:rPr>
+          <w:rStyle w:val="NormalTok"/>
+        </w:rPr>
+        <w:t xml:space="preserve">  </w:t>
+      </w:r>
+      <w:r>
+        <w:rPr>
+          <w:rStyle w:val="FunctionTok"/>
+        </w:rPr>
+        <w:t xml:space="preserve">geom_boxplot</w:t>
+      </w:r>
+      <w:r>
+        <w:rPr>
+          <w:rStyle w:val="NormalTok"/>
+        </w:rPr>
+        <w:t xml:space="preserve">() </w:t>
+      </w:r>
+      <w:r>
+        <w:rPr>
+          <w:rStyle w:val="SpecialCharTok"/>
+        </w:rPr>
+        <w:t xml:space="preserve">+</w:t>
+      </w:r>
+      <w:r>
+        <w:br/>
+      </w:r>
+      <w:r>
+        <w:rPr>
+          <w:rStyle w:val="NormalTok"/>
+        </w:rPr>
+        <w:t xml:space="preserve">  </w:t>
+      </w:r>
+      <w:r>
+        <w:rPr>
+          <w:rStyle w:val="FunctionTok"/>
+        </w:rPr>
+        <w:t xml:space="preserve">geom_jitter</w:t>
+      </w:r>
+      <w:r>
+        <w:rPr>
+          <w:rStyle w:val="NormalTok"/>
+        </w:rPr>
+        <w:t xml:space="preserve">(</w:t>
+      </w:r>
+      <w:r>
+        <w:rPr>
+          <w:rStyle w:val="AttributeTok"/>
+        </w:rPr>
+        <w:t xml:space="preserve">width =</w:t>
+      </w:r>
+      <w:r>
+        <w:rPr>
+          <w:rStyle w:val="NormalTok"/>
+        </w:rPr>
+        <w:t xml:space="preserve"> </w:t>
+      </w:r>
+      <w:r>
+        <w:rPr>
+          <w:rStyle w:val="FloatTok"/>
+        </w:rPr>
+        <w:t xml:space="preserve">0.15</w:t>
+      </w:r>
+      <w:r>
+        <w:rPr>
+          <w:rStyle w:val="NormalTok"/>
+        </w:rPr>
+        <w:t xml:space="preserve">, </w:t>
+      </w:r>
+      <w:r>
+        <w:rPr>
+          <w:rStyle w:val="AttributeTok"/>
+        </w:rPr>
+        <w:t xml:space="preserve">alpha =</w:t>
+      </w:r>
+      <w:r>
+        <w:rPr>
+          <w:rStyle w:val="NormalTok"/>
+        </w:rPr>
+        <w:t xml:space="preserve"> </w:t>
+      </w:r>
+      <w:r>
+        <w:rPr>
+          <w:rStyle w:val="FloatTok"/>
+        </w:rPr>
+        <w:t xml:space="preserve">0.6</w:t>
+      </w:r>
+      <w:r>
+        <w:rPr>
+          <w:rStyle w:val="NormalTok"/>
+        </w:rPr>
+        <w:t xml:space="preserve">, </w:t>
+      </w:r>
+      <w:r>
+        <w:rPr>
+          <w:rStyle w:val="AttributeTok"/>
+        </w:rPr>
+        <w:t xml:space="preserve">color =</w:t>
+      </w:r>
+      <w:r>
+        <w:rPr>
+          <w:rStyle w:val="NormalTok"/>
+        </w:rPr>
+        <w:t xml:space="preserve"> </w:t>
+      </w:r>
+      <w:r>
+        <w:rPr>
+          <w:rStyle w:val="StringTok"/>
+        </w:rPr>
+        <w:t xml:space="preserve">"tomato"</w:t>
+      </w:r>
+      <w:r>
+        <w:rPr>
+          <w:rStyle w:val="NormalTok"/>
+        </w:rPr>
+        <w:t xml:space="preserve">) </w:t>
+      </w:r>
+      <w:r>
+        <w:rPr>
+          <w:rStyle w:val="SpecialCharTok"/>
+        </w:rPr>
+        <w:t xml:space="preserve">+</w:t>
+      </w:r>
+      <w:r>
+        <w:br/>
+      </w:r>
+      <w:r>
+        <w:rPr>
+          <w:rStyle w:val="NormalTok"/>
+        </w:rPr>
+        <w:t xml:space="preserve">  </w:t>
+      </w:r>
+      <w:r>
+        <w:rPr>
+          <w:rStyle w:val="FunctionTok"/>
+        </w:rPr>
+        <w:t xml:space="preserve">labs</w:t>
+      </w:r>
+      <w:r>
+        <w:rPr>
+          <w:rStyle w:val="NormalTok"/>
+        </w:rPr>
+        <w:t xml:space="preserve">(</w:t>
+      </w:r>
+      <w:r>
+        <w:rPr>
+          <w:rStyle w:val="AttributeTok"/>
+        </w:rPr>
+        <w:t xml:space="preserve">x     =</w:t>
+      </w:r>
+      <w:r>
+        <w:rPr>
+          <w:rStyle w:val="NormalTok"/>
+        </w:rPr>
+        <w:t xml:space="preserve"> </w:t>
+      </w:r>
+      <w:r>
+        <w:rPr>
+          <w:rStyle w:val="StringTok"/>
+        </w:rPr>
+        <w:t xml:space="preserve">"Side of tree"</w:t>
+      </w:r>
+      <w:r>
+        <w:rPr>
+          <w:rStyle w:val="NormalTok"/>
+        </w:rPr>
+        <w:t xml:space="preserve">,</w:t>
+      </w:r>
+      <w:r>
+        <w:br/>
+      </w:r>
+      <w:r>
+        <w:rPr>
+          <w:rStyle w:val="NormalTok"/>
+        </w:rPr>
+        <w:t xml:space="preserve">       </w:t>
+      </w:r>
+      <w:r>
+        <w:rPr>
+          <w:rStyle w:val="AttributeTok"/>
+        </w:rPr>
+        <w:t xml:space="preserve">y     =</w:t>
+      </w:r>
+      <w:r>
+        <w:rPr>
+          <w:rStyle w:val="NormalTok"/>
+        </w:rPr>
+        <w:t xml:space="preserve"> </w:t>
+      </w:r>
+      <w:r>
+        <w:rPr>
+          <w:rStyle w:val="StringTok"/>
+        </w:rPr>
+        <w:t xml:space="preserve">"Leaf weight (g)"</w:t>
+      </w:r>
+      <w:r>
+        <w:rPr>
+          <w:rStyle w:val="NormalTok"/>
+        </w:rPr>
+        <w:t xml:space="preserve">,</w:t>
+      </w:r>
+      <w:r>
+        <w:br/>
+      </w:r>
+      <w:r>
+        <w:rPr>
+          <w:rStyle w:val="NormalTok"/>
+        </w:rPr>
+        <w:t xml:space="preserve">       </w:t>
+      </w:r>
+      <w:r>
+        <w:rPr>
+          <w:rStyle w:val="AttributeTok"/>
+        </w:rPr>
+        <w:t xml:space="preserve">title =</w:t>
+      </w:r>
+      <w:r>
+        <w:rPr>
+          <w:rStyle w:val="NormalTok"/>
+        </w:rPr>
+        <w:t xml:space="preserve"> </w:t>
+      </w:r>
+      <w:r>
+        <w:rPr>
+          <w:rStyle w:val="StringTok"/>
+        </w:rPr>
+        <w:t xml:space="preserve">"Sunny vs. shady leaves"</w:t>
+      </w:r>
+      <w:r>
+        <w:rPr>
+          <w:rStyle w:val="NormalTok"/>
+        </w:rPr>
+        <w:t xml:space="preserve">)</w:t>
+      </w:r>
+    </w:p>
+    <w:p>
+      <w:pPr>
+        <w:pStyle w:val="FirstParagraph"/>
+      </w:pPr>
+      <w:r>
+        <w:t xml:space="preserve">✏️</w:t>
+      </w:r>
+      <w:r>
+        <w:t xml:space="preserve"> </w:t>
+      </w:r>
+      <w:r>
+        <w:rPr>
+          <w:b/>
+          <w:bCs/>
+        </w:rPr>
+        <w:t xml:space="preserve">Your turn:</w:t>
+      </w:r>
+      <w:r>
+        <w:t xml:space="preserve"> </w:t>
+      </w:r>
+      <w:r>
+        <w:t xml:space="preserve">Make the same plot but for</w:t>
+      </w:r>
+      <w:r>
+        <w:t xml:space="preserve"> </w:t>
+      </w:r>
+      <w:r>
+        <w:rPr>
+          <w:rStyle w:val="VerbatimChar"/>
+        </w:rPr>
+        <w:t xml:space="preserve">height_cm</w:t>
+      </w:r>
+      <w:r>
+        <w:t xml:space="preserve"> </w:t>
+      </w:r>
+      <w:r>
+        <w:t xml:space="preserve">instead of</w:t>
+      </w:r>
+      <w:r>
+        <w:t xml:space="preserve"> </w:t>
+      </w:r>
+      <w:r>
+        <w:rPr>
+          <w:rStyle w:val="VerbatimChar"/>
+        </w:rPr>
+        <w:t xml:space="preserve">weight_g</w:t>
+      </w:r>
+      <w:r>
+        <w:t xml:space="preserve">. Copy the code above and change the relevant parts.</w:t>
+      </w:r>
+    </w:p>
+    <w:p>
+      <w:pPr>
+        <w:pStyle w:val="SourceCode"/>
+      </w:pPr>
+      <w:r>
+        <w:rPr>
+          <w:rStyle w:val="CommentTok"/>
+        </w:rPr>
+        <w:t xml:space="preserve"># Write your modified code here:</w:t>
+      </w:r>
+    </w:p>
+    <w:p>
+      <w:pPr>
+        <w:pStyle w:val="FirstParagraph"/>
+      </w:pPr>
+      <w:r>
+        <w:t xml:space="preserve">What pattern do you see — do sunny or shady leaves tend to be taller?</w:t>
+      </w:r>
+    </w:p>
+    <w:p>
+      <w:pPr>
+        <w:pStyle w:val="SourceCode"/>
+      </w:pPr>
+      <w:r>
+        <w:rPr>
+          <w:rStyle w:val="VerbatimChar"/>
+        </w:rPr>
+        <w:t xml:space="preserve">Your answer: </w:t>
+      </w:r>
+    </w:p>
+    <w:p>
+      <w:r>
+        <w:pict>
+          <v:rect style="width:0;height:1.5pt" o:hralign="center" o:hrstd="t" o:hr="t"/>
+        </w:pict>
+      </w:r>
+    </w:p>
+    <w:bookmarkEnd w:id="41"/>
+    <w:bookmarkStart w:id="42" w:name="save-your-plot-as-a-png"/>
+    <w:p>
+      <w:pPr>
+        <w:pStyle w:val="Heading3"/>
+      </w:pPr>
+      <w:r>
+        <w:t xml:space="preserve">Save your plot as a PNG</w:t>
+      </w:r>
+    </w:p>
+    <w:p>
+      <w:pPr>
+        <w:pStyle w:val="FirstParagraph"/>
+      </w:pPr>
+      <w:r>
+        <w:t xml:space="preserve">Store the plot in an object, then save it to your</w:t>
+      </w:r>
+      <w:r>
+        <w:t xml:space="preserve"> </w:t>
+      </w:r>
+      <w:r>
+        <w:rPr>
+          <w:rStyle w:val="VerbatimChar"/>
+        </w:rPr>
+        <w:t xml:space="preserve">figures/</w:t>
+      </w:r>
+      <w:r>
+        <w:t xml:space="preserve"> </w:t>
+      </w:r>
+      <w:r>
+        <w:t xml:space="preserve">folder.</w:t>
+      </w:r>
+    </w:p>
+    <w:p>
+      <w:pPr>
+        <w:pStyle w:val="BodyText"/>
+      </w:pPr>
+      <w:r>
+        <w:rPr>
+          <w:b/>
+          <w:bCs/>
+        </w:rPr>
+        <w:t xml:space="preserve">▶ Run this in your Script:</w:t>
+      </w:r>
+    </w:p>
+    <w:p>
+      <w:pPr>
+        <w:pStyle w:val="SourceCode"/>
+      </w:pPr>
+      <w:r>
+        <w:rPr>
+          <w:rStyle w:val="CommentTok"/>
+        </w:rPr>
+        <w:t xml:space="preserve"># Save the weight plot — always use PNG, always use dpi = 300</w:t>
+      </w:r>
+      <w:r>
+        <w:br/>
+      </w:r>
+      <w:r>
+        <w:rPr>
+          <w:rStyle w:val="NormalTok"/>
+        </w:rPr>
+        <w:t xml:space="preserve">weight_plot </w:t>
+      </w:r>
+      <w:r>
+        <w:rPr>
+          <w:rStyle w:val="OtherTok"/>
+        </w:rPr>
+        <w:t xml:space="preserve">&lt;-</w:t>
+      </w:r>
+      <w:r>
+        <w:rPr>
+          <w:rStyle w:val="NormalTok"/>
+        </w:rPr>
+        <w:t xml:space="preserve"> </w:t>
+      </w:r>
+      <w:r>
+        <w:rPr>
+          <w:rStyle w:val="FunctionTok"/>
+        </w:rPr>
+        <w:t xml:space="preserve">ggplot</w:t>
+      </w:r>
+      <w:r>
+        <w:rPr>
+          <w:rStyle w:val="NormalTok"/>
+        </w:rPr>
+        <w:t xml:space="preserve">(tree_df, </w:t>
+      </w:r>
+      <w:r>
+        <w:rPr>
+          <w:rStyle w:val="FunctionTok"/>
+        </w:rPr>
+        <w:t xml:space="preserve">aes</w:t>
+      </w:r>
+      <w:r>
+        <w:rPr>
+          <w:rStyle w:val="NormalTok"/>
+        </w:rPr>
+        <w:t xml:space="preserve">(</w:t>
+      </w:r>
+      <w:r>
+        <w:rPr>
+          <w:rStyle w:val="AttributeTok"/>
+        </w:rPr>
+        <w:t xml:space="preserve">x =</w:t>
+      </w:r>
+      <w:r>
+        <w:rPr>
+          <w:rStyle w:val="NormalTok"/>
+        </w:rPr>
+        <w:t xml:space="preserve"> side, </w:t>
+      </w:r>
+      <w:r>
+        <w:rPr>
+          <w:rStyle w:val="AttributeTok"/>
+        </w:rPr>
+        <w:t xml:space="preserve">y =</w:t>
+      </w:r>
+      <w:r>
+        <w:rPr>
+          <w:rStyle w:val="NormalTok"/>
+        </w:rPr>
+        <w:t xml:space="preserve"> weight_g)) </w:t>
+      </w:r>
+      <w:r>
+        <w:rPr>
+          <w:rStyle w:val="SpecialCharTok"/>
+        </w:rPr>
+        <w:t xml:space="preserve">+</w:t>
+      </w:r>
+      <w:r>
+        <w:br/>
+      </w:r>
+      <w:r>
+        <w:rPr>
+          <w:rStyle w:val="NormalTok"/>
+        </w:rPr>
+        <w:t xml:space="preserve">  </w:t>
+      </w:r>
+      <w:r>
+        <w:rPr>
+          <w:rStyle w:val="FunctionTok"/>
+        </w:rPr>
+        <w:t xml:space="preserve">geom_boxplot</w:t>
+      </w:r>
+      <w:r>
+        <w:rPr>
+          <w:rStyle w:val="NormalTok"/>
+        </w:rPr>
+        <w:t xml:space="preserve">() </w:t>
+      </w:r>
+      <w:r>
+        <w:rPr>
+          <w:rStyle w:val="SpecialCharTok"/>
+        </w:rPr>
+        <w:t xml:space="preserve">+</w:t>
+      </w:r>
+      <w:r>
+        <w:br/>
+      </w:r>
+      <w:r>
+        <w:rPr>
+          <w:rStyle w:val="NormalTok"/>
+        </w:rPr>
+        <w:t xml:space="preserve">  </w:t>
+      </w:r>
+      <w:r>
+        <w:rPr>
+          <w:rStyle w:val="FunctionTok"/>
+        </w:rPr>
+        <w:t xml:space="preserve">geom_jitter</w:t>
+      </w:r>
+      <w:r>
+        <w:rPr>
+          <w:rStyle w:val="NormalTok"/>
+        </w:rPr>
+        <w:t xml:space="preserve">(</w:t>
+      </w:r>
+      <w:r>
+        <w:rPr>
+          <w:rStyle w:val="AttributeTok"/>
+        </w:rPr>
+        <w:t xml:space="preserve">width =</w:t>
+      </w:r>
+      <w:r>
+        <w:rPr>
+          <w:rStyle w:val="NormalTok"/>
+        </w:rPr>
+        <w:t xml:space="preserve"> </w:t>
+      </w:r>
+      <w:r>
+        <w:rPr>
+          <w:rStyle w:val="FloatTok"/>
+        </w:rPr>
+        <w:t xml:space="preserve">0.15</w:t>
+      </w:r>
+      <w:r>
+        <w:rPr>
+          <w:rStyle w:val="NormalTok"/>
+        </w:rPr>
+        <w:t xml:space="preserve">, </w:t>
+      </w:r>
+      <w:r>
+        <w:rPr>
+          <w:rStyle w:val="AttributeTok"/>
+        </w:rPr>
+        <w:t xml:space="preserve">alpha =</w:t>
+      </w:r>
+      <w:r>
+        <w:rPr>
+          <w:rStyle w:val="NormalTok"/>
+        </w:rPr>
+        <w:t xml:space="preserve"> </w:t>
+      </w:r>
+      <w:r>
+        <w:rPr>
+          <w:rStyle w:val="FloatTok"/>
+        </w:rPr>
+        <w:t xml:space="preserve">0.6</w:t>
+      </w:r>
+      <w:r>
+        <w:rPr>
+          <w:rStyle w:val="NormalTok"/>
+        </w:rPr>
+        <w:t xml:space="preserve">, </w:t>
+      </w:r>
+      <w:r>
+        <w:rPr>
+          <w:rStyle w:val="AttributeTok"/>
+        </w:rPr>
+        <w:t xml:space="preserve">color =</w:t>
+      </w:r>
+      <w:r>
+        <w:rPr>
+          <w:rStyle w:val="NormalTok"/>
+        </w:rPr>
+        <w:t xml:space="preserve"> </w:t>
+      </w:r>
+      <w:r>
+        <w:rPr>
+          <w:rStyle w:val="StringTok"/>
+        </w:rPr>
+        <w:t xml:space="preserve">"tomato"</w:t>
+      </w:r>
+      <w:r>
+        <w:rPr>
+          <w:rStyle w:val="NormalTok"/>
+        </w:rPr>
+        <w:t xml:space="preserve">) </w:t>
+      </w:r>
+      <w:r>
+        <w:rPr>
+          <w:rStyle w:val="SpecialCharTok"/>
+        </w:rPr>
+        <w:t xml:space="preserve">+</w:t>
+      </w:r>
+      <w:r>
+        <w:br/>
+      </w:r>
+      <w:r>
+        <w:rPr>
+          <w:rStyle w:val="NormalTok"/>
+        </w:rPr>
+        <w:t xml:space="preserve">  </w:t>
+      </w:r>
+      <w:r>
+        <w:rPr>
+          <w:rStyle w:val="FunctionTok"/>
+        </w:rPr>
+        <w:t xml:space="preserve">labs</w:t>
+      </w:r>
+      <w:r>
+        <w:rPr>
+          <w:rStyle w:val="NormalTok"/>
+        </w:rPr>
+        <w:t xml:space="preserve">(</w:t>
+      </w:r>
+      <w:r>
+        <w:rPr>
+          <w:rStyle w:val="AttributeTok"/>
+        </w:rPr>
+        <w:t xml:space="preserve">x     =</w:t>
+      </w:r>
+      <w:r>
+        <w:rPr>
+          <w:rStyle w:val="NormalTok"/>
+        </w:rPr>
+        <w:t xml:space="preserve"> </w:t>
+      </w:r>
+      <w:r>
+        <w:rPr>
+          <w:rStyle w:val="StringTok"/>
+        </w:rPr>
+        <w:t xml:space="preserve">"Side of tree"</w:t>
+      </w:r>
+      <w:r>
+        <w:rPr>
+          <w:rStyle w:val="NormalTok"/>
+        </w:rPr>
+        <w:t xml:space="preserve">,</w:t>
+      </w:r>
+      <w:r>
+        <w:br/>
+      </w:r>
+      <w:r>
+        <w:rPr>
+          <w:rStyle w:val="NormalTok"/>
+        </w:rPr>
+        <w:t xml:space="preserve">       </w:t>
+      </w:r>
+      <w:r>
+        <w:rPr>
+          <w:rStyle w:val="AttributeTok"/>
+        </w:rPr>
+        <w:t xml:space="preserve">y     =</w:t>
+      </w:r>
+      <w:r>
+        <w:rPr>
+          <w:rStyle w:val="NormalTok"/>
+        </w:rPr>
+        <w:t xml:space="preserve"> </w:t>
+      </w:r>
+      <w:r>
+        <w:rPr>
+          <w:rStyle w:val="StringTok"/>
+        </w:rPr>
+        <w:t xml:space="preserve">"Leaf weight (g)"</w:t>
+      </w:r>
+      <w:r>
+        <w:rPr>
+          <w:rStyle w:val="NormalTok"/>
+        </w:rPr>
+        <w:t xml:space="preserve">,</w:t>
+      </w:r>
+      <w:r>
+        <w:br/>
+      </w:r>
+      <w:r>
+        <w:rPr>
+          <w:rStyle w:val="NormalTok"/>
+        </w:rPr>
+        <w:t xml:space="preserve">       </w:t>
+      </w:r>
+      <w:r>
+        <w:rPr>
+          <w:rStyle w:val="AttributeTok"/>
+        </w:rPr>
+        <w:t xml:space="preserve">title =</w:t>
+      </w:r>
+      <w:r>
+        <w:rPr>
+          <w:rStyle w:val="NormalTok"/>
+        </w:rPr>
+        <w:t xml:space="preserve"> </w:t>
+      </w:r>
+      <w:r>
+        <w:rPr>
+          <w:rStyle w:val="StringTok"/>
+        </w:rPr>
+        <w:t xml:space="preserve">"Sunny vs. shady leaves"</w:t>
+      </w:r>
+      <w:r>
+        <w:rPr>
+          <w:rStyle w:val="NormalTok"/>
+        </w:rPr>
+        <w:t xml:space="preserve">)</w:t>
+      </w:r>
+      <w:r>
+        <w:br/>
+      </w:r>
+      <w:r>
+        <w:br/>
+      </w:r>
+      <w:r>
+        <w:rPr>
+          <w:rStyle w:val="FunctionTok"/>
+        </w:rPr>
+        <w:t xml:space="preserve">ggsave</w:t>
+      </w:r>
+      <w:r>
+        <w:rPr>
+          <w:rStyle w:val="NormalTok"/>
+        </w:rPr>
+        <w:t xml:space="preserve">(</w:t>
+      </w:r>
+      <w:r>
+        <w:rPr>
+          <w:rStyle w:val="StringTok"/>
+        </w:rPr>
+        <w:t xml:space="preserve">"figures/leaf_weight.png"</w:t>
+      </w:r>
+      <w:r>
+        <w:rPr>
+          <w:rStyle w:val="NormalTok"/>
+        </w:rPr>
+        <w:t xml:space="preserve">,</w:t>
+      </w:r>
+      <w:r>
+        <w:br/>
+      </w:r>
+      <w:r>
+        <w:rPr>
+          <w:rStyle w:val="NormalTok"/>
+        </w:rPr>
+        <w:t xml:space="preserve">       </w:t>
+      </w:r>
+      <w:r>
+        <w:rPr>
+          <w:rStyle w:val="AttributeTok"/>
+        </w:rPr>
+        <w:t xml:space="preserve">plot   =</w:t>
+      </w:r>
+      <w:r>
+        <w:rPr>
+          <w:rStyle w:val="NormalTok"/>
+        </w:rPr>
+        <w:t xml:space="preserve"> weight_plot,</w:t>
+      </w:r>
+      <w:r>
+        <w:br/>
+      </w:r>
+      <w:r>
+        <w:rPr>
+          <w:rStyle w:val="NormalTok"/>
+        </w:rPr>
+        <w:t xml:space="preserve">       </w:t>
+      </w:r>
+      <w:r>
+        <w:rPr>
+          <w:rStyle w:val="AttributeTok"/>
+        </w:rPr>
+        <w:t xml:space="preserve">width  =</w:t>
+      </w:r>
+      <w:r>
+        <w:rPr>
+          <w:rStyle w:val="NormalTok"/>
+        </w:rPr>
+        <w:t xml:space="preserve"> </w:t>
+      </w:r>
+      <w:r>
+        <w:rPr>
+          <w:rStyle w:val="DecValTok"/>
+        </w:rPr>
+        <w:t xml:space="preserve">6</w:t>
+      </w:r>
+      <w:r>
+        <w:rPr>
+          <w:rStyle w:val="NormalTok"/>
+        </w:rPr>
+        <w:t xml:space="preserve">,</w:t>
+      </w:r>
+      <w:r>
+        <w:br/>
+      </w:r>
+      <w:r>
+        <w:rPr>
+          <w:rStyle w:val="NormalTok"/>
+        </w:rPr>
+        <w:t xml:space="preserve">       </w:t>
+      </w:r>
+      <w:r>
+        <w:rPr>
+          <w:rStyle w:val="AttributeTok"/>
+        </w:rPr>
+        <w:t xml:space="preserve">height =</w:t>
+      </w:r>
+      <w:r>
+        <w:rPr>
+          <w:rStyle w:val="NormalTok"/>
+        </w:rPr>
+        <w:t xml:space="preserve"> </w:t>
+      </w:r>
+      <w:r>
+        <w:rPr>
+          <w:rStyle w:val="DecValTok"/>
+        </w:rPr>
+        <w:t xml:space="preserve">6</w:t>
+      </w:r>
+      <w:r>
+        <w:rPr>
+          <w:rStyle w:val="NormalTok"/>
+        </w:rPr>
+        <w:t xml:space="preserve">,</w:t>
+      </w:r>
+      <w:r>
+        <w:br/>
+      </w:r>
+      <w:r>
+        <w:rPr>
+          <w:rStyle w:val="NormalTok"/>
+        </w:rPr>
+        <w:t xml:space="preserve">       </w:t>
+      </w:r>
+      <w:r>
+        <w:rPr>
+          <w:rStyle w:val="AttributeTok"/>
+        </w:rPr>
+        <w:t xml:space="preserve">units  =</w:t>
+      </w:r>
+      <w:r>
+        <w:rPr>
+          <w:rStyle w:val="NormalTok"/>
+        </w:rPr>
+        <w:t xml:space="preserve"> </w:t>
+      </w:r>
+      <w:r>
+        <w:rPr>
+          <w:rStyle w:val="StringTok"/>
+        </w:rPr>
+        <w:t xml:space="preserve">"in"</w:t>
+      </w:r>
+      <w:r>
+        <w:rPr>
+          <w:rStyle w:val="NormalTok"/>
+        </w:rPr>
+        <w:t xml:space="preserve">,</w:t>
+      </w:r>
+      <w:r>
+        <w:br/>
+      </w:r>
+      <w:r>
+        <w:rPr>
+          <w:rStyle w:val="NormalTok"/>
+        </w:rPr>
+        <w:t xml:space="preserve">       </w:t>
+      </w:r>
+      <w:r>
+        <w:rPr>
+          <w:rStyle w:val="AttributeTok"/>
+        </w:rPr>
+        <w:t xml:space="preserve">dpi    =</w:t>
+      </w:r>
+      <w:r>
+        <w:rPr>
+          <w:rStyle w:val="NormalTok"/>
+        </w:rPr>
+        <w:t xml:space="preserve"> </w:t>
+      </w:r>
+      <w:r>
+        <w:rPr>
+          <w:rStyle w:val="DecValTok"/>
+        </w:rPr>
+        <w:t xml:space="preserve">300</w:t>
+      </w:r>
+      <w:r>
+        <w:rPr>
+          <w:rStyle w:val="NormalTok"/>
+        </w:rPr>
+        <w:t xml:space="preserve">)</w:t>
+      </w:r>
+    </w:p>
+    <w:p>
+      <w:pPr>
+        <w:pStyle w:val="FirstParagraph"/>
+      </w:pPr>
+      <w:r>
+        <w:t xml:space="preserve">Check your</w:t>
+      </w:r>
+      <w:r>
+        <w:t xml:space="preserve"> </w:t>
+      </w:r>
+      <w:r>
+        <w:rPr>
+          <w:rStyle w:val="VerbatimChar"/>
+        </w:rPr>
+        <w:t xml:space="preserve">figures/</w:t>
+      </w:r>
+      <w:r>
+        <w:t xml:space="preserve"> </w:t>
+      </w:r>
+      <w:r>
+        <w:t xml:space="preserve">folder — the PNG should be there.</w:t>
+      </w:r>
+    </w:p>
+    <w:p>
+      <w:pPr>
+        <w:pStyle w:val="BlockText"/>
+      </w:pPr>
+      <w:r>
+        <w:t xml:space="preserve">⚠️</w:t>
+      </w:r>
+      <w:r>
+        <w:t xml:space="preserve"> </w:t>
+      </w:r>
+      <w:r>
+        <w:rPr>
+          <w:b/>
+          <w:bCs/>
+        </w:rPr>
+        <w:t xml:space="preserve">Watch out!</w:t>
+      </w:r>
+      <w:r>
+        <w:t xml:space="preserve"> </w:t>
+      </w:r>
+      <w:r>
+        <w:rPr>
+          <w:rStyle w:val="VerbatimChar"/>
+        </w:rPr>
+        <w:t xml:space="preserve">ggsave()</w:t>
+      </w:r>
+      <w:r>
+        <w:t xml:space="preserve"> </w:t>
+      </w:r>
+      <w:r>
+        <w:t xml:space="preserve">wants the</w:t>
+      </w:r>
+      <w:r>
+        <w:t xml:space="preserve"> </w:t>
+      </w:r>
+      <w:r>
+        <w:rPr>
+          <w:b/>
+          <w:bCs/>
+        </w:rPr>
+        <w:t xml:space="preserve">filename first</w:t>
+      </w:r>
+      <w:r>
+        <w:t xml:space="preserve">, then</w:t>
+      </w:r>
+      <w:r>
+        <w:t xml:space="preserve"> </w:t>
+      </w:r>
+      <w:r>
+        <w:rPr>
+          <w:rStyle w:val="VerbatimChar"/>
+        </w:rPr>
+        <w:t xml:space="preserve">plot =</w:t>
+      </w:r>
+      <w:r>
+        <w:t xml:space="preserve">. Mixing that order is the classic first-save mistake.</w:t>
+      </w:r>
+    </w:p>
+    <w:p>
+      <w:pPr>
+        <w:pStyle w:val="BlockText"/>
+      </w:pPr>
+      <w:r>
+        <w:t xml:space="preserve">💡</w:t>
+      </w:r>
+      <w:r>
+        <w:t xml:space="preserve"> </w:t>
+      </w:r>
+      <w:r>
+        <w:rPr>
+          <w:b/>
+          <w:bCs/>
+        </w:rPr>
+        <w:t xml:space="preserve">Always use</w:t>
+      </w:r>
+      <w:r>
+        <w:rPr>
+          <w:b/>
+          <w:bCs/>
+        </w:rPr>
+        <w:t xml:space="preserve"> </w:t>
+      </w:r>
+      <w:r>
+        <w:rPr>
+          <w:rStyle w:val="VerbatimChar"/>
+          <w:b/>
+          <w:bCs/>
+        </w:rPr>
+        <w:t xml:space="preserve">dpi = 300</w:t>
+      </w:r>
+      <w:r>
+        <w:t xml:space="preserve"> </w:t>
+      </w:r>
+      <w:r>
+        <w:t xml:space="preserve">— that is publication quality (300 dots per inch). The default (72 dpi) looks blurry in reports and on posters.</w:t>
+      </w:r>
+    </w:p>
+    <w:p>
+      <w:r>
+        <w:pict>
+          <v:rect style="width:0;height:1.5pt" o:hralign="center" o:hrstd="t" o:hr="t"/>
+        </w:pict>
+      </w:r>
+    </w:p>
+    <w:bookmarkEnd w:id="42"/>
+    <w:bookmarkEnd w:id="43"/>
+    <w:bookmarkStart w:id="44" w:name="part-9-review-and-checkpoint"/>
+    <w:p>
+      <w:pPr>
+        <w:pStyle w:val="Heading1"/>
+      </w:pPr>
+      <w:r>
+        <w:t xml:space="preserve">Part 9 · Review and checkpoint</w:t>
+      </w:r>
+    </w:p>
+    <w:p>
+      <w:pPr>
+        <w:pStyle w:val="FirstParagraph"/>
+      </w:pPr>
+      <w:r>
+        <w:t xml:space="preserve">At this point you can:</w:t>
+      </w:r>
+    </w:p>
+    <w:p>
+      <w:pPr>
+        <w:pStyle w:val="Compact"/>
+        <w:numPr>
+          <w:ilvl w:val="0"/>
+          <w:numId w:val="1008"/>
+        </w:numPr>
+      </w:pPr>
+      <w:r>
+        <w:t xml:space="preserve">Set up R and Positron and orient yourself in the four panes</w:t>
       </w:r>
     </w:p>
     <w:p>
@@ -5566,682 +7065,33 @@
         </w:numPr>
       </w:pPr>
       <w:r>
-        <w:rPr>
-          <w:rStyle w:val="VerbatimChar"/>
-          <w:b/>
-          <w:bCs/>
-        </w:rPr>
-        <w:t xml:space="preserve">ggplot(data, aes(...))</w:t>
-      </w:r>
-      <w:r>
-        <w:t xml:space="preserve"> </w:t>
-      </w:r>
-      <w:r>
-        <w:t xml:space="preserve">— which data frame, which columns map to x and y</w:t>
-      </w:r>
-    </w:p>
-    <w:p>
-      <w:pPr>
-        <w:pStyle w:val="Compact"/>
-        <w:numPr>
-          <w:ilvl w:val="0"/>
-          <w:numId w:val="1009"/>
-        </w:numPr>
-      </w:pPr>
-      <w:r>
-        <w:rPr>
-          <w:rStyle w:val="VerbatimChar"/>
-          <w:b/>
-          <w:bCs/>
-        </w:rPr>
-        <w:t xml:space="preserve">geom_*()</w:t>
-      </w:r>
-      <w:r>
-        <w:t xml:space="preserve"> </w:t>
-      </w:r>
-      <w:r>
-        <w:t xml:space="preserve">— the shape to draw (points, boxes, bars, …)</w:t>
-      </w:r>
-    </w:p>
-    <w:p>
-      <w:pPr>
-        <w:pStyle w:val="Compact"/>
-        <w:numPr>
-          <w:ilvl w:val="0"/>
-          <w:numId w:val="1009"/>
-        </w:numPr>
-      </w:pPr>
-      <w:r>
-        <w:rPr>
-          <w:rStyle w:val="VerbatimChar"/>
-          <w:b/>
-          <w:bCs/>
-        </w:rPr>
-        <w:t xml:space="preserve">labs()</w:t>
-      </w:r>
-      <w:r>
-        <w:t xml:space="preserve"> </w:t>
-      </w:r>
-      <w:r>
-        <w:t xml:space="preserve">— axis labels and title</w:t>
-      </w:r>
-    </w:p>
-    <w:p>
-      <w:pPr>
-        <w:pStyle w:val="FirstParagraph"/>
-      </w:pPr>
-      <w:r>
-        <w:rPr>
-          <w:b/>
-          <w:bCs/>
-        </w:rPr>
-        <w:t xml:space="preserve">▶ Run this in your Script — the simplest possible plot:</w:t>
-      </w:r>
-    </w:p>
-    <w:p>
-      <w:pPr>
-        <w:pStyle w:val="SourceCode"/>
-      </w:pPr>
-      <w:r>
-        <w:rPr>
-          <w:rStyle w:val="FunctionTok"/>
-        </w:rPr>
-        <w:t xml:space="preserve">ggplot</w:t>
-      </w:r>
-      <w:r>
-        <w:rPr>
-          <w:rStyle w:val="NormalTok"/>
-        </w:rPr>
-        <w:t xml:space="preserve">(tree_df, </w:t>
-      </w:r>
-      <w:r>
-        <w:rPr>
-          <w:rStyle w:val="FunctionTok"/>
-        </w:rPr>
-        <w:t xml:space="preserve">aes</w:t>
-      </w:r>
-      <w:r>
-        <w:rPr>
-          <w:rStyle w:val="NormalTok"/>
-        </w:rPr>
-        <w:t xml:space="preserve">(</w:t>
-      </w:r>
-      <w:r>
-        <w:rPr>
-          <w:rStyle w:val="AttributeTok"/>
-        </w:rPr>
-        <w:t xml:space="preserve">x =</w:t>
-      </w:r>
-      <w:r>
-        <w:rPr>
-          <w:rStyle w:val="NormalTok"/>
-        </w:rPr>
-        <w:t xml:space="preserve"> side, </w:t>
-      </w:r>
-      <w:r>
-        <w:rPr>
-          <w:rStyle w:val="AttributeTok"/>
-        </w:rPr>
-        <w:t xml:space="preserve">y =</w:t>
-      </w:r>
-      <w:r>
-        <w:rPr>
-          <w:rStyle w:val="NormalTok"/>
-        </w:rPr>
-        <w:t xml:space="preserve"> weight_g)) </w:t>
-      </w:r>
-      <w:r>
-        <w:rPr>
-          <w:rStyle w:val="SpecialCharTok"/>
-        </w:rPr>
-        <w:t xml:space="preserve">+</w:t>
-      </w:r>
-      <w:r>
-        <w:br/>
-      </w:r>
-      <w:r>
-        <w:rPr>
-          <w:rStyle w:val="NormalTok"/>
-        </w:rPr>
-        <w:t xml:space="preserve">  </w:t>
-      </w:r>
-      <w:r>
-        <w:rPr>
-          <w:rStyle w:val="FunctionTok"/>
-        </w:rPr>
-        <w:t xml:space="preserve">geom_point</w:t>
-      </w:r>
-      <w:r>
-        <w:rPr>
-          <w:rStyle w:val="NormalTok"/>
-        </w:rPr>
-        <w:t xml:space="preserve">()</w:t>
-      </w:r>
-    </w:p>
-    <w:p>
-      <w:pPr>
-        <w:pStyle w:val="BlockText"/>
-      </w:pPr>
-      <w:r>
-        <w:t xml:space="preserve">⚠️</w:t>
-      </w:r>
-      <w:r>
-        <w:t xml:space="preserve"> </w:t>
-      </w:r>
-      <w:r>
-        <w:rPr>
-          <w:b/>
-          <w:bCs/>
-        </w:rPr>
-        <w:t xml:space="preserve">Watch out!</w:t>
-      </w:r>
-      <w:r>
-        <w:t xml:space="preserve"> </w:t>
-      </w:r>
-      <w:r>
-        <w:t xml:space="preserve">The</w:t>
-      </w:r>
-      <w:r>
-        <w:t xml:space="preserve"> </w:t>
-      </w:r>
-      <w:r>
-        <w:rPr>
-          <w:rStyle w:val="VerbatimChar"/>
-        </w:rPr>
-        <w:t xml:space="preserve">+</w:t>
-      </w:r>
-      <w:r>
-        <w:t xml:space="preserve"> </w:t>
-      </w:r>
-      <w:r>
-        <w:t xml:space="preserve">must sit at the</w:t>
-      </w:r>
-      <w:r>
-        <w:t xml:space="preserve"> </w:t>
-      </w:r>
-      <w:r>
-        <w:rPr>
-          <w:b/>
-          <w:bCs/>
-        </w:rPr>
-        <w:t xml:space="preserve">end</w:t>
-      </w:r>
-      <w:r>
-        <w:t xml:space="preserve"> </w:t>
-      </w:r>
-      <w:r>
-        <w:t xml:space="preserve">of a line, never the start. A</w:t>
-      </w:r>
-      <w:r>
-        <w:t xml:space="preserve"> </w:t>
-      </w:r>
-      <w:r>
-        <w:rPr>
-          <w:rStyle w:val="VerbatimChar"/>
-        </w:rPr>
-        <w:t xml:space="preserve">+</w:t>
-      </w:r>
-      <w:r>
-        <w:t xml:space="preserve"> </w:t>
-      </w:r>
-      <w:r>
-        <w:t xml:space="preserve">at the start of a line causes an error.</w:t>
-      </w:r>
-    </w:p>
-    <w:p>
-      <w:r>
-        <w:pict>
-          <v:rect style="width:0;height:1.5pt" o:hralign="center" o:hrstd="t" o:hr="t"/>
-        </w:pict>
-      </w:r>
-    </w:p>
-    <w:bookmarkEnd w:id="39"/>
-    <w:bookmarkStart w:id="40" w:name="improve-it-one-layer-at-a-time"/>
-    <w:p>
-      <w:pPr>
-        <w:pStyle w:val="Heading3"/>
-      </w:pPr>
-      <w:r>
-        <w:t xml:space="preserve">Improve it one layer at a time</w:t>
-      </w:r>
-    </w:p>
-    <w:p>
-      <w:pPr>
-        <w:pStyle w:val="FirstParagraph"/>
-      </w:pPr>
-      <w:r>
-        <w:t xml:space="preserve">Since</w:t>
-      </w:r>
-      <w:r>
-        <w:t xml:space="preserve"> </w:t>
-      </w:r>
-      <w:r>
-        <w:rPr>
-          <w:rStyle w:val="VerbatimChar"/>
-        </w:rPr>
-        <w:t xml:space="preserve">side</w:t>
-      </w:r>
-      <w:r>
-        <w:t xml:space="preserve"> </w:t>
-      </w:r>
-      <w:r>
-        <w:t xml:space="preserve">is a category, a boxplot with raw points on top tells the story well.</w:t>
-      </w:r>
-    </w:p>
-    <w:p>
-      <w:pPr>
-        <w:pStyle w:val="BodyText"/>
-      </w:pPr>
-      <w:r>
-        <w:rPr>
-          <w:b/>
-          <w:bCs/>
-        </w:rPr>
-        <w:t xml:space="preserve">▶ Run this in your Script:</w:t>
-      </w:r>
-    </w:p>
-    <w:p>
-      <w:pPr>
-        <w:pStyle w:val="SourceCode"/>
-      </w:pPr>
-      <w:r>
-        <w:rPr>
-          <w:rStyle w:val="FunctionTok"/>
-        </w:rPr>
-        <w:t xml:space="preserve">ggplot</w:t>
-      </w:r>
-      <w:r>
-        <w:rPr>
-          <w:rStyle w:val="NormalTok"/>
-        </w:rPr>
-        <w:t xml:space="preserve">(tree_df, </w:t>
-      </w:r>
-      <w:r>
-        <w:rPr>
-          <w:rStyle w:val="FunctionTok"/>
-        </w:rPr>
-        <w:t xml:space="preserve">aes</w:t>
-      </w:r>
-      <w:r>
-        <w:rPr>
-          <w:rStyle w:val="NormalTok"/>
-        </w:rPr>
-        <w:t xml:space="preserve">(</w:t>
-      </w:r>
-      <w:r>
-        <w:rPr>
-          <w:rStyle w:val="AttributeTok"/>
-        </w:rPr>
-        <w:t xml:space="preserve">x =</w:t>
-      </w:r>
-      <w:r>
-        <w:rPr>
-          <w:rStyle w:val="NormalTok"/>
-        </w:rPr>
-        <w:t xml:space="preserve"> side, </w:t>
-      </w:r>
-      <w:r>
-        <w:rPr>
-          <w:rStyle w:val="AttributeTok"/>
-        </w:rPr>
-        <w:t xml:space="preserve">y =</w:t>
-      </w:r>
-      <w:r>
-        <w:rPr>
-          <w:rStyle w:val="NormalTok"/>
-        </w:rPr>
-        <w:t xml:space="preserve"> weight_g)) </w:t>
-      </w:r>
-      <w:r>
-        <w:rPr>
-          <w:rStyle w:val="SpecialCharTok"/>
-        </w:rPr>
-        <w:t xml:space="preserve">+</w:t>
-      </w:r>
-      <w:r>
-        <w:br/>
-      </w:r>
-      <w:r>
-        <w:rPr>
-          <w:rStyle w:val="NormalTok"/>
-        </w:rPr>
-        <w:t xml:space="preserve">  </w:t>
-      </w:r>
-      <w:r>
-        <w:rPr>
-          <w:rStyle w:val="FunctionTok"/>
-        </w:rPr>
-        <w:t xml:space="preserve">geom_boxplot</w:t>
-      </w:r>
-      <w:r>
-        <w:rPr>
-          <w:rStyle w:val="NormalTok"/>
-        </w:rPr>
-        <w:t xml:space="preserve">() </w:t>
-      </w:r>
-      <w:r>
-        <w:rPr>
-          <w:rStyle w:val="SpecialCharTok"/>
-        </w:rPr>
-        <w:t xml:space="preserve">+</w:t>
-      </w:r>
-      <w:r>
-        <w:br/>
-      </w:r>
-      <w:r>
-        <w:rPr>
-          <w:rStyle w:val="NormalTok"/>
-        </w:rPr>
-        <w:t xml:space="preserve">  </w:t>
-      </w:r>
-      <w:r>
-        <w:rPr>
-          <w:rStyle w:val="FunctionTok"/>
-        </w:rPr>
-        <w:t xml:space="preserve">geom_jitter</w:t>
-      </w:r>
-      <w:r>
-        <w:rPr>
-          <w:rStyle w:val="NormalTok"/>
-        </w:rPr>
-        <w:t xml:space="preserve">(</w:t>
-      </w:r>
-      <w:r>
-        <w:rPr>
-          <w:rStyle w:val="AttributeTok"/>
-        </w:rPr>
-        <w:t xml:space="preserve">width =</w:t>
-      </w:r>
-      <w:r>
-        <w:rPr>
-          <w:rStyle w:val="NormalTok"/>
-        </w:rPr>
-        <w:t xml:space="preserve"> </w:t>
-      </w:r>
-      <w:r>
-        <w:rPr>
-          <w:rStyle w:val="FloatTok"/>
-        </w:rPr>
-        <w:t xml:space="preserve">0.15</w:t>
-      </w:r>
-      <w:r>
-        <w:rPr>
-          <w:rStyle w:val="NormalTok"/>
-        </w:rPr>
-        <w:t xml:space="preserve">, </w:t>
-      </w:r>
-      <w:r>
-        <w:rPr>
-          <w:rStyle w:val="AttributeTok"/>
-        </w:rPr>
-        <w:t xml:space="preserve">alpha =</w:t>
-      </w:r>
-      <w:r>
-        <w:rPr>
-          <w:rStyle w:val="NormalTok"/>
-        </w:rPr>
-        <w:t xml:space="preserve"> </w:t>
-      </w:r>
-      <w:r>
-        <w:rPr>
-          <w:rStyle w:val="FloatTok"/>
-        </w:rPr>
-        <w:t xml:space="preserve">0.6</w:t>
-      </w:r>
-      <w:r>
-        <w:rPr>
-          <w:rStyle w:val="NormalTok"/>
-        </w:rPr>
-        <w:t xml:space="preserve">, </w:t>
-      </w:r>
-      <w:r>
-        <w:rPr>
-          <w:rStyle w:val="AttributeTok"/>
-        </w:rPr>
-        <w:t xml:space="preserve">color =</w:t>
-      </w:r>
-      <w:r>
-        <w:rPr>
-          <w:rStyle w:val="NormalTok"/>
-        </w:rPr>
-        <w:t xml:space="preserve"> </w:t>
-      </w:r>
-      <w:r>
-        <w:rPr>
-          <w:rStyle w:val="StringTok"/>
-        </w:rPr>
-        <w:t xml:space="preserve">"tomato"</w:t>
-      </w:r>
-      <w:r>
-        <w:rPr>
-          <w:rStyle w:val="NormalTok"/>
-        </w:rPr>
-        <w:t xml:space="preserve">) </w:t>
-      </w:r>
-      <w:r>
-        <w:rPr>
-          <w:rStyle w:val="SpecialCharTok"/>
-        </w:rPr>
-        <w:t xml:space="preserve">+</w:t>
-      </w:r>
-      <w:r>
-        <w:br/>
-      </w:r>
-      <w:r>
-        <w:rPr>
-          <w:rStyle w:val="NormalTok"/>
-        </w:rPr>
-        <w:t xml:space="preserve">  </w:t>
-      </w:r>
-      <w:r>
-        <w:rPr>
-          <w:rStyle w:val="FunctionTok"/>
-        </w:rPr>
-        <w:t xml:space="preserve">labs</w:t>
-      </w:r>
-      <w:r>
-        <w:rPr>
-          <w:rStyle w:val="NormalTok"/>
-        </w:rPr>
-        <w:t xml:space="preserve">(</w:t>
-      </w:r>
-      <w:r>
-        <w:rPr>
-          <w:rStyle w:val="AttributeTok"/>
-        </w:rPr>
-        <w:t xml:space="preserve">x     =</w:t>
-      </w:r>
-      <w:r>
-        <w:rPr>
-          <w:rStyle w:val="NormalTok"/>
-        </w:rPr>
-        <w:t xml:space="preserve"> </w:t>
-      </w:r>
-      <w:r>
-        <w:rPr>
-          <w:rStyle w:val="StringTok"/>
-        </w:rPr>
-        <w:t xml:space="preserve">"Side of tree"</w:t>
-      </w:r>
-      <w:r>
-        <w:rPr>
-          <w:rStyle w:val="NormalTok"/>
-        </w:rPr>
+        <w:t xml:space="preserve">Build a project folder with</w:t>
+      </w:r>
+      <w:r>
+        <w:t xml:space="preserve"> </w:t>
+      </w:r>
+      <w:r>
+        <w:rPr>
+          <w:rStyle w:val="VerbatimChar"/>
+        </w:rPr>
+        <w:t xml:space="preserve">data/</w:t>
+      </w:r>
+      <w:r>
         <w:t xml:space="preserve">,</w:t>
       </w:r>
       <w:r>
-        <w:br/>
-      </w:r>
-      <w:r>
-        <w:rPr>
-          <w:rStyle w:val="NormalTok"/>
-        </w:rPr>
-        <w:t xml:space="preserve">       </w:t>
-      </w:r>
-      <w:r>
-        <w:rPr>
-          <w:rStyle w:val="AttributeTok"/>
-        </w:rPr>
-        <w:t xml:space="preserve">y     =</w:t>
-      </w:r>
-      <w:r>
-        <w:rPr>
-          <w:rStyle w:val="NormalTok"/>
-        </w:rPr>
-        <w:t xml:space="preserve"> </w:t>
-      </w:r>
-      <w:r>
-        <w:rPr>
-          <w:rStyle w:val="StringTok"/>
-        </w:rPr>
-        <w:t xml:space="preserve">"Leaf weight (g)"</w:t>
-      </w:r>
-      <w:r>
-        <w:rPr>
-          <w:rStyle w:val="NormalTok"/>
-        </w:rPr>
+        <w:t xml:space="preserve"> </w:t>
+      </w:r>
+      <w:r>
+        <w:rPr>
+          <w:rStyle w:val="VerbatimChar"/>
+        </w:rPr>
+        <w:t xml:space="preserve">scripts/</w:t>
+      </w:r>
+      <w:r>
         <w:t xml:space="preserve">,</w:t>
       </w:r>
       <w:r>
-        <w:br/>
-      </w:r>
-      <w:r>
-        <w:rPr>
-          <w:rStyle w:val="NormalTok"/>
-        </w:rPr>
-        <w:t xml:space="preserve">       </w:t>
-      </w:r>
-      <w:r>
-        <w:rPr>
-          <w:rStyle w:val="AttributeTok"/>
-        </w:rPr>
-        <w:t xml:space="preserve">title =</w:t>
-      </w:r>
-      <w:r>
-        <w:rPr>
-          <w:rStyle w:val="NormalTok"/>
-        </w:rPr>
-        <w:t xml:space="preserve"> </w:t>
-      </w:r>
-      <w:r>
-        <w:rPr>
-          <w:rStyle w:val="StringTok"/>
-        </w:rPr>
-        <w:t xml:space="preserve">"Sunny vs. shady leaves"</w:t>
-      </w:r>
-      <w:r>
-        <w:rPr>
-          <w:rStyle w:val="NormalTok"/>
-        </w:rPr>
-        <w:t xml:space="preserve">)</w:t>
-      </w:r>
-    </w:p>
-    <w:p>
-      <w:pPr>
-        <w:pStyle w:val="FirstParagraph"/>
-      </w:pPr>
-      <w:r>
-        <w:t xml:space="preserve">✏️</w:t>
-      </w:r>
-      <w:r>
-        <w:t xml:space="preserve"> </w:t>
-      </w:r>
-      <w:r>
-        <w:rPr>
-          <w:b/>
-          <w:bCs/>
-        </w:rPr>
-        <w:t xml:space="preserve">Your turn:</w:t>
-      </w:r>
-      <w:r>
-        <w:t xml:space="preserve"> </w:t>
-      </w:r>
-      <w:r>
-        <w:t xml:space="preserve">Make the same plot but for</w:t>
-      </w:r>
-      <w:r>
-        <w:t xml:space="preserve"> </w:t>
-      </w:r>
-      <w:r>
-        <w:rPr>
-          <w:rStyle w:val="VerbatimChar"/>
-        </w:rPr>
-        <w:t xml:space="preserve">height_cm</w:t>
-      </w:r>
-      <w:r>
-        <w:t xml:space="preserve"> </w:t>
-      </w:r>
-      <w:r>
-        <w:t xml:space="preserve">instead of</w:t>
-      </w:r>
-      <w:r>
-        <w:t xml:space="preserve"> </w:t>
-      </w:r>
-      <w:r>
-        <w:rPr>
-          <w:rStyle w:val="VerbatimChar"/>
-        </w:rPr>
-        <w:t xml:space="preserve">weight_g</w:t>
-      </w:r>
-      <w:r>
-        <w:t xml:space="preserve">. Copy the code above and change the relevant parts.</w:t>
-      </w:r>
-    </w:p>
-    <w:p>
-      <w:pPr>
-        <w:pStyle w:val="SourceCode"/>
-      </w:pPr>
-      <w:r>
-        <w:rPr>
-          <w:rStyle w:val="CommentTok"/>
-        </w:rPr>
-        <w:t xml:space="preserve"># Write your modified code here:</w:t>
-      </w:r>
-    </w:p>
-    <w:p>
-      <w:pPr>
-        <w:pStyle w:val="FirstParagraph"/>
-      </w:pPr>
-      <w:r>
-        <w:t xml:space="preserve">What pattern do you see — do sunny or shady leaves tend to be taller?</w:t>
-      </w:r>
-    </w:p>
-    <w:p>
-      <w:pPr>
-        <w:pStyle w:val="SourceCode"/>
-      </w:pPr>
-      <w:r>
-        <w:rPr>
-          <w:rStyle w:val="VerbatimChar"/>
-        </w:rPr>
-        <w:t xml:space="preserve">Your answer: </w:t>
-      </w:r>
-    </w:p>
-    <w:p>
-      <w:r>
-        <w:pict>
-          <v:rect style="width:0;height:1.5pt" o:hralign="center" o:hrstd="t" o:hr="t"/>
-        </w:pict>
-      </w:r>
-    </w:p>
-    <w:bookmarkEnd w:id="40"/>
-    <w:bookmarkStart w:id="41" w:name="save-your-plot"/>
-    <w:p>
-      <w:pPr>
-        <w:pStyle w:val="Heading3"/>
-      </w:pPr>
-      <w:r>
-        <w:t xml:space="preserve">Save your plot</w:t>
-      </w:r>
-    </w:p>
-    <w:p>
-      <w:pPr>
-        <w:pStyle w:val="FirstParagraph"/>
-      </w:pPr>
-      <w:r>
-        <w:t xml:space="preserve">Store the plot as an object, then save it to your</w:t>
-      </w:r>
-      <w:r>
         <w:t xml:space="preserve"> </w:t>
       </w:r>
       <w:r>
@@ -6249,776 +7099,6 @@
           <w:rStyle w:val="VerbatimChar"/>
         </w:rPr>
         <w:t xml:space="preserve">figures/</w:t>
-      </w:r>
-      <w:r>
-        <w:t xml:space="preserve"> </w:t>
-      </w:r>
-      <w:r>
-        <w:t xml:space="preserve">folder.</w:t>
-      </w:r>
-    </w:p>
-    <w:p>
-      <w:pPr>
-        <w:pStyle w:val="BodyText"/>
-      </w:pPr>
-      <w:r>
-        <w:rPr>
-          <w:b/>
-          <w:bCs/>
-        </w:rPr>
-        <w:t xml:space="preserve">▶ Run this in your Script:</w:t>
-      </w:r>
-    </w:p>
-    <w:p>
-      <w:pPr>
-        <w:pStyle w:val="SourceCode"/>
-      </w:pPr>
-      <w:r>
-        <w:rPr>
-          <w:rStyle w:val="CommentTok"/>
-        </w:rPr>
-        <w:t xml:space="preserve"># Save the weight plot</w:t>
-      </w:r>
-      <w:r>
-        <w:br/>
-      </w:r>
-      <w:r>
-        <w:rPr>
-          <w:rStyle w:val="NormalTok"/>
-        </w:rPr>
-        <w:t xml:space="preserve">weight_plot </w:t>
-      </w:r>
-      <w:r>
-        <w:rPr>
-          <w:rStyle w:val="OtherTok"/>
-        </w:rPr>
-        <w:t xml:space="preserve">&lt;-</w:t>
-      </w:r>
-      <w:r>
-        <w:rPr>
-          <w:rStyle w:val="NormalTok"/>
-        </w:rPr>
-        <w:t xml:space="preserve"> </w:t>
-      </w:r>
-      <w:r>
-        <w:rPr>
-          <w:rStyle w:val="FunctionTok"/>
-        </w:rPr>
-        <w:t xml:space="preserve">ggplot</w:t>
-      </w:r>
-      <w:r>
-        <w:rPr>
-          <w:rStyle w:val="NormalTok"/>
-        </w:rPr>
-        <w:t xml:space="preserve">(tree_df, </w:t>
-      </w:r>
-      <w:r>
-        <w:rPr>
-          <w:rStyle w:val="FunctionTok"/>
-        </w:rPr>
-        <w:t xml:space="preserve">aes</w:t>
-      </w:r>
-      <w:r>
-        <w:rPr>
-          <w:rStyle w:val="NormalTok"/>
-        </w:rPr>
-        <w:t xml:space="preserve">(</w:t>
-      </w:r>
-      <w:r>
-        <w:rPr>
-          <w:rStyle w:val="AttributeTok"/>
-        </w:rPr>
-        <w:t xml:space="preserve">x =</w:t>
-      </w:r>
-      <w:r>
-        <w:rPr>
-          <w:rStyle w:val="NormalTok"/>
-        </w:rPr>
-        <w:t xml:space="preserve"> side, </w:t>
-      </w:r>
-      <w:r>
-        <w:rPr>
-          <w:rStyle w:val="AttributeTok"/>
-        </w:rPr>
-        <w:t xml:space="preserve">y =</w:t>
-      </w:r>
-      <w:r>
-        <w:rPr>
-          <w:rStyle w:val="NormalTok"/>
-        </w:rPr>
-        <w:t xml:space="preserve"> weight_g)) </w:t>
-      </w:r>
-      <w:r>
-        <w:rPr>
-          <w:rStyle w:val="SpecialCharTok"/>
-        </w:rPr>
-        <w:t xml:space="preserve">+</w:t>
-      </w:r>
-      <w:r>
-        <w:br/>
-      </w:r>
-      <w:r>
-        <w:rPr>
-          <w:rStyle w:val="NormalTok"/>
-        </w:rPr>
-        <w:t xml:space="preserve">  </w:t>
-      </w:r>
-      <w:r>
-        <w:rPr>
-          <w:rStyle w:val="FunctionTok"/>
-        </w:rPr>
-        <w:t xml:space="preserve">geom_boxplot</w:t>
-      </w:r>
-      <w:r>
-        <w:rPr>
-          <w:rStyle w:val="NormalTok"/>
-        </w:rPr>
-        <w:t xml:space="preserve">() </w:t>
-      </w:r>
-      <w:r>
-        <w:rPr>
-          <w:rStyle w:val="SpecialCharTok"/>
-        </w:rPr>
-        <w:t xml:space="preserve">+</w:t>
-      </w:r>
-      <w:r>
-        <w:br/>
-      </w:r>
-      <w:r>
-        <w:rPr>
-          <w:rStyle w:val="NormalTok"/>
-        </w:rPr>
-        <w:t xml:space="preserve">  </w:t>
-      </w:r>
-      <w:r>
-        <w:rPr>
-          <w:rStyle w:val="FunctionTok"/>
-        </w:rPr>
-        <w:t xml:space="preserve">geom_jitter</w:t>
-      </w:r>
-      <w:r>
-        <w:rPr>
-          <w:rStyle w:val="NormalTok"/>
-        </w:rPr>
-        <w:t xml:space="preserve">(</w:t>
-      </w:r>
-      <w:r>
-        <w:rPr>
-          <w:rStyle w:val="AttributeTok"/>
-        </w:rPr>
-        <w:t xml:space="preserve">width =</w:t>
-      </w:r>
-      <w:r>
-        <w:rPr>
-          <w:rStyle w:val="NormalTok"/>
-        </w:rPr>
-        <w:t xml:space="preserve"> </w:t>
-      </w:r>
-      <w:r>
-        <w:rPr>
-          <w:rStyle w:val="FloatTok"/>
-        </w:rPr>
-        <w:t xml:space="preserve">0.15</w:t>
-      </w:r>
-      <w:r>
-        <w:rPr>
-          <w:rStyle w:val="NormalTok"/>
-        </w:rPr>
-        <w:t xml:space="preserve">, </w:t>
-      </w:r>
-      <w:r>
-        <w:rPr>
-          <w:rStyle w:val="AttributeTok"/>
-        </w:rPr>
-        <w:t xml:space="preserve">alpha =</w:t>
-      </w:r>
-      <w:r>
-        <w:rPr>
-          <w:rStyle w:val="NormalTok"/>
-        </w:rPr>
-        <w:t xml:space="preserve"> </w:t>
-      </w:r>
-      <w:r>
-        <w:rPr>
-          <w:rStyle w:val="FloatTok"/>
-        </w:rPr>
-        <w:t xml:space="preserve">0.6</w:t>
-      </w:r>
-      <w:r>
-        <w:rPr>
-          <w:rStyle w:val="NormalTok"/>
-        </w:rPr>
-        <w:t xml:space="preserve">, </w:t>
-      </w:r>
-      <w:r>
-        <w:rPr>
-          <w:rStyle w:val="AttributeTok"/>
-        </w:rPr>
-        <w:t xml:space="preserve">color =</w:t>
-      </w:r>
-      <w:r>
-        <w:rPr>
-          <w:rStyle w:val="NormalTok"/>
-        </w:rPr>
-        <w:t xml:space="preserve"> </w:t>
-      </w:r>
-      <w:r>
-        <w:rPr>
-          <w:rStyle w:val="StringTok"/>
-        </w:rPr>
-        <w:t xml:space="preserve">"tomato"</w:t>
-      </w:r>
-      <w:r>
-        <w:rPr>
-          <w:rStyle w:val="NormalTok"/>
-        </w:rPr>
-        <w:t xml:space="preserve">) </w:t>
-      </w:r>
-      <w:r>
-        <w:rPr>
-          <w:rStyle w:val="SpecialCharTok"/>
-        </w:rPr>
-        <w:t xml:space="preserve">+</w:t>
-      </w:r>
-      <w:r>
-        <w:br/>
-      </w:r>
-      <w:r>
-        <w:rPr>
-          <w:rStyle w:val="NormalTok"/>
-        </w:rPr>
-        <w:t xml:space="preserve">  </w:t>
-      </w:r>
-      <w:r>
-        <w:rPr>
-          <w:rStyle w:val="FunctionTok"/>
-        </w:rPr>
-        <w:t xml:space="preserve">labs</w:t>
-      </w:r>
-      <w:r>
-        <w:rPr>
-          <w:rStyle w:val="NormalTok"/>
-        </w:rPr>
-        <w:t xml:space="preserve">(</w:t>
-      </w:r>
-      <w:r>
-        <w:rPr>
-          <w:rStyle w:val="AttributeTok"/>
-        </w:rPr>
-        <w:t xml:space="preserve">x     =</w:t>
-      </w:r>
-      <w:r>
-        <w:rPr>
-          <w:rStyle w:val="NormalTok"/>
-        </w:rPr>
-        <w:t xml:space="preserve"> </w:t>
-      </w:r>
-      <w:r>
-        <w:rPr>
-          <w:rStyle w:val="StringTok"/>
-        </w:rPr>
-        <w:t xml:space="preserve">"Side of tree"</w:t>
-      </w:r>
-      <w:r>
-        <w:rPr>
-          <w:rStyle w:val="NormalTok"/>
-        </w:rPr>
-        <w:t xml:space="preserve">,</w:t>
-      </w:r>
-      <w:r>
-        <w:br/>
-      </w:r>
-      <w:r>
-        <w:rPr>
-          <w:rStyle w:val="NormalTok"/>
-        </w:rPr>
-        <w:t xml:space="preserve">       </w:t>
-      </w:r>
-      <w:r>
-        <w:rPr>
-          <w:rStyle w:val="AttributeTok"/>
-        </w:rPr>
-        <w:t xml:space="preserve">y     =</w:t>
-      </w:r>
-      <w:r>
-        <w:rPr>
-          <w:rStyle w:val="NormalTok"/>
-        </w:rPr>
-        <w:t xml:space="preserve"> </w:t>
-      </w:r>
-      <w:r>
-        <w:rPr>
-          <w:rStyle w:val="StringTok"/>
-        </w:rPr>
-        <w:t xml:space="preserve">"Leaf weight (g)"</w:t>
-      </w:r>
-      <w:r>
-        <w:rPr>
-          <w:rStyle w:val="NormalTok"/>
-        </w:rPr>
-        <w:t xml:space="preserve">,</w:t>
-      </w:r>
-      <w:r>
-        <w:br/>
-      </w:r>
-      <w:r>
-        <w:rPr>
-          <w:rStyle w:val="NormalTok"/>
-        </w:rPr>
-        <w:t xml:space="preserve">       </w:t>
-      </w:r>
-      <w:r>
-        <w:rPr>
-          <w:rStyle w:val="AttributeTok"/>
-        </w:rPr>
-        <w:t xml:space="preserve">title =</w:t>
-      </w:r>
-      <w:r>
-        <w:rPr>
-          <w:rStyle w:val="NormalTok"/>
-        </w:rPr>
-        <w:t xml:space="preserve"> </w:t>
-      </w:r>
-      <w:r>
-        <w:rPr>
-          <w:rStyle w:val="StringTok"/>
-        </w:rPr>
-        <w:t xml:space="preserve">"Sunny vs. shady leaves"</w:t>
-      </w:r>
-      <w:r>
-        <w:rPr>
-          <w:rStyle w:val="NormalTok"/>
-        </w:rPr>
-        <w:t xml:space="preserve">)</w:t>
-      </w:r>
-      <w:r>
-        <w:br/>
-      </w:r>
-      <w:r>
-        <w:br/>
-      </w:r>
-      <w:r>
-        <w:rPr>
-          <w:rStyle w:val="FunctionTok"/>
-        </w:rPr>
-        <w:t xml:space="preserve">ggsave</w:t>
-      </w:r>
-      <w:r>
-        <w:rPr>
-          <w:rStyle w:val="NormalTok"/>
-        </w:rPr>
-        <w:t xml:space="preserve">(</w:t>
-      </w:r>
-      <w:r>
-        <w:rPr>
-          <w:rStyle w:val="StringTok"/>
-        </w:rPr>
-        <w:t xml:space="preserve">"figures/leaf_weight.pdf"</w:t>
-      </w:r>
-      <w:r>
-        <w:rPr>
-          <w:rStyle w:val="NormalTok"/>
-        </w:rPr>
-        <w:t xml:space="preserve">,</w:t>
-      </w:r>
-      <w:r>
-        <w:br/>
-      </w:r>
-      <w:r>
-        <w:rPr>
-          <w:rStyle w:val="NormalTok"/>
-        </w:rPr>
-        <w:t xml:space="preserve">       </w:t>
-      </w:r>
-      <w:r>
-        <w:rPr>
-          <w:rStyle w:val="AttributeTok"/>
-        </w:rPr>
-        <w:t xml:space="preserve">plot   =</w:t>
-      </w:r>
-      <w:r>
-        <w:rPr>
-          <w:rStyle w:val="NormalTok"/>
-        </w:rPr>
-        <w:t xml:space="preserve"> weight_plot,</w:t>
-      </w:r>
-      <w:r>
-        <w:br/>
-      </w:r>
-      <w:r>
-        <w:rPr>
-          <w:rStyle w:val="NormalTok"/>
-        </w:rPr>
-        <w:t xml:space="preserve">       </w:t>
-      </w:r>
-      <w:r>
-        <w:rPr>
-          <w:rStyle w:val="AttributeTok"/>
-        </w:rPr>
-        <w:t xml:space="preserve">width  =</w:t>
-      </w:r>
-      <w:r>
-        <w:rPr>
-          <w:rStyle w:val="NormalTok"/>
-        </w:rPr>
-        <w:t xml:space="preserve"> </w:t>
-      </w:r>
-      <w:r>
-        <w:rPr>
-          <w:rStyle w:val="DecValTok"/>
-        </w:rPr>
-        <w:t xml:space="preserve">6</w:t>
-      </w:r>
-      <w:r>
-        <w:rPr>
-          <w:rStyle w:val="NormalTok"/>
-        </w:rPr>
-        <w:t xml:space="preserve">,</w:t>
-      </w:r>
-      <w:r>
-        <w:br/>
-      </w:r>
-      <w:r>
-        <w:rPr>
-          <w:rStyle w:val="NormalTok"/>
-        </w:rPr>
-        <w:t xml:space="preserve">       </w:t>
-      </w:r>
-      <w:r>
-        <w:rPr>
-          <w:rStyle w:val="AttributeTok"/>
-        </w:rPr>
-        <w:t xml:space="preserve">height =</w:t>
-      </w:r>
-      <w:r>
-        <w:rPr>
-          <w:rStyle w:val="NormalTok"/>
-        </w:rPr>
-        <w:t xml:space="preserve"> </w:t>
-      </w:r>
-      <w:r>
-        <w:rPr>
-          <w:rStyle w:val="DecValTok"/>
-        </w:rPr>
-        <w:t xml:space="preserve">6</w:t>
-      </w:r>
-      <w:r>
-        <w:rPr>
-          <w:rStyle w:val="NormalTok"/>
-        </w:rPr>
-        <w:t xml:space="preserve">,</w:t>
-      </w:r>
-      <w:r>
-        <w:br/>
-      </w:r>
-      <w:r>
-        <w:rPr>
-          <w:rStyle w:val="NormalTok"/>
-        </w:rPr>
-        <w:t xml:space="preserve">       </w:t>
-      </w:r>
-      <w:r>
-        <w:rPr>
-          <w:rStyle w:val="AttributeTok"/>
-        </w:rPr>
-        <w:t xml:space="preserve">units  =</w:t>
-      </w:r>
-      <w:r>
-        <w:rPr>
-          <w:rStyle w:val="NormalTok"/>
-        </w:rPr>
-        <w:t xml:space="preserve"> </w:t>
-      </w:r>
-      <w:r>
-        <w:rPr>
-          <w:rStyle w:val="StringTok"/>
-        </w:rPr>
-        <w:t xml:space="preserve">"in"</w:t>
-      </w:r>
-      <w:r>
-        <w:rPr>
-          <w:rStyle w:val="NormalTok"/>
-        </w:rPr>
-        <w:t xml:space="preserve">)</w:t>
-      </w:r>
-    </w:p>
-    <w:p>
-      <w:pPr>
-        <w:pStyle w:val="FirstParagraph"/>
-      </w:pPr>
-      <w:r>
-        <w:t xml:space="preserve">Check your</w:t>
-      </w:r>
-      <w:r>
-        <w:t xml:space="preserve"> </w:t>
-      </w:r>
-      <w:r>
-        <w:rPr>
-          <w:rStyle w:val="VerbatimChar"/>
-        </w:rPr>
-        <w:t xml:space="preserve">figures/</w:t>
-      </w:r>
-      <w:r>
-        <w:t xml:space="preserve"> </w:t>
-      </w:r>
-      <w:r>
-        <w:t xml:space="preserve">folder — the PDF should be there.</w:t>
-      </w:r>
-    </w:p>
-    <w:p>
-      <w:pPr>
-        <w:pStyle w:val="BlockText"/>
-      </w:pPr>
-      <w:r>
-        <w:t xml:space="preserve">⚠️</w:t>
-      </w:r>
-      <w:r>
-        <w:t xml:space="preserve"> </w:t>
-      </w:r>
-      <w:r>
-        <w:rPr>
-          <w:b/>
-          <w:bCs/>
-        </w:rPr>
-        <w:t xml:space="preserve">Watch out!</w:t>
-      </w:r>
-      <w:r>
-        <w:t xml:space="preserve"> </w:t>
-      </w:r>
-      <w:r>
-        <w:rPr>
-          <w:rStyle w:val="VerbatimChar"/>
-        </w:rPr>
-        <w:t xml:space="preserve">ggsave()</w:t>
-      </w:r>
-      <w:r>
-        <w:t xml:space="preserve"> </w:t>
-      </w:r>
-      <w:r>
-        <w:t xml:space="preserve">wants the</w:t>
-      </w:r>
-      <w:r>
-        <w:t xml:space="preserve"> </w:t>
-      </w:r>
-      <w:r>
-        <w:rPr>
-          <w:b/>
-          <w:bCs/>
-        </w:rPr>
-        <w:t xml:space="preserve">filename first</w:t>
-      </w:r>
-      <w:r>
-        <w:t xml:space="preserve">, then</w:t>
-      </w:r>
-      <w:r>
-        <w:t xml:space="preserve"> </w:t>
-      </w:r>
-      <w:r>
-        <w:rPr>
-          <w:rStyle w:val="VerbatimChar"/>
-        </w:rPr>
-        <w:t xml:space="preserve">plot =</w:t>
-      </w:r>
-      <w:r>
-        <w:t xml:space="preserve">. Mixing that order is the classic first-save mistake.</w:t>
-      </w:r>
-    </w:p>
-    <w:p>
-      <w:r>
-        <w:pict>
-          <v:rect style="width:0;height:1.5pt" o:hralign="center" o:hrstd="t" o:hr="t"/>
-        </w:pict>
-      </w:r>
-    </w:p>
-    <w:bookmarkEnd w:id="41"/>
-    <w:bookmarkStart w:id="42" w:name="save-a-clean-data-file"/>
-    <w:p>
-      <w:pPr>
-        <w:pStyle w:val="Heading3"/>
-      </w:pPr>
-      <w:r>
-        <w:t xml:space="preserve">Save a clean data file</w:t>
-      </w:r>
-    </w:p>
-    <w:p>
-      <w:pPr>
-        <w:pStyle w:val="FirstParagraph"/>
-      </w:pPr>
-      <w:r>
-        <w:t xml:space="preserve">Write a tidy CSV copy to</w:t>
-      </w:r>
-      <w:r>
-        <w:t xml:space="preserve"> </w:t>
-      </w:r>
-      <w:r>
-        <w:rPr>
-          <w:rStyle w:val="VerbatimChar"/>
-        </w:rPr>
-        <w:t xml:space="preserve">data_clean/</w:t>
-      </w:r>
-      <w:r>
-        <w:t xml:space="preserve"> </w:t>
-      </w:r>
-      <w:r>
-        <w:t xml:space="preserve">so future scripts can load it quickly.</w:t>
-      </w:r>
-    </w:p>
-    <w:p>
-      <w:pPr>
-        <w:pStyle w:val="BodyText"/>
-      </w:pPr>
-      <w:r>
-        <w:rPr>
-          <w:b/>
-          <w:bCs/>
-        </w:rPr>
-        <w:t xml:space="preserve">▶ Run this in your Script:</w:t>
-      </w:r>
-    </w:p>
-    <w:p>
-      <w:pPr>
-        <w:pStyle w:val="SourceCode"/>
-      </w:pPr>
-      <w:r>
-        <w:rPr>
-          <w:rStyle w:val="FunctionTok"/>
-        </w:rPr>
-        <w:t xml:space="preserve">write_csv</w:t>
-      </w:r>
-      <w:r>
-        <w:rPr>
-          <w:rStyle w:val="NormalTok"/>
-        </w:rPr>
-        <w:t xml:space="preserve">(tree_df, </w:t>
-      </w:r>
-      <w:r>
-        <w:rPr>
-          <w:rStyle w:val="StringTok"/>
-        </w:rPr>
-        <w:t xml:space="preserve">"data_clean/tree_clean.csv"</w:t>
-      </w:r>
-      <w:r>
-        <w:rPr>
-          <w:rStyle w:val="NormalTok"/>
-        </w:rPr>
-        <w:t xml:space="preserve">)</w:t>
-      </w:r>
-    </w:p>
-    <w:p>
-      <w:pPr>
-        <w:pStyle w:val="FirstParagraph"/>
-      </w:pPr>
-      <w:r>
-        <w:t xml:space="preserve">Your project folder should now look like this:</w:t>
-      </w:r>
-    </w:p>
-    <w:p>
-      <w:pPr>
-        <w:pStyle w:val="SourceCode"/>
-      </w:pPr>
-      <w:r>
-        <w:rPr>
-          <w:rStyle w:val="VerbatimChar"/>
-        </w:rPr>
-        <w:t xml:space="preserve">tree_exercise/</w:t>
-      </w:r>
-      <w:r>
-        <w:br/>
-      </w:r>
-      <w:r>
-        <w:rPr>
-          <w:rStyle w:val="VerbatimChar"/>
-        </w:rPr>
-        <w:t xml:space="preserve">├── data_raw/</w:t>
-      </w:r>
-      <w:r>
-        <w:br/>
-      </w:r>
-      <w:r>
-        <w:rPr>
-          <w:rStyle w:val="VerbatimChar"/>
-        </w:rPr>
-        <w:t xml:space="preserve">│   └── 2026_06_25_tree_experiment_raw_data.xlsx   &lt;- untouched original</w:t>
-      </w:r>
-      <w:r>
-        <w:br/>
-      </w:r>
-      <w:r>
-        <w:rPr>
-          <w:rStyle w:val="VerbatimChar"/>
-        </w:rPr>
-        <w:t xml:space="preserve">├── scripts/</w:t>
-      </w:r>
-      <w:r>
-        <w:br/>
-      </w:r>
-      <w:r>
-        <w:rPr>
-          <w:rStyle w:val="VerbatimChar"/>
-        </w:rPr>
-        <w:t xml:space="preserve">│   └── 01_tree_analysis.R                          &lt;- your script</w:t>
-      </w:r>
-      <w:r>
-        <w:br/>
-      </w:r>
-      <w:r>
-        <w:rPr>
-          <w:rStyle w:val="VerbatimChar"/>
-        </w:rPr>
-        <w:t xml:space="preserve">├── figures/</w:t>
-      </w:r>
-      <w:r>
-        <w:br/>
-      </w:r>
-      <w:r>
-        <w:rPr>
-          <w:rStyle w:val="VerbatimChar"/>
-        </w:rPr>
-        <w:t xml:space="preserve">│   └── leaf_weight.pdf                             &lt;- your saved plot</w:t>
-      </w:r>
-      <w:r>
-        <w:br/>
-      </w:r>
-      <w:r>
-        <w:rPr>
-          <w:rStyle w:val="VerbatimChar"/>
-        </w:rPr>
-        <w:t xml:space="preserve">└── data_clean/</w:t>
-      </w:r>
-      <w:r>
-        <w:br/>
-      </w:r>
-      <w:r>
-        <w:rPr>
-          <w:rStyle w:val="VerbatimChar"/>
-        </w:rPr>
-        <w:t xml:space="preserve">    └── tree_clean.csv                              &lt;- the tidy copy</w:t>
-      </w:r>
-    </w:p>
-    <w:p>
-      <w:r>
-        <w:pict>
-          <v:rect style="width:0;height:1.5pt" o:hralign="center" o:hrstd="t" o:hr="t"/>
-        </w:pict>
-      </w:r>
-    </w:p>
-    <w:bookmarkEnd w:id="42"/>
-    <w:bookmarkEnd w:id="43"/>
-    <w:bookmarkStart w:id="44" w:name="part-7-review-and-checkpoint"/>
-    <w:p>
-      <w:pPr>
-        <w:pStyle w:val="Heading1"/>
-      </w:pPr>
-      <w:r>
-        <w:t xml:space="preserve">Part 7 · Review and checkpoint</w:t>
-      </w:r>
-    </w:p>
-    <w:p>
-      <w:pPr>
-        <w:pStyle w:val="FirstParagraph"/>
-      </w:pPr>
-      <w:r>
-        <w:t xml:space="preserve">At this point you can:</w:t>
       </w:r>
     </w:p>
     <w:p>
@@ -7030,7 +7110,16 @@
         </w:numPr>
       </w:pPr>
       <w:r>
-        <w:t xml:space="preserve">Set up R and Positron and orient yourself in the four panes</w:t>
+        <w:t xml:space="preserve">Use R as a calculator and store values with</w:t>
+      </w:r>
+      <w:r>
+        <w:t xml:space="preserve"> </w:t>
+      </w:r>
+      <w:r>
+        <w:rPr>
+          <w:rStyle w:val="VerbatimChar"/>
+        </w:rPr>
+        <w:t xml:space="preserve">&lt;-</w:t>
       </w:r>
     </w:p>
     <w:p>
@@ -7042,52 +7131,22 @@
         </w:numPr>
       </w:pPr>
       <w:r>
-        <w:t xml:space="preserve">Build a project folder with</w:t>
-      </w:r>
-      <w:r>
-        <w:t xml:space="preserve"> </w:t>
-      </w:r>
-      <w:r>
-        <w:rPr>
-          <w:rStyle w:val="VerbatimChar"/>
-        </w:rPr>
-        <w:t xml:space="preserve">data_raw/</w:t>
-      </w:r>
-      <w:r>
-        <w:t xml:space="preserve">,</w:t>
-      </w:r>
-      <w:r>
-        <w:t xml:space="preserve"> </w:t>
-      </w:r>
-      <w:r>
-        <w:rPr>
-          <w:rStyle w:val="VerbatimChar"/>
-        </w:rPr>
-        <w:t xml:space="preserve">scripts/</w:t>
-      </w:r>
-      <w:r>
-        <w:t xml:space="preserve">,</w:t>
-      </w:r>
-      <w:r>
-        <w:t xml:space="preserve"> </w:t>
-      </w:r>
-      <w:r>
-        <w:rPr>
-          <w:rStyle w:val="VerbatimChar"/>
-        </w:rPr>
-        <w:t xml:space="preserve">figures/</w:t>
-      </w:r>
-      <w:r>
-        <w:t xml:space="preserve">,</w:t>
-      </w:r>
-      <w:r>
-        <w:t xml:space="preserve"> </w:t>
-      </w:r>
-      <w:r>
-        <w:rPr>
-          <w:rStyle w:val="VerbatimChar"/>
-        </w:rPr>
-        <w:t xml:space="preserve">data_clean/</w:t>
+        <w:t xml:space="preserve">Write a script with</w:t>
+      </w:r>
+      <w:r>
+        <w:t xml:space="preserve"> </w:t>
+      </w:r>
+      <w:r>
+        <w:rPr>
+          <w:rStyle w:val="VerbatimChar"/>
+        </w:rPr>
+        <w:t xml:space="preserve">#</w:t>
+      </w:r>
+      <w:r>
+        <w:t xml:space="preserve"> </w:t>
+      </w:r>
+      <w:r>
+        <w:t xml:space="preserve">comments, save it, and re-run it</w:t>
       </w:r>
     </w:p>
     <w:p>
@@ -7099,16 +7158,22 @@
         </w:numPr>
       </w:pPr>
       <w:r>
-        <w:t xml:space="preserve">Use R as a calculator and store values with</w:t>
-      </w:r>
-      <w:r>
-        <w:t xml:space="preserve"> </w:t>
-      </w:r>
-      <w:r>
-        <w:rPr>
-          <w:rStyle w:val="VerbatimChar"/>
-        </w:rPr>
-        <w:t xml:space="preserve">&lt;-</w:t>
+        <w:t xml:space="preserve">Call functions with arguments and use</w:t>
+      </w:r>
+      <w:r>
+        <w:t xml:space="preserve"> </w:t>
+      </w:r>
+      <w:r>
+        <w:rPr>
+          <w:rStyle w:val="VerbatimChar"/>
+        </w:rPr>
+        <w:t xml:space="preserve">?</w:t>
+      </w:r>
+      <w:r>
+        <w:t xml:space="preserve"> </w:t>
+      </w:r>
+      <w:r>
+        <w:t xml:space="preserve">for help</w:t>
       </w:r>
     </w:p>
     <w:p>
@@ -7120,7 +7185,16 @@
         </w:numPr>
       </w:pPr>
       <w:r>
-        <w:t xml:space="preserve">Write a script with comments, save it, and re-run it</w:t>
+        <w:t xml:space="preserve">Build numeric and character vectors with</w:t>
+      </w:r>
+      <w:r>
+        <w:t xml:space="preserve"> </w:t>
+      </w:r>
+      <w:r>
+        <w:rPr>
+          <w:rStyle w:val="VerbatimChar"/>
+        </w:rPr>
+        <w:t xml:space="preserve">c()</w:t>
       </w:r>
     </w:p>
     <w:p>
@@ -7132,22 +7206,31 @@
         </w:numPr>
       </w:pPr>
       <w:r>
-        <w:t xml:space="preserve">Call functions with arguments and use</w:t>
-      </w:r>
-      <w:r>
-        <w:t xml:space="preserve"> </w:t>
-      </w:r>
-      <w:r>
-        <w:rPr>
-          <w:rStyle w:val="VerbatimChar"/>
-        </w:rPr>
-        <w:t xml:space="preserve">?</w:t>
-      </w:r>
-      <w:r>
-        <w:t xml:space="preserve"> </w:t>
-      </w:r>
-      <w:r>
-        <w:t xml:space="preserve">to get help</w:t>
+        <w:t xml:space="preserve">Install and load packages with</w:t>
+      </w:r>
+      <w:r>
+        <w:t xml:space="preserve"> </w:t>
+      </w:r>
+      <w:r>
+        <w:rPr>
+          <w:rStyle w:val="VerbatimChar"/>
+        </w:rPr>
+        <w:t xml:space="preserve">install.packages()</w:t>
+      </w:r>
+      <w:r>
+        <w:t xml:space="preserve"> </w:t>
+      </w:r>
+      <w:r>
+        <w:t xml:space="preserve">and</w:t>
+      </w:r>
+      <w:r>
+        <w:t xml:space="preserve"> </w:t>
+      </w:r>
+      <w:r>
+        <w:rPr>
+          <w:rStyle w:val="VerbatimChar"/>
+        </w:rPr>
+        <w:t xml:space="preserve">library()</w:t>
       </w:r>
     </w:p>
     <w:p>
@@ -7159,16 +7242,37 @@
         </w:numPr>
       </w:pPr>
       <w:r>
-        <w:t xml:space="preserve">Build numeric and character vectors with</w:t>
-      </w:r>
-      <w:r>
-        <w:t xml:space="preserve"> </w:t>
-      </w:r>
-      <w:r>
-        <w:rPr>
-          <w:rStyle w:val="VerbatimChar"/>
-        </w:rPr>
-        <w:t xml:space="preserve">c()</w:t>
+        <w:t xml:space="preserve">Load an Excel file with</w:t>
+      </w:r>
+      <w:r>
+        <w:t xml:space="preserve"> </w:t>
+      </w:r>
+      <w:r>
+        <w:rPr>
+          <w:rStyle w:val="VerbatimChar"/>
+        </w:rPr>
+        <w:t xml:space="preserve">read_excel()</w:t>
+      </w:r>
+      <w:r>
+        <w:t xml:space="preserve"> </w:t>
+      </w:r>
+      <w:r>
+        <w:t xml:space="preserve">and understand how</w:t>
+      </w:r>
+      <w:r>
+        <w:t xml:space="preserve"> </w:t>
+      </w:r>
+      <w:r>
+        <w:rPr>
+          <w:rStyle w:val="VerbatimChar"/>
+        </w:rPr>
+        <w:t xml:space="preserve">read_csv()</w:t>
+      </w:r>
+      <w:r>
+        <w:t xml:space="preserve"> </w:t>
+      </w:r>
+      <w:r>
+        <w:t xml:space="preserve">differs</w:t>
       </w:r>
     </w:p>
     <w:p>
@@ -7180,31 +7284,40 @@
         </w:numPr>
       </w:pPr>
       <w:r>
-        <w:t xml:space="preserve">Install and load packages with</w:t>
-      </w:r>
-      <w:r>
-        <w:t xml:space="preserve"> </w:t>
-      </w:r>
-      <w:r>
-        <w:rPr>
-          <w:rStyle w:val="VerbatimChar"/>
-        </w:rPr>
-        <w:t xml:space="preserve">install.packages()</w:t>
-      </w:r>
-      <w:r>
-        <w:t xml:space="preserve"> </w:t>
-      </w:r>
-      <w:r>
-        <w:t xml:space="preserve">and</w:t>
-      </w:r>
-      <w:r>
-        <w:t xml:space="preserve"> </w:t>
-      </w:r>
-      <w:r>
-        <w:rPr>
-          <w:rStyle w:val="VerbatimChar"/>
-        </w:rPr>
-        <w:t xml:space="preserve">library()</w:t>
+        <w:t xml:space="preserve">Inspect a data frame with</w:t>
+      </w:r>
+      <w:r>
+        <w:t xml:space="preserve"> </w:t>
+      </w:r>
+      <w:r>
+        <w:rPr>
+          <w:rStyle w:val="VerbatimChar"/>
+        </w:rPr>
+        <w:t xml:space="preserve">glimpse()</w:t>
+      </w:r>
+      <w:r>
+        <w:t xml:space="preserve">,</w:t>
+      </w:r>
+      <w:r>
+        <w:t xml:space="preserve"> </w:t>
+      </w:r>
+      <w:r>
+        <w:rPr>
+          <w:rStyle w:val="VerbatimChar"/>
+        </w:rPr>
+        <w:t xml:space="preserve">head()</w:t>
+      </w:r>
+      <w:r>
+        <w:t xml:space="preserve">,</w:t>
+      </w:r>
+      <w:r>
+        <w:t xml:space="preserve"> </w:t>
+      </w:r>
+      <w:r>
+        <w:rPr>
+          <w:rStyle w:val="VerbatimChar"/>
+        </w:rPr>
+        <w:t xml:space="preserve">dim()</w:t>
       </w:r>
     </w:p>
     <w:p>
@@ -7216,46 +7329,22 @@
         </w:numPr>
       </w:pPr>
       <w:r>
-        <w:t xml:space="preserve">Load an Excel file with</w:t>
-      </w:r>
-      <w:r>
-        <w:t xml:space="preserve"> </w:t>
-      </w:r>
-      <w:r>
-        <w:rPr>
-          <w:rStyle w:val="VerbatimChar"/>
-        </w:rPr>
-        <w:t xml:space="preserve">read_excel()</w:t>
-      </w:r>
-      <w:r>
-        <w:t xml:space="preserve"> </w:t>
-      </w:r>
-      <w:r>
-        <w:t xml:space="preserve">and inspect it with</w:t>
-      </w:r>
-      <w:r>
-        <w:t xml:space="preserve"> </w:t>
-      </w:r>
-      <w:r>
-        <w:rPr>
-          <w:rStyle w:val="VerbatimChar"/>
-        </w:rPr>
-        <w:t xml:space="preserve">str()</w:t>
-      </w:r>
-      <w:r>
-        <w:t xml:space="preserve"> </w:t>
-      </w:r>
-      <w:r>
-        <w:t xml:space="preserve">and</w:t>
-      </w:r>
-      <w:r>
-        <w:t xml:space="preserve"> </w:t>
-      </w:r>
-      <w:r>
-        <w:rPr>
-          <w:rStyle w:val="VerbatimChar"/>
-        </w:rPr>
-        <w:t xml:space="preserve">summary()</w:t>
+        <w:t xml:space="preserve">Use the pipe</w:t>
+      </w:r>
+      <w:r>
+        <w:t xml:space="preserve"> </w:t>
+      </w:r>
+      <w:r>
+        <w:rPr>
+          <w:rStyle w:val="VerbatimChar"/>
+        </w:rPr>
+        <w:t xml:space="preserve">%&gt;%</w:t>
+      </w:r>
+      <w:r>
+        <w:t xml:space="preserve"> </w:t>
+      </w:r>
+      <w:r>
+        <w:t xml:space="preserve">to chain steps together</w:t>
       </w:r>
     </w:p>
     <w:p>
@@ -7267,33 +7356,6 @@
         </w:numPr>
       </w:pPr>
       <w:r>
-        <w:t xml:space="preserve">Use the pipe</w:t>
-      </w:r>
-      <w:r>
-        <w:t xml:space="preserve"> </w:t>
-      </w:r>
-      <w:r>
-        <w:rPr>
-          <w:rStyle w:val="VerbatimChar"/>
-        </w:rPr>
-        <w:t xml:space="preserve">|&gt;</w:t>
-      </w:r>
-      <w:r>
-        <w:t xml:space="preserve"> </w:t>
-      </w:r>
-      <w:r>
-        <w:t xml:space="preserve">to group and summarise</w:t>
-      </w:r>
-    </w:p>
-    <w:p>
-      <w:pPr>
-        <w:pStyle w:val="Compact"/>
-        <w:numPr>
-          <w:ilvl w:val="0"/>
-          <w:numId w:val="1019"/>
-        </w:numPr>
-      </w:pPr>
-      <w:r>
         <w:t xml:space="preserve">Build a</w:t>
       </w:r>
       <w:r>
@@ -7309,73 +7371,16 @@
         <w:t xml:space="preserve"> </w:t>
       </w:r>
       <w:r>
-        <w:t xml:space="preserve">boxplot with</w:t>
-      </w:r>
-      <w:r>
-        <w:t xml:space="preserve"> </w:t>
-      </w:r>
-      <w:r>
-        <w:rPr>
-          <w:rStyle w:val="VerbatimChar"/>
-        </w:rPr>
-        <w:t xml:space="preserve">geom_jitter()</w:t>
-      </w:r>
-      <w:r>
-        <w:t xml:space="preserve"> </w:t>
-      </w:r>
-      <w:r>
-        <w:t xml:space="preserve">and proper labels</w:t>
-      </w:r>
-    </w:p>
-    <w:p>
-      <w:pPr>
-        <w:pStyle w:val="Compact"/>
-        <w:numPr>
-          <w:ilvl w:val="0"/>
-          <w:numId w:val="1020"/>
-        </w:numPr>
-      </w:pPr>
-      <w:r>
-        <w:t xml:space="preserve">Save a plot to</w:t>
-      </w:r>
-      <w:r>
-        <w:t xml:space="preserve"> </w:t>
-      </w:r>
-      <w:r>
-        <w:rPr>
-          <w:rStyle w:val="VerbatimChar"/>
-        </w:rPr>
-        <w:t xml:space="preserve">figures/</w:t>
-      </w:r>
-      <w:r>
-        <w:t xml:space="preserve"> </w:t>
-      </w:r>
-      <w:r>
-        <w:t xml:space="preserve">with</w:t>
-      </w:r>
-      <w:r>
-        <w:t xml:space="preserve"> </w:t>
-      </w:r>
-      <w:r>
-        <w:rPr>
-          <w:rStyle w:val="VerbatimChar"/>
-        </w:rPr>
-        <w:t xml:space="preserve">ggsave()</w:t>
-      </w:r>
-      <w:r>
-        <w:t xml:space="preserve"> </w:t>
-      </w:r>
-      <w:r>
-        <w:t xml:space="preserve">and a CSV with</w:t>
-      </w:r>
-      <w:r>
-        <w:t xml:space="preserve"> </w:t>
-      </w:r>
-      <w:r>
-        <w:rPr>
-          <w:rStyle w:val="VerbatimChar"/>
-        </w:rPr>
-        <w:t xml:space="preserve">write_csv()</w:t>
+        <w:t xml:space="preserve">boxplot and save it as a PNG with</w:t>
+      </w:r>
+      <w:r>
+        <w:t xml:space="preserve"> </w:t>
+      </w:r>
+      <w:r>
+        <w:rPr>
+          <w:rStyle w:val="VerbatimChar"/>
+        </w:rPr>
+        <w:t xml:space="preserve">dpi = 300</w:t>
       </w:r>
     </w:p>
     <w:p>
@@ -7446,13 +7451,13 @@
       </w:r>
     </w:p>
     <w:bookmarkEnd w:id="44"/>
-    <w:bookmarkStart w:id="51" w:name="part-8-going-further-more-plotting"/>
+    <w:bookmarkStart w:id="51" w:name="part-10-going-further-more-plotting"/>
     <w:p>
       <w:pPr>
         <w:pStyle w:val="Heading1"/>
       </w:pPr>
       <w:r>
-        <w:t xml:space="preserve">Part 8 · Going further — more plotting</w:t>
+        <w:t xml:space="preserve">Part 10 · Going further — more plotting</w:t>
       </w:r>
     </w:p>
     <w:p>
@@ -7795,7 +7800,7 @@
         <w:t xml:space="preserve"> </w:t>
       </w:r>
       <w:r>
-        <w:t xml:space="preserve">Does width predict height? Do the two groups (sunny/shady) cluster separately or overlap?</w:t>
+        <w:t xml:space="preserve">Does width predict height? Do the two groups cluster separately or overlap?</w:t>
       </w:r>
     </w:p>
     <w:p>
@@ -8208,38 +8213,6 @@
         <w:pStyle w:val="FirstParagraph"/>
       </w:pPr>
       <w:r>
-        <w:rPr>
-          <w:rStyle w:val="VerbatimChar"/>
-        </w:rPr>
-        <w:t xml:space="preserve">method = "lm"</w:t>
-      </w:r>
-      <w:r>
-        <w:t xml:space="preserve"> </w:t>
-      </w:r>
-      <w:r>
-        <w:t xml:space="preserve">fits a linear model.</w:t>
-      </w:r>
-      <w:r>
-        <w:t xml:space="preserve"> </w:t>
-      </w:r>
-      <w:r>
-        <w:rPr>
-          <w:rStyle w:val="VerbatimChar"/>
-        </w:rPr>
-        <w:t xml:space="preserve">se = TRUE</w:t>
-      </w:r>
-      <w:r>
-        <w:t xml:space="preserve"> </w:t>
-      </w:r>
-      <w:r>
-        <w:t xml:space="preserve">draws the confidence ribbon.</w:t>
-      </w:r>
-    </w:p>
-    <w:p>
-      <w:pPr>
-        <w:pStyle w:val="BodyText"/>
-      </w:pPr>
-      <w:r>
         <w:t xml:space="preserve">✏️</w:t>
       </w:r>
       <w:r>
@@ -8655,13 +8628,7 @@
         <w:rPr>
           <w:rStyle w:val="NormalTok"/>
         </w:rPr>
-        <w:t xml:space="preserve">)   </w:t>
-      </w:r>
-      <w:r>
-        <w:rPr>
-          <w:rStyle w:val="CommentTok"/>
-        </w:rPr>
-        <w:t xml:space="preserve"># legend is redundant here</w:t>
+        <w:t xml:space="preserve">)</w:t>
       </w:r>
     </w:p>
     <w:p>
@@ -8912,7 +8879,7 @@
         <w:rPr>
           <w:rStyle w:val="NormalTok"/>
         </w:rPr>
-        <w:t xml:space="preserve"> side, </w:t>
+        <w:t xml:space="preserve">side, </w:t>
       </w:r>
       <w:r>
         <w:rPr>
@@ -9099,13 +9066,13 @@
       </w:r>
     </w:p>
     <w:bookmarkEnd w:id="48"/>
-    <w:bookmarkStart w:id="49" w:name="change-the-theme"/>
+    <w:bookmarkStart w:id="49" w:name="themes-change-the-look"/>
     <w:p>
       <w:pPr>
         <w:pStyle w:val="Heading3"/>
       </w:pPr>
       <w:r>
-        <w:t xml:space="preserve">Change the theme</w:t>
+        <w:t xml:space="preserve">Themes — change the look</w:t>
       </w:r>
     </w:p>
     <w:p>
@@ -9113,192 +9080,165 @@
         <w:pStyle w:val="FirstParagraph"/>
       </w:pPr>
       <w:r>
-        <w:t xml:space="preserve">ggplot comes with several built-in themes. Try swapping</w:t>
-      </w:r>
-      <w:r>
-        <w:t xml:space="preserve"> </w:t>
-      </w:r>
-      <w:r>
-        <w:rPr>
-          <w:rStyle w:val="VerbatimChar"/>
-        </w:rPr>
-        <w:t xml:space="preserve">theme_grey()</w:t>
-      </w:r>
-      <w:r>
-        <w:t xml:space="preserve"> </w:t>
-      </w:r>
-      <w:r>
-        <w:t xml:space="preserve">(the default) for others.</w:t>
-      </w:r>
-    </w:p>
-    <w:p>
-      <w:pPr>
-        <w:pStyle w:val="BodyText"/>
-      </w:pPr>
+        <w:t xml:space="preserve">ggplot comes with built-in themes. Try swapping by adding one to any plot above:</w:t>
+      </w:r>
+    </w:p>
+    <w:p>
+      <w:pPr>
+        <w:pStyle w:val="SourceCode"/>
+      </w:pPr>
+      <w:r>
+        <w:rPr>
+          <w:rStyle w:val="SpecialCharTok"/>
+        </w:rPr>
+        <w:t xml:space="preserve">+</w:t>
+      </w:r>
+      <w:r>
+        <w:rPr>
+          <w:rStyle w:val="NormalTok"/>
+        </w:rPr>
+        <w:t xml:space="preserve"> </w:t>
+      </w:r>
+      <w:r>
+        <w:rPr>
+          <w:rStyle w:val="FunctionTok"/>
+        </w:rPr>
+        <w:t xml:space="preserve">theme_bw</w:t>
+      </w:r>
+      <w:r>
+        <w:rPr>
+          <w:rStyle w:val="NormalTok"/>
+        </w:rPr>
+        <w:t xml:space="preserve">()          </w:t>
+      </w:r>
+      <w:r>
+        <w:rPr>
+          <w:rStyle w:val="CommentTok"/>
+        </w:rPr>
+        <w:t xml:space="preserve"># clean, white background</w:t>
+      </w:r>
+      <w:r>
+        <w:br/>
+      </w:r>
+      <w:r>
+        <w:rPr>
+          <w:rStyle w:val="SpecialCharTok"/>
+        </w:rPr>
+        <w:t xml:space="preserve">+</w:t>
+      </w:r>
+      <w:r>
+        <w:rPr>
+          <w:rStyle w:val="NormalTok"/>
+        </w:rPr>
+        <w:t xml:space="preserve"> </w:t>
+      </w:r>
+      <w:r>
+        <w:rPr>
+          <w:rStyle w:val="FunctionTok"/>
+        </w:rPr>
+        <w:t xml:space="preserve">theme_minimal</w:t>
+      </w:r>
+      <w:r>
+        <w:rPr>
+          <w:rStyle w:val="NormalTok"/>
+        </w:rPr>
+        <w:t xml:space="preserve">()     </w:t>
+      </w:r>
+      <w:r>
+        <w:rPr>
+          <w:rStyle w:val="CommentTok"/>
+        </w:rPr>
+        <w:t xml:space="preserve"># very minimal, no border</w:t>
+      </w:r>
+      <w:r>
+        <w:br/>
+      </w:r>
+      <w:r>
+        <w:rPr>
+          <w:rStyle w:val="SpecialCharTok"/>
+        </w:rPr>
+        <w:t xml:space="preserve">+</w:t>
+      </w:r>
+      <w:r>
+        <w:rPr>
+          <w:rStyle w:val="NormalTok"/>
+        </w:rPr>
+        <w:t xml:space="preserve"> </w:t>
+      </w:r>
+      <w:r>
+        <w:rPr>
+          <w:rStyle w:val="FunctionTok"/>
+        </w:rPr>
+        <w:t xml:space="preserve">theme_classic</w:t>
+      </w:r>
+      <w:r>
+        <w:rPr>
+          <w:rStyle w:val="NormalTok"/>
+        </w:rPr>
+        <w:t xml:space="preserve">()     </w:t>
+      </w:r>
+      <w:r>
+        <w:rPr>
+          <w:rStyle w:val="CommentTok"/>
+        </w:rPr>
+        <w:t xml:space="preserve"># classic axis lines, no grid</w:t>
+      </w:r>
+      <w:r>
+        <w:br/>
+      </w:r>
+      <w:r>
+        <w:rPr>
+          <w:rStyle w:val="SpecialCharTok"/>
+        </w:rPr>
+        <w:t xml:space="preserve">+</w:t>
+      </w:r>
+      <w:r>
+        <w:rPr>
+          <w:rStyle w:val="NormalTok"/>
+        </w:rPr>
+        <w:t xml:space="preserve"> </w:t>
+      </w:r>
+      <w:r>
+        <w:rPr>
+          <w:rStyle w:val="FunctionTok"/>
+        </w:rPr>
+        <w:t xml:space="preserve">theme_dark</w:t>
+      </w:r>
+      <w:r>
+        <w:rPr>
+          <w:rStyle w:val="NormalTok"/>
+        </w:rPr>
+        <w:t xml:space="preserve">()        </w:t>
+      </w:r>
+      <w:r>
+        <w:rPr>
+          <w:rStyle w:val="CommentTok"/>
+        </w:rPr>
+        <w:t xml:space="preserve"># dark background</w:t>
+      </w:r>
+    </w:p>
+    <w:p>
+      <w:pPr>
+        <w:pStyle w:val="FirstParagraph"/>
+      </w:pPr>
+      <w:r>
+        <w:t xml:space="preserve">✏️</w:t>
+      </w:r>
+      <w:r>
+        <w:t xml:space="preserve"> </w:t>
+      </w:r>
       <w:r>
         <w:rPr>
           <w:b/>
           <w:bCs/>
         </w:rPr>
-        <w:t xml:space="preserve">▶ Try these one at a time by adding to any plot above:</w:t>
-      </w:r>
-    </w:p>
-    <w:p>
-      <w:pPr>
-        <w:pStyle w:val="SourceCode"/>
-      </w:pPr>
-      <w:r>
-        <w:rPr>
-          <w:rStyle w:val="SpecialCharTok"/>
-        </w:rPr>
-        <w:t xml:space="preserve">+</w:t>
-      </w:r>
-      <w:r>
-        <w:rPr>
-          <w:rStyle w:val="NormalTok"/>
-        </w:rPr>
-        <w:t xml:space="preserve"> </w:t>
-      </w:r>
-      <w:r>
-        <w:rPr>
-          <w:rStyle w:val="FunctionTok"/>
-        </w:rPr>
-        <w:t xml:space="preserve">theme_bw</w:t>
-      </w:r>
-      <w:r>
-        <w:rPr>
-          <w:rStyle w:val="NormalTok"/>
-        </w:rPr>
-        <w:t xml:space="preserve">()          </w:t>
-      </w:r>
-      <w:r>
-        <w:rPr>
-          <w:rStyle w:val="CommentTok"/>
-        </w:rPr>
-        <w:t xml:space="preserve"># clean, white background</w:t>
-      </w:r>
-      <w:r>
-        <w:br/>
-      </w:r>
-      <w:r>
-        <w:rPr>
-          <w:rStyle w:val="SpecialCharTok"/>
-        </w:rPr>
-        <w:t xml:space="preserve">+</w:t>
-      </w:r>
-      <w:r>
-        <w:rPr>
-          <w:rStyle w:val="NormalTok"/>
-        </w:rPr>
-        <w:t xml:space="preserve"> </w:t>
-      </w:r>
-      <w:r>
-        <w:rPr>
-          <w:rStyle w:val="FunctionTok"/>
-        </w:rPr>
-        <w:t xml:space="preserve">theme_minimal</w:t>
-      </w:r>
-      <w:r>
-        <w:rPr>
-          <w:rStyle w:val="NormalTok"/>
-        </w:rPr>
-        <w:t xml:space="preserve">()     </w:t>
-      </w:r>
-      <w:r>
-        <w:rPr>
-          <w:rStyle w:val="CommentTok"/>
-        </w:rPr>
-        <w:t xml:space="preserve"># very minimal, no border</w:t>
-      </w:r>
-      <w:r>
-        <w:br/>
-      </w:r>
-      <w:r>
-        <w:rPr>
-          <w:rStyle w:val="SpecialCharTok"/>
-        </w:rPr>
-        <w:t xml:space="preserve">+</w:t>
-      </w:r>
-      <w:r>
-        <w:rPr>
-          <w:rStyle w:val="NormalTok"/>
-        </w:rPr>
-        <w:t xml:space="preserve"> </w:t>
-      </w:r>
-      <w:r>
-        <w:rPr>
-          <w:rStyle w:val="FunctionTok"/>
-        </w:rPr>
-        <w:t xml:space="preserve">theme_classic</w:t>
-      </w:r>
-      <w:r>
-        <w:rPr>
-          <w:rStyle w:val="NormalTok"/>
-        </w:rPr>
-        <w:t xml:space="preserve">()     </w:t>
-      </w:r>
-      <w:r>
-        <w:rPr>
-          <w:rStyle w:val="CommentTok"/>
-        </w:rPr>
-        <w:t xml:space="preserve"># classic axis lines, no grid</w:t>
-      </w:r>
-      <w:r>
-        <w:br/>
-      </w:r>
-      <w:r>
-        <w:rPr>
-          <w:rStyle w:val="SpecialCharTok"/>
-        </w:rPr>
-        <w:t xml:space="preserve">+</w:t>
-      </w:r>
-      <w:r>
-        <w:rPr>
-          <w:rStyle w:val="NormalTok"/>
-        </w:rPr>
-        <w:t xml:space="preserve"> </w:t>
-      </w:r>
-      <w:r>
-        <w:rPr>
-          <w:rStyle w:val="FunctionTok"/>
-        </w:rPr>
-        <w:t xml:space="preserve">theme_dark</w:t>
-      </w:r>
-      <w:r>
-        <w:rPr>
-          <w:rStyle w:val="NormalTok"/>
-        </w:rPr>
-        <w:t xml:space="preserve">()        </w:t>
-      </w:r>
-      <w:r>
-        <w:rPr>
-          <w:rStyle w:val="CommentTok"/>
-        </w:rPr>
-        <w:t xml:space="preserve"># dark background</w:t>
-      </w:r>
-    </w:p>
-    <w:p>
-      <w:pPr>
-        <w:pStyle w:val="FirstParagraph"/>
-      </w:pPr>
-      <w:r>
-        <w:t xml:space="preserve">✏️</w:t>
-      </w:r>
-      <w:r>
-        <w:t xml:space="preserve"> </w:t>
-      </w:r>
-      <w:r>
-        <w:rPr>
-          <w:b/>
-          <w:bCs/>
-        </w:rPr>
         <w:t xml:space="preserve">Your turn:</w:t>
       </w:r>
       <w:r>
         <w:t xml:space="preserve"> </w:t>
       </w:r>
       <w:r>
-        <w:t xml:space="preserve">Which theme do you prefer for this kind of data? Why?</w:t>
+        <w:t xml:space="preserve">Which theme do you prefer for this kind of biological comparison data? Why?</w:t>
       </w:r>
     </w:p>
     <w:p>
@@ -9320,13 +9260,13 @@
       </w:r>
     </w:p>
     <w:bookmarkEnd w:id="49"/>
-    <w:bookmarkStart w:id="50" w:name="save-two-more-plots"/>
+    <w:bookmarkStart w:id="50" w:name="save-a-scatter-plot-as-png"/>
     <w:p>
       <w:pPr>
         <w:pStyle w:val="Heading3"/>
       </w:pPr>
       <w:r>
-        <w:t xml:space="preserve">Save two more plots</w:t>
+        <w:t xml:space="preserve">Save a scatter plot as PNG</w:t>
       </w:r>
     </w:p>
     <w:p>
@@ -9347,9 +9287,87 @@
       </w:pPr>
       <w:r>
         <w:rPr>
-          <w:rStyle w:val="CommentTok"/>
-        </w:rPr>
-        <w:t xml:space="preserve"># Scatter plot saved as a PNG (good for documents, web)</w:t>
+          <w:rStyle w:val="NormalTok"/>
+        </w:rPr>
+        <w:t xml:space="preserve">scatter_plot </w:t>
+      </w:r>
+      <w:r>
+        <w:rPr>
+          <w:rStyle w:val="OtherTok"/>
+        </w:rPr>
+        <w:t xml:space="preserve">&lt;-</w:t>
+      </w:r>
+      <w:r>
+        <w:rPr>
+          <w:rStyle w:val="NormalTok"/>
+        </w:rPr>
+        <w:t xml:space="preserve"> </w:t>
+      </w:r>
+      <w:r>
+        <w:rPr>
+          <w:rStyle w:val="FunctionTok"/>
+        </w:rPr>
+        <w:t xml:space="preserve">ggplot</w:t>
+      </w:r>
+      <w:r>
+        <w:rPr>
+          <w:rStyle w:val="NormalTok"/>
+        </w:rPr>
+        <w:t xml:space="preserve">(tree_df, </w:t>
+      </w:r>
+      <w:r>
+        <w:rPr>
+          <w:rStyle w:val="FunctionTok"/>
+        </w:rPr>
+        <w:t xml:space="preserve">aes</w:t>
+      </w:r>
+      <w:r>
+        <w:rPr>
+          <w:rStyle w:val="NormalTok"/>
+        </w:rPr>
+        <w:t xml:space="preserve">(</w:t>
+      </w:r>
+      <w:r>
+        <w:rPr>
+          <w:rStyle w:val="AttributeTok"/>
+        </w:rPr>
+        <w:t xml:space="preserve">x =</w:t>
+      </w:r>
+      <w:r>
+        <w:rPr>
+          <w:rStyle w:val="NormalTok"/>
+        </w:rPr>
+        <w:t xml:space="preserve"> width_cm, </w:t>
+      </w:r>
+      <w:r>
+        <w:rPr>
+          <w:rStyle w:val="AttributeTok"/>
+        </w:rPr>
+        <w:t xml:space="preserve">y =</w:t>
+      </w:r>
+      <w:r>
+        <w:rPr>
+          <w:rStyle w:val="NormalTok"/>
+        </w:rPr>
+        <w:t xml:space="preserve"> height_cm, </w:t>
+      </w:r>
+      <w:r>
+        <w:rPr>
+          <w:rStyle w:val="AttributeTok"/>
+        </w:rPr>
+        <w:t xml:space="preserve">color =</w:t>
+      </w:r>
+      <w:r>
+        <w:rPr>
+          <w:rStyle w:val="NormalTok"/>
+        </w:rPr>
+        <w:t xml:space="preserve"> side)) </w:t>
+      </w:r>
+      <w:r>
+        <w:rPr>
+          <w:rStyle w:val="SpecialCharTok"/>
+        </w:rPr>
+        <w:t xml:space="preserve">+</w:t>
       </w:r>
       <w:r>
         <w:br/>
@@ -9358,37 +9376,88 @@
         <w:rPr>
           <w:rStyle w:val="NormalTok"/>
         </w:rPr>
-        <w:t xml:space="preserve">scatter_plot </w:t>
-      </w:r>
-      <w:r>
-        <w:rPr>
-          <w:rStyle w:val="OtherTok"/>
-        </w:rPr>
-        <w:t xml:space="preserve">&lt;-</w:t>
-      </w:r>
-      <w:r>
-        <w:rPr>
-          <w:rStyle w:val="NormalTok"/>
-        </w:rPr>
-        <w:t xml:space="preserve"> </w:t>
+        <w:t xml:space="preserve">  </w:t>
       </w:r>
       <w:r>
         <w:rPr>
           <w:rStyle w:val="FunctionTok"/>
         </w:rPr>
-        <w:t xml:space="preserve">ggplot</w:t>
-      </w:r>
-      <w:r>
-        <w:rPr>
-          <w:rStyle w:val="NormalTok"/>
-        </w:rPr>
-        <w:t xml:space="preserve">(tree_df, </w:t>
+        <w:t xml:space="preserve">geom_point</w:t>
+      </w:r>
+      <w:r>
+        <w:rPr>
+          <w:rStyle w:val="NormalTok"/>
+        </w:rPr>
+        <w:t xml:space="preserve">(</w:t>
+      </w:r>
+      <w:r>
+        <w:rPr>
+          <w:rStyle w:val="AttributeTok"/>
+        </w:rPr>
+        <w:t xml:space="preserve">size =</w:t>
+      </w:r>
+      <w:r>
+        <w:rPr>
+          <w:rStyle w:val="NormalTok"/>
+        </w:rPr>
+        <w:t xml:space="preserve"> </w:t>
+      </w:r>
+      <w:r>
+        <w:rPr>
+          <w:rStyle w:val="DecValTok"/>
+        </w:rPr>
+        <w:t xml:space="preserve">3</w:t>
+      </w:r>
+      <w:r>
+        <w:rPr>
+          <w:rStyle w:val="NormalTok"/>
+        </w:rPr>
+        <w:t xml:space="preserve">, </w:t>
+      </w:r>
+      <w:r>
+        <w:rPr>
+          <w:rStyle w:val="AttributeTok"/>
+        </w:rPr>
+        <w:t xml:space="preserve">alpha =</w:t>
+      </w:r>
+      <w:r>
+        <w:rPr>
+          <w:rStyle w:val="NormalTok"/>
+        </w:rPr>
+        <w:t xml:space="preserve"> </w:t>
+      </w:r>
+      <w:r>
+        <w:rPr>
+          <w:rStyle w:val="FloatTok"/>
+        </w:rPr>
+        <w:t xml:space="preserve">0.7</w:t>
+      </w:r>
+      <w:r>
+        <w:rPr>
+          <w:rStyle w:val="NormalTok"/>
+        </w:rPr>
+        <w:t xml:space="preserve">) </w:t>
+      </w:r>
+      <w:r>
+        <w:rPr>
+          <w:rStyle w:val="SpecialCharTok"/>
+        </w:rPr>
+        <w:t xml:space="preserve">+</w:t>
+      </w:r>
+      <w:r>
+        <w:br/>
+      </w:r>
+      <w:r>
+        <w:rPr>
+          <w:rStyle w:val="NormalTok"/>
+        </w:rPr>
+        <w:t xml:space="preserve">  </w:t>
       </w:r>
       <w:r>
         <w:rPr>
           <w:rStyle w:val="FunctionTok"/>
         </w:rPr>
-        <w:t xml:space="preserve">aes</w:t>
+        <w:t xml:space="preserve">geom_smooth</w:t>
       </w:r>
       <w:r>
         <w:rPr>
@@ -9400,13 +9469,100 @@
         <w:rPr>
           <w:rStyle w:val="AttributeTok"/>
         </w:rPr>
+        <w:t xml:space="preserve">method =</w:t>
+      </w:r>
+      <w:r>
+        <w:rPr>
+          <w:rStyle w:val="NormalTok"/>
+        </w:rPr>
+        <w:t xml:space="preserve"> </w:t>
+      </w:r>
+      <w:r>
+        <w:rPr>
+          <w:rStyle w:val="StringTok"/>
+        </w:rPr>
+        <w:t xml:space="preserve">"lm"</w:t>
+      </w:r>
+      <w:r>
+        <w:rPr>
+          <w:rStyle w:val="NormalTok"/>
+        </w:rPr>
+        <w:t xml:space="preserve">, </w:t>
+      </w:r>
+      <w:r>
+        <w:rPr>
+          <w:rStyle w:val="AttributeTok"/>
+        </w:rPr>
+        <w:t xml:space="preserve">se =</w:t>
+      </w:r>
+      <w:r>
+        <w:rPr>
+          <w:rStyle w:val="NormalTok"/>
+        </w:rPr>
+        <w:t xml:space="preserve"> </w:t>
+      </w:r>
+      <w:r>
+        <w:rPr>
+          <w:rStyle w:val="ConstantTok"/>
+        </w:rPr>
+        <w:t xml:space="preserve">TRUE</w:t>
+      </w:r>
+      <w:r>
+        <w:rPr>
+          <w:rStyle w:val="NormalTok"/>
+        </w:rPr>
+        <w:t xml:space="preserve">) </w:t>
+      </w:r>
+      <w:r>
+        <w:rPr>
+          <w:rStyle w:val="SpecialCharTok"/>
+        </w:rPr>
+        <w:t xml:space="preserve">+</w:t>
+      </w:r>
+      <w:r>
+        <w:br/>
+      </w:r>
+      <w:r>
+        <w:rPr>
+          <w:rStyle w:val="NormalTok"/>
+        </w:rPr>
+        <w:t xml:space="preserve">  </w:t>
+      </w:r>
+      <w:r>
+        <w:rPr>
+          <w:rStyle w:val="FunctionTok"/>
+        </w:rPr>
+        <w:t xml:space="preserve">labs</w:t>
+      </w:r>
+      <w:r>
+        <w:rPr>
+          <w:rStyle w:val="NormalTok"/>
+        </w:rPr>
+        <w:t xml:space="preserve">(</w:t>
+      </w:r>
+      <w:r>
+        <w:rPr>
+          <w:rStyle w:val="AttributeTok"/>
+        </w:rPr>
         <w:t xml:space="preserve">x =</w:t>
       </w:r>
       <w:r>
         <w:rPr>
           <w:rStyle w:val="NormalTok"/>
         </w:rPr>
-        <w:t xml:space="preserve"> width_cm, </w:t>
+        <w:t xml:space="preserve"> </w:t>
+      </w:r>
+      <w:r>
+        <w:rPr>
+          <w:rStyle w:val="StringTok"/>
+        </w:rPr>
+        <w:t xml:space="preserve">"Leaf width (cm)"</w:t>
+      </w:r>
+      <w:r>
+        <w:rPr>
+          <w:rStyle w:val="NormalTok"/>
+        </w:rPr>
+        <w:t xml:space="preserve">, </w:t>
       </w:r>
       <w:r>
         <w:rPr>
@@ -9418,7 +9574,19 @@
         <w:rPr>
           <w:rStyle w:val="NormalTok"/>
         </w:rPr>
-        <w:t xml:space="preserve"> height_cm, </w:t>
+        <w:t xml:space="preserve"> </w:t>
+      </w:r>
+      <w:r>
+        <w:rPr>
+          <w:rStyle w:val="StringTok"/>
+        </w:rPr>
+        <w:t xml:space="preserve">"Leaf height (cm)"</w:t>
+      </w:r>
+      <w:r>
+        <w:rPr>
+          <w:rStyle w:val="NormalTok"/>
+        </w:rPr>
+        <w:t xml:space="preserve">, </w:t>
       </w:r>
       <w:r>
         <w:rPr>
@@ -9430,7 +9598,19 @@
         <w:rPr>
           <w:rStyle w:val="NormalTok"/>
         </w:rPr>
-        <w:t xml:space="preserve"> side)) </w:t>
+        <w:t xml:space="preserve"> </w:t>
+      </w:r>
+      <w:r>
+        <w:rPr>
+          <w:rStyle w:val="StringTok"/>
+        </w:rPr>
+        <w:t xml:space="preserve">"Side"</w:t>
+      </w:r>
+      <w:r>
+        <w:rPr>
+          <w:rStyle w:val="NormalTok"/>
+        </w:rPr>
+        <w:t xml:space="preserve">) </w:t>
       </w:r>
       <w:r>
         <w:rPr>
@@ -9451,7 +9631,25 @@
         <w:rPr>
           <w:rStyle w:val="FunctionTok"/>
         </w:rPr>
-        <w:t xml:space="preserve">geom_point</w:t>
+        <w:t xml:space="preserve">theme_bw</w:t>
+      </w:r>
+      <w:r>
+        <w:rPr>
+          <w:rStyle w:val="NormalTok"/>
+        </w:rPr>
+        <w:t xml:space="preserve">()</w:t>
+      </w:r>
+      <w:r>
+        <w:br/>
+      </w:r>
+      <w:r>
+        <w:br/>
+      </w:r>
+      <w:r>
+        <w:rPr>
+          <w:rStyle w:val="FunctionTok"/>
+        </w:rPr>
+        <w:t xml:space="preserve">ggsave</w:t>
       </w:r>
       <w:r>
         <w:rPr>
@@ -9461,9 +9659,51 @@
       </w:r>
       <w:r>
         <w:rPr>
+          <w:rStyle w:val="StringTok"/>
+        </w:rPr>
+        <w:t xml:space="preserve">"figures/leaf_dimensions_scatter.png"</w:t>
+      </w:r>
+      <w:r>
+        <w:rPr>
+          <w:rStyle w:val="NormalTok"/>
+        </w:rPr>
+        <w:t xml:space="preserve">,</w:t>
+      </w:r>
+      <w:r>
+        <w:br/>
+      </w:r>
+      <w:r>
+        <w:rPr>
+          <w:rStyle w:val="NormalTok"/>
+        </w:rPr>
+        <w:t xml:space="preserve">       </w:t>
+      </w:r>
+      <w:r>
+        <w:rPr>
           <w:rStyle w:val="AttributeTok"/>
         </w:rPr>
-        <w:t xml:space="preserve">size =</w:t>
+        <w:t xml:space="preserve">plot   =</w:t>
+      </w:r>
+      <w:r>
+        <w:rPr>
+          <w:rStyle w:val="NormalTok"/>
+        </w:rPr>
+        <w:t xml:space="preserve"> scatter_plot,</w:t>
+      </w:r>
+      <w:r>
+        <w:br/>
+      </w:r>
+      <w:r>
+        <w:rPr>
+          <w:rStyle w:val="NormalTok"/>
+        </w:rPr>
+        <w:t xml:space="preserve">       </w:t>
+      </w:r>
+      <w:r>
+        <w:rPr>
+          <w:rStyle w:val="AttributeTok"/>
+        </w:rPr>
+        <w:t xml:space="preserve">width  =</w:t>
       </w:r>
       <w:r>
         <w:rPr>
@@ -9475,43 +9715,46 @@
         <w:rPr>
           <w:rStyle w:val="DecValTok"/>
         </w:rPr>
-        <w:t xml:space="preserve">3</w:t>
-      </w:r>
-      <w:r>
-        <w:rPr>
-          <w:rStyle w:val="NormalTok"/>
-        </w:rPr>
-        <w:t xml:space="preserve">, </w:t>
+        <w:t xml:space="preserve">7</w:t>
+      </w:r>
+      <w:r>
+        <w:rPr>
+          <w:rStyle w:val="NormalTok"/>
+        </w:rPr>
+        <w:t xml:space="preserve">,</w:t>
+      </w:r>
+      <w:r>
+        <w:br/>
+      </w:r>
+      <w:r>
+        <w:rPr>
+          <w:rStyle w:val="NormalTok"/>
+        </w:rPr>
+        <w:t xml:space="preserve">       </w:t>
       </w:r>
       <w:r>
         <w:rPr>
           <w:rStyle w:val="AttributeTok"/>
         </w:rPr>
-        <w:t xml:space="preserve">alpha =</w:t>
-      </w:r>
-      <w:r>
-        <w:rPr>
-          <w:rStyle w:val="NormalTok"/>
-        </w:rPr>
-        <w:t xml:space="preserve"> </w:t>
-      </w:r>
-      <w:r>
-        <w:rPr>
-          <w:rStyle w:val="FloatTok"/>
-        </w:rPr>
-        <w:t xml:space="preserve">0.7</w:t>
-      </w:r>
-      <w:r>
-        <w:rPr>
-          <w:rStyle w:val="NormalTok"/>
-        </w:rPr>
-        <w:t xml:space="preserve">) </w:t>
-      </w:r>
-      <w:r>
-        <w:rPr>
-          <w:rStyle w:val="SpecialCharTok"/>
-        </w:rPr>
-        <w:t xml:space="preserve">+</w:t>
+        <w:t xml:space="preserve">height =</w:t>
+      </w:r>
+      <w:r>
+        <w:rPr>
+          <w:rStyle w:val="NormalTok"/>
+        </w:rPr>
+        <w:t xml:space="preserve"> </w:t>
+      </w:r>
+      <w:r>
+        <w:rPr>
+          <w:rStyle w:val="DecValTok"/>
+        </w:rPr>
+        <w:t xml:space="preserve">5</w:t>
+      </w:r>
+      <w:r>
+        <w:rPr>
+          <w:rStyle w:val="NormalTok"/>
+        </w:rPr>
+        <w:t xml:space="preserve">,</w:t>
       </w:r>
       <w:r>
         <w:br/>
@@ -9520,25 +9763,13 @@
         <w:rPr>
           <w:rStyle w:val="NormalTok"/>
         </w:rPr>
-        <w:t xml:space="preserve">  </w:t>
-      </w:r>
-      <w:r>
-        <w:rPr>
-          <w:rStyle w:val="FunctionTok"/>
-        </w:rPr>
-        <w:t xml:space="preserve">geom_smooth</w:t>
-      </w:r>
-      <w:r>
-        <w:rPr>
-          <w:rStyle w:val="NormalTok"/>
-        </w:rPr>
-        <w:t xml:space="preserve">(</w:t>
+        <w:t xml:space="preserve">       </w:t>
       </w:r>
       <w:r>
         <w:rPr>
           <w:rStyle w:val="AttributeTok"/>
         </w:rPr>
-        <w:t xml:space="preserve">method =</w:t>
+        <w:t xml:space="preserve">units  =</w:t>
       </w:r>
       <w:r>
         <w:rPr>
@@ -9550,229 +9781,28 @@
         <w:rPr>
           <w:rStyle w:val="StringTok"/>
         </w:rPr>
-        <w:t xml:space="preserve">"lm"</w:t>
-      </w:r>
-      <w:r>
-        <w:rPr>
-          <w:rStyle w:val="NormalTok"/>
-        </w:rPr>
-        <w:t xml:space="preserve">, </w:t>
+        <w:t xml:space="preserve">"in"</w:t>
+      </w:r>
+      <w:r>
+        <w:rPr>
+          <w:rStyle w:val="NormalTok"/>
+        </w:rPr>
+        <w:t xml:space="preserve">,</w:t>
+      </w:r>
+      <w:r>
+        <w:br/>
+      </w:r>
+      <w:r>
+        <w:rPr>
+          <w:rStyle w:val="NormalTok"/>
+        </w:rPr>
+        <w:t xml:space="preserve">       </w:t>
       </w:r>
       <w:r>
         <w:rPr>
           <w:rStyle w:val="AttributeTok"/>
         </w:rPr>
-        <w:t xml:space="preserve">se =</w:t>
-      </w:r>
-      <w:r>
-        <w:rPr>
-          <w:rStyle w:val="NormalTok"/>
-        </w:rPr>
-        <w:t xml:space="preserve"> </w:t>
-      </w:r>
-      <w:r>
-        <w:rPr>
-          <w:rStyle w:val="ConstantTok"/>
-        </w:rPr>
-        <w:t xml:space="preserve">TRUE</w:t>
-      </w:r>
-      <w:r>
-        <w:rPr>
-          <w:rStyle w:val="NormalTok"/>
-        </w:rPr>
-        <w:t xml:space="preserve">) </w:t>
-      </w:r>
-      <w:r>
-        <w:rPr>
-          <w:rStyle w:val="SpecialCharTok"/>
-        </w:rPr>
-        <w:t xml:space="preserve">+</w:t>
-      </w:r>
-      <w:r>
-        <w:br/>
-      </w:r>
-      <w:r>
-        <w:rPr>
-          <w:rStyle w:val="NormalTok"/>
-        </w:rPr>
-        <w:t xml:space="preserve">  </w:t>
-      </w:r>
-      <w:r>
-        <w:rPr>
-          <w:rStyle w:val="FunctionTok"/>
-        </w:rPr>
-        <w:t xml:space="preserve">labs</w:t>
-      </w:r>
-      <w:r>
-        <w:rPr>
-          <w:rStyle w:val="NormalTok"/>
-        </w:rPr>
-        <w:t xml:space="preserve">(</w:t>
-      </w:r>
-      <w:r>
-        <w:rPr>
-          <w:rStyle w:val="AttributeTok"/>
-        </w:rPr>
-        <w:t xml:space="preserve">x =</w:t>
-      </w:r>
-      <w:r>
-        <w:rPr>
-          <w:rStyle w:val="NormalTok"/>
-        </w:rPr>
-        <w:t xml:space="preserve"> </w:t>
-      </w:r>
-      <w:r>
-        <w:rPr>
-          <w:rStyle w:val="StringTok"/>
-        </w:rPr>
-        <w:t xml:space="preserve">"Leaf width (cm)"</w:t>
-      </w:r>
-      <w:r>
-        <w:rPr>
-          <w:rStyle w:val="NormalTok"/>
-        </w:rPr>
-        <w:t xml:space="preserve">, </w:t>
-      </w:r>
-      <w:r>
-        <w:rPr>
-          <w:rStyle w:val="AttributeTok"/>
-        </w:rPr>
-        <w:t xml:space="preserve">y =</w:t>
-      </w:r>
-      <w:r>
-        <w:rPr>
-          <w:rStyle w:val="NormalTok"/>
-        </w:rPr>
-        <w:t xml:space="preserve"> </w:t>
-      </w:r>
-      <w:r>
-        <w:rPr>
-          <w:rStyle w:val="StringTok"/>
-        </w:rPr>
-        <w:t xml:space="preserve">"Leaf height (cm)"</w:t>
-      </w:r>
-      <w:r>
-        <w:rPr>
-          <w:rStyle w:val="NormalTok"/>
-        </w:rPr>
-        <w:t xml:space="preserve">, </w:t>
-      </w:r>
-      <w:r>
-        <w:rPr>
-          <w:rStyle w:val="AttributeTok"/>
-        </w:rPr>
-        <w:t xml:space="preserve">color =</w:t>
-      </w:r>
-      <w:r>
-        <w:rPr>
-          <w:rStyle w:val="NormalTok"/>
-        </w:rPr>
-        <w:t xml:space="preserve"> </w:t>
-      </w:r>
-      <w:r>
-        <w:rPr>
-          <w:rStyle w:val="StringTok"/>
-        </w:rPr>
-        <w:t xml:space="preserve">"Side"</w:t>
-      </w:r>
-      <w:r>
-        <w:rPr>
-          <w:rStyle w:val="NormalTok"/>
-        </w:rPr>
-        <w:t xml:space="preserve">) </w:t>
-      </w:r>
-      <w:r>
-        <w:rPr>
-          <w:rStyle w:val="SpecialCharTok"/>
-        </w:rPr>
-        <w:t xml:space="preserve">+</w:t>
-      </w:r>
-      <w:r>
-        <w:br/>
-      </w:r>
-      <w:r>
-        <w:rPr>
-          <w:rStyle w:val="NormalTok"/>
-        </w:rPr>
-        <w:t xml:space="preserve">  </w:t>
-      </w:r>
-      <w:r>
-        <w:rPr>
-          <w:rStyle w:val="FunctionTok"/>
-        </w:rPr>
-        <w:t xml:space="preserve">theme_bw</w:t>
-      </w:r>
-      <w:r>
-        <w:rPr>
-          <w:rStyle w:val="NormalTok"/>
-        </w:rPr>
-        <w:t xml:space="preserve">()</w:t>
-      </w:r>
-      <w:r>
-        <w:br/>
-      </w:r>
-      <w:r>
-        <w:br/>
-      </w:r>
-      <w:r>
-        <w:rPr>
-          <w:rStyle w:val="FunctionTok"/>
-        </w:rPr>
-        <w:t xml:space="preserve">ggsave</w:t>
-      </w:r>
-      <w:r>
-        <w:rPr>
-          <w:rStyle w:val="NormalTok"/>
-        </w:rPr>
-        <w:t xml:space="preserve">(</w:t>
-      </w:r>
-      <w:r>
-        <w:rPr>
-          <w:rStyle w:val="StringTok"/>
-        </w:rPr>
-        <w:t xml:space="preserve">"figures/leaf_dimensions_scatter.png"</w:t>
-      </w:r>
-      <w:r>
-        <w:rPr>
-          <w:rStyle w:val="NormalTok"/>
-        </w:rPr>
-        <w:t xml:space="preserve">,</w:t>
-      </w:r>
-      <w:r>
-        <w:br/>
-      </w:r>
-      <w:r>
-        <w:rPr>
-          <w:rStyle w:val="NormalTok"/>
-        </w:rPr>
-        <w:t xml:space="preserve">       </w:t>
-      </w:r>
-      <w:r>
-        <w:rPr>
-          <w:rStyle w:val="AttributeTok"/>
-        </w:rPr>
-        <w:t xml:space="preserve">plot   =</w:t>
-      </w:r>
-      <w:r>
-        <w:rPr>
-          <w:rStyle w:val="NormalTok"/>
-        </w:rPr>
-        <w:t xml:space="preserve"> scatter_plot,</w:t>
-      </w:r>
-      <w:r>
-        <w:br/>
-      </w:r>
-      <w:r>
-        <w:rPr>
-          <w:rStyle w:val="NormalTok"/>
-        </w:rPr>
-        <w:t xml:space="preserve">       </w:t>
-      </w:r>
-      <w:r>
-        <w:rPr>
-          <w:rStyle w:val="AttributeTok"/>
-        </w:rPr>
-        <w:t xml:space="preserve">width  =</w:t>
+        <w:t xml:space="preserve">dpi    =</w:t>
       </w:r>
       <w:r>
         <w:rPr>
@@ -9784,118 +9814,13 @@
         <w:rPr>
           <w:rStyle w:val="DecValTok"/>
         </w:rPr>
-        <w:t xml:space="preserve">7</w:t>
-      </w:r>
-      <w:r>
-        <w:rPr>
-          <w:rStyle w:val="NormalTok"/>
-        </w:rPr>
-        <w:t xml:space="preserve">,</w:t>
-      </w:r>
-      <w:r>
-        <w:br/>
-      </w:r>
-      <w:r>
-        <w:rPr>
-          <w:rStyle w:val="NormalTok"/>
-        </w:rPr>
-        <w:t xml:space="preserve">       </w:t>
-      </w:r>
-      <w:r>
-        <w:rPr>
-          <w:rStyle w:val="AttributeTok"/>
-        </w:rPr>
-        <w:t xml:space="preserve">height =</w:t>
-      </w:r>
-      <w:r>
-        <w:rPr>
-          <w:rStyle w:val="NormalTok"/>
-        </w:rPr>
-        <w:t xml:space="preserve"> </w:t>
-      </w:r>
-      <w:r>
-        <w:rPr>
-          <w:rStyle w:val="DecValTok"/>
-        </w:rPr>
-        <w:t xml:space="preserve">5</w:t>
-      </w:r>
-      <w:r>
-        <w:rPr>
-          <w:rStyle w:val="NormalTok"/>
-        </w:rPr>
-        <w:t xml:space="preserve">,</w:t>
-      </w:r>
-      <w:r>
-        <w:br/>
-      </w:r>
-      <w:r>
-        <w:rPr>
-          <w:rStyle w:val="NormalTok"/>
-        </w:rPr>
-        <w:t xml:space="preserve">       </w:t>
-      </w:r>
-      <w:r>
-        <w:rPr>
-          <w:rStyle w:val="AttributeTok"/>
-        </w:rPr>
-        <w:t xml:space="preserve">units  =</w:t>
-      </w:r>
-      <w:r>
-        <w:rPr>
-          <w:rStyle w:val="NormalTok"/>
-        </w:rPr>
-        <w:t xml:space="preserve"> </w:t>
-      </w:r>
-      <w:r>
-        <w:rPr>
-          <w:rStyle w:val="StringTok"/>
-        </w:rPr>
-        <w:t xml:space="preserve">"in"</w:t>
-      </w:r>
-      <w:r>
-        <w:rPr>
-          <w:rStyle w:val="NormalTok"/>
-        </w:rPr>
-        <w:t xml:space="preserve">,</w:t>
-      </w:r>
-      <w:r>
-        <w:br/>
-      </w:r>
-      <w:r>
-        <w:rPr>
-          <w:rStyle w:val="NormalTok"/>
-        </w:rPr>
-        <w:t xml:space="preserve">       </w:t>
-      </w:r>
-      <w:r>
-        <w:rPr>
-          <w:rStyle w:val="AttributeTok"/>
-        </w:rPr>
-        <w:t xml:space="preserve">dpi    =</w:t>
-      </w:r>
-      <w:r>
-        <w:rPr>
-          <w:rStyle w:val="NormalTok"/>
-        </w:rPr>
-        <w:t xml:space="preserve"> </w:t>
-      </w:r>
-      <w:r>
-        <w:rPr>
-          <w:rStyle w:val="DecValTok"/>
-        </w:rPr>
         <w:t xml:space="preserve">300</w:t>
       </w:r>
       <w:r>
         <w:rPr>
           <w:rStyle w:val="NormalTok"/>
         </w:rPr>
-        <w:t xml:space="preserve">)    </w:t>
-      </w:r>
-      <w:r>
-        <w:rPr>
-          <w:rStyle w:val="CommentTok"/>
-        </w:rPr>
-        <w:t xml:space="preserve"># 300 dpi = publication quality</w:t>
+        <w:t xml:space="preserve">)</w:t>
       </w:r>
     </w:p>
     <w:p>
@@ -9919,7 +9844,22 @@
         <w:t xml:space="preserve"> </w:t>
       </w:r>
       <w:r>
-        <w:t xml:space="preserve">What is the difference between saving as</w:t>
+        <w:t xml:space="preserve">Why do we save as</w:t>
+      </w:r>
+      <w:r>
+        <w:t xml:space="preserve"> </w:t>
+      </w:r>
+      <w:r>
+        <w:rPr>
+          <w:rStyle w:val="VerbatimChar"/>
+        </w:rPr>
+        <w:t xml:space="preserve">.png</w:t>
+      </w:r>
+      <w:r>
+        <w:t xml:space="preserve"> </w:t>
+      </w:r>
+      <w:r>
+        <w:t xml:space="preserve">rather than</w:t>
       </w:r>
       <w:r>
         <w:t xml:space="preserve"> </w:t>
@@ -9934,16 +9874,7 @@
         <w:t xml:space="preserve"> </w:t>
       </w:r>
       <w:r>
-        <w:t xml:space="preserve">vs. </w:t>
-      </w:r>
-      <w:r>
-        <w:rPr>
-          <w:rStyle w:val="VerbatimChar"/>
-        </w:rPr>
-        <w:t xml:space="preserve">.png</w:t>
-      </w:r>
-      <w:r>
-        <w:t xml:space="preserve">? When might you prefer each?</w:t>
+        <w:t xml:space="preserve">for most class submissions?</w:t>
       </w:r>
     </w:p>
     <w:p>
@@ -9989,7 +9920,7 @@
         <w:rPr>
           <w:rStyle w:val="VerbatimChar"/>
         </w:rPr>
-        <w:t xml:space="preserve">tree_exercise/</w:t>
+        <w:t xml:space="preserve">tree_project/</w:t>
       </w:r>
       <w:r>
         <w:t xml:space="preserve"> </w:t>
@@ -10006,7 +9937,7 @@
         <w:rPr>
           <w:rStyle w:val="VerbatimChar"/>
         </w:rPr>
-        <w:t xml:space="preserve">tree_exercise/</w:t>
+        <w:t xml:space="preserve">tree_project/</w:t>
       </w:r>
       <w:r>
         <w:br/>
@@ -10015,7 +9946,7 @@
         <w:rPr>
           <w:rStyle w:val="VerbatimChar"/>
         </w:rPr>
-        <w:t xml:space="preserve">├── data_raw/</w:t>
+        <w:t xml:space="preserve">├── data/</w:t>
       </w:r>
       <w:r>
         <w:br/>
@@ -10042,7 +9973,7 @@
         <w:rPr>
           <w:rStyle w:val="VerbatimChar"/>
         </w:rPr>
-        <w:t xml:space="preserve">│   └── 01_tree_analysis.R                          &lt;- your complete script</w:t>
+        <w:t xml:space="preserve">│   └── 02_tree_analysis.R                          &lt;- your complete script</w:t>
       </w:r>
       <w:r>
         <w:br/>
@@ -10051,7 +9982,7 @@
         <w:rPr>
           <w:rStyle w:val="VerbatimChar"/>
         </w:rPr>
-        <w:t xml:space="preserve">├── figures/</w:t>
+        <w:t xml:space="preserve">└── figures/</w:t>
       </w:r>
       <w:r>
         <w:br/>
@@ -10060,7 +9991,7 @@
         <w:rPr>
           <w:rStyle w:val="VerbatimChar"/>
         </w:rPr>
-        <w:t xml:space="preserve">│   ├── leaf_weight.pdf</w:t>
+        <w:t xml:space="preserve">    ├── leaf_weight.png                             &lt;- Part 8</w:t>
       </w:r>
       <w:r>
         <w:br/>
@@ -10069,25 +10000,7 @@
         <w:rPr>
           <w:rStyle w:val="VerbatimChar"/>
         </w:rPr>
-        <w:t xml:space="preserve">│   └── leaf_dimensions_scatter.png                 &lt;- (Going further)</w:t>
-      </w:r>
-      <w:r>
-        <w:br/>
-      </w:r>
-      <w:r>
-        <w:rPr>
-          <w:rStyle w:val="VerbatimChar"/>
-        </w:rPr>
-        <w:t xml:space="preserve">└── data_clean/</w:t>
-      </w:r>
-      <w:r>
-        <w:br/>
-      </w:r>
-      <w:r>
-        <w:rPr>
-          <w:rStyle w:val="VerbatimChar"/>
-        </w:rPr>
-        <w:t xml:space="preserve">    └── tree_clean.csv</w:t>
+        <w:t xml:space="preserve">    └── leaf_dimensions_scatter.png                 &lt;- Going further</w:t>
       </w:r>
     </w:p>
     <w:p>
@@ -10117,8 +10030,7 @@
     <w:tbl>
       <w:tblPr>
         <w:tblStyle w:val="Table"/>
-        <w:tblW w:type="pct" w:w="5000"/>
-        <w:tblLayout w:type="fixed"/>
+        <w:tblW w:type="auto" w:w="0"/>
         <w:tblLook w:firstRow="1" w:lastRow="0" w:firstColumn="0" w:lastColumn="0" w:noHBand="0" w:noVBand="0" w:val="0020"/>
       </w:tblPr>
       <w:tblGrid>
@@ -10175,7 +10087,7 @@
               <w:rPr>
                 <w:rStyle w:val="VerbatimChar"/>
               </w:rPr>
-              <w:t xml:space="preserve">data_raw/</w:t>
+              <w:t xml:space="preserve">data/</w:t>
             </w:r>
           </w:p>
         </w:tc>
@@ -10186,7 +10098,7 @@
               <w:pStyle w:val="Compact"/>
             </w:pPr>
             <w:r>
-              <w:t xml:space="preserve">Original files as received</w:t>
+              <w:t xml:space="preserve">All data files</w:t>
             </w:r>
           </w:p>
         </w:tc>
@@ -10197,10 +10109,6 @@
               <w:pStyle w:val="Compact"/>
             </w:pPr>
             <w:r>
-              <w:rPr>
-                <w:b/>
-                <w:bCs/>
-              </w:rPr>
               <w:t xml:space="preserve">Read only — never overwrite</w:t>
             </w:r>
           </w:p>
@@ -10237,7 +10145,7 @@
               <w:t xml:space="preserve"> </w:t>
             </w:r>
             <w:r>
-              <w:t xml:space="preserve">files</w:t>
+              <w:t xml:space="preserve">code files</w:t>
             </w:r>
           </w:p>
         </w:tc>
@@ -10248,7 +10156,7 @@
               <w:pStyle w:val="Compact"/>
             </w:pPr>
             <w:r>
-              <w:t xml:space="preserve">One script per analysis stage</w:t>
+              <w:t xml:space="preserve">One script per topic</w:t>
             </w:r>
           </w:p>
         </w:tc>
@@ -10275,7 +10183,7 @@
               <w:pStyle w:val="Compact"/>
             </w:pPr>
             <w:r>
-              <w:t xml:space="preserve">Plots</w:t>
+              <w:t xml:space="preserve">Saved plots</w:t>
             </w:r>
           </w:p>
         </w:tc>
@@ -10286,45 +10194,16 @@
               <w:pStyle w:val="Compact"/>
             </w:pPr>
             <w:r>
-              <w:t xml:space="preserve">Generated by scripts, never hand-edited</w:t>
+              <w:t xml:space="preserve">Always PNG, always</w:t>
             </w:r>
-          </w:p>
-        </w:tc>
-      </w:tr>
-      <w:tr>
-        <w:tc>
-          <w:tcPr/>
-          <w:p>
-            <w:pPr>
-              <w:pStyle w:val="Compact"/>
-            </w:pPr>
+            <w:r>
+              <w:t xml:space="preserve"> </w:t>
+            </w:r>
             <w:r>
               <w:rPr>
                 <w:rStyle w:val="VerbatimChar"/>
               </w:rPr>
-              <w:t xml:space="preserve">data_clean/</w:t>
-            </w:r>
-          </w:p>
-        </w:tc>
-        <w:tc>
-          <w:tcPr/>
-          <w:p>
-            <w:pPr>
-              <w:pStyle w:val="Compact"/>
-            </w:pPr>
-            <w:r>
-              <w:t xml:space="preserve">Processed data</w:t>
-            </w:r>
-          </w:p>
-        </w:tc>
-        <w:tc>
-          <w:tcPr/>
-          <w:p>
-            <w:pPr>
-              <w:pStyle w:val="Compact"/>
-            </w:pPr>
-            <w:r>
-              <w:t xml:space="preserve">Written by scripts, used by later scripts</w:t>
+              <w:t xml:space="preserve">dpi = 300</w:t>
             </w:r>
           </w:p>
         </w:tc>
@@ -10360,7 +10239,7 @@
         <w:pStyle w:val="Compact"/>
         <w:numPr>
           <w:ilvl w:val="0"/>
-          <w:numId w:val="1021"/>
+          <w:numId w:val="1019"/>
         </w:numPr>
       </w:pPr>
       <w:r>
@@ -10382,7 +10261,7 @@
         <w:pStyle w:val="Compact"/>
         <w:numPr>
           <w:ilvl w:val="0"/>
-          <w:numId w:val="1021"/>
+          <w:numId w:val="1019"/>
         </w:numPr>
       </w:pPr>
       <w:r>
@@ -10406,6 +10285,21 @@
           <w:rStyle w:val="VerbatimChar"/>
         </w:rPr>
         <w:t xml:space="preserve">library(tidyverse)</w:t>
+      </w:r>
+      <w:r>
+        <w:t xml:space="preserve"> </w:t>
+      </w:r>
+      <w:r>
+        <w:t xml:space="preserve">and</w:t>
+      </w:r>
+      <w:r>
+        <w:t xml:space="preserve"> </w:t>
+      </w:r>
+      <w:r>
+        <w:rPr>
+          <w:rStyle w:val="VerbatimChar"/>
+        </w:rPr>
+        <w:t xml:space="preserve">library(readxl)</w:t>
       </w:r>
       <w:r>
         <w:t xml:space="preserve">? Spelling? Missing</w:t>
@@ -10462,7 +10356,7 @@
         <w:pStyle w:val="Compact"/>
         <w:numPr>
           <w:ilvl w:val="0"/>
-          <w:numId w:val="1021"/>
+          <w:numId w:val="1019"/>
         </w:numPr>
       </w:pPr>
       <w:r>
@@ -10485,7 +10379,7 @@
         <w:pStyle w:val="Compact"/>
         <w:numPr>
           <w:ilvl w:val="0"/>
-          <w:numId w:val="1021"/>
+          <w:numId w:val="1019"/>
         </w:numPr>
       </w:pPr>
       <w:r>
@@ -10499,7 +10393,7 @@
         <w:t xml:space="preserve"> </w:t>
       </w:r>
       <w:r>
-        <w:t xml:space="preserve">are invaluable — find them at</w:t>
+        <w:t xml:space="preserve">—</w:t>
       </w:r>
       <w:r>
         <w:t xml:space="preserve"> </w:t>
@@ -10518,7 +10412,7 @@
         <w:pStyle w:val="Compact"/>
         <w:numPr>
           <w:ilvl w:val="0"/>
-          <w:numId w:val="1021"/>
+          <w:numId w:val="1019"/>
         </w:numPr>
       </w:pPr>
       <w:r>
@@ -10575,39 +10469,102 @@
           <w:i/>
           <w:iCs/>
         </w:rPr>
-        <w:t xml:space="preserve">End of Worksheet 02.</w:t>
-      </w:r>
-      <w:r>
-        <w:t xml:space="preserve"> </w:t>
+        <w:t xml:space="preserve">End of Worksheet 02. Next: Worksheet 03 will cover the core tidyverse wrangling verbs —</w:t>
       </w:r>
       <w:r>
         <w:rPr>
           <w:i/>
           <w:iCs/>
         </w:rPr>
-        <w:t xml:space="preserve">Next: Worksheet 03 will cover data cleaning, filtering with</w:t>
-      </w:r>
-      <w:r>
-        <w:rPr>
+        <w:t xml:space="preserve"> </w:t>
+      </w:r>
+      <w:r>
+        <w:rPr>
+          <w:rStyle w:val="VerbatimChar"/>
           <w:i/>
           <w:iCs/>
         </w:rPr>
-        <w:t xml:space="preserve"> </w:t>
-      </w:r>
-      <w:r>
-        <w:rPr>
-          <w:rStyle w:val="VerbatimChar"/>
+        <w:t xml:space="preserve">filter()</w:t>
+      </w:r>
+      <w:r>
+        <w:rPr>
           <w:i/>
           <w:iCs/>
         </w:rPr>
-        <w:t xml:space="preserve">filter()</w:t>
+        <w:t xml:space="preserve">,</w:t>
       </w:r>
       <w:r>
         <w:rPr>
           <w:i/>
           <w:iCs/>
         </w:rPr>
-        <w:t xml:space="preserve">, and your first t-test.</w:t>
+        <w:t xml:space="preserve"> </w:t>
+      </w:r>
+      <w:r>
+        <w:rPr>
+          <w:rStyle w:val="VerbatimChar"/>
+          <w:i/>
+          <w:iCs/>
+        </w:rPr>
+        <w:t xml:space="preserve">select()</w:t>
+      </w:r>
+      <w:r>
+        <w:rPr>
+          <w:i/>
+          <w:iCs/>
+        </w:rPr>
+        <w:t xml:space="preserve">,</w:t>
+      </w:r>
+      <w:r>
+        <w:rPr>
+          <w:i/>
+          <w:iCs/>
+        </w:rPr>
+        <w:t xml:space="preserve"> </w:t>
+      </w:r>
+      <w:r>
+        <w:rPr>
+          <w:rStyle w:val="VerbatimChar"/>
+          <w:i/>
+          <w:iCs/>
+        </w:rPr>
+        <w:t xml:space="preserve">mutate()</w:t>
+      </w:r>
+      <w:r>
+        <w:rPr>
+          <w:i/>
+          <w:iCs/>
+        </w:rPr>
+        <w:t xml:space="preserve">,</w:t>
+      </w:r>
+      <w:r>
+        <w:rPr>
+          <w:i/>
+          <w:iCs/>
+        </w:rPr>
+        <w:t xml:space="preserve"> </w:t>
+      </w:r>
+      <w:r>
+        <w:rPr>
+          <w:rStyle w:val="VerbatimChar"/>
+          <w:i/>
+          <w:iCs/>
+        </w:rPr>
+        <w:t xml:space="preserve">arrange()</w:t>
+      </w:r>
+      <w:r>
+        <w:rPr>
+          <w:i/>
+          <w:iCs/>
+        </w:rPr>
+        <w:t xml:space="preserve"> </w:t>
+      </w:r>
+      <w:r>
+        <w:rPr>
+          <w:i/>
+          <w:iCs/>
+        </w:rPr>
+        <w:t xml:space="preserve">— and then descriptive statistics on our leaf data.</w:t>
       </w:r>
     </w:p>
     <w:bookmarkEnd w:id="54"/>
@@ -11062,12 +11019,6 @@
     <w:abstractNumId w:val="991"/>
   </w:num>
   <w:num w:numId="1007">
-    <w:abstractNumId w:val="991"/>
-  </w:num>
-  <w:num w:numId="1008">
-    <w:abstractNumId w:val="991"/>
-  </w:num>
-  <w:num w:numId="1009">
     <w:abstractNumId w:val="99411"/>
     <w:lvlOverride w:ilvl="0">
       <w:startOverride w:val="1"/>
@@ -11097,6 +11048,12 @@
       <w:startOverride w:val="1"/>
     </w:lvlOverride>
   </w:num>
+  <w:num w:numId="1008">
+    <w:abstractNumId w:val="992"/>
+  </w:num>
+  <w:num w:numId="1009">
+    <w:abstractNumId w:val="992"/>
+  </w:num>
   <w:num w:numId="1010">
     <w:abstractNumId w:val="992"/>
   </w:num>
@@ -11125,12 +11082,6 @@
     <w:abstractNumId w:val="992"/>
   </w:num>
   <w:num w:numId="1019">
-    <w:abstractNumId w:val="992"/>
-  </w:num>
-  <w:num w:numId="1020">
-    <w:abstractNumId w:val="992"/>
-  </w:num>
-  <w:num w:numId="1021">
     <w:abstractNumId w:val="99411"/>
     <w:lvlOverride w:ilvl="0">
       <w:startOverride w:val="1"/>

--- a/docs/activities/lecture_02/02_class_activity.docx
+++ b/docs/activities/lecture_02/02_class_activity.docx
@@ -31,7 +31,7 @@
         <w:pStyle w:val="Date"/>
       </w:pPr>
       <w:r>
-        <w:t xml:space="preserve">2026-06-28</w:t>
+        <w:t xml:space="preserve">2026-06-30</w:t>
       </w:r>
     </w:p>
     <w:bookmarkStart w:id="12" w:name="in-class-activity-2-meeting-r"/>
@@ -673,13 +673,14 @@
     <w:tbl>
       <w:tblPr>
         <w:tblStyle w:val="Table"/>
-        <w:tblW w:type="auto" w:w="0"/>
+        <w:tblW w:type="pct" w:w="5000"/>
+        <w:tblLayout w:type="fixed"/>
         <w:tblLook w:firstRow="1" w:lastRow="0" w:firstColumn="0" w:lastColumn="0" w:noHBand="0" w:noVBand="0" w:val="0020"/>
       </w:tblPr>
       <w:tblGrid>
-        <w:gridCol w:w="2640"/>
-        <w:gridCol w:w="2640"/>
-        <w:gridCol w:w="2640"/>
+        <w:gridCol w:w="2675"/>
+        <w:gridCol w:w="1391"/>
+        <w:gridCol w:w="3852"/>
       </w:tblGrid>
       <w:tr>
         <w:trPr>
@@ -1319,853 +1320,6 @@
     </w:p>
     <w:p>
       <w:pPr>
-        <w:pStyle w:val="FirstParagraph"/>
-      </w:pPr>
-      <w:r>
-        <w:t xml:space="preserve">In Positron:</w:t>
-      </w:r>
-      <w:r>
-        <w:t xml:space="preserve"> </w:t>
-      </w:r>
-      <w:r>
-        <w:rPr>
-          <w:b/>
-          <w:bCs/>
-        </w:rPr>
-        <w:t xml:space="preserve">File → New File → R File</w:t>
-      </w:r>
-      <w:r>
-        <w:t xml:space="preserve">. Save it immediately with</w:t>
-      </w:r>
-      <w:r>
-        <w:t xml:space="preserve"> </w:t>
-      </w:r>
-      <w:r>
-        <w:rPr>
-          <w:b/>
-          <w:bCs/>
-        </w:rPr>
-        <w:t xml:space="preserve">Ctrl/Cmd + S</w:t>
-      </w:r>
-      <w:r>
-        <w:t xml:space="preserve">, name it</w:t>
-      </w:r>
-      <w:r>
-        <w:t xml:space="preserve"> </w:t>
-      </w:r>
-      <w:r>
-        <w:rPr>
-          <w:rStyle w:val="VerbatimChar"/>
-        </w:rPr>
-        <w:t xml:space="preserve">02_tree_analysis.R</w:t>
-      </w:r>
-      <w:r>
-        <w:t xml:space="preserve">, and save it inside</w:t>
-      </w:r>
-      <w:r>
-        <w:t xml:space="preserve"> </w:t>
-      </w:r>
-      <w:r>
-        <w:rPr>
-          <w:rStyle w:val="VerbatimChar"/>
-        </w:rPr>
-        <w:t xml:space="preserve">tree_project/scripts/</w:t>
-      </w:r>
-      <w:r>
-        <w:t xml:space="preserve">.</w:t>
-      </w:r>
-    </w:p>
-    <w:p>
-      <w:pPr>
-        <w:pStyle w:val="BlockText"/>
-      </w:pPr>
-      <w:r>
-        <w:t xml:space="preserve">💡</w:t>
-      </w:r>
-      <w:r>
-        <w:t xml:space="preserve"> </w:t>
-      </w:r>
-      <w:r>
-        <w:rPr>
-          <w:b/>
-          <w:bCs/>
-        </w:rPr>
-        <w:t xml:space="preserve">Key idea:</w:t>
-      </w:r>
-      <w:r>
-        <w:t xml:space="preserve"> </w:t>
-      </w:r>
-      <w:r>
-        <w:t xml:space="preserve">Console = scratch paper. Script = the lab notebook you keep.</w:t>
-      </w:r>
-    </w:p>
-    <w:p>
-      <w:pPr>
-        <w:pStyle w:val="FirstParagraph"/>
-      </w:pPr>
-      <w:r>
-        <w:t xml:space="preserve">✏️</w:t>
-      </w:r>
-      <w:r>
-        <w:t xml:space="preserve"> </w:t>
-      </w:r>
-      <w:r>
-        <w:rPr>
-          <w:b/>
-          <w:bCs/>
-        </w:rPr>
-        <w:t xml:space="preserve">Your turn:</w:t>
-      </w:r>
-      <w:r>
-        <w:t xml:space="preserve"> </w:t>
-      </w:r>
-      <w:r>
-        <w:t xml:space="preserve">What is your script named?</w:t>
-      </w:r>
-    </w:p>
-    <w:p>
-      <w:pPr>
-        <w:pStyle w:val="SourceCode"/>
-      </w:pPr>
-      <w:r>
-        <w:rPr>
-          <w:rStyle w:val="VerbatimChar"/>
-        </w:rPr>
-        <w:t xml:space="preserve">Your answer: </w:t>
-      </w:r>
-    </w:p>
-    <w:p>
-      <w:r>
-        <w:pict>
-          <v:rect style="width:0;height:1.5pt" o:hralign="center" o:hrstd="t" o:hr="t"/>
-        </w:pict>
-      </w:r>
-    </w:p>
-    <w:bookmarkEnd w:id="22"/>
-    <w:bookmarkEnd w:id="23"/>
-    <w:bookmarkStart w:id="31" w:name="part-3-how-r-works"/>
-    <w:p>
-      <w:pPr>
-        <w:pStyle w:val="Heading1"/>
-      </w:pPr>
-      <w:r>
-        <w:t xml:space="preserve">Part 3 · How R works</w:t>
-      </w:r>
-    </w:p>
-    <w:bookmarkStart w:id="24" w:name="r-as-a-calculator"/>
-    <w:p>
-      <w:pPr>
-        <w:pStyle w:val="Heading3"/>
-      </w:pPr>
-      <w:r>
-        <w:t xml:space="preserve">R as a calculator</w:t>
-      </w:r>
-    </w:p>
-    <w:p>
-      <w:pPr>
-        <w:pStyle w:val="FirstParagraph"/>
-      </w:pPr>
-      <w:r>
-        <w:t xml:space="preserve">Type each line below into your</w:t>
-      </w:r>
-      <w:r>
-        <w:t xml:space="preserve"> </w:t>
-      </w:r>
-      <w:r>
-        <w:rPr>
-          <w:b/>
-          <w:bCs/>
-        </w:rPr>
-        <w:t xml:space="preserve">Console</w:t>
-      </w:r>
-      <w:r>
-        <w:t xml:space="preserve"> </w:t>
-      </w:r>
-      <w:r>
-        <w:t xml:space="preserve">(not the script yet) and press Enter after each one.</w:t>
-      </w:r>
-    </w:p>
-    <w:p>
-      <w:pPr>
-        <w:pStyle w:val="BodyText"/>
-      </w:pPr>
-      <w:r>
-        <w:rPr>
-          <w:b/>
-          <w:bCs/>
-        </w:rPr>
-        <w:t xml:space="preserve">▶ Run this in the Console:</w:t>
-      </w:r>
-    </w:p>
-    <w:p>
-      <w:pPr>
-        <w:pStyle w:val="SourceCode"/>
-      </w:pPr>
-      <w:r>
-        <w:rPr>
-          <w:rStyle w:val="DecValTok"/>
-        </w:rPr>
-        <w:t xml:space="preserve">3</w:t>
-      </w:r>
-      <w:r>
-        <w:rPr>
-          <w:rStyle w:val="NormalTok"/>
-        </w:rPr>
-        <w:t xml:space="preserve"> </w:t>
-      </w:r>
-      <w:r>
-        <w:rPr>
-          <w:rStyle w:val="SpecialCharTok"/>
-        </w:rPr>
-        <w:t xml:space="preserve">+</w:t>
-      </w:r>
-      <w:r>
-        <w:rPr>
-          <w:rStyle w:val="NormalTok"/>
-        </w:rPr>
-        <w:t xml:space="preserve"> </w:t>
-      </w:r>
-      <w:r>
-        <w:rPr>
-          <w:rStyle w:val="DecValTok"/>
-        </w:rPr>
-        <w:t xml:space="preserve">5</w:t>
-      </w:r>
-      <w:r>
-        <w:br/>
-      </w:r>
-      <w:r>
-        <w:rPr>
-          <w:rStyle w:val="DecValTok"/>
-        </w:rPr>
-        <w:t xml:space="preserve">12</w:t>
-      </w:r>
-      <w:r>
-        <w:rPr>
-          <w:rStyle w:val="NormalTok"/>
-        </w:rPr>
-        <w:t xml:space="preserve"> </w:t>
-      </w:r>
-      <w:r>
-        <w:rPr>
-          <w:rStyle w:val="SpecialCharTok"/>
-        </w:rPr>
-        <w:t xml:space="preserve">/</w:t>
-      </w:r>
-      <w:r>
-        <w:rPr>
-          <w:rStyle w:val="NormalTok"/>
-        </w:rPr>
-        <w:t xml:space="preserve"> </w:t>
-      </w:r>
-      <w:r>
-        <w:rPr>
-          <w:rStyle w:val="DecValTok"/>
-        </w:rPr>
-        <w:t xml:space="preserve">7</w:t>
-      </w:r>
-      <w:r>
-        <w:br/>
-      </w:r>
-      <w:r>
-        <w:rPr>
-          <w:rStyle w:val="DecValTok"/>
-        </w:rPr>
-        <w:t xml:space="preserve">2</w:t>
-      </w:r>
-      <w:r>
-        <w:rPr>
-          <w:rStyle w:val="NormalTok"/>
-        </w:rPr>
-        <w:t xml:space="preserve"> </w:t>
-      </w:r>
-      <w:r>
-        <w:rPr>
-          <w:rStyle w:val="SpecialCharTok"/>
-        </w:rPr>
-        <w:t xml:space="preserve">^</w:t>
-      </w:r>
-      <w:r>
-        <w:rPr>
-          <w:rStyle w:val="NormalTok"/>
-        </w:rPr>
-        <w:t xml:space="preserve"> </w:t>
-      </w:r>
-      <w:r>
-        <w:rPr>
-          <w:rStyle w:val="DecValTok"/>
-        </w:rPr>
-        <w:t xml:space="preserve">10</w:t>
-      </w:r>
-      <w:r>
-        <w:br/>
-      </w:r>
-      <w:r>
-        <w:rPr>
-          <w:rStyle w:val="FunctionTok"/>
-        </w:rPr>
-        <w:t xml:space="preserve">sqrt</w:t>
-      </w:r>
-      <w:r>
-        <w:rPr>
-          <w:rStyle w:val="NormalTok"/>
-        </w:rPr>
-        <w:t xml:space="preserve">(</w:t>
-      </w:r>
-      <w:r>
-        <w:rPr>
-          <w:rStyle w:val="DecValTok"/>
-        </w:rPr>
-        <w:t xml:space="preserve">144</w:t>
-      </w:r>
-      <w:r>
-        <w:rPr>
-          <w:rStyle w:val="NormalTok"/>
-        </w:rPr>
-        <w:t xml:space="preserve">)</w:t>
-      </w:r>
-    </w:p>
-    <w:p>
-      <w:pPr>
-        <w:pStyle w:val="BlockText"/>
-      </w:pPr>
-      <w:r>
-        <w:t xml:space="preserve">⚠️</w:t>
-      </w:r>
-      <w:r>
-        <w:t xml:space="preserve"> </w:t>
-      </w:r>
-      <w:r>
-        <w:rPr>
-          <w:b/>
-          <w:bCs/>
-        </w:rPr>
-        <w:t xml:space="preserve">Watch out!</w:t>
-      </w:r>
-      <w:r>
-        <w:t xml:space="preserve"> </w:t>
-      </w:r>
-      <w:r>
-        <w:t xml:space="preserve">If you see a</w:t>
-      </w:r>
-      <w:r>
-        <w:t xml:space="preserve"> </w:t>
-      </w:r>
-      <w:r>
-        <w:rPr>
-          <w:rStyle w:val="VerbatimChar"/>
-        </w:rPr>
-        <w:t xml:space="preserve">+</w:t>
-      </w:r>
-      <w:r>
-        <w:t xml:space="preserve"> </w:t>
-      </w:r>
-      <w:r>
-        <w:t xml:space="preserve">at the</w:t>
-      </w:r>
-      <w:r>
-        <w:t xml:space="preserve"> </w:t>
-      </w:r>
-      <w:r>
-        <w:rPr>
-          <w:i/>
-          <w:iCs/>
-        </w:rPr>
-        <w:t xml:space="preserve">start</w:t>
-      </w:r>
-      <w:r>
-        <w:t xml:space="preserve"> </w:t>
-      </w:r>
-      <w:r>
-        <w:t xml:space="preserve">of a console line instead of the</w:t>
-      </w:r>
-      <w:r>
-        <w:t xml:space="preserve"> </w:t>
-      </w:r>
-      <w:r>
-        <w:rPr>
-          <w:rStyle w:val="VerbatimChar"/>
-        </w:rPr>
-        <w:t xml:space="preserve">&gt;</w:t>
-      </w:r>
-      <w:r>
-        <w:t xml:space="preserve"> </w:t>
-      </w:r>
-      <w:r>
-        <w:t xml:space="preserve">prompt, R is waiting for you to finish a command. Press</w:t>
-      </w:r>
-      <w:r>
-        <w:t xml:space="preserve"> </w:t>
-      </w:r>
-      <w:r>
-        <w:rPr>
-          <w:b/>
-          <w:bCs/>
-        </w:rPr>
-        <w:t xml:space="preserve">Esc</w:t>
-      </w:r>
-      <w:r>
-        <w:t xml:space="preserve"> </w:t>
-      </w:r>
-      <w:r>
-        <w:t xml:space="preserve">to cancel and start over.</w:t>
-      </w:r>
-    </w:p>
-    <w:p>
-      <w:pPr>
-        <w:pStyle w:val="FirstParagraph"/>
-      </w:pPr>
-      <w:r>
-        <w:t xml:space="preserve">✏️</w:t>
-      </w:r>
-      <w:r>
-        <w:t xml:space="preserve"> </w:t>
-      </w:r>
-      <w:r>
-        <w:rPr>
-          <w:b/>
-          <w:bCs/>
-        </w:rPr>
-        <w:t xml:space="preserve">Your turn:</w:t>
-      </w:r>
-      <w:r>
-        <w:t xml:space="preserve"> </w:t>
-      </w:r>
-      <w:r>
-        <w:t xml:space="preserve">What does</w:t>
-      </w:r>
-      <w:r>
-        <w:t xml:space="preserve"> </w:t>
-      </w:r>
-      <w:r>
-        <w:rPr>
-          <w:rStyle w:val="VerbatimChar"/>
-        </w:rPr>
-        <w:t xml:space="preserve">2 ^ 10</w:t>
-      </w:r>
-      <w:r>
-        <w:t xml:space="preserve"> </w:t>
-      </w:r>
-      <w:r>
-        <w:t xml:space="preserve">return? What does the</w:t>
-      </w:r>
-      <w:r>
-        <w:t xml:space="preserve"> </w:t>
-      </w:r>
-      <w:r>
-        <w:rPr>
-          <w:rStyle w:val="VerbatimChar"/>
-        </w:rPr>
-        <w:t xml:space="preserve">^</w:t>
-      </w:r>
-      <w:r>
-        <w:t xml:space="preserve"> </w:t>
-      </w:r>
-      <w:r>
-        <w:t xml:space="preserve">operator do?</w:t>
-      </w:r>
-    </w:p>
-    <w:p>
-      <w:pPr>
-        <w:pStyle w:val="SourceCode"/>
-      </w:pPr>
-      <w:r>
-        <w:rPr>
-          <w:rStyle w:val="VerbatimChar"/>
-        </w:rPr>
-        <w:t xml:space="preserve">Your answer: </w:t>
-      </w:r>
-    </w:p>
-    <w:p>
-      <w:r>
-        <w:pict>
-          <v:rect style="width:0;height:1.5pt" o:hralign="center" o:hrstd="t" o:hr="t"/>
-        </w:pict>
-      </w:r>
-    </w:p>
-    <w:bookmarkEnd w:id="24"/>
-    <w:bookmarkStart w:id="25" w:name="storing-values-with--"/>
-    <w:p>
-      <w:pPr>
-        <w:pStyle w:val="Heading3"/>
-      </w:pPr>
-      <w:r>
-        <w:t xml:space="preserve">Storing values with</w:t>
-      </w:r>
-      <w:r>
-        <w:t xml:space="preserve"> </w:t>
-      </w:r>
-      <w:r>
-        <w:rPr>
-          <w:rStyle w:val="VerbatimChar"/>
-        </w:rPr>
-        <w:t xml:space="preserve">&lt;-</w:t>
-      </w:r>
-    </w:p>
-    <w:p>
-      <w:pPr>
-        <w:pStyle w:val="FirstParagraph"/>
-      </w:pPr>
-      <w:r>
-        <w:t xml:space="preserve">To keep a value, give it a</w:t>
-      </w:r>
-      <w:r>
-        <w:t xml:space="preserve"> </w:t>
-      </w:r>
-      <w:r>
-        <w:rPr>
-          <w:b/>
-          <w:bCs/>
-        </w:rPr>
-        <w:t xml:space="preserve">name</w:t>
-      </w:r>
-      <w:r>
-        <w:t xml:space="preserve"> </w:t>
-      </w:r>
-      <w:r>
-        <w:t xml:space="preserve">using the assignment operator</w:t>
-      </w:r>
-      <w:r>
-        <w:t xml:space="preserve"> </w:t>
-      </w:r>
-      <w:r>
-        <w:rPr>
-          <w:rStyle w:val="VerbatimChar"/>
-        </w:rPr>
-        <w:t xml:space="preserve">&lt;-</w:t>
-      </w:r>
-      <w:r>
-        <w:t xml:space="preserve">.</w:t>
-      </w:r>
-    </w:p>
-    <w:p>
-      <w:pPr>
-        <w:pStyle w:val="BodyText"/>
-      </w:pPr>
-      <w:r>
-        <w:t xml:space="preserve">Shortcut:</w:t>
-      </w:r>
-      <w:r>
-        <w:t xml:space="preserve"> </w:t>
-      </w:r>
-      <w:r>
-        <w:rPr>
-          <w:b/>
-          <w:bCs/>
-        </w:rPr>
-        <w:t xml:space="preserve">Alt + −</w:t>
-      </w:r>
-      <w:r>
-        <w:t xml:space="preserve"> </w:t>
-      </w:r>
-      <w:r>
-        <w:t xml:space="preserve">(Windows) or</w:t>
-      </w:r>
-      <w:r>
-        <w:t xml:space="preserve"> </w:t>
-      </w:r>
-      <w:r>
-        <w:rPr>
-          <w:b/>
-          <w:bCs/>
-        </w:rPr>
-        <w:t xml:space="preserve">Option + −</w:t>
-      </w:r>
-      <w:r>
-        <w:t xml:space="preserve"> </w:t>
-      </w:r>
-      <w:r>
-        <w:t xml:space="preserve">(Mac) types</w:t>
-      </w:r>
-      <w:r>
-        <w:t xml:space="preserve"> </w:t>
-      </w:r>
-      <w:r>
-        <w:rPr>
-          <w:rStyle w:val="VerbatimChar"/>
-        </w:rPr>
-        <w:t xml:space="preserve">&lt;-</w:t>
-      </w:r>
-      <w:r>
-        <w:t xml:space="preserve"> </w:t>
-      </w:r>
-      <w:r>
-        <w:t xml:space="preserve">for you.</w:t>
-      </w:r>
-    </w:p>
-    <w:p>
-      <w:pPr>
-        <w:pStyle w:val="BodyText"/>
-      </w:pPr>
-      <w:r>
-        <w:rPr>
-          <w:b/>
-          <w:bCs/>
-        </w:rPr>
-        <w:t xml:space="preserve">▶ Run this in the Console:</w:t>
-      </w:r>
-    </w:p>
-    <w:p>
-      <w:pPr>
-        <w:pStyle w:val="SourceCode"/>
-      </w:pPr>
-      <w:r>
-        <w:rPr>
-          <w:rStyle w:val="NormalTok"/>
-        </w:rPr>
-        <w:t xml:space="preserve">x </w:t>
-      </w:r>
-      <w:r>
-        <w:rPr>
-          <w:rStyle w:val="OtherTok"/>
-        </w:rPr>
-        <w:t xml:space="preserve">&lt;-</w:t>
-      </w:r>
-      <w:r>
-        <w:rPr>
-          <w:rStyle w:val="NormalTok"/>
-        </w:rPr>
-        <w:t xml:space="preserve"> </w:t>
-      </w:r>
-      <w:r>
-        <w:rPr>
-          <w:rStyle w:val="DecValTok"/>
-        </w:rPr>
-        <w:t xml:space="preserve">7</w:t>
-      </w:r>
-      <w:r>
-        <w:rPr>
-          <w:rStyle w:val="NormalTok"/>
-        </w:rPr>
-        <w:t xml:space="preserve">          </w:t>
-      </w:r>
-      <w:r>
-        <w:rPr>
-          <w:rStyle w:val="CommentTok"/>
-        </w:rPr>
-        <w:t xml:space="preserve"># store 7 under the name x</w:t>
-      </w:r>
-      <w:r>
-        <w:br/>
-      </w:r>
-      <w:r>
-        <w:rPr>
-          <w:rStyle w:val="NormalTok"/>
-        </w:rPr>
-        <w:t xml:space="preserve">x               </w:t>
-      </w:r>
-      <w:r>
-        <w:rPr>
-          <w:rStyle w:val="CommentTok"/>
-        </w:rPr>
-        <w:t xml:space="preserve"># type the name to see it</w:t>
-      </w:r>
-      <w:r>
-        <w:br/>
-      </w:r>
-      <w:r>
-        <w:rPr>
-          <w:rStyle w:val="NormalTok"/>
-        </w:rPr>
-        <w:t xml:space="preserve">x </w:t>
-      </w:r>
-      <w:r>
-        <w:rPr>
-          <w:rStyle w:val="SpecialCharTok"/>
-        </w:rPr>
-        <w:t xml:space="preserve">*</w:t>
-      </w:r>
-      <w:r>
-        <w:rPr>
-          <w:rStyle w:val="NormalTok"/>
-        </w:rPr>
-        <w:t xml:space="preserve"> </w:t>
-      </w:r>
-      <w:r>
-        <w:rPr>
-          <w:rStyle w:val="DecValTok"/>
-        </w:rPr>
-        <w:t xml:space="preserve">2</w:t>
-      </w:r>
-      <w:r>
-        <w:rPr>
-          <w:rStyle w:val="NormalTok"/>
-        </w:rPr>
-        <w:t xml:space="preserve">           </w:t>
-      </w:r>
-      <w:r>
-        <w:rPr>
-          <w:rStyle w:val="CommentTok"/>
-        </w:rPr>
-        <w:t xml:space="preserve"># use it in math</w:t>
-      </w:r>
-    </w:p>
-    <w:p>
-      <w:pPr>
-        <w:pStyle w:val="FirstParagraph"/>
-      </w:pPr>
-      <w:r>
-        <w:t xml:space="preserve">Look at the</w:t>
-      </w:r>
-      <w:r>
-        <w:t xml:space="preserve"> </w:t>
-      </w:r>
-      <w:r>
-        <w:rPr>
-          <w:b/>
-          <w:bCs/>
-        </w:rPr>
-        <w:t xml:space="preserve">Variables</w:t>
-      </w:r>
-      <w:r>
-        <w:t xml:space="preserve"> </w:t>
-      </w:r>
-      <w:r>
-        <w:t xml:space="preserve">pane on the right —</w:t>
-      </w:r>
-      <w:r>
-        <w:t xml:space="preserve"> </w:t>
-      </w:r>
-      <w:r>
-        <w:rPr>
-          <w:rStyle w:val="VerbatimChar"/>
-        </w:rPr>
-        <w:t xml:space="preserve">x</w:t>
-      </w:r>
-      <w:r>
-        <w:t xml:space="preserve"> </w:t>
-      </w:r>
-      <w:r>
-        <w:t xml:space="preserve">should appear there.</w:t>
-      </w:r>
-    </w:p>
-    <w:p>
-      <w:pPr>
-        <w:pStyle w:val="BodyText"/>
-      </w:pPr>
-      <w:r>
-        <w:t xml:space="preserve">✏️</w:t>
-      </w:r>
-      <w:r>
-        <w:t xml:space="preserve"> </w:t>
-      </w:r>
-      <w:r>
-        <w:rPr>
-          <w:b/>
-          <w:bCs/>
-        </w:rPr>
-        <w:t xml:space="preserve">Your turn:</w:t>
-      </w:r>
-      <w:r>
-        <w:t xml:space="preserve"> </w:t>
-      </w:r>
-      <w:r>
-        <w:t xml:space="preserve">Store the number</w:t>
-      </w:r>
-      <w:r>
-        <w:t xml:space="preserve"> </w:t>
-      </w:r>
-      <w:r>
-        <w:rPr>
-          <w:rStyle w:val="VerbatimChar"/>
-        </w:rPr>
-        <w:t xml:space="preserve">42</w:t>
-      </w:r>
-      <w:r>
-        <w:t xml:space="preserve"> </w:t>
-      </w:r>
-      <w:r>
-        <w:t xml:space="preserve">under the name</w:t>
-      </w:r>
-      <w:r>
-        <w:t xml:space="preserve"> </w:t>
-      </w:r>
-      <w:r>
-        <w:rPr>
-          <w:rStyle w:val="VerbatimChar"/>
-        </w:rPr>
-        <w:t xml:space="preserve">my_number</w:t>
-      </w:r>
-      <w:r>
-        <w:t xml:space="preserve">, then multiply</w:t>
-      </w:r>
-      <w:r>
-        <w:t xml:space="preserve"> </w:t>
-      </w:r>
-      <w:r>
-        <w:rPr>
-          <w:rStyle w:val="VerbatimChar"/>
-        </w:rPr>
-        <w:t xml:space="preserve">my_number</w:t>
-      </w:r>
-      <w:r>
-        <w:t xml:space="preserve"> </w:t>
-      </w:r>
-      <w:r>
-        <w:t xml:space="preserve">by</w:t>
-      </w:r>
-      <w:r>
-        <w:t xml:space="preserve"> </w:t>
-      </w:r>
-      <w:r>
-        <w:rPr>
-          <w:rStyle w:val="VerbatimChar"/>
-        </w:rPr>
-        <w:t xml:space="preserve">x</w:t>
-      </w:r>
-      <w:r>
-        <w:t xml:space="preserve">. What is the result?</w:t>
-      </w:r>
-    </w:p>
-    <w:p>
-      <w:pPr>
-        <w:pStyle w:val="SourceCode"/>
-      </w:pPr>
-      <w:r>
-        <w:rPr>
-          <w:rStyle w:val="CommentTok"/>
-        </w:rPr>
-        <w:t xml:space="preserve"># Write your code here:</w:t>
-      </w:r>
-    </w:p>
-    <w:p>
-      <w:pPr>
-        <w:pStyle w:val="SourceCode"/>
-      </w:pPr>
-      <w:r>
-        <w:rPr>
-          <w:rStyle w:val="VerbatimChar"/>
-        </w:rPr>
-        <w:t xml:space="preserve">Your answer: </w:t>
-      </w:r>
-    </w:p>
-    <w:p>
-      <w:r>
-        <w:pict>
-          <v:rect style="width:0;height:1.5pt" o:hralign="center" o:hrstd="t" o:hr="t"/>
-        </w:pict>
-      </w:r>
-    </w:p>
-    <w:bookmarkEnd w:id="25"/>
-    <w:bookmarkStart w:id="26" w:name="naming-things-well"/>
-    <w:p>
-      <w:pPr>
-        <w:pStyle w:val="Heading3"/>
-      </w:pPr>
-      <w:r>
-        <w:t xml:space="preserve">Naming things well</w:t>
-      </w:r>
-    </w:p>
-    <w:p>
-      <w:pPr>
-        <w:pStyle w:val="FirstParagraph"/>
-      </w:pPr>
-      <w:r>
-        <w:t xml:space="preserve">Good names make code readable months later:</w:t>
-      </w:r>
-    </w:p>
-    <w:p>
-      <w:pPr>
         <w:pStyle w:val="Compact"/>
         <w:numPr>
           <w:ilvl w:val="0"/>
@@ -2173,31 +1327,876 @@
         </w:numPr>
       </w:pPr>
       <w:r>
-        <w:t xml:space="preserve">Be explicit but not too long:</w:t>
-      </w:r>
-      <w:r>
-        <w:t xml:space="preserve"> </w:t>
-      </w:r>
-      <w:r>
-        <w:rPr>
-          <w:rStyle w:val="VerbatimChar"/>
-        </w:rPr>
-        <w:t xml:space="preserve">leaf_mass</w:t>
-      </w:r>
-      <w:r>
-        <w:t xml:space="preserve"> </w:t>
-      </w:r>
-      <w:r>
-        <w:t xml:space="preserve">not</w:t>
-      </w:r>
-      <w:r>
-        <w:t xml:space="preserve"> </w:t>
-      </w:r>
-      <w:r>
-        <w:rPr>
-          <w:rStyle w:val="VerbatimChar"/>
-        </w:rPr>
-        <w:t xml:space="preserve">x2</w:t>
+        <w:t xml:space="preserve">In Positron:</w:t>
+      </w:r>
+    </w:p>
+    <w:p>
+      <w:pPr>
+        <w:pStyle w:val="Compact"/>
+        <w:numPr>
+          <w:ilvl w:val="1"/>
+          <w:numId w:val="1007"/>
+        </w:numPr>
+      </w:pPr>
+      <w:r>
+        <w:rPr>
+          <w:b/>
+          <w:bCs/>
+        </w:rPr>
+        <w:t xml:space="preserve">File → New File → R File</w:t>
+      </w:r>
+      <w:r>
+        <w:t xml:space="preserve">.</w:t>
+      </w:r>
+    </w:p>
+    <w:p>
+      <w:pPr>
+        <w:pStyle w:val="Compact"/>
+        <w:numPr>
+          <w:ilvl w:val="1"/>
+          <w:numId w:val="1007"/>
+        </w:numPr>
+      </w:pPr>
+      <w:r>
+        <w:t xml:space="preserve">Save it immediately with</w:t>
+      </w:r>
+      <w:r>
+        <w:t xml:space="preserve"> </w:t>
+      </w:r>
+      <w:r>
+        <w:rPr>
+          <w:b/>
+          <w:bCs/>
+        </w:rPr>
+        <w:t xml:space="preserve">Ctrl/Cmd + S</w:t>
+      </w:r>
+      <w:r>
+        <w:t xml:space="preserve">, name it</w:t>
+      </w:r>
+      <w:r>
+        <w:t xml:space="preserve"> </w:t>
+      </w:r>
+      <w:r>
+        <w:rPr>
+          <w:rStyle w:val="VerbatimChar"/>
+        </w:rPr>
+        <w:t xml:space="preserve">02_tree_analysis.R</w:t>
+      </w:r>
+      <w:r>
+        <w:t xml:space="preserve">,</w:t>
+      </w:r>
+    </w:p>
+    <w:p>
+      <w:pPr>
+        <w:pStyle w:val="Compact"/>
+        <w:numPr>
+          <w:ilvl w:val="1"/>
+          <w:numId w:val="1007"/>
+        </w:numPr>
+      </w:pPr>
+      <w:r>
+        <w:t xml:space="preserve">and save it inside</w:t>
+      </w:r>
+      <w:r>
+        <w:t xml:space="preserve"> </w:t>
+      </w:r>
+      <w:r>
+        <w:rPr>
+          <w:rStyle w:val="VerbatimChar"/>
+        </w:rPr>
+        <w:t xml:space="preserve">tree_project/scripts/</w:t>
+      </w:r>
+      <w:r>
+        <w:t xml:space="preserve">.</w:t>
+      </w:r>
+    </w:p>
+    <w:p>
+      <w:pPr>
+        <w:pStyle w:val="BlockText"/>
+      </w:pPr>
+      <w:r>
+        <w:t xml:space="preserve">💡</w:t>
+      </w:r>
+      <w:r>
+        <w:t xml:space="preserve"> </w:t>
+      </w:r>
+      <w:r>
+        <w:rPr>
+          <w:b/>
+          <w:bCs/>
+        </w:rPr>
+        <w:t xml:space="preserve">Key idea:</w:t>
+      </w:r>
+      <w:r>
+        <w:t xml:space="preserve"> </w:t>
+      </w:r>
+      <w:r>
+        <w:t xml:space="preserve">Console = scratch paper. Script = the lab notebook you keep.</w:t>
+      </w:r>
+    </w:p>
+    <w:p>
+      <w:pPr>
+        <w:pStyle w:val="FirstParagraph"/>
+      </w:pPr>
+      <w:r>
+        <w:t xml:space="preserve">✏️</w:t>
+      </w:r>
+      <w:r>
+        <w:t xml:space="preserve"> </w:t>
+      </w:r>
+      <w:r>
+        <w:rPr>
+          <w:b/>
+          <w:bCs/>
+        </w:rPr>
+        <w:t xml:space="preserve">Your turn:</w:t>
+      </w:r>
+      <w:r>
+        <w:t xml:space="preserve"> </w:t>
+      </w:r>
+      <w:r>
+        <w:t xml:space="preserve">What is your script named?</w:t>
+      </w:r>
+    </w:p>
+    <w:p>
+      <w:pPr>
+        <w:pStyle w:val="SourceCode"/>
+      </w:pPr>
+      <w:r>
+        <w:rPr>
+          <w:rStyle w:val="VerbatimChar"/>
+        </w:rPr>
+        <w:t xml:space="preserve">Your answer: </w:t>
+      </w:r>
+    </w:p>
+    <w:p>
+      <w:r>
+        <w:pict>
+          <v:rect style="width:0;height:1.5pt" o:hralign="center" o:hrstd="t" o:hr="t"/>
+        </w:pict>
+      </w:r>
+    </w:p>
+    <w:bookmarkEnd w:id="22"/>
+    <w:bookmarkEnd w:id="23"/>
+    <w:bookmarkStart w:id="31" w:name="part-3-how-r-works"/>
+    <w:p>
+      <w:pPr>
+        <w:pStyle w:val="Heading1"/>
+      </w:pPr>
+      <w:r>
+        <w:t xml:space="preserve">Part 3 · How R works</w:t>
+      </w:r>
+    </w:p>
+    <w:bookmarkStart w:id="24" w:name="r-as-a-calculator"/>
+    <w:p>
+      <w:pPr>
+        <w:pStyle w:val="Heading3"/>
+      </w:pPr>
+      <w:r>
+        <w:t xml:space="preserve">R as a calculator</w:t>
+      </w:r>
+    </w:p>
+    <w:p>
+      <w:pPr>
+        <w:pStyle w:val="FirstParagraph"/>
+      </w:pPr>
+      <w:r>
+        <w:t xml:space="preserve">Type each line below into your</w:t>
+      </w:r>
+      <w:r>
+        <w:t xml:space="preserve"> </w:t>
+      </w:r>
+      <w:r>
+        <w:rPr>
+          <w:b/>
+          <w:bCs/>
+        </w:rPr>
+        <w:t xml:space="preserve">Console</w:t>
+      </w:r>
+      <w:r>
+        <w:t xml:space="preserve"> </w:t>
+      </w:r>
+      <w:r>
+        <w:t xml:space="preserve">(not the script yet) and press Enter after each one.</w:t>
+      </w:r>
+    </w:p>
+    <w:p>
+      <w:pPr>
+        <w:pStyle w:val="BodyText"/>
+      </w:pPr>
+      <w:r>
+        <w:rPr>
+          <w:b/>
+          <w:bCs/>
+        </w:rPr>
+        <w:t xml:space="preserve">▶ Run this in the Console:</w:t>
+      </w:r>
+    </w:p>
+    <w:p>
+      <w:pPr>
+        <w:pStyle w:val="SourceCode"/>
+      </w:pPr>
+      <w:r>
+        <w:rPr>
+          <w:rStyle w:val="DecValTok"/>
+        </w:rPr>
+        <w:t xml:space="preserve">3</w:t>
+      </w:r>
+      <w:r>
+        <w:rPr>
+          <w:rStyle w:val="NormalTok"/>
+        </w:rPr>
+        <w:t xml:space="preserve"> </w:t>
+      </w:r>
+      <w:r>
+        <w:rPr>
+          <w:rStyle w:val="SpecialCharTok"/>
+        </w:rPr>
+        <w:t xml:space="preserve">+</w:t>
+      </w:r>
+      <w:r>
+        <w:rPr>
+          <w:rStyle w:val="NormalTok"/>
+        </w:rPr>
+        <w:t xml:space="preserve"> </w:t>
+      </w:r>
+      <w:r>
+        <w:rPr>
+          <w:rStyle w:val="DecValTok"/>
+        </w:rPr>
+        <w:t xml:space="preserve">5</w:t>
+      </w:r>
+      <w:r>
+        <w:br/>
+      </w:r>
+      <w:r>
+        <w:rPr>
+          <w:rStyle w:val="DecValTok"/>
+        </w:rPr>
+        <w:t xml:space="preserve">12</w:t>
+      </w:r>
+      <w:r>
+        <w:rPr>
+          <w:rStyle w:val="NormalTok"/>
+        </w:rPr>
+        <w:t xml:space="preserve"> </w:t>
+      </w:r>
+      <w:r>
+        <w:rPr>
+          <w:rStyle w:val="SpecialCharTok"/>
+        </w:rPr>
+        <w:t xml:space="preserve">/</w:t>
+      </w:r>
+      <w:r>
+        <w:rPr>
+          <w:rStyle w:val="NormalTok"/>
+        </w:rPr>
+        <w:t xml:space="preserve"> </w:t>
+      </w:r>
+      <w:r>
+        <w:rPr>
+          <w:rStyle w:val="DecValTok"/>
+        </w:rPr>
+        <w:t xml:space="preserve">7</w:t>
+      </w:r>
+      <w:r>
+        <w:br/>
+      </w:r>
+      <w:r>
+        <w:rPr>
+          <w:rStyle w:val="DecValTok"/>
+        </w:rPr>
+        <w:t xml:space="preserve">2</w:t>
+      </w:r>
+      <w:r>
+        <w:rPr>
+          <w:rStyle w:val="NormalTok"/>
+        </w:rPr>
+        <w:t xml:space="preserve"> </w:t>
+      </w:r>
+      <w:r>
+        <w:rPr>
+          <w:rStyle w:val="SpecialCharTok"/>
+        </w:rPr>
+        <w:t xml:space="preserve">^</w:t>
+      </w:r>
+      <w:r>
+        <w:rPr>
+          <w:rStyle w:val="NormalTok"/>
+        </w:rPr>
+        <w:t xml:space="preserve"> </w:t>
+      </w:r>
+      <w:r>
+        <w:rPr>
+          <w:rStyle w:val="DecValTok"/>
+        </w:rPr>
+        <w:t xml:space="preserve">10</w:t>
+      </w:r>
+      <w:r>
+        <w:br/>
+      </w:r>
+      <w:r>
+        <w:rPr>
+          <w:rStyle w:val="FunctionTok"/>
+        </w:rPr>
+        <w:t xml:space="preserve">sqrt</w:t>
+      </w:r>
+      <w:r>
+        <w:rPr>
+          <w:rStyle w:val="NormalTok"/>
+        </w:rPr>
+        <w:t xml:space="preserve">(</w:t>
+      </w:r>
+      <w:r>
+        <w:rPr>
+          <w:rStyle w:val="DecValTok"/>
+        </w:rPr>
+        <w:t xml:space="preserve">144</w:t>
+      </w:r>
+      <w:r>
+        <w:rPr>
+          <w:rStyle w:val="NormalTok"/>
+        </w:rPr>
+        <w:t xml:space="preserve">)</w:t>
+      </w:r>
+    </w:p>
+    <w:p>
+      <w:pPr>
+        <w:pStyle w:val="BlockText"/>
+      </w:pPr>
+      <w:r>
+        <w:t xml:space="preserve">⚠️</w:t>
+      </w:r>
+      <w:r>
+        <w:t xml:space="preserve"> </w:t>
+      </w:r>
+      <w:r>
+        <w:rPr>
+          <w:b/>
+          <w:bCs/>
+        </w:rPr>
+        <w:t xml:space="preserve">Watch out!</w:t>
+      </w:r>
+      <w:r>
+        <w:t xml:space="preserve"> </w:t>
+      </w:r>
+      <w:r>
+        <w:t xml:space="preserve">If you see a</w:t>
+      </w:r>
+      <w:r>
+        <w:t xml:space="preserve"> </w:t>
+      </w:r>
+      <w:r>
+        <w:rPr>
+          <w:rStyle w:val="VerbatimChar"/>
+        </w:rPr>
+        <w:t xml:space="preserve">+</w:t>
+      </w:r>
+      <w:r>
+        <w:t xml:space="preserve"> </w:t>
+      </w:r>
+      <w:r>
+        <w:t xml:space="preserve">at the</w:t>
+      </w:r>
+      <w:r>
+        <w:t xml:space="preserve"> </w:t>
+      </w:r>
+      <w:r>
+        <w:rPr>
+          <w:i/>
+          <w:iCs/>
+        </w:rPr>
+        <w:t xml:space="preserve">start</w:t>
+      </w:r>
+      <w:r>
+        <w:t xml:space="preserve"> </w:t>
+      </w:r>
+      <w:r>
+        <w:t xml:space="preserve">of a console line instead of the</w:t>
+      </w:r>
+      <w:r>
+        <w:t xml:space="preserve"> </w:t>
+      </w:r>
+      <w:r>
+        <w:rPr>
+          <w:rStyle w:val="VerbatimChar"/>
+        </w:rPr>
+        <w:t xml:space="preserve">&gt;</w:t>
+      </w:r>
+      <w:r>
+        <w:t xml:space="preserve"> </w:t>
+      </w:r>
+      <w:r>
+        <w:t xml:space="preserve">prompt, R is waiting for you to finish a command. Press</w:t>
+      </w:r>
+      <w:r>
+        <w:t xml:space="preserve"> </w:t>
+      </w:r>
+      <w:r>
+        <w:rPr>
+          <w:b/>
+          <w:bCs/>
+        </w:rPr>
+        <w:t xml:space="preserve">Esc</w:t>
+      </w:r>
+      <w:r>
+        <w:t xml:space="preserve"> </w:t>
+      </w:r>
+      <w:r>
+        <w:t xml:space="preserve">to cancel and start over.</w:t>
+      </w:r>
+    </w:p>
+    <w:p>
+      <w:pPr>
+        <w:pStyle w:val="FirstParagraph"/>
+      </w:pPr>
+      <w:r>
+        <w:t xml:space="preserve">✏️</w:t>
+      </w:r>
+      <w:r>
+        <w:t xml:space="preserve"> </w:t>
+      </w:r>
+      <w:r>
+        <w:rPr>
+          <w:b/>
+          <w:bCs/>
+        </w:rPr>
+        <w:t xml:space="preserve">Your turn:</w:t>
+      </w:r>
+      <w:r>
+        <w:t xml:space="preserve"> </w:t>
+      </w:r>
+      <w:r>
+        <w:t xml:space="preserve">What does</w:t>
+      </w:r>
+      <w:r>
+        <w:t xml:space="preserve"> </w:t>
+      </w:r>
+      <w:r>
+        <w:rPr>
+          <w:rStyle w:val="VerbatimChar"/>
+        </w:rPr>
+        <w:t xml:space="preserve">2 ^ 10</w:t>
+      </w:r>
+      <w:r>
+        <w:t xml:space="preserve"> </w:t>
+      </w:r>
+      <w:r>
+        <w:t xml:space="preserve">return? What does the</w:t>
+      </w:r>
+      <w:r>
+        <w:t xml:space="preserve"> </w:t>
+      </w:r>
+      <w:r>
+        <w:rPr>
+          <w:rStyle w:val="VerbatimChar"/>
+        </w:rPr>
+        <w:t xml:space="preserve">^</w:t>
+      </w:r>
+      <w:r>
+        <w:t xml:space="preserve"> </w:t>
+      </w:r>
+      <w:r>
+        <w:t xml:space="preserve">operator do?</w:t>
+      </w:r>
+    </w:p>
+    <w:p>
+      <w:pPr>
+        <w:pStyle w:val="SourceCode"/>
+      </w:pPr>
+      <w:r>
+        <w:rPr>
+          <w:rStyle w:val="VerbatimChar"/>
+        </w:rPr>
+        <w:t xml:space="preserve">Your answer: </w:t>
+      </w:r>
+    </w:p>
+    <w:p>
+      <w:r>
+        <w:pict>
+          <v:rect style="width:0;height:1.5pt" o:hralign="center" o:hrstd="t" o:hr="t"/>
+        </w:pict>
+      </w:r>
+    </w:p>
+    <w:bookmarkEnd w:id="24"/>
+    <w:bookmarkStart w:id="25" w:name="storing-values-with--"/>
+    <w:p>
+      <w:pPr>
+        <w:pStyle w:val="Heading3"/>
+      </w:pPr>
+      <w:r>
+        <w:t xml:space="preserve">Storing values with</w:t>
+      </w:r>
+      <w:r>
+        <w:t xml:space="preserve"> </w:t>
+      </w:r>
+      <w:r>
+        <w:rPr>
+          <w:rStyle w:val="VerbatimChar"/>
+        </w:rPr>
+        <w:t xml:space="preserve">&lt;-</w:t>
+      </w:r>
+    </w:p>
+    <w:p>
+      <w:pPr>
+        <w:pStyle w:val="FirstParagraph"/>
+      </w:pPr>
+      <w:r>
+        <w:t xml:space="preserve">To keep a value, give it a</w:t>
+      </w:r>
+      <w:r>
+        <w:t xml:space="preserve"> </w:t>
+      </w:r>
+      <w:r>
+        <w:rPr>
+          <w:b/>
+          <w:bCs/>
+        </w:rPr>
+        <w:t xml:space="preserve">name</w:t>
+      </w:r>
+      <w:r>
+        <w:t xml:space="preserve"> </w:t>
+      </w:r>
+      <w:r>
+        <w:t xml:space="preserve">using the assignment operator</w:t>
+      </w:r>
+      <w:r>
+        <w:t xml:space="preserve"> </w:t>
+      </w:r>
+      <w:r>
+        <w:rPr>
+          <w:rStyle w:val="VerbatimChar"/>
+        </w:rPr>
+        <w:t xml:space="preserve">&lt;-</w:t>
+      </w:r>
+      <w:r>
+        <w:t xml:space="preserve">.</w:t>
+      </w:r>
+    </w:p>
+    <w:p>
+      <w:pPr>
+        <w:pStyle w:val="BodyText"/>
+      </w:pPr>
+      <w:r>
+        <w:t xml:space="preserve">Shortcut:</w:t>
+      </w:r>
+      <w:r>
+        <w:t xml:space="preserve"> </w:t>
+      </w:r>
+      <w:r>
+        <w:rPr>
+          <w:b/>
+          <w:bCs/>
+        </w:rPr>
+        <w:t xml:space="preserve">Alt + −</w:t>
+      </w:r>
+      <w:r>
+        <w:t xml:space="preserve"> </w:t>
+      </w:r>
+      <w:r>
+        <w:t xml:space="preserve">(Windows) or</w:t>
+      </w:r>
+      <w:r>
+        <w:t xml:space="preserve"> </w:t>
+      </w:r>
+      <w:r>
+        <w:rPr>
+          <w:b/>
+          <w:bCs/>
+        </w:rPr>
+        <w:t xml:space="preserve">Option + −</w:t>
+      </w:r>
+      <w:r>
+        <w:t xml:space="preserve"> </w:t>
+      </w:r>
+      <w:r>
+        <w:t xml:space="preserve">(Mac) types</w:t>
+      </w:r>
+      <w:r>
+        <w:t xml:space="preserve"> </w:t>
+      </w:r>
+      <w:r>
+        <w:rPr>
+          <w:rStyle w:val="VerbatimChar"/>
+        </w:rPr>
+        <w:t xml:space="preserve">&lt;-</w:t>
+      </w:r>
+      <w:r>
+        <w:t xml:space="preserve"> </w:t>
+      </w:r>
+      <w:r>
+        <w:t xml:space="preserve">for you.</w:t>
+      </w:r>
+    </w:p>
+    <w:p>
+      <w:pPr>
+        <w:pStyle w:val="BodyText"/>
+      </w:pPr>
+      <w:r>
+        <w:rPr>
+          <w:b/>
+          <w:bCs/>
+        </w:rPr>
+        <w:t xml:space="preserve">▶ Run this in the Console:</w:t>
+      </w:r>
+    </w:p>
+    <w:p>
+      <w:pPr>
+        <w:pStyle w:val="SourceCode"/>
+      </w:pPr>
+      <w:r>
+        <w:rPr>
+          <w:rStyle w:val="NormalTok"/>
+        </w:rPr>
+        <w:t xml:space="preserve">x </w:t>
+      </w:r>
+      <w:r>
+        <w:rPr>
+          <w:rStyle w:val="OtherTok"/>
+        </w:rPr>
+        <w:t xml:space="preserve">&lt;-</w:t>
+      </w:r>
+      <w:r>
+        <w:rPr>
+          <w:rStyle w:val="NormalTok"/>
+        </w:rPr>
+        <w:t xml:space="preserve"> </w:t>
+      </w:r>
+      <w:r>
+        <w:rPr>
+          <w:rStyle w:val="DecValTok"/>
+        </w:rPr>
+        <w:t xml:space="preserve">7</w:t>
+      </w:r>
+      <w:r>
+        <w:rPr>
+          <w:rStyle w:val="NormalTok"/>
+        </w:rPr>
+        <w:t xml:space="preserve">          </w:t>
+      </w:r>
+      <w:r>
+        <w:rPr>
+          <w:rStyle w:val="CommentTok"/>
+        </w:rPr>
+        <w:t xml:space="preserve"># store 7 under the name x</w:t>
+      </w:r>
+      <w:r>
+        <w:br/>
+      </w:r>
+      <w:r>
+        <w:rPr>
+          <w:rStyle w:val="NormalTok"/>
+        </w:rPr>
+        <w:t xml:space="preserve">x               </w:t>
+      </w:r>
+      <w:r>
+        <w:rPr>
+          <w:rStyle w:val="CommentTok"/>
+        </w:rPr>
+        <w:t xml:space="preserve"># type the name to see it</w:t>
+      </w:r>
+      <w:r>
+        <w:br/>
+      </w:r>
+      <w:r>
+        <w:rPr>
+          <w:rStyle w:val="NormalTok"/>
+        </w:rPr>
+        <w:t xml:space="preserve">x </w:t>
+      </w:r>
+      <w:r>
+        <w:rPr>
+          <w:rStyle w:val="SpecialCharTok"/>
+        </w:rPr>
+        <w:t xml:space="preserve">*</w:t>
+      </w:r>
+      <w:r>
+        <w:rPr>
+          <w:rStyle w:val="NormalTok"/>
+        </w:rPr>
+        <w:t xml:space="preserve"> </w:t>
+      </w:r>
+      <w:r>
+        <w:rPr>
+          <w:rStyle w:val="DecValTok"/>
+        </w:rPr>
+        <w:t xml:space="preserve">2</w:t>
+      </w:r>
+      <w:r>
+        <w:rPr>
+          <w:rStyle w:val="NormalTok"/>
+        </w:rPr>
+        <w:t xml:space="preserve">           </w:t>
+      </w:r>
+      <w:r>
+        <w:rPr>
+          <w:rStyle w:val="CommentTok"/>
+        </w:rPr>
+        <w:t xml:space="preserve"># use it in math</w:t>
+      </w:r>
+    </w:p>
+    <w:p>
+      <w:pPr>
+        <w:pStyle w:val="FirstParagraph"/>
+      </w:pPr>
+      <w:r>
+        <w:t xml:space="preserve">Look at the</w:t>
+      </w:r>
+      <w:r>
+        <w:t xml:space="preserve"> </w:t>
+      </w:r>
+      <w:r>
+        <w:rPr>
+          <w:b/>
+          <w:bCs/>
+        </w:rPr>
+        <w:t xml:space="preserve">Variables</w:t>
+      </w:r>
+      <w:r>
+        <w:t xml:space="preserve"> </w:t>
+      </w:r>
+      <w:r>
+        <w:t xml:space="preserve">pane on the right —</w:t>
+      </w:r>
+      <w:r>
+        <w:t xml:space="preserve"> </w:t>
+      </w:r>
+      <w:r>
+        <w:rPr>
+          <w:rStyle w:val="VerbatimChar"/>
+        </w:rPr>
+        <w:t xml:space="preserve">x</w:t>
+      </w:r>
+      <w:r>
+        <w:t xml:space="preserve"> </w:t>
+      </w:r>
+      <w:r>
+        <w:t xml:space="preserve">should appear there.</w:t>
+      </w:r>
+    </w:p>
+    <w:p>
+      <w:pPr>
+        <w:pStyle w:val="BodyText"/>
+      </w:pPr>
+      <w:r>
+        <w:t xml:space="preserve">✏️</w:t>
+      </w:r>
+      <w:r>
+        <w:t xml:space="preserve"> </w:t>
+      </w:r>
+      <w:r>
+        <w:rPr>
+          <w:b/>
+          <w:bCs/>
+        </w:rPr>
+        <w:t xml:space="preserve">Your turn:</w:t>
+      </w:r>
+      <w:r>
+        <w:t xml:space="preserve"> </w:t>
+      </w:r>
+      <w:r>
+        <w:t xml:space="preserve">Store the number</w:t>
+      </w:r>
+      <w:r>
+        <w:t xml:space="preserve"> </w:t>
+      </w:r>
+      <w:r>
+        <w:rPr>
+          <w:rStyle w:val="VerbatimChar"/>
+        </w:rPr>
+        <w:t xml:space="preserve">42</w:t>
+      </w:r>
+      <w:r>
+        <w:t xml:space="preserve"> </w:t>
+      </w:r>
+      <w:r>
+        <w:t xml:space="preserve">under the name</w:t>
+      </w:r>
+      <w:r>
+        <w:t xml:space="preserve"> </w:t>
+      </w:r>
+      <w:r>
+        <w:rPr>
+          <w:rStyle w:val="VerbatimChar"/>
+        </w:rPr>
+        <w:t xml:space="preserve">my_number</w:t>
+      </w:r>
+      <w:r>
+        <w:t xml:space="preserve">, then multiply</w:t>
+      </w:r>
+      <w:r>
+        <w:t xml:space="preserve"> </w:t>
+      </w:r>
+      <w:r>
+        <w:rPr>
+          <w:rStyle w:val="VerbatimChar"/>
+        </w:rPr>
+        <w:t xml:space="preserve">my_number</w:t>
+      </w:r>
+      <w:r>
+        <w:t xml:space="preserve"> </w:t>
+      </w:r>
+      <w:r>
+        <w:t xml:space="preserve">by</w:t>
+      </w:r>
+      <w:r>
+        <w:t xml:space="preserve"> </w:t>
+      </w:r>
+      <w:r>
+        <w:rPr>
+          <w:rStyle w:val="VerbatimChar"/>
+        </w:rPr>
+        <w:t xml:space="preserve">x</w:t>
+      </w:r>
+      <w:r>
+        <w:t xml:space="preserve">. What is the result?</w:t>
+      </w:r>
+    </w:p>
+    <w:p>
+      <w:pPr>
+        <w:pStyle w:val="SourceCode"/>
+      </w:pPr>
+      <w:r>
+        <w:rPr>
+          <w:rStyle w:val="CommentTok"/>
+        </w:rPr>
+        <w:t xml:space="preserve"># Write your code here:</w:t>
+      </w:r>
+    </w:p>
+    <w:p>
+      <w:pPr>
+        <w:pStyle w:val="SourceCode"/>
+      </w:pPr>
+      <w:r>
+        <w:rPr>
+          <w:rStyle w:val="VerbatimChar"/>
+        </w:rPr>
+        <w:t xml:space="preserve">Your answer: </w:t>
+      </w:r>
+    </w:p>
+    <w:p>
+      <w:r>
+        <w:pict>
+          <v:rect style="width:0;height:1.5pt" o:hralign="center" o:hrstd="t" o:hr="t"/>
+        </w:pict>
+      </w:r>
+    </w:p>
+    <w:bookmarkEnd w:id="25"/>
+    <w:bookmarkStart w:id="26" w:name="naming-things-well"/>
+    <w:p>
+      <w:pPr>
+        <w:pStyle w:val="Heading3"/>
+      </w:pPr>
+      <w:r>
+        <w:t xml:space="preserve">Naming things well</w:t>
+      </w:r>
+    </w:p>
+    <w:p>
+      <w:pPr>
+        <w:pStyle w:val="FirstParagraph"/>
+      </w:pPr>
+      <w:r>
+        <w:t xml:space="preserve">Good names make code readable months later:</w:t>
       </w:r>
     </w:p>
     <w:p>
@@ -2205,11 +2204,26 @@
         <w:pStyle w:val="Compact"/>
         <w:numPr>
           <w:ilvl w:val="0"/>
-          <w:numId w:val="1006"/>
+          <w:numId w:val="1008"/>
         </w:numPr>
       </w:pPr>
       <w:r>
-        <w:t xml:space="preserve">Cannot start with a number —</w:t>
+        <w:t xml:space="preserve">Be explicit but not too long:</w:t>
+      </w:r>
+      <w:r>
+        <w:t xml:space="preserve"> </w:t>
+      </w:r>
+      <w:r>
+        <w:rPr>
+          <w:rStyle w:val="VerbatimChar"/>
+        </w:rPr>
+        <w:t xml:space="preserve">leaf_mass</w:t>
+      </w:r>
+      <w:r>
+        <w:t xml:space="preserve"> </w:t>
+      </w:r>
+      <w:r>
+        <w:t xml:space="preserve">not</w:t>
       </w:r>
       <w:r>
         <w:t xml:space="preserve"> </w:t>
@@ -2219,27 +2233,6 @@
           <w:rStyle w:val="VerbatimChar"/>
         </w:rPr>
         <w:t xml:space="preserve">x2</w:t>
-      </w:r>
-      <w:r>
-        <w:t xml:space="preserve"> </w:t>
-      </w:r>
-      <w:r>
-        <w:t xml:space="preserve">✅,</w:t>
-      </w:r>
-      <w:r>
-        <w:t xml:space="preserve"> </w:t>
-      </w:r>
-      <w:r>
-        <w:rPr>
-          <w:rStyle w:val="VerbatimChar"/>
-        </w:rPr>
-        <w:t xml:space="preserve">2x</w:t>
-      </w:r>
-      <w:r>
-        <w:t xml:space="preserve"> </w:t>
-      </w:r>
-      <w:r>
-        <w:t xml:space="preserve">❌</w:t>
       </w:r>
     </w:p>
     <w:p>
@@ -2247,51 +2240,41 @@
         <w:pStyle w:val="Compact"/>
         <w:numPr>
           <w:ilvl w:val="0"/>
-          <w:numId w:val="1006"/>
+          <w:numId w:val="1008"/>
         </w:numPr>
       </w:pPr>
       <w:r>
-        <w:t xml:space="preserve">R is</w:t>
-      </w:r>
-      <w:r>
-        <w:t xml:space="preserve"> </w:t>
-      </w:r>
-      <w:r>
-        <w:rPr>
-          <w:b/>
-          <w:bCs/>
-        </w:rPr>
-        <w:t xml:space="preserve">case-sensitive</w:t>
-      </w:r>
-      <w:r>
-        <w:t xml:space="preserve"> </w:t>
-      </w:r>
-      <w:r>
-        <w:t xml:space="preserve">—</w:t>
-      </w:r>
-      <w:r>
-        <w:t xml:space="preserve"> </w:t>
-      </w:r>
-      <w:r>
-        <w:rPr>
-          <w:rStyle w:val="VerbatimChar"/>
-        </w:rPr>
-        <w:t xml:space="preserve">weight_g</w:t>
-      </w:r>
-      <w:r>
-        <w:t xml:space="preserve"> </w:t>
-      </w:r>
-      <w:r>
-        <w:t xml:space="preserve">≠</w:t>
-      </w:r>
-      <w:r>
-        <w:t xml:space="preserve"> </w:t>
-      </w:r>
-      <w:r>
-        <w:rPr>
-          <w:rStyle w:val="VerbatimChar"/>
-        </w:rPr>
-        <w:t xml:space="preserve">Weight_g</w:t>
+        <w:t xml:space="preserve">Cannot start with a number —</w:t>
+      </w:r>
+      <w:r>
+        <w:t xml:space="preserve"> </w:t>
+      </w:r>
+      <w:r>
+        <w:rPr>
+          <w:rStyle w:val="VerbatimChar"/>
+        </w:rPr>
+        <w:t xml:space="preserve">x2</w:t>
+      </w:r>
+      <w:r>
+        <w:t xml:space="preserve"> </w:t>
+      </w:r>
+      <w:r>
+        <w:t xml:space="preserve">✅,</w:t>
+      </w:r>
+      <w:r>
+        <w:t xml:space="preserve"> </w:t>
+      </w:r>
+      <w:r>
+        <w:rPr>
+          <w:rStyle w:val="VerbatimChar"/>
+        </w:rPr>
+        <w:t xml:space="preserve">2x</w:t>
+      </w:r>
+      <w:r>
+        <w:t xml:space="preserve"> </w:t>
+      </w:r>
+      <w:r>
+        <w:t xml:space="preserve">❌</w:t>
       </w:r>
     </w:p>
     <w:p>
@@ -2299,7 +2282,59 @@
         <w:pStyle w:val="Compact"/>
         <w:numPr>
           <w:ilvl w:val="0"/>
-          <w:numId w:val="1006"/>
+          <w:numId w:val="1008"/>
+        </w:numPr>
+      </w:pPr>
+      <w:r>
+        <w:t xml:space="preserve">R is</w:t>
+      </w:r>
+      <w:r>
+        <w:t xml:space="preserve"> </w:t>
+      </w:r>
+      <w:r>
+        <w:rPr>
+          <w:b/>
+          <w:bCs/>
+        </w:rPr>
+        <w:t xml:space="preserve">case-sensitive</w:t>
+      </w:r>
+      <w:r>
+        <w:t xml:space="preserve"> </w:t>
+      </w:r>
+      <w:r>
+        <w:t xml:space="preserve">—</w:t>
+      </w:r>
+      <w:r>
+        <w:t xml:space="preserve"> </w:t>
+      </w:r>
+      <w:r>
+        <w:rPr>
+          <w:rStyle w:val="VerbatimChar"/>
+        </w:rPr>
+        <w:t xml:space="preserve">weight_g</w:t>
+      </w:r>
+      <w:r>
+        <w:t xml:space="preserve"> </w:t>
+      </w:r>
+      <w:r>
+        <w:t xml:space="preserve">≠</w:t>
+      </w:r>
+      <w:r>
+        <w:t xml:space="preserve"> </w:t>
+      </w:r>
+      <w:r>
+        <w:rPr>
+          <w:rStyle w:val="VerbatimChar"/>
+        </w:rPr>
+        <w:t xml:space="preserve">Weight_g</w:t>
+      </w:r>
+    </w:p>
+    <w:p>
+      <w:pPr>
+        <w:pStyle w:val="Compact"/>
+        <w:numPr>
+          <w:ilvl w:val="0"/>
+          <w:numId w:val="1008"/>
         </w:numPr>
       </w:pPr>
       <w:r>
@@ -5536,19 +5571,7 @@
         <w:t xml:space="preserve"> </w:t>
       </w:r>
       <w:r>
-        <w:t xml:space="preserve">— from tidyverse (we use this one throughout the course)</w:t>
-      </w:r>
-      <w:r>
-        <w:t xml:space="preserve"> </w:t>
-      </w:r>
-      <w:r>
-        <w:t xml:space="preserve">The native pipe (a vertical bar then greater-than sign) — built into R 4.1+; you will see it in code online</w:t>
-      </w:r>
-      <w:r>
-        <w:t xml:space="preserve"> </w:t>
-      </w:r>
-      <w:r>
-        <w:t xml:space="preserve">They behave identically for everything in this course.</w:t>
+        <w:t xml:space="preserve">— from tidyverse (we use this one throughout the course) The native pipe (a vertical bar then greater-than sign) — built into R 4.1+; you will see it in code online They behave identically for everything in this course.</w:t>
       </w:r>
     </w:p>
     <w:p>
@@ -5707,1353 +5730,6 @@
       </w:r>
       <w:r>
         <w:t xml:space="preserve">:</w:t>
-      </w:r>
-    </w:p>
-    <w:p>
-      <w:pPr>
-        <w:pStyle w:val="Compact"/>
-        <w:numPr>
-          <w:ilvl w:val="0"/>
-          <w:numId w:val="1007"/>
-        </w:numPr>
-      </w:pPr>
-      <w:r>
-        <w:rPr>
-          <w:rStyle w:val="VerbatimChar"/>
-        </w:rPr>
-        <w:t xml:space="preserve">ggplot(data, aes(...))</w:t>
-      </w:r>
-      <w:r>
-        <w:t xml:space="preserve"> </w:t>
-      </w:r>
-      <w:r>
-        <w:t xml:space="preserve">— which data frame, which columns map to x and y</w:t>
-      </w:r>
-    </w:p>
-    <w:p>
-      <w:pPr>
-        <w:pStyle w:val="Compact"/>
-        <w:numPr>
-          <w:ilvl w:val="0"/>
-          <w:numId w:val="1007"/>
-        </w:numPr>
-      </w:pPr>
-      <w:r>
-        <w:rPr>
-          <w:rStyle w:val="VerbatimChar"/>
-        </w:rPr>
-        <w:t xml:space="preserve">geom_*()</w:t>
-      </w:r>
-      <w:r>
-        <w:t xml:space="preserve"> </w:t>
-      </w:r>
-      <w:r>
-        <w:t xml:space="preserve">— the shape to draw (points, boxes, bars, …)</w:t>
-      </w:r>
-    </w:p>
-    <w:p>
-      <w:pPr>
-        <w:pStyle w:val="Compact"/>
-        <w:numPr>
-          <w:ilvl w:val="0"/>
-          <w:numId w:val="1007"/>
-        </w:numPr>
-      </w:pPr>
-      <w:r>
-        <w:rPr>
-          <w:rStyle w:val="VerbatimChar"/>
-        </w:rPr>
-        <w:t xml:space="preserve">labs()</w:t>
-      </w:r>
-      <w:r>
-        <w:t xml:space="preserve"> </w:t>
-      </w:r>
-      <w:r>
-        <w:t xml:space="preserve">— axis labels and title</w:t>
-      </w:r>
-    </w:p>
-    <w:p>
-      <w:pPr>
-        <w:pStyle w:val="FirstParagraph"/>
-      </w:pPr>
-      <w:r>
-        <w:rPr>
-          <w:b/>
-          <w:bCs/>
-        </w:rPr>
-        <w:t xml:space="preserve">▶ Run this in your Script — the simplest possible plot:</w:t>
-      </w:r>
-    </w:p>
-    <w:p>
-      <w:pPr>
-        <w:pStyle w:val="SourceCode"/>
-      </w:pPr>
-      <w:r>
-        <w:rPr>
-          <w:rStyle w:val="FunctionTok"/>
-        </w:rPr>
-        <w:t xml:space="preserve">ggplot</w:t>
-      </w:r>
-      <w:r>
-        <w:rPr>
-          <w:rStyle w:val="NormalTok"/>
-        </w:rPr>
-        <w:t xml:space="preserve">(tree_df, </w:t>
-      </w:r>
-      <w:r>
-        <w:rPr>
-          <w:rStyle w:val="FunctionTok"/>
-        </w:rPr>
-        <w:t xml:space="preserve">aes</w:t>
-      </w:r>
-      <w:r>
-        <w:rPr>
-          <w:rStyle w:val="NormalTok"/>
-        </w:rPr>
-        <w:t xml:space="preserve">(</w:t>
-      </w:r>
-      <w:r>
-        <w:rPr>
-          <w:rStyle w:val="AttributeTok"/>
-        </w:rPr>
-        <w:t xml:space="preserve">x =</w:t>
-      </w:r>
-      <w:r>
-        <w:rPr>
-          <w:rStyle w:val="NormalTok"/>
-        </w:rPr>
-        <w:t xml:space="preserve"> side, </w:t>
-      </w:r>
-      <w:r>
-        <w:rPr>
-          <w:rStyle w:val="AttributeTok"/>
-        </w:rPr>
-        <w:t xml:space="preserve">y =</w:t>
-      </w:r>
-      <w:r>
-        <w:rPr>
-          <w:rStyle w:val="NormalTok"/>
-        </w:rPr>
-        <w:t xml:space="preserve"> weight_g)) </w:t>
-      </w:r>
-      <w:r>
-        <w:rPr>
-          <w:rStyle w:val="SpecialCharTok"/>
-        </w:rPr>
-        <w:t xml:space="preserve">+</w:t>
-      </w:r>
-      <w:r>
-        <w:br/>
-      </w:r>
-      <w:r>
-        <w:rPr>
-          <w:rStyle w:val="NormalTok"/>
-        </w:rPr>
-        <w:t xml:space="preserve">  </w:t>
-      </w:r>
-      <w:r>
-        <w:rPr>
-          <w:rStyle w:val="FunctionTok"/>
-        </w:rPr>
-        <w:t xml:space="preserve">geom_point</w:t>
-      </w:r>
-      <w:r>
-        <w:rPr>
-          <w:rStyle w:val="NormalTok"/>
-        </w:rPr>
-        <w:t xml:space="preserve">()</w:t>
-      </w:r>
-    </w:p>
-    <w:p>
-      <w:pPr>
-        <w:pStyle w:val="BlockText"/>
-      </w:pPr>
-      <w:r>
-        <w:t xml:space="preserve">⚠️</w:t>
-      </w:r>
-      <w:r>
-        <w:t xml:space="preserve"> </w:t>
-      </w:r>
-      <w:r>
-        <w:rPr>
-          <w:b/>
-          <w:bCs/>
-        </w:rPr>
-        <w:t xml:space="preserve">Watch out!</w:t>
-      </w:r>
-      <w:r>
-        <w:t xml:space="preserve"> </w:t>
-      </w:r>
-      <w:r>
-        <w:t xml:space="preserve">The</w:t>
-      </w:r>
-      <w:r>
-        <w:t xml:space="preserve"> </w:t>
-      </w:r>
-      <w:r>
-        <w:rPr>
-          <w:rStyle w:val="VerbatimChar"/>
-        </w:rPr>
-        <w:t xml:space="preserve">+</w:t>
-      </w:r>
-      <w:r>
-        <w:t xml:space="preserve"> </w:t>
-      </w:r>
-      <w:r>
-        <w:t xml:space="preserve">must sit at the</w:t>
-      </w:r>
-      <w:r>
-        <w:t xml:space="preserve"> </w:t>
-      </w:r>
-      <w:r>
-        <w:rPr>
-          <w:b/>
-          <w:bCs/>
-        </w:rPr>
-        <w:t xml:space="preserve">end</w:t>
-      </w:r>
-      <w:r>
-        <w:t xml:space="preserve"> </w:t>
-      </w:r>
-      <w:r>
-        <w:t xml:space="preserve">of a line, never the start. A</w:t>
-      </w:r>
-      <w:r>
-        <w:t xml:space="preserve"> </w:t>
-      </w:r>
-      <w:r>
-        <w:rPr>
-          <w:rStyle w:val="VerbatimChar"/>
-        </w:rPr>
-        <w:t xml:space="preserve">+</w:t>
-      </w:r>
-      <w:r>
-        <w:t xml:space="preserve"> </w:t>
-      </w:r>
-      <w:r>
-        <w:t xml:space="preserve">at the start causes an error.</w:t>
-      </w:r>
-    </w:p>
-    <w:p>
-      <w:r>
-        <w:pict>
-          <v:rect style="width:0;height:1.5pt" o:hralign="center" o:hrstd="t" o:hr="t"/>
-        </w:pict>
-      </w:r>
-    </w:p>
-    <w:bookmarkEnd w:id="40"/>
-    <w:bookmarkStart w:id="41" w:name="improve-it-one-layer-at-a-time"/>
-    <w:p>
-      <w:pPr>
-        <w:pStyle w:val="Heading3"/>
-      </w:pPr>
-      <w:r>
-        <w:t xml:space="preserve">Improve it one layer at a time</w:t>
-      </w:r>
-    </w:p>
-    <w:p>
-      <w:pPr>
-        <w:pStyle w:val="FirstParagraph"/>
-      </w:pPr>
-      <w:r>
-        <w:rPr>
-          <w:b/>
-          <w:bCs/>
-        </w:rPr>
-        <w:t xml:space="preserve">▶ Run this in your Script:</w:t>
-      </w:r>
-    </w:p>
-    <w:p>
-      <w:pPr>
-        <w:pStyle w:val="SourceCode"/>
-      </w:pPr>
-      <w:r>
-        <w:rPr>
-          <w:rStyle w:val="FunctionTok"/>
-        </w:rPr>
-        <w:t xml:space="preserve">ggplot</w:t>
-      </w:r>
-      <w:r>
-        <w:rPr>
-          <w:rStyle w:val="NormalTok"/>
-        </w:rPr>
-        <w:t xml:space="preserve">(tree_df, </w:t>
-      </w:r>
-      <w:r>
-        <w:rPr>
-          <w:rStyle w:val="FunctionTok"/>
-        </w:rPr>
-        <w:t xml:space="preserve">aes</w:t>
-      </w:r>
-      <w:r>
-        <w:rPr>
-          <w:rStyle w:val="NormalTok"/>
-        </w:rPr>
-        <w:t xml:space="preserve">(</w:t>
-      </w:r>
-      <w:r>
-        <w:rPr>
-          <w:rStyle w:val="AttributeTok"/>
-        </w:rPr>
-        <w:t xml:space="preserve">x =</w:t>
-      </w:r>
-      <w:r>
-        <w:rPr>
-          <w:rStyle w:val="NormalTok"/>
-        </w:rPr>
-        <w:t xml:space="preserve"> side, </w:t>
-      </w:r>
-      <w:r>
-        <w:rPr>
-          <w:rStyle w:val="AttributeTok"/>
-        </w:rPr>
-        <w:t xml:space="preserve">y =</w:t>
-      </w:r>
-      <w:r>
-        <w:rPr>
-          <w:rStyle w:val="NormalTok"/>
-        </w:rPr>
-        <w:t xml:space="preserve"> weight_g)) </w:t>
-      </w:r>
-      <w:r>
-        <w:rPr>
-          <w:rStyle w:val="SpecialCharTok"/>
-        </w:rPr>
-        <w:t xml:space="preserve">+</w:t>
-      </w:r>
-      <w:r>
-        <w:br/>
-      </w:r>
-      <w:r>
-        <w:rPr>
-          <w:rStyle w:val="NormalTok"/>
-        </w:rPr>
-        <w:t xml:space="preserve">  </w:t>
-      </w:r>
-      <w:r>
-        <w:rPr>
-          <w:rStyle w:val="FunctionTok"/>
-        </w:rPr>
-        <w:t xml:space="preserve">geom_boxplot</w:t>
-      </w:r>
-      <w:r>
-        <w:rPr>
-          <w:rStyle w:val="NormalTok"/>
-        </w:rPr>
-        <w:t xml:space="preserve">() </w:t>
-      </w:r>
-      <w:r>
-        <w:rPr>
-          <w:rStyle w:val="SpecialCharTok"/>
-        </w:rPr>
-        <w:t xml:space="preserve">+</w:t>
-      </w:r>
-      <w:r>
-        <w:br/>
-      </w:r>
-      <w:r>
-        <w:rPr>
-          <w:rStyle w:val="NormalTok"/>
-        </w:rPr>
-        <w:t xml:space="preserve">  </w:t>
-      </w:r>
-      <w:r>
-        <w:rPr>
-          <w:rStyle w:val="FunctionTok"/>
-        </w:rPr>
-        <w:t xml:space="preserve">geom_jitter</w:t>
-      </w:r>
-      <w:r>
-        <w:rPr>
-          <w:rStyle w:val="NormalTok"/>
-        </w:rPr>
-        <w:t xml:space="preserve">(</w:t>
-      </w:r>
-      <w:r>
-        <w:rPr>
-          <w:rStyle w:val="AttributeTok"/>
-        </w:rPr>
-        <w:t xml:space="preserve">width =</w:t>
-      </w:r>
-      <w:r>
-        <w:rPr>
-          <w:rStyle w:val="NormalTok"/>
-        </w:rPr>
-        <w:t xml:space="preserve"> </w:t>
-      </w:r>
-      <w:r>
-        <w:rPr>
-          <w:rStyle w:val="FloatTok"/>
-        </w:rPr>
-        <w:t xml:space="preserve">0.15</w:t>
-      </w:r>
-      <w:r>
-        <w:rPr>
-          <w:rStyle w:val="NormalTok"/>
-        </w:rPr>
-        <w:t xml:space="preserve">, </w:t>
-      </w:r>
-      <w:r>
-        <w:rPr>
-          <w:rStyle w:val="AttributeTok"/>
-        </w:rPr>
-        <w:t xml:space="preserve">alpha =</w:t>
-      </w:r>
-      <w:r>
-        <w:rPr>
-          <w:rStyle w:val="NormalTok"/>
-        </w:rPr>
-        <w:t xml:space="preserve"> </w:t>
-      </w:r>
-      <w:r>
-        <w:rPr>
-          <w:rStyle w:val="FloatTok"/>
-        </w:rPr>
-        <w:t xml:space="preserve">0.6</w:t>
-      </w:r>
-      <w:r>
-        <w:rPr>
-          <w:rStyle w:val="NormalTok"/>
-        </w:rPr>
-        <w:t xml:space="preserve">, </w:t>
-      </w:r>
-      <w:r>
-        <w:rPr>
-          <w:rStyle w:val="AttributeTok"/>
-        </w:rPr>
-        <w:t xml:space="preserve">color =</w:t>
-      </w:r>
-      <w:r>
-        <w:rPr>
-          <w:rStyle w:val="NormalTok"/>
-        </w:rPr>
-        <w:t xml:space="preserve"> </w:t>
-      </w:r>
-      <w:r>
-        <w:rPr>
-          <w:rStyle w:val="StringTok"/>
-        </w:rPr>
-        <w:t xml:space="preserve">"tomato"</w:t>
-      </w:r>
-      <w:r>
-        <w:rPr>
-          <w:rStyle w:val="NormalTok"/>
-        </w:rPr>
-        <w:t xml:space="preserve">) </w:t>
-      </w:r>
-      <w:r>
-        <w:rPr>
-          <w:rStyle w:val="SpecialCharTok"/>
-        </w:rPr>
-        <w:t xml:space="preserve">+</w:t>
-      </w:r>
-      <w:r>
-        <w:br/>
-      </w:r>
-      <w:r>
-        <w:rPr>
-          <w:rStyle w:val="NormalTok"/>
-        </w:rPr>
-        <w:t xml:space="preserve">  </w:t>
-      </w:r>
-      <w:r>
-        <w:rPr>
-          <w:rStyle w:val="FunctionTok"/>
-        </w:rPr>
-        <w:t xml:space="preserve">labs</w:t>
-      </w:r>
-      <w:r>
-        <w:rPr>
-          <w:rStyle w:val="NormalTok"/>
-        </w:rPr>
-        <w:t xml:space="preserve">(</w:t>
-      </w:r>
-      <w:r>
-        <w:rPr>
-          <w:rStyle w:val="AttributeTok"/>
-        </w:rPr>
-        <w:t xml:space="preserve">x     =</w:t>
-      </w:r>
-      <w:r>
-        <w:rPr>
-          <w:rStyle w:val="NormalTok"/>
-        </w:rPr>
-        <w:t xml:space="preserve"> </w:t>
-      </w:r>
-      <w:r>
-        <w:rPr>
-          <w:rStyle w:val="StringTok"/>
-        </w:rPr>
-        <w:t xml:space="preserve">"Side of tree"</w:t>
-      </w:r>
-      <w:r>
-        <w:rPr>
-          <w:rStyle w:val="NormalTok"/>
-        </w:rPr>
-        <w:t xml:space="preserve">,</w:t>
-      </w:r>
-      <w:r>
-        <w:br/>
-      </w:r>
-      <w:r>
-        <w:rPr>
-          <w:rStyle w:val="NormalTok"/>
-        </w:rPr>
-        <w:t xml:space="preserve">       </w:t>
-      </w:r>
-      <w:r>
-        <w:rPr>
-          <w:rStyle w:val="AttributeTok"/>
-        </w:rPr>
-        <w:t xml:space="preserve">y     =</w:t>
-      </w:r>
-      <w:r>
-        <w:rPr>
-          <w:rStyle w:val="NormalTok"/>
-        </w:rPr>
-        <w:t xml:space="preserve"> </w:t>
-      </w:r>
-      <w:r>
-        <w:rPr>
-          <w:rStyle w:val="StringTok"/>
-        </w:rPr>
-        <w:t xml:space="preserve">"Leaf weight (g)"</w:t>
-      </w:r>
-      <w:r>
-        <w:rPr>
-          <w:rStyle w:val="NormalTok"/>
-        </w:rPr>
-        <w:t xml:space="preserve">,</w:t>
-      </w:r>
-      <w:r>
-        <w:br/>
-      </w:r>
-      <w:r>
-        <w:rPr>
-          <w:rStyle w:val="NormalTok"/>
-        </w:rPr>
-        <w:t xml:space="preserve">       </w:t>
-      </w:r>
-      <w:r>
-        <w:rPr>
-          <w:rStyle w:val="AttributeTok"/>
-        </w:rPr>
-        <w:t xml:space="preserve">title =</w:t>
-      </w:r>
-      <w:r>
-        <w:rPr>
-          <w:rStyle w:val="NormalTok"/>
-        </w:rPr>
-        <w:t xml:space="preserve"> </w:t>
-      </w:r>
-      <w:r>
-        <w:rPr>
-          <w:rStyle w:val="StringTok"/>
-        </w:rPr>
-        <w:t xml:space="preserve">"Sunny vs. shady leaves"</w:t>
-      </w:r>
-      <w:r>
-        <w:rPr>
-          <w:rStyle w:val="NormalTok"/>
-        </w:rPr>
-        <w:t xml:space="preserve">)</w:t>
-      </w:r>
-    </w:p>
-    <w:p>
-      <w:pPr>
-        <w:pStyle w:val="FirstParagraph"/>
-      </w:pPr>
-      <w:r>
-        <w:t xml:space="preserve">✏️</w:t>
-      </w:r>
-      <w:r>
-        <w:t xml:space="preserve"> </w:t>
-      </w:r>
-      <w:r>
-        <w:rPr>
-          <w:b/>
-          <w:bCs/>
-        </w:rPr>
-        <w:t xml:space="preserve">Your turn:</w:t>
-      </w:r>
-      <w:r>
-        <w:t xml:space="preserve"> </w:t>
-      </w:r>
-      <w:r>
-        <w:t xml:space="preserve">Make the same plot but for</w:t>
-      </w:r>
-      <w:r>
-        <w:t xml:space="preserve"> </w:t>
-      </w:r>
-      <w:r>
-        <w:rPr>
-          <w:rStyle w:val="VerbatimChar"/>
-        </w:rPr>
-        <w:t xml:space="preserve">height_cm</w:t>
-      </w:r>
-      <w:r>
-        <w:t xml:space="preserve"> </w:t>
-      </w:r>
-      <w:r>
-        <w:t xml:space="preserve">instead of</w:t>
-      </w:r>
-      <w:r>
-        <w:t xml:space="preserve"> </w:t>
-      </w:r>
-      <w:r>
-        <w:rPr>
-          <w:rStyle w:val="VerbatimChar"/>
-        </w:rPr>
-        <w:t xml:space="preserve">weight_g</w:t>
-      </w:r>
-      <w:r>
-        <w:t xml:space="preserve">. Copy the code above and change the relevant parts.</w:t>
-      </w:r>
-    </w:p>
-    <w:p>
-      <w:pPr>
-        <w:pStyle w:val="SourceCode"/>
-      </w:pPr>
-      <w:r>
-        <w:rPr>
-          <w:rStyle w:val="CommentTok"/>
-        </w:rPr>
-        <w:t xml:space="preserve"># Write your modified code here:</w:t>
-      </w:r>
-    </w:p>
-    <w:p>
-      <w:pPr>
-        <w:pStyle w:val="FirstParagraph"/>
-      </w:pPr>
-      <w:r>
-        <w:t xml:space="preserve">What pattern do you see — do sunny or shady leaves tend to be taller?</w:t>
-      </w:r>
-    </w:p>
-    <w:p>
-      <w:pPr>
-        <w:pStyle w:val="SourceCode"/>
-      </w:pPr>
-      <w:r>
-        <w:rPr>
-          <w:rStyle w:val="VerbatimChar"/>
-        </w:rPr>
-        <w:t xml:space="preserve">Your answer: </w:t>
-      </w:r>
-    </w:p>
-    <w:p>
-      <w:r>
-        <w:pict>
-          <v:rect style="width:0;height:1.5pt" o:hralign="center" o:hrstd="t" o:hr="t"/>
-        </w:pict>
-      </w:r>
-    </w:p>
-    <w:bookmarkEnd w:id="41"/>
-    <w:bookmarkStart w:id="42" w:name="save-your-plot-as-a-png"/>
-    <w:p>
-      <w:pPr>
-        <w:pStyle w:val="Heading3"/>
-      </w:pPr>
-      <w:r>
-        <w:t xml:space="preserve">Save your plot as a PNG</w:t>
-      </w:r>
-    </w:p>
-    <w:p>
-      <w:pPr>
-        <w:pStyle w:val="FirstParagraph"/>
-      </w:pPr>
-      <w:r>
-        <w:t xml:space="preserve">Store the plot in an object, then save it to your</w:t>
-      </w:r>
-      <w:r>
-        <w:t xml:space="preserve"> </w:t>
-      </w:r>
-      <w:r>
-        <w:rPr>
-          <w:rStyle w:val="VerbatimChar"/>
-        </w:rPr>
-        <w:t xml:space="preserve">figures/</w:t>
-      </w:r>
-      <w:r>
-        <w:t xml:space="preserve"> </w:t>
-      </w:r>
-      <w:r>
-        <w:t xml:space="preserve">folder.</w:t>
-      </w:r>
-    </w:p>
-    <w:p>
-      <w:pPr>
-        <w:pStyle w:val="BodyText"/>
-      </w:pPr>
-      <w:r>
-        <w:rPr>
-          <w:b/>
-          <w:bCs/>
-        </w:rPr>
-        <w:t xml:space="preserve">▶ Run this in your Script:</w:t>
-      </w:r>
-    </w:p>
-    <w:p>
-      <w:pPr>
-        <w:pStyle w:val="SourceCode"/>
-      </w:pPr>
-      <w:r>
-        <w:rPr>
-          <w:rStyle w:val="CommentTok"/>
-        </w:rPr>
-        <w:t xml:space="preserve"># Save the weight plot — always use PNG, always use dpi = 300</w:t>
-      </w:r>
-      <w:r>
-        <w:br/>
-      </w:r>
-      <w:r>
-        <w:rPr>
-          <w:rStyle w:val="NormalTok"/>
-        </w:rPr>
-        <w:t xml:space="preserve">weight_plot </w:t>
-      </w:r>
-      <w:r>
-        <w:rPr>
-          <w:rStyle w:val="OtherTok"/>
-        </w:rPr>
-        <w:t xml:space="preserve">&lt;-</w:t>
-      </w:r>
-      <w:r>
-        <w:rPr>
-          <w:rStyle w:val="NormalTok"/>
-        </w:rPr>
-        <w:t xml:space="preserve"> </w:t>
-      </w:r>
-      <w:r>
-        <w:rPr>
-          <w:rStyle w:val="FunctionTok"/>
-        </w:rPr>
-        <w:t xml:space="preserve">ggplot</w:t>
-      </w:r>
-      <w:r>
-        <w:rPr>
-          <w:rStyle w:val="NormalTok"/>
-        </w:rPr>
-        <w:t xml:space="preserve">(tree_df, </w:t>
-      </w:r>
-      <w:r>
-        <w:rPr>
-          <w:rStyle w:val="FunctionTok"/>
-        </w:rPr>
-        <w:t xml:space="preserve">aes</w:t>
-      </w:r>
-      <w:r>
-        <w:rPr>
-          <w:rStyle w:val="NormalTok"/>
-        </w:rPr>
-        <w:t xml:space="preserve">(</w:t>
-      </w:r>
-      <w:r>
-        <w:rPr>
-          <w:rStyle w:val="AttributeTok"/>
-        </w:rPr>
-        <w:t xml:space="preserve">x =</w:t>
-      </w:r>
-      <w:r>
-        <w:rPr>
-          <w:rStyle w:val="NormalTok"/>
-        </w:rPr>
-        <w:t xml:space="preserve"> side, </w:t>
-      </w:r>
-      <w:r>
-        <w:rPr>
-          <w:rStyle w:val="AttributeTok"/>
-        </w:rPr>
-        <w:t xml:space="preserve">y =</w:t>
-      </w:r>
-      <w:r>
-        <w:rPr>
-          <w:rStyle w:val="NormalTok"/>
-        </w:rPr>
-        <w:t xml:space="preserve"> weight_g)) </w:t>
-      </w:r>
-      <w:r>
-        <w:rPr>
-          <w:rStyle w:val="SpecialCharTok"/>
-        </w:rPr>
-        <w:t xml:space="preserve">+</w:t>
-      </w:r>
-      <w:r>
-        <w:br/>
-      </w:r>
-      <w:r>
-        <w:rPr>
-          <w:rStyle w:val="NormalTok"/>
-        </w:rPr>
-        <w:t xml:space="preserve">  </w:t>
-      </w:r>
-      <w:r>
-        <w:rPr>
-          <w:rStyle w:val="FunctionTok"/>
-        </w:rPr>
-        <w:t xml:space="preserve">geom_boxplot</w:t>
-      </w:r>
-      <w:r>
-        <w:rPr>
-          <w:rStyle w:val="NormalTok"/>
-        </w:rPr>
-        <w:t xml:space="preserve">() </w:t>
-      </w:r>
-      <w:r>
-        <w:rPr>
-          <w:rStyle w:val="SpecialCharTok"/>
-        </w:rPr>
-        <w:t xml:space="preserve">+</w:t>
-      </w:r>
-      <w:r>
-        <w:br/>
-      </w:r>
-      <w:r>
-        <w:rPr>
-          <w:rStyle w:val="NormalTok"/>
-        </w:rPr>
-        <w:t xml:space="preserve">  </w:t>
-      </w:r>
-      <w:r>
-        <w:rPr>
-          <w:rStyle w:val="FunctionTok"/>
-        </w:rPr>
-        <w:t xml:space="preserve">geom_jitter</w:t>
-      </w:r>
-      <w:r>
-        <w:rPr>
-          <w:rStyle w:val="NormalTok"/>
-        </w:rPr>
-        <w:t xml:space="preserve">(</w:t>
-      </w:r>
-      <w:r>
-        <w:rPr>
-          <w:rStyle w:val="AttributeTok"/>
-        </w:rPr>
-        <w:t xml:space="preserve">width =</w:t>
-      </w:r>
-      <w:r>
-        <w:rPr>
-          <w:rStyle w:val="NormalTok"/>
-        </w:rPr>
-        <w:t xml:space="preserve"> </w:t>
-      </w:r>
-      <w:r>
-        <w:rPr>
-          <w:rStyle w:val="FloatTok"/>
-        </w:rPr>
-        <w:t xml:space="preserve">0.15</w:t>
-      </w:r>
-      <w:r>
-        <w:rPr>
-          <w:rStyle w:val="NormalTok"/>
-        </w:rPr>
-        <w:t xml:space="preserve">, </w:t>
-      </w:r>
-      <w:r>
-        <w:rPr>
-          <w:rStyle w:val="AttributeTok"/>
-        </w:rPr>
-        <w:t xml:space="preserve">alpha =</w:t>
-      </w:r>
-      <w:r>
-        <w:rPr>
-          <w:rStyle w:val="NormalTok"/>
-        </w:rPr>
-        <w:t xml:space="preserve"> </w:t>
-      </w:r>
-      <w:r>
-        <w:rPr>
-          <w:rStyle w:val="FloatTok"/>
-        </w:rPr>
-        <w:t xml:space="preserve">0.6</w:t>
-      </w:r>
-      <w:r>
-        <w:rPr>
-          <w:rStyle w:val="NormalTok"/>
-        </w:rPr>
-        <w:t xml:space="preserve">, </w:t>
-      </w:r>
-      <w:r>
-        <w:rPr>
-          <w:rStyle w:val="AttributeTok"/>
-        </w:rPr>
-        <w:t xml:space="preserve">color =</w:t>
-      </w:r>
-      <w:r>
-        <w:rPr>
-          <w:rStyle w:val="NormalTok"/>
-        </w:rPr>
-        <w:t xml:space="preserve"> </w:t>
-      </w:r>
-      <w:r>
-        <w:rPr>
-          <w:rStyle w:val="StringTok"/>
-        </w:rPr>
-        <w:t xml:space="preserve">"tomato"</w:t>
-      </w:r>
-      <w:r>
-        <w:rPr>
-          <w:rStyle w:val="NormalTok"/>
-        </w:rPr>
-        <w:t xml:space="preserve">) </w:t>
-      </w:r>
-      <w:r>
-        <w:rPr>
-          <w:rStyle w:val="SpecialCharTok"/>
-        </w:rPr>
-        <w:t xml:space="preserve">+</w:t>
-      </w:r>
-      <w:r>
-        <w:br/>
-      </w:r>
-      <w:r>
-        <w:rPr>
-          <w:rStyle w:val="NormalTok"/>
-        </w:rPr>
-        <w:t xml:space="preserve">  </w:t>
-      </w:r>
-      <w:r>
-        <w:rPr>
-          <w:rStyle w:val="FunctionTok"/>
-        </w:rPr>
-        <w:t xml:space="preserve">labs</w:t>
-      </w:r>
-      <w:r>
-        <w:rPr>
-          <w:rStyle w:val="NormalTok"/>
-        </w:rPr>
-        <w:t xml:space="preserve">(</w:t>
-      </w:r>
-      <w:r>
-        <w:rPr>
-          <w:rStyle w:val="AttributeTok"/>
-        </w:rPr>
-        <w:t xml:space="preserve">x     =</w:t>
-      </w:r>
-      <w:r>
-        <w:rPr>
-          <w:rStyle w:val="NormalTok"/>
-        </w:rPr>
-        <w:t xml:space="preserve"> </w:t>
-      </w:r>
-      <w:r>
-        <w:rPr>
-          <w:rStyle w:val="StringTok"/>
-        </w:rPr>
-        <w:t xml:space="preserve">"Side of tree"</w:t>
-      </w:r>
-      <w:r>
-        <w:rPr>
-          <w:rStyle w:val="NormalTok"/>
-        </w:rPr>
-        <w:t xml:space="preserve">,</w:t>
-      </w:r>
-      <w:r>
-        <w:br/>
-      </w:r>
-      <w:r>
-        <w:rPr>
-          <w:rStyle w:val="NormalTok"/>
-        </w:rPr>
-        <w:t xml:space="preserve">       </w:t>
-      </w:r>
-      <w:r>
-        <w:rPr>
-          <w:rStyle w:val="AttributeTok"/>
-        </w:rPr>
-        <w:t xml:space="preserve">y     =</w:t>
-      </w:r>
-      <w:r>
-        <w:rPr>
-          <w:rStyle w:val="NormalTok"/>
-        </w:rPr>
-        <w:t xml:space="preserve"> </w:t>
-      </w:r>
-      <w:r>
-        <w:rPr>
-          <w:rStyle w:val="StringTok"/>
-        </w:rPr>
-        <w:t xml:space="preserve">"Leaf weight (g)"</w:t>
-      </w:r>
-      <w:r>
-        <w:rPr>
-          <w:rStyle w:val="NormalTok"/>
-        </w:rPr>
-        <w:t xml:space="preserve">,</w:t>
-      </w:r>
-      <w:r>
-        <w:br/>
-      </w:r>
-      <w:r>
-        <w:rPr>
-          <w:rStyle w:val="NormalTok"/>
-        </w:rPr>
-        <w:t xml:space="preserve">       </w:t>
-      </w:r>
-      <w:r>
-        <w:rPr>
-          <w:rStyle w:val="AttributeTok"/>
-        </w:rPr>
-        <w:t xml:space="preserve">title =</w:t>
-      </w:r>
-      <w:r>
-        <w:rPr>
-          <w:rStyle w:val="NormalTok"/>
-        </w:rPr>
-        <w:t xml:space="preserve"> </w:t>
-      </w:r>
-      <w:r>
-        <w:rPr>
-          <w:rStyle w:val="StringTok"/>
-        </w:rPr>
-        <w:t xml:space="preserve">"Sunny vs. shady leaves"</w:t>
-      </w:r>
-      <w:r>
-        <w:rPr>
-          <w:rStyle w:val="NormalTok"/>
-        </w:rPr>
-        <w:t xml:space="preserve">)</w:t>
-      </w:r>
-      <w:r>
-        <w:br/>
-      </w:r>
-      <w:r>
-        <w:br/>
-      </w:r>
-      <w:r>
-        <w:rPr>
-          <w:rStyle w:val="FunctionTok"/>
-        </w:rPr>
-        <w:t xml:space="preserve">ggsave</w:t>
-      </w:r>
-      <w:r>
-        <w:rPr>
-          <w:rStyle w:val="NormalTok"/>
-        </w:rPr>
-        <w:t xml:space="preserve">(</w:t>
-      </w:r>
-      <w:r>
-        <w:rPr>
-          <w:rStyle w:val="StringTok"/>
-        </w:rPr>
-        <w:t xml:space="preserve">"figures/leaf_weight.png"</w:t>
-      </w:r>
-      <w:r>
-        <w:rPr>
-          <w:rStyle w:val="NormalTok"/>
-        </w:rPr>
-        <w:t xml:space="preserve">,</w:t>
-      </w:r>
-      <w:r>
-        <w:br/>
-      </w:r>
-      <w:r>
-        <w:rPr>
-          <w:rStyle w:val="NormalTok"/>
-        </w:rPr>
-        <w:t xml:space="preserve">       </w:t>
-      </w:r>
-      <w:r>
-        <w:rPr>
-          <w:rStyle w:val="AttributeTok"/>
-        </w:rPr>
-        <w:t xml:space="preserve">plot   =</w:t>
-      </w:r>
-      <w:r>
-        <w:rPr>
-          <w:rStyle w:val="NormalTok"/>
-        </w:rPr>
-        <w:t xml:space="preserve"> weight_plot,</w:t>
-      </w:r>
-      <w:r>
-        <w:br/>
-      </w:r>
-      <w:r>
-        <w:rPr>
-          <w:rStyle w:val="NormalTok"/>
-        </w:rPr>
-        <w:t xml:space="preserve">       </w:t>
-      </w:r>
-      <w:r>
-        <w:rPr>
-          <w:rStyle w:val="AttributeTok"/>
-        </w:rPr>
-        <w:t xml:space="preserve">width  =</w:t>
-      </w:r>
-      <w:r>
-        <w:rPr>
-          <w:rStyle w:val="NormalTok"/>
-        </w:rPr>
-        <w:t xml:space="preserve"> </w:t>
-      </w:r>
-      <w:r>
-        <w:rPr>
-          <w:rStyle w:val="DecValTok"/>
-        </w:rPr>
-        <w:t xml:space="preserve">6</w:t>
-      </w:r>
-      <w:r>
-        <w:rPr>
-          <w:rStyle w:val="NormalTok"/>
-        </w:rPr>
-        <w:t xml:space="preserve">,</w:t>
-      </w:r>
-      <w:r>
-        <w:br/>
-      </w:r>
-      <w:r>
-        <w:rPr>
-          <w:rStyle w:val="NormalTok"/>
-        </w:rPr>
-        <w:t xml:space="preserve">       </w:t>
-      </w:r>
-      <w:r>
-        <w:rPr>
-          <w:rStyle w:val="AttributeTok"/>
-        </w:rPr>
-        <w:t xml:space="preserve">height =</w:t>
-      </w:r>
-      <w:r>
-        <w:rPr>
-          <w:rStyle w:val="NormalTok"/>
-        </w:rPr>
-        <w:t xml:space="preserve"> </w:t>
-      </w:r>
-      <w:r>
-        <w:rPr>
-          <w:rStyle w:val="DecValTok"/>
-        </w:rPr>
-        <w:t xml:space="preserve">6</w:t>
-      </w:r>
-      <w:r>
-        <w:rPr>
-          <w:rStyle w:val="NormalTok"/>
-        </w:rPr>
-        <w:t xml:space="preserve">,</w:t>
-      </w:r>
-      <w:r>
-        <w:br/>
-      </w:r>
-      <w:r>
-        <w:rPr>
-          <w:rStyle w:val="NormalTok"/>
-        </w:rPr>
-        <w:t xml:space="preserve">       </w:t>
-      </w:r>
-      <w:r>
-        <w:rPr>
-          <w:rStyle w:val="AttributeTok"/>
-        </w:rPr>
-        <w:t xml:space="preserve">units  =</w:t>
-      </w:r>
-      <w:r>
-        <w:rPr>
-          <w:rStyle w:val="NormalTok"/>
-        </w:rPr>
-        <w:t xml:space="preserve"> </w:t>
-      </w:r>
-      <w:r>
-        <w:rPr>
-          <w:rStyle w:val="StringTok"/>
-        </w:rPr>
-        <w:t xml:space="preserve">"in"</w:t>
-      </w:r>
-      <w:r>
-        <w:rPr>
-          <w:rStyle w:val="NormalTok"/>
-        </w:rPr>
-        <w:t xml:space="preserve">,</w:t>
-      </w:r>
-      <w:r>
-        <w:br/>
-      </w:r>
-      <w:r>
-        <w:rPr>
-          <w:rStyle w:val="NormalTok"/>
-        </w:rPr>
-        <w:t xml:space="preserve">       </w:t>
-      </w:r>
-      <w:r>
-        <w:rPr>
-          <w:rStyle w:val="AttributeTok"/>
-        </w:rPr>
-        <w:t xml:space="preserve">dpi    =</w:t>
-      </w:r>
-      <w:r>
-        <w:rPr>
-          <w:rStyle w:val="NormalTok"/>
-        </w:rPr>
-        <w:t xml:space="preserve"> </w:t>
-      </w:r>
-      <w:r>
-        <w:rPr>
-          <w:rStyle w:val="DecValTok"/>
-        </w:rPr>
-        <w:t xml:space="preserve">300</w:t>
-      </w:r>
-      <w:r>
-        <w:rPr>
-          <w:rStyle w:val="NormalTok"/>
-        </w:rPr>
-        <w:t xml:space="preserve">)</w:t>
-      </w:r>
-    </w:p>
-    <w:p>
-      <w:pPr>
-        <w:pStyle w:val="FirstParagraph"/>
-      </w:pPr>
-      <w:r>
-        <w:t xml:space="preserve">Check your</w:t>
-      </w:r>
-      <w:r>
-        <w:t xml:space="preserve"> </w:t>
-      </w:r>
-      <w:r>
-        <w:rPr>
-          <w:rStyle w:val="VerbatimChar"/>
-        </w:rPr>
-        <w:t xml:space="preserve">figures/</w:t>
-      </w:r>
-      <w:r>
-        <w:t xml:space="preserve"> </w:t>
-      </w:r>
-      <w:r>
-        <w:t xml:space="preserve">folder — the PNG should be there.</w:t>
-      </w:r>
-    </w:p>
-    <w:p>
-      <w:pPr>
-        <w:pStyle w:val="BlockText"/>
-      </w:pPr>
-      <w:r>
-        <w:t xml:space="preserve">⚠️</w:t>
-      </w:r>
-      <w:r>
-        <w:t xml:space="preserve"> </w:t>
-      </w:r>
-      <w:r>
-        <w:rPr>
-          <w:b/>
-          <w:bCs/>
-        </w:rPr>
-        <w:t xml:space="preserve">Watch out!</w:t>
-      </w:r>
-      <w:r>
-        <w:t xml:space="preserve"> </w:t>
-      </w:r>
-      <w:r>
-        <w:rPr>
-          <w:rStyle w:val="VerbatimChar"/>
-        </w:rPr>
-        <w:t xml:space="preserve">ggsave()</w:t>
-      </w:r>
-      <w:r>
-        <w:t xml:space="preserve"> </w:t>
-      </w:r>
-      <w:r>
-        <w:t xml:space="preserve">wants the</w:t>
-      </w:r>
-      <w:r>
-        <w:t xml:space="preserve"> </w:t>
-      </w:r>
-      <w:r>
-        <w:rPr>
-          <w:b/>
-          <w:bCs/>
-        </w:rPr>
-        <w:t xml:space="preserve">filename first</w:t>
-      </w:r>
-      <w:r>
-        <w:t xml:space="preserve">, then</w:t>
-      </w:r>
-      <w:r>
-        <w:t xml:space="preserve"> </w:t>
-      </w:r>
-      <w:r>
-        <w:rPr>
-          <w:rStyle w:val="VerbatimChar"/>
-        </w:rPr>
-        <w:t xml:space="preserve">plot =</w:t>
-      </w:r>
-      <w:r>
-        <w:t xml:space="preserve">. Mixing that order is the classic first-save mistake.</w:t>
-      </w:r>
-    </w:p>
-    <w:p>
-      <w:pPr>
-        <w:pStyle w:val="BlockText"/>
-      </w:pPr>
-      <w:r>
-        <w:t xml:space="preserve">💡</w:t>
-      </w:r>
-      <w:r>
-        <w:t xml:space="preserve"> </w:t>
-      </w:r>
-      <w:r>
-        <w:rPr>
-          <w:b/>
-          <w:bCs/>
-        </w:rPr>
-        <w:t xml:space="preserve">Always use</w:t>
-      </w:r>
-      <w:r>
-        <w:rPr>
-          <w:b/>
-          <w:bCs/>
-        </w:rPr>
-        <w:t xml:space="preserve"> </w:t>
-      </w:r>
-      <w:r>
-        <w:rPr>
-          <w:rStyle w:val="VerbatimChar"/>
-          <w:b/>
-          <w:bCs/>
-        </w:rPr>
-        <w:t xml:space="preserve">dpi = 300</w:t>
-      </w:r>
-      <w:r>
-        <w:t xml:space="preserve"> </w:t>
-      </w:r>
-      <w:r>
-        <w:t xml:space="preserve">— that is publication quality (300 dots per inch). The default (72 dpi) looks blurry in reports and on posters.</w:t>
-      </w:r>
-    </w:p>
-    <w:p>
-      <w:r>
-        <w:pict>
-          <v:rect style="width:0;height:1.5pt" o:hralign="center" o:hrstd="t" o:hr="t"/>
-        </w:pict>
-      </w:r>
-    </w:p>
-    <w:bookmarkEnd w:id="42"/>
-    <w:bookmarkEnd w:id="43"/>
-    <w:bookmarkStart w:id="44" w:name="part-9-review-and-checkpoint"/>
-    <w:p>
-      <w:pPr>
-        <w:pStyle w:val="Heading1"/>
-      </w:pPr>
-      <w:r>
-        <w:t xml:space="preserve">Part 9 · Review and checkpoint</w:t>
-      </w:r>
-    </w:p>
-    <w:p>
-      <w:pPr>
-        <w:pStyle w:val="FirstParagraph"/>
-      </w:pPr>
-      <w:r>
-        <w:t xml:space="preserve">At this point you can:</w:t>
-      </w:r>
-    </w:p>
-    <w:p>
-      <w:pPr>
-        <w:pStyle w:val="Compact"/>
-        <w:numPr>
-          <w:ilvl w:val="0"/>
-          <w:numId w:val="1008"/>
-        </w:numPr>
-      </w:pPr>
-      <w:r>
-        <w:t xml:space="preserve">Set up R and Positron and orient yourself in the four panes</w:t>
       </w:r>
     </w:p>
     <w:p>
@@ -7065,33 +5741,653 @@
         </w:numPr>
       </w:pPr>
       <w:r>
-        <w:t xml:space="preserve">Build a project folder with</w:t>
-      </w:r>
-      <w:r>
-        <w:t xml:space="preserve"> </w:t>
-      </w:r>
-      <w:r>
-        <w:rPr>
-          <w:rStyle w:val="VerbatimChar"/>
-        </w:rPr>
-        <w:t xml:space="preserve">data/</w:t>
-      </w:r>
-      <w:r>
+        <w:rPr>
+          <w:rStyle w:val="VerbatimChar"/>
+        </w:rPr>
+        <w:t xml:space="preserve">ggplot(data, aes(...))</w:t>
+      </w:r>
+      <w:r>
+        <w:t xml:space="preserve"> </w:t>
+      </w:r>
+      <w:r>
+        <w:t xml:space="preserve">— which data frame, which columns map to x and y</w:t>
+      </w:r>
+    </w:p>
+    <w:p>
+      <w:pPr>
+        <w:pStyle w:val="Compact"/>
+        <w:numPr>
+          <w:ilvl w:val="0"/>
+          <w:numId w:val="1009"/>
+        </w:numPr>
+      </w:pPr>
+      <w:r>
+        <w:rPr>
+          <w:rStyle w:val="VerbatimChar"/>
+        </w:rPr>
+        <w:t xml:space="preserve">geom_*()</w:t>
+      </w:r>
+      <w:r>
+        <w:t xml:space="preserve"> </w:t>
+      </w:r>
+      <w:r>
+        <w:t xml:space="preserve">— the shape to draw (points, boxes, bars, …)</w:t>
+      </w:r>
+    </w:p>
+    <w:p>
+      <w:pPr>
+        <w:pStyle w:val="Compact"/>
+        <w:numPr>
+          <w:ilvl w:val="0"/>
+          <w:numId w:val="1009"/>
+        </w:numPr>
+      </w:pPr>
+      <w:r>
+        <w:rPr>
+          <w:rStyle w:val="VerbatimChar"/>
+        </w:rPr>
+        <w:t xml:space="preserve">labs()</w:t>
+      </w:r>
+      <w:r>
+        <w:t xml:space="preserve"> </w:t>
+      </w:r>
+      <w:r>
+        <w:t xml:space="preserve">— axis labels and title</w:t>
+      </w:r>
+    </w:p>
+    <w:p>
+      <w:pPr>
+        <w:pStyle w:val="FirstParagraph"/>
+      </w:pPr>
+      <w:r>
+        <w:rPr>
+          <w:b/>
+          <w:bCs/>
+        </w:rPr>
+        <w:t xml:space="preserve">▶ Run this in your Script — the simplest possible plot:</w:t>
+      </w:r>
+    </w:p>
+    <w:p>
+      <w:pPr>
+        <w:pStyle w:val="SourceCode"/>
+      </w:pPr>
+      <w:r>
+        <w:rPr>
+          <w:rStyle w:val="FunctionTok"/>
+        </w:rPr>
+        <w:t xml:space="preserve">ggplot</w:t>
+      </w:r>
+      <w:r>
+        <w:rPr>
+          <w:rStyle w:val="NormalTok"/>
+        </w:rPr>
+        <w:t xml:space="preserve">(tree_df, </w:t>
+      </w:r>
+      <w:r>
+        <w:rPr>
+          <w:rStyle w:val="FunctionTok"/>
+        </w:rPr>
+        <w:t xml:space="preserve">aes</w:t>
+      </w:r>
+      <w:r>
+        <w:rPr>
+          <w:rStyle w:val="NormalTok"/>
+        </w:rPr>
+        <w:t xml:space="preserve">(</w:t>
+      </w:r>
+      <w:r>
+        <w:rPr>
+          <w:rStyle w:val="AttributeTok"/>
+        </w:rPr>
+        <w:t xml:space="preserve">x =</w:t>
+      </w:r>
+      <w:r>
+        <w:rPr>
+          <w:rStyle w:val="NormalTok"/>
+        </w:rPr>
+        <w:t xml:space="preserve"> side, </w:t>
+      </w:r>
+      <w:r>
+        <w:rPr>
+          <w:rStyle w:val="AttributeTok"/>
+        </w:rPr>
+        <w:t xml:space="preserve">y =</w:t>
+      </w:r>
+      <w:r>
+        <w:rPr>
+          <w:rStyle w:val="NormalTok"/>
+        </w:rPr>
+        <w:t xml:space="preserve"> weight_g)) </w:t>
+      </w:r>
+      <w:r>
+        <w:rPr>
+          <w:rStyle w:val="SpecialCharTok"/>
+        </w:rPr>
+        <w:t xml:space="preserve">+</w:t>
+      </w:r>
+      <w:r>
+        <w:br/>
+      </w:r>
+      <w:r>
+        <w:rPr>
+          <w:rStyle w:val="NormalTok"/>
+        </w:rPr>
+        <w:t xml:space="preserve">  </w:t>
+      </w:r>
+      <w:r>
+        <w:rPr>
+          <w:rStyle w:val="FunctionTok"/>
+        </w:rPr>
+        <w:t xml:space="preserve">geom_point</w:t>
+      </w:r>
+      <w:r>
+        <w:rPr>
+          <w:rStyle w:val="NormalTok"/>
+        </w:rPr>
+        <w:t xml:space="preserve">()</w:t>
+      </w:r>
+    </w:p>
+    <w:p>
+      <w:pPr>
+        <w:pStyle w:val="BlockText"/>
+      </w:pPr>
+      <w:r>
+        <w:t xml:space="preserve">⚠️</w:t>
+      </w:r>
+      <w:r>
+        <w:t xml:space="preserve"> </w:t>
+      </w:r>
+      <w:r>
+        <w:rPr>
+          <w:b/>
+          <w:bCs/>
+        </w:rPr>
+        <w:t xml:space="preserve">Watch out!</w:t>
+      </w:r>
+      <w:r>
+        <w:t xml:space="preserve"> </w:t>
+      </w:r>
+      <w:r>
+        <w:t xml:space="preserve">The</w:t>
+      </w:r>
+      <w:r>
+        <w:t xml:space="preserve"> </w:t>
+      </w:r>
+      <w:r>
+        <w:rPr>
+          <w:rStyle w:val="VerbatimChar"/>
+        </w:rPr>
+        <w:t xml:space="preserve">+</w:t>
+      </w:r>
+      <w:r>
+        <w:t xml:space="preserve"> </w:t>
+      </w:r>
+      <w:r>
+        <w:t xml:space="preserve">must sit at the</w:t>
+      </w:r>
+      <w:r>
+        <w:t xml:space="preserve"> </w:t>
+      </w:r>
+      <w:r>
+        <w:rPr>
+          <w:b/>
+          <w:bCs/>
+        </w:rPr>
+        <w:t xml:space="preserve">end</w:t>
+      </w:r>
+      <w:r>
+        <w:t xml:space="preserve"> </w:t>
+      </w:r>
+      <w:r>
+        <w:t xml:space="preserve">of a line, never the start. A</w:t>
+      </w:r>
+      <w:r>
+        <w:t xml:space="preserve"> </w:t>
+      </w:r>
+      <w:r>
+        <w:rPr>
+          <w:rStyle w:val="VerbatimChar"/>
+        </w:rPr>
+        <w:t xml:space="preserve">+</w:t>
+      </w:r>
+      <w:r>
+        <w:t xml:space="preserve"> </w:t>
+      </w:r>
+      <w:r>
+        <w:t xml:space="preserve">at the start causes an error.</w:t>
+      </w:r>
+    </w:p>
+    <w:p>
+      <w:r>
+        <w:pict>
+          <v:rect style="width:0;height:1.5pt" o:hralign="center" o:hrstd="t" o:hr="t"/>
+        </w:pict>
+      </w:r>
+    </w:p>
+    <w:bookmarkEnd w:id="40"/>
+    <w:bookmarkStart w:id="41" w:name="improve-it-one-layer-at-a-time"/>
+    <w:p>
+      <w:pPr>
+        <w:pStyle w:val="Heading3"/>
+      </w:pPr>
+      <w:r>
+        <w:t xml:space="preserve">Improve it one layer at a time</w:t>
+      </w:r>
+    </w:p>
+    <w:p>
+      <w:pPr>
+        <w:pStyle w:val="FirstParagraph"/>
+      </w:pPr>
+      <w:r>
+        <w:rPr>
+          <w:b/>
+          <w:bCs/>
+        </w:rPr>
+        <w:t xml:space="preserve">▶ Run this in your Script:</w:t>
+      </w:r>
+    </w:p>
+    <w:p>
+      <w:pPr>
+        <w:pStyle w:val="SourceCode"/>
+      </w:pPr>
+      <w:r>
+        <w:rPr>
+          <w:rStyle w:val="FunctionTok"/>
+        </w:rPr>
+        <w:t xml:space="preserve">ggplot</w:t>
+      </w:r>
+      <w:r>
+        <w:rPr>
+          <w:rStyle w:val="NormalTok"/>
+        </w:rPr>
+        <w:t xml:space="preserve">(tree_df, </w:t>
+      </w:r>
+      <w:r>
+        <w:rPr>
+          <w:rStyle w:val="FunctionTok"/>
+        </w:rPr>
+        <w:t xml:space="preserve">aes</w:t>
+      </w:r>
+      <w:r>
+        <w:rPr>
+          <w:rStyle w:val="NormalTok"/>
+        </w:rPr>
+        <w:t xml:space="preserve">(</w:t>
+      </w:r>
+      <w:r>
+        <w:rPr>
+          <w:rStyle w:val="AttributeTok"/>
+        </w:rPr>
+        <w:t xml:space="preserve">x =</w:t>
+      </w:r>
+      <w:r>
+        <w:rPr>
+          <w:rStyle w:val="NormalTok"/>
+        </w:rPr>
+        <w:t xml:space="preserve"> side, </w:t>
+      </w:r>
+      <w:r>
+        <w:rPr>
+          <w:rStyle w:val="AttributeTok"/>
+        </w:rPr>
+        <w:t xml:space="preserve">y =</w:t>
+      </w:r>
+      <w:r>
+        <w:rPr>
+          <w:rStyle w:val="NormalTok"/>
+        </w:rPr>
+        <w:t xml:space="preserve"> weight_g)) </w:t>
+      </w:r>
+      <w:r>
+        <w:rPr>
+          <w:rStyle w:val="SpecialCharTok"/>
+        </w:rPr>
+        <w:t xml:space="preserve">+</w:t>
+      </w:r>
+      <w:r>
+        <w:br/>
+      </w:r>
+      <w:r>
+        <w:rPr>
+          <w:rStyle w:val="NormalTok"/>
+        </w:rPr>
+        <w:t xml:space="preserve">  </w:t>
+      </w:r>
+      <w:r>
+        <w:rPr>
+          <w:rStyle w:val="FunctionTok"/>
+        </w:rPr>
+        <w:t xml:space="preserve">geom_boxplot</w:t>
+      </w:r>
+      <w:r>
+        <w:rPr>
+          <w:rStyle w:val="NormalTok"/>
+        </w:rPr>
+        <w:t xml:space="preserve">() </w:t>
+      </w:r>
+      <w:r>
+        <w:rPr>
+          <w:rStyle w:val="SpecialCharTok"/>
+        </w:rPr>
+        <w:t xml:space="preserve">+</w:t>
+      </w:r>
+      <w:r>
+        <w:br/>
+      </w:r>
+      <w:r>
+        <w:rPr>
+          <w:rStyle w:val="NormalTok"/>
+        </w:rPr>
+        <w:t xml:space="preserve">  </w:t>
+      </w:r>
+      <w:r>
+        <w:rPr>
+          <w:rStyle w:val="FunctionTok"/>
+        </w:rPr>
+        <w:t xml:space="preserve">geom_jitter</w:t>
+      </w:r>
+      <w:r>
+        <w:rPr>
+          <w:rStyle w:val="NormalTok"/>
+        </w:rPr>
+        <w:t xml:space="preserve">(</w:t>
+      </w:r>
+      <w:r>
+        <w:rPr>
+          <w:rStyle w:val="AttributeTok"/>
+        </w:rPr>
+        <w:t xml:space="preserve">width =</w:t>
+      </w:r>
+      <w:r>
+        <w:rPr>
+          <w:rStyle w:val="NormalTok"/>
+        </w:rPr>
+        <w:t xml:space="preserve"> </w:t>
+      </w:r>
+      <w:r>
+        <w:rPr>
+          <w:rStyle w:val="FloatTok"/>
+        </w:rPr>
+        <w:t xml:space="preserve">0.15</w:t>
+      </w:r>
+      <w:r>
+        <w:rPr>
+          <w:rStyle w:val="NormalTok"/>
+        </w:rPr>
+        <w:t xml:space="preserve">, </w:t>
+      </w:r>
+      <w:r>
+        <w:rPr>
+          <w:rStyle w:val="AttributeTok"/>
+        </w:rPr>
+        <w:t xml:space="preserve">alpha =</w:t>
+      </w:r>
+      <w:r>
+        <w:rPr>
+          <w:rStyle w:val="NormalTok"/>
+        </w:rPr>
+        <w:t xml:space="preserve"> </w:t>
+      </w:r>
+      <w:r>
+        <w:rPr>
+          <w:rStyle w:val="FloatTok"/>
+        </w:rPr>
+        <w:t xml:space="preserve">0.6</w:t>
+      </w:r>
+      <w:r>
+        <w:rPr>
+          <w:rStyle w:val="NormalTok"/>
+        </w:rPr>
+        <w:t xml:space="preserve">, </w:t>
+      </w:r>
+      <w:r>
+        <w:rPr>
+          <w:rStyle w:val="AttributeTok"/>
+        </w:rPr>
+        <w:t xml:space="preserve">color =</w:t>
+      </w:r>
+      <w:r>
+        <w:rPr>
+          <w:rStyle w:val="NormalTok"/>
+        </w:rPr>
+        <w:t xml:space="preserve"> </w:t>
+      </w:r>
+      <w:r>
+        <w:rPr>
+          <w:rStyle w:val="StringTok"/>
+        </w:rPr>
+        <w:t xml:space="preserve">"tomato"</w:t>
+      </w:r>
+      <w:r>
+        <w:rPr>
+          <w:rStyle w:val="NormalTok"/>
+        </w:rPr>
+        <w:t xml:space="preserve">) </w:t>
+      </w:r>
+      <w:r>
+        <w:rPr>
+          <w:rStyle w:val="SpecialCharTok"/>
+        </w:rPr>
+        <w:t xml:space="preserve">+</w:t>
+      </w:r>
+      <w:r>
+        <w:br/>
+      </w:r>
+      <w:r>
+        <w:rPr>
+          <w:rStyle w:val="NormalTok"/>
+        </w:rPr>
+        <w:t xml:space="preserve">  </w:t>
+      </w:r>
+      <w:r>
+        <w:rPr>
+          <w:rStyle w:val="FunctionTok"/>
+        </w:rPr>
+        <w:t xml:space="preserve">labs</w:t>
+      </w:r>
+      <w:r>
+        <w:rPr>
+          <w:rStyle w:val="NormalTok"/>
+        </w:rPr>
+        <w:t xml:space="preserve">(</w:t>
+      </w:r>
+      <w:r>
+        <w:rPr>
+          <w:rStyle w:val="AttributeTok"/>
+        </w:rPr>
+        <w:t xml:space="preserve">x     =</w:t>
+      </w:r>
+      <w:r>
+        <w:rPr>
+          <w:rStyle w:val="NormalTok"/>
+        </w:rPr>
+        <w:t xml:space="preserve"> </w:t>
+      </w:r>
+      <w:r>
+        <w:rPr>
+          <w:rStyle w:val="StringTok"/>
+        </w:rPr>
+        <w:t xml:space="preserve">"Side of tree"</w:t>
+      </w:r>
+      <w:r>
+        <w:rPr>
+          <w:rStyle w:val="NormalTok"/>
+        </w:rPr>
         <w:t xml:space="preserve">,</w:t>
       </w:r>
       <w:r>
-        <w:t xml:space="preserve"> </w:t>
-      </w:r>
-      <w:r>
-        <w:rPr>
-          <w:rStyle w:val="VerbatimChar"/>
-        </w:rPr>
-        <w:t xml:space="preserve">scripts/</w:t>
-      </w:r>
-      <w:r>
+        <w:br/>
+      </w:r>
+      <w:r>
+        <w:rPr>
+          <w:rStyle w:val="NormalTok"/>
+        </w:rPr>
+        <w:t xml:space="preserve">       </w:t>
+      </w:r>
+      <w:r>
+        <w:rPr>
+          <w:rStyle w:val="AttributeTok"/>
+        </w:rPr>
+        <w:t xml:space="preserve">y     =</w:t>
+      </w:r>
+      <w:r>
+        <w:rPr>
+          <w:rStyle w:val="NormalTok"/>
+        </w:rPr>
+        <w:t xml:space="preserve"> </w:t>
+      </w:r>
+      <w:r>
+        <w:rPr>
+          <w:rStyle w:val="StringTok"/>
+        </w:rPr>
+        <w:t xml:space="preserve">"Leaf weight (g)"</w:t>
+      </w:r>
+      <w:r>
+        <w:rPr>
+          <w:rStyle w:val="NormalTok"/>
+        </w:rPr>
         <w:t xml:space="preserve">,</w:t>
       </w:r>
       <w:r>
+        <w:br/>
+      </w:r>
+      <w:r>
+        <w:rPr>
+          <w:rStyle w:val="NormalTok"/>
+        </w:rPr>
+        <w:t xml:space="preserve">       </w:t>
+      </w:r>
+      <w:r>
+        <w:rPr>
+          <w:rStyle w:val="AttributeTok"/>
+        </w:rPr>
+        <w:t xml:space="preserve">title =</w:t>
+      </w:r>
+      <w:r>
+        <w:rPr>
+          <w:rStyle w:val="NormalTok"/>
+        </w:rPr>
+        <w:t xml:space="preserve"> </w:t>
+      </w:r>
+      <w:r>
+        <w:rPr>
+          <w:rStyle w:val="StringTok"/>
+        </w:rPr>
+        <w:t xml:space="preserve">"Sunny vs. shady leaves"</w:t>
+      </w:r>
+      <w:r>
+        <w:rPr>
+          <w:rStyle w:val="NormalTok"/>
+        </w:rPr>
+        <w:t xml:space="preserve">)</w:t>
+      </w:r>
+    </w:p>
+    <w:p>
+      <w:pPr>
+        <w:pStyle w:val="FirstParagraph"/>
+      </w:pPr>
+      <w:r>
+        <w:t xml:space="preserve">✏️</w:t>
+      </w:r>
+      <w:r>
+        <w:t xml:space="preserve"> </w:t>
+      </w:r>
+      <w:r>
+        <w:rPr>
+          <w:b/>
+          <w:bCs/>
+        </w:rPr>
+        <w:t xml:space="preserve">Your turn:</w:t>
+      </w:r>
+      <w:r>
+        <w:t xml:space="preserve"> </w:t>
+      </w:r>
+      <w:r>
+        <w:t xml:space="preserve">Make the same plot but for</w:t>
+      </w:r>
+      <w:r>
+        <w:t xml:space="preserve"> </w:t>
+      </w:r>
+      <w:r>
+        <w:rPr>
+          <w:rStyle w:val="VerbatimChar"/>
+        </w:rPr>
+        <w:t xml:space="preserve">height_cm</w:t>
+      </w:r>
+      <w:r>
+        <w:t xml:space="preserve"> </w:t>
+      </w:r>
+      <w:r>
+        <w:t xml:space="preserve">instead of</w:t>
+      </w:r>
+      <w:r>
+        <w:t xml:space="preserve"> </w:t>
+      </w:r>
+      <w:r>
+        <w:rPr>
+          <w:rStyle w:val="VerbatimChar"/>
+        </w:rPr>
+        <w:t xml:space="preserve">weight_g</w:t>
+      </w:r>
+      <w:r>
+        <w:t xml:space="preserve">. Copy the code above and change the relevant parts.</w:t>
+      </w:r>
+    </w:p>
+    <w:p>
+      <w:pPr>
+        <w:pStyle w:val="SourceCode"/>
+      </w:pPr>
+      <w:r>
+        <w:rPr>
+          <w:rStyle w:val="CommentTok"/>
+        </w:rPr>
+        <w:t xml:space="preserve"># Write your modified code here:</w:t>
+      </w:r>
+    </w:p>
+    <w:p>
+      <w:pPr>
+        <w:pStyle w:val="FirstParagraph"/>
+      </w:pPr>
+      <w:r>
+        <w:t xml:space="preserve">What pattern do you see — do sunny or shady leaves tend to be taller?</w:t>
+      </w:r>
+    </w:p>
+    <w:p>
+      <w:pPr>
+        <w:pStyle w:val="SourceCode"/>
+      </w:pPr>
+      <w:r>
+        <w:rPr>
+          <w:rStyle w:val="VerbatimChar"/>
+        </w:rPr>
+        <w:t xml:space="preserve">Your answer: </w:t>
+      </w:r>
+    </w:p>
+    <w:p>
+      <w:r>
+        <w:pict>
+          <v:rect style="width:0;height:1.5pt" o:hralign="center" o:hrstd="t" o:hr="t"/>
+        </w:pict>
+      </w:r>
+    </w:p>
+    <w:bookmarkEnd w:id="41"/>
+    <w:bookmarkStart w:id="42" w:name="save-your-plot-as-a-png"/>
+    <w:p>
+      <w:pPr>
+        <w:pStyle w:val="Heading3"/>
+      </w:pPr>
+      <w:r>
+        <w:t xml:space="preserve">Save your plot as a PNG</w:t>
+      </w:r>
+    </w:p>
+    <w:p>
+      <w:pPr>
+        <w:pStyle w:val="FirstParagraph"/>
+      </w:pPr>
+      <w:r>
+        <w:t xml:space="preserve">Store the plot in an object, then save it to your</w:t>
+      </w:r>
+      <w:r>
         <w:t xml:space="preserve"> </w:t>
       </w:r>
       <w:r>
@@ -7099,6 +6395,676 @@
           <w:rStyle w:val="VerbatimChar"/>
         </w:rPr>
         <w:t xml:space="preserve">figures/</w:t>
+      </w:r>
+      <w:r>
+        <w:t xml:space="preserve"> </w:t>
+      </w:r>
+      <w:r>
+        <w:t xml:space="preserve">folder.</w:t>
+      </w:r>
+    </w:p>
+    <w:p>
+      <w:pPr>
+        <w:pStyle w:val="BodyText"/>
+      </w:pPr>
+      <w:r>
+        <w:rPr>
+          <w:b/>
+          <w:bCs/>
+        </w:rPr>
+        <w:t xml:space="preserve">▶ Run this in your Script:</w:t>
+      </w:r>
+    </w:p>
+    <w:p>
+      <w:pPr>
+        <w:pStyle w:val="SourceCode"/>
+      </w:pPr>
+      <w:r>
+        <w:rPr>
+          <w:rStyle w:val="CommentTok"/>
+        </w:rPr>
+        <w:t xml:space="preserve"># Save the weight plot — always use PNG, always use dpi = 300</w:t>
+      </w:r>
+      <w:r>
+        <w:br/>
+      </w:r>
+      <w:r>
+        <w:rPr>
+          <w:rStyle w:val="NormalTok"/>
+        </w:rPr>
+        <w:t xml:space="preserve">weight_plot </w:t>
+      </w:r>
+      <w:r>
+        <w:rPr>
+          <w:rStyle w:val="OtherTok"/>
+        </w:rPr>
+        <w:t xml:space="preserve">&lt;-</w:t>
+      </w:r>
+      <w:r>
+        <w:rPr>
+          <w:rStyle w:val="NormalTok"/>
+        </w:rPr>
+        <w:t xml:space="preserve"> </w:t>
+      </w:r>
+      <w:r>
+        <w:rPr>
+          <w:rStyle w:val="FunctionTok"/>
+        </w:rPr>
+        <w:t xml:space="preserve">ggplot</w:t>
+      </w:r>
+      <w:r>
+        <w:rPr>
+          <w:rStyle w:val="NormalTok"/>
+        </w:rPr>
+        <w:t xml:space="preserve">(tree_df, </w:t>
+      </w:r>
+      <w:r>
+        <w:rPr>
+          <w:rStyle w:val="FunctionTok"/>
+        </w:rPr>
+        <w:t xml:space="preserve">aes</w:t>
+      </w:r>
+      <w:r>
+        <w:rPr>
+          <w:rStyle w:val="NormalTok"/>
+        </w:rPr>
+        <w:t xml:space="preserve">(</w:t>
+      </w:r>
+      <w:r>
+        <w:rPr>
+          <w:rStyle w:val="AttributeTok"/>
+        </w:rPr>
+        <w:t xml:space="preserve">x =</w:t>
+      </w:r>
+      <w:r>
+        <w:rPr>
+          <w:rStyle w:val="NormalTok"/>
+        </w:rPr>
+        <w:t xml:space="preserve"> side, </w:t>
+      </w:r>
+      <w:r>
+        <w:rPr>
+          <w:rStyle w:val="AttributeTok"/>
+        </w:rPr>
+        <w:t xml:space="preserve">y =</w:t>
+      </w:r>
+      <w:r>
+        <w:rPr>
+          <w:rStyle w:val="NormalTok"/>
+        </w:rPr>
+        <w:t xml:space="preserve"> weight_g)) </w:t>
+      </w:r>
+      <w:r>
+        <w:rPr>
+          <w:rStyle w:val="SpecialCharTok"/>
+        </w:rPr>
+        <w:t xml:space="preserve">+</w:t>
+      </w:r>
+      <w:r>
+        <w:br/>
+      </w:r>
+      <w:r>
+        <w:rPr>
+          <w:rStyle w:val="NormalTok"/>
+        </w:rPr>
+        <w:t xml:space="preserve">  </w:t>
+      </w:r>
+      <w:r>
+        <w:rPr>
+          <w:rStyle w:val="FunctionTok"/>
+        </w:rPr>
+        <w:t xml:space="preserve">geom_boxplot</w:t>
+      </w:r>
+      <w:r>
+        <w:rPr>
+          <w:rStyle w:val="NormalTok"/>
+        </w:rPr>
+        <w:t xml:space="preserve">() </w:t>
+      </w:r>
+      <w:r>
+        <w:rPr>
+          <w:rStyle w:val="SpecialCharTok"/>
+        </w:rPr>
+        <w:t xml:space="preserve">+</w:t>
+      </w:r>
+      <w:r>
+        <w:br/>
+      </w:r>
+      <w:r>
+        <w:rPr>
+          <w:rStyle w:val="NormalTok"/>
+        </w:rPr>
+        <w:t xml:space="preserve">  </w:t>
+      </w:r>
+      <w:r>
+        <w:rPr>
+          <w:rStyle w:val="FunctionTok"/>
+        </w:rPr>
+        <w:t xml:space="preserve">geom_jitter</w:t>
+      </w:r>
+      <w:r>
+        <w:rPr>
+          <w:rStyle w:val="NormalTok"/>
+        </w:rPr>
+        <w:t xml:space="preserve">(</w:t>
+      </w:r>
+      <w:r>
+        <w:rPr>
+          <w:rStyle w:val="AttributeTok"/>
+        </w:rPr>
+        <w:t xml:space="preserve">width =</w:t>
+      </w:r>
+      <w:r>
+        <w:rPr>
+          <w:rStyle w:val="NormalTok"/>
+        </w:rPr>
+        <w:t xml:space="preserve"> </w:t>
+      </w:r>
+      <w:r>
+        <w:rPr>
+          <w:rStyle w:val="FloatTok"/>
+        </w:rPr>
+        <w:t xml:space="preserve">0.15</w:t>
+      </w:r>
+      <w:r>
+        <w:rPr>
+          <w:rStyle w:val="NormalTok"/>
+        </w:rPr>
+        <w:t xml:space="preserve">, </w:t>
+      </w:r>
+      <w:r>
+        <w:rPr>
+          <w:rStyle w:val="AttributeTok"/>
+        </w:rPr>
+        <w:t xml:space="preserve">alpha =</w:t>
+      </w:r>
+      <w:r>
+        <w:rPr>
+          <w:rStyle w:val="NormalTok"/>
+        </w:rPr>
+        <w:t xml:space="preserve"> </w:t>
+      </w:r>
+      <w:r>
+        <w:rPr>
+          <w:rStyle w:val="FloatTok"/>
+        </w:rPr>
+        <w:t xml:space="preserve">0.6</w:t>
+      </w:r>
+      <w:r>
+        <w:rPr>
+          <w:rStyle w:val="NormalTok"/>
+        </w:rPr>
+        <w:t xml:space="preserve">, </w:t>
+      </w:r>
+      <w:r>
+        <w:rPr>
+          <w:rStyle w:val="AttributeTok"/>
+        </w:rPr>
+        <w:t xml:space="preserve">color =</w:t>
+      </w:r>
+      <w:r>
+        <w:rPr>
+          <w:rStyle w:val="NormalTok"/>
+        </w:rPr>
+        <w:t xml:space="preserve"> </w:t>
+      </w:r>
+      <w:r>
+        <w:rPr>
+          <w:rStyle w:val="StringTok"/>
+        </w:rPr>
+        <w:t xml:space="preserve">"tomato"</w:t>
+      </w:r>
+      <w:r>
+        <w:rPr>
+          <w:rStyle w:val="NormalTok"/>
+        </w:rPr>
+        <w:t xml:space="preserve">) </w:t>
+      </w:r>
+      <w:r>
+        <w:rPr>
+          <w:rStyle w:val="SpecialCharTok"/>
+        </w:rPr>
+        <w:t xml:space="preserve">+</w:t>
+      </w:r>
+      <w:r>
+        <w:br/>
+      </w:r>
+      <w:r>
+        <w:rPr>
+          <w:rStyle w:val="NormalTok"/>
+        </w:rPr>
+        <w:t xml:space="preserve">  </w:t>
+      </w:r>
+      <w:r>
+        <w:rPr>
+          <w:rStyle w:val="FunctionTok"/>
+        </w:rPr>
+        <w:t xml:space="preserve">labs</w:t>
+      </w:r>
+      <w:r>
+        <w:rPr>
+          <w:rStyle w:val="NormalTok"/>
+        </w:rPr>
+        <w:t xml:space="preserve">(</w:t>
+      </w:r>
+      <w:r>
+        <w:rPr>
+          <w:rStyle w:val="AttributeTok"/>
+        </w:rPr>
+        <w:t xml:space="preserve">x     =</w:t>
+      </w:r>
+      <w:r>
+        <w:rPr>
+          <w:rStyle w:val="NormalTok"/>
+        </w:rPr>
+        <w:t xml:space="preserve"> </w:t>
+      </w:r>
+      <w:r>
+        <w:rPr>
+          <w:rStyle w:val="StringTok"/>
+        </w:rPr>
+        <w:t xml:space="preserve">"Side of tree"</w:t>
+      </w:r>
+      <w:r>
+        <w:rPr>
+          <w:rStyle w:val="NormalTok"/>
+        </w:rPr>
+        <w:t xml:space="preserve">,</w:t>
+      </w:r>
+      <w:r>
+        <w:br/>
+      </w:r>
+      <w:r>
+        <w:rPr>
+          <w:rStyle w:val="NormalTok"/>
+        </w:rPr>
+        <w:t xml:space="preserve">       </w:t>
+      </w:r>
+      <w:r>
+        <w:rPr>
+          <w:rStyle w:val="AttributeTok"/>
+        </w:rPr>
+        <w:t xml:space="preserve">y     =</w:t>
+      </w:r>
+      <w:r>
+        <w:rPr>
+          <w:rStyle w:val="NormalTok"/>
+        </w:rPr>
+        <w:t xml:space="preserve"> </w:t>
+      </w:r>
+      <w:r>
+        <w:rPr>
+          <w:rStyle w:val="StringTok"/>
+        </w:rPr>
+        <w:t xml:space="preserve">"Leaf weight (g)"</w:t>
+      </w:r>
+      <w:r>
+        <w:rPr>
+          <w:rStyle w:val="NormalTok"/>
+        </w:rPr>
+        <w:t xml:space="preserve">,</w:t>
+      </w:r>
+      <w:r>
+        <w:br/>
+      </w:r>
+      <w:r>
+        <w:rPr>
+          <w:rStyle w:val="NormalTok"/>
+        </w:rPr>
+        <w:t xml:space="preserve">       </w:t>
+      </w:r>
+      <w:r>
+        <w:rPr>
+          <w:rStyle w:val="AttributeTok"/>
+        </w:rPr>
+        <w:t xml:space="preserve">title =</w:t>
+      </w:r>
+      <w:r>
+        <w:rPr>
+          <w:rStyle w:val="NormalTok"/>
+        </w:rPr>
+        <w:t xml:space="preserve"> </w:t>
+      </w:r>
+      <w:r>
+        <w:rPr>
+          <w:rStyle w:val="StringTok"/>
+        </w:rPr>
+        <w:t xml:space="preserve">"Sunny vs. shady leaves"</w:t>
+      </w:r>
+      <w:r>
+        <w:rPr>
+          <w:rStyle w:val="NormalTok"/>
+        </w:rPr>
+        <w:t xml:space="preserve">)</w:t>
+      </w:r>
+      <w:r>
+        <w:br/>
+      </w:r>
+      <w:r>
+        <w:br/>
+      </w:r>
+      <w:r>
+        <w:rPr>
+          <w:rStyle w:val="FunctionTok"/>
+        </w:rPr>
+        <w:t xml:space="preserve">ggsave</w:t>
+      </w:r>
+      <w:r>
+        <w:rPr>
+          <w:rStyle w:val="NormalTok"/>
+        </w:rPr>
+        <w:t xml:space="preserve">(</w:t>
+      </w:r>
+      <w:r>
+        <w:rPr>
+          <w:rStyle w:val="StringTok"/>
+        </w:rPr>
+        <w:t xml:space="preserve">"figures/leaf_weight.png"</w:t>
+      </w:r>
+      <w:r>
+        <w:rPr>
+          <w:rStyle w:val="NormalTok"/>
+        </w:rPr>
+        <w:t xml:space="preserve">,</w:t>
+      </w:r>
+      <w:r>
+        <w:br/>
+      </w:r>
+      <w:r>
+        <w:rPr>
+          <w:rStyle w:val="NormalTok"/>
+        </w:rPr>
+        <w:t xml:space="preserve">       </w:t>
+      </w:r>
+      <w:r>
+        <w:rPr>
+          <w:rStyle w:val="AttributeTok"/>
+        </w:rPr>
+        <w:t xml:space="preserve">plot   =</w:t>
+      </w:r>
+      <w:r>
+        <w:rPr>
+          <w:rStyle w:val="NormalTok"/>
+        </w:rPr>
+        <w:t xml:space="preserve"> weight_plot,</w:t>
+      </w:r>
+      <w:r>
+        <w:br/>
+      </w:r>
+      <w:r>
+        <w:rPr>
+          <w:rStyle w:val="NormalTok"/>
+        </w:rPr>
+        <w:t xml:space="preserve">       </w:t>
+      </w:r>
+      <w:r>
+        <w:rPr>
+          <w:rStyle w:val="AttributeTok"/>
+        </w:rPr>
+        <w:t xml:space="preserve">width  =</w:t>
+      </w:r>
+      <w:r>
+        <w:rPr>
+          <w:rStyle w:val="NormalTok"/>
+        </w:rPr>
+        <w:t xml:space="preserve"> </w:t>
+      </w:r>
+      <w:r>
+        <w:rPr>
+          <w:rStyle w:val="DecValTok"/>
+        </w:rPr>
+        <w:t xml:space="preserve">6</w:t>
+      </w:r>
+      <w:r>
+        <w:rPr>
+          <w:rStyle w:val="NormalTok"/>
+        </w:rPr>
+        <w:t xml:space="preserve">,</w:t>
+      </w:r>
+      <w:r>
+        <w:br/>
+      </w:r>
+      <w:r>
+        <w:rPr>
+          <w:rStyle w:val="NormalTok"/>
+        </w:rPr>
+        <w:t xml:space="preserve">       </w:t>
+      </w:r>
+      <w:r>
+        <w:rPr>
+          <w:rStyle w:val="AttributeTok"/>
+        </w:rPr>
+        <w:t xml:space="preserve">height =</w:t>
+      </w:r>
+      <w:r>
+        <w:rPr>
+          <w:rStyle w:val="NormalTok"/>
+        </w:rPr>
+        <w:t xml:space="preserve"> </w:t>
+      </w:r>
+      <w:r>
+        <w:rPr>
+          <w:rStyle w:val="DecValTok"/>
+        </w:rPr>
+        <w:t xml:space="preserve">6</w:t>
+      </w:r>
+      <w:r>
+        <w:rPr>
+          <w:rStyle w:val="NormalTok"/>
+        </w:rPr>
+        <w:t xml:space="preserve">,</w:t>
+      </w:r>
+      <w:r>
+        <w:br/>
+      </w:r>
+      <w:r>
+        <w:rPr>
+          <w:rStyle w:val="NormalTok"/>
+        </w:rPr>
+        <w:t xml:space="preserve">       </w:t>
+      </w:r>
+      <w:r>
+        <w:rPr>
+          <w:rStyle w:val="AttributeTok"/>
+        </w:rPr>
+        <w:t xml:space="preserve">units  =</w:t>
+      </w:r>
+      <w:r>
+        <w:rPr>
+          <w:rStyle w:val="NormalTok"/>
+        </w:rPr>
+        <w:t xml:space="preserve"> </w:t>
+      </w:r>
+      <w:r>
+        <w:rPr>
+          <w:rStyle w:val="StringTok"/>
+        </w:rPr>
+        <w:t xml:space="preserve">"in"</w:t>
+      </w:r>
+      <w:r>
+        <w:rPr>
+          <w:rStyle w:val="NormalTok"/>
+        </w:rPr>
+        <w:t xml:space="preserve">,</w:t>
+      </w:r>
+      <w:r>
+        <w:br/>
+      </w:r>
+      <w:r>
+        <w:rPr>
+          <w:rStyle w:val="NormalTok"/>
+        </w:rPr>
+        <w:t xml:space="preserve">       </w:t>
+      </w:r>
+      <w:r>
+        <w:rPr>
+          <w:rStyle w:val="AttributeTok"/>
+        </w:rPr>
+        <w:t xml:space="preserve">dpi    =</w:t>
+      </w:r>
+      <w:r>
+        <w:rPr>
+          <w:rStyle w:val="NormalTok"/>
+        </w:rPr>
+        <w:t xml:space="preserve"> </w:t>
+      </w:r>
+      <w:r>
+        <w:rPr>
+          <w:rStyle w:val="DecValTok"/>
+        </w:rPr>
+        <w:t xml:space="preserve">300</w:t>
+      </w:r>
+      <w:r>
+        <w:rPr>
+          <w:rStyle w:val="NormalTok"/>
+        </w:rPr>
+        <w:t xml:space="preserve">)</w:t>
+      </w:r>
+    </w:p>
+    <w:p>
+      <w:pPr>
+        <w:pStyle w:val="FirstParagraph"/>
+      </w:pPr>
+      <w:r>
+        <w:t xml:space="preserve">Check your</w:t>
+      </w:r>
+      <w:r>
+        <w:t xml:space="preserve"> </w:t>
+      </w:r>
+      <w:r>
+        <w:rPr>
+          <w:rStyle w:val="VerbatimChar"/>
+        </w:rPr>
+        <w:t xml:space="preserve">figures/</w:t>
+      </w:r>
+      <w:r>
+        <w:t xml:space="preserve"> </w:t>
+      </w:r>
+      <w:r>
+        <w:t xml:space="preserve">folder — the PNG should be there.</w:t>
+      </w:r>
+    </w:p>
+    <w:p>
+      <w:pPr>
+        <w:pStyle w:val="BlockText"/>
+      </w:pPr>
+      <w:r>
+        <w:t xml:space="preserve">⚠️</w:t>
+      </w:r>
+      <w:r>
+        <w:t xml:space="preserve"> </w:t>
+      </w:r>
+      <w:r>
+        <w:rPr>
+          <w:b/>
+          <w:bCs/>
+        </w:rPr>
+        <w:t xml:space="preserve">Watch out!</w:t>
+      </w:r>
+      <w:r>
+        <w:t xml:space="preserve"> </w:t>
+      </w:r>
+      <w:r>
+        <w:rPr>
+          <w:rStyle w:val="VerbatimChar"/>
+        </w:rPr>
+        <w:t xml:space="preserve">ggsave()</w:t>
+      </w:r>
+      <w:r>
+        <w:t xml:space="preserve"> </w:t>
+      </w:r>
+      <w:r>
+        <w:t xml:space="preserve">wants the</w:t>
+      </w:r>
+      <w:r>
+        <w:t xml:space="preserve"> </w:t>
+      </w:r>
+      <w:r>
+        <w:rPr>
+          <w:b/>
+          <w:bCs/>
+        </w:rPr>
+        <w:t xml:space="preserve">filename first</w:t>
+      </w:r>
+      <w:r>
+        <w:t xml:space="preserve">, then</w:t>
+      </w:r>
+      <w:r>
+        <w:t xml:space="preserve"> </w:t>
+      </w:r>
+      <w:r>
+        <w:rPr>
+          <w:rStyle w:val="VerbatimChar"/>
+        </w:rPr>
+        <w:t xml:space="preserve">plot =</w:t>
+      </w:r>
+      <w:r>
+        <w:t xml:space="preserve">. Mixing that order is the classic first-save mistake.</w:t>
+      </w:r>
+    </w:p>
+    <w:p>
+      <w:pPr>
+        <w:pStyle w:val="BlockText"/>
+      </w:pPr>
+      <w:r>
+        <w:t xml:space="preserve">💡</w:t>
+      </w:r>
+      <w:r>
+        <w:t xml:space="preserve"> </w:t>
+      </w:r>
+      <w:r>
+        <w:rPr>
+          <w:b/>
+          <w:bCs/>
+        </w:rPr>
+        <w:t xml:space="preserve">Always use</w:t>
+      </w:r>
+      <w:r>
+        <w:rPr>
+          <w:b/>
+          <w:bCs/>
+        </w:rPr>
+        <w:t xml:space="preserve"> </w:t>
+      </w:r>
+      <w:r>
+        <w:rPr>
+          <w:rStyle w:val="VerbatimChar"/>
+          <w:b/>
+          <w:bCs/>
+        </w:rPr>
+        <w:t xml:space="preserve">dpi = 300</w:t>
+      </w:r>
+      <w:r>
+        <w:t xml:space="preserve"> </w:t>
+      </w:r>
+      <w:r>
+        <w:t xml:space="preserve">— that is publication quality (300 dots per inch). The default (72 dpi) looks blurry in reports and on posters.</w:t>
+      </w:r>
+    </w:p>
+    <w:p>
+      <w:r>
+        <w:pict>
+          <v:rect style="width:0;height:1.5pt" o:hralign="center" o:hrstd="t" o:hr="t"/>
+        </w:pict>
+      </w:r>
+    </w:p>
+    <w:bookmarkEnd w:id="42"/>
+    <w:bookmarkEnd w:id="43"/>
+    <w:bookmarkStart w:id="44" w:name="part-9-review-and-checkpoint"/>
+    <w:p>
+      <w:pPr>
+        <w:pStyle w:val="Heading1"/>
+      </w:pPr>
+      <w:r>
+        <w:t xml:space="preserve">Part 9 · Review and checkpoint</w:t>
+      </w:r>
+    </w:p>
+    <w:p>
+      <w:pPr>
+        <w:pStyle w:val="FirstParagraph"/>
+      </w:pPr>
+      <w:r>
+        <w:t xml:space="preserve">At this point you can:</w:t>
       </w:r>
     </w:p>
     <w:p>
@@ -7110,16 +7076,7 @@
         </w:numPr>
       </w:pPr>
       <w:r>
-        <w:t xml:space="preserve">Use R as a calculator and store values with</w:t>
-      </w:r>
-      <w:r>
-        <w:t xml:space="preserve"> </w:t>
-      </w:r>
-      <w:r>
-        <w:rPr>
-          <w:rStyle w:val="VerbatimChar"/>
-        </w:rPr>
-        <w:t xml:space="preserve">&lt;-</w:t>
+        <w:t xml:space="preserve">Set up R and Positron and orient yourself in the four panes</w:t>
       </w:r>
     </w:p>
     <w:p>
@@ -7131,22 +7088,40 @@
         </w:numPr>
       </w:pPr>
       <w:r>
-        <w:t xml:space="preserve">Write a script with</w:t>
-      </w:r>
-      <w:r>
-        <w:t xml:space="preserve"> </w:t>
-      </w:r>
-      <w:r>
-        <w:rPr>
-          <w:rStyle w:val="VerbatimChar"/>
-        </w:rPr>
-        <w:t xml:space="preserve">#</w:t>
-      </w:r>
-      <w:r>
-        <w:t xml:space="preserve"> </w:t>
-      </w:r>
-      <w:r>
-        <w:t xml:space="preserve">comments, save it, and re-run it</w:t>
+        <w:t xml:space="preserve">Build a project folder with</w:t>
+      </w:r>
+      <w:r>
+        <w:t xml:space="preserve"> </w:t>
+      </w:r>
+      <w:r>
+        <w:rPr>
+          <w:rStyle w:val="VerbatimChar"/>
+        </w:rPr>
+        <w:t xml:space="preserve">data/</w:t>
+      </w:r>
+      <w:r>
+        <w:t xml:space="preserve">,</w:t>
+      </w:r>
+      <w:r>
+        <w:t xml:space="preserve"> </w:t>
+      </w:r>
+      <w:r>
+        <w:rPr>
+          <w:rStyle w:val="VerbatimChar"/>
+        </w:rPr>
+        <w:t xml:space="preserve">scripts/</w:t>
+      </w:r>
+      <w:r>
+        <w:t xml:space="preserve">,</w:t>
+      </w:r>
+      <w:r>
+        <w:t xml:space="preserve"> </w:t>
+      </w:r>
+      <w:r>
+        <w:rPr>
+          <w:rStyle w:val="VerbatimChar"/>
+        </w:rPr>
+        <w:t xml:space="preserve">figures/</w:t>
       </w:r>
     </w:p>
     <w:p>
@@ -7158,22 +7133,16 @@
         </w:numPr>
       </w:pPr>
       <w:r>
-        <w:t xml:space="preserve">Call functions with arguments and use</w:t>
-      </w:r>
-      <w:r>
-        <w:t xml:space="preserve"> </w:t>
-      </w:r>
-      <w:r>
-        <w:rPr>
-          <w:rStyle w:val="VerbatimChar"/>
-        </w:rPr>
-        <w:t xml:space="preserve">?</w:t>
-      </w:r>
-      <w:r>
-        <w:t xml:space="preserve"> </w:t>
-      </w:r>
-      <w:r>
-        <w:t xml:space="preserve">for help</w:t>
+        <w:t xml:space="preserve">Use R as a calculator and store values with</w:t>
+      </w:r>
+      <w:r>
+        <w:t xml:space="preserve"> </w:t>
+      </w:r>
+      <w:r>
+        <w:rPr>
+          <w:rStyle w:val="VerbatimChar"/>
+        </w:rPr>
+        <w:t xml:space="preserve">&lt;-</w:t>
       </w:r>
     </w:p>
     <w:p>
@@ -7185,16 +7154,22 @@
         </w:numPr>
       </w:pPr>
       <w:r>
-        <w:t xml:space="preserve">Build numeric and character vectors with</w:t>
-      </w:r>
-      <w:r>
-        <w:t xml:space="preserve"> </w:t>
-      </w:r>
-      <w:r>
-        <w:rPr>
-          <w:rStyle w:val="VerbatimChar"/>
-        </w:rPr>
-        <w:t xml:space="preserve">c()</w:t>
+        <w:t xml:space="preserve">Write a script with</w:t>
+      </w:r>
+      <w:r>
+        <w:t xml:space="preserve"> </w:t>
+      </w:r>
+      <w:r>
+        <w:rPr>
+          <w:rStyle w:val="VerbatimChar"/>
+        </w:rPr>
+        <w:t xml:space="preserve">#</w:t>
+      </w:r>
+      <w:r>
+        <w:t xml:space="preserve"> </w:t>
+      </w:r>
+      <w:r>
+        <w:t xml:space="preserve">comments, save it, and re-run it</w:t>
       </w:r>
     </w:p>
     <w:p>
@@ -7206,31 +7181,22 @@
         </w:numPr>
       </w:pPr>
       <w:r>
-        <w:t xml:space="preserve">Install and load packages with</w:t>
-      </w:r>
-      <w:r>
-        <w:t xml:space="preserve"> </w:t>
-      </w:r>
-      <w:r>
-        <w:rPr>
-          <w:rStyle w:val="VerbatimChar"/>
-        </w:rPr>
-        <w:t xml:space="preserve">install.packages()</w:t>
-      </w:r>
-      <w:r>
-        <w:t xml:space="preserve"> </w:t>
-      </w:r>
-      <w:r>
-        <w:t xml:space="preserve">and</w:t>
-      </w:r>
-      <w:r>
-        <w:t xml:space="preserve"> </w:t>
-      </w:r>
-      <w:r>
-        <w:rPr>
-          <w:rStyle w:val="VerbatimChar"/>
-        </w:rPr>
-        <w:t xml:space="preserve">library()</w:t>
+        <w:t xml:space="preserve">Call functions with arguments and use</w:t>
+      </w:r>
+      <w:r>
+        <w:t xml:space="preserve"> </w:t>
+      </w:r>
+      <w:r>
+        <w:rPr>
+          <w:rStyle w:val="VerbatimChar"/>
+        </w:rPr>
+        <w:t xml:space="preserve">?</w:t>
+      </w:r>
+      <w:r>
+        <w:t xml:space="preserve"> </w:t>
+      </w:r>
+      <w:r>
+        <w:t xml:space="preserve">for help</w:t>
       </w:r>
     </w:p>
     <w:p>
@@ -7242,37 +7208,16 @@
         </w:numPr>
       </w:pPr>
       <w:r>
-        <w:t xml:space="preserve">Load an Excel file with</w:t>
-      </w:r>
-      <w:r>
-        <w:t xml:space="preserve"> </w:t>
-      </w:r>
-      <w:r>
-        <w:rPr>
-          <w:rStyle w:val="VerbatimChar"/>
-        </w:rPr>
-        <w:t xml:space="preserve">read_excel()</w:t>
-      </w:r>
-      <w:r>
-        <w:t xml:space="preserve"> </w:t>
-      </w:r>
-      <w:r>
-        <w:t xml:space="preserve">and understand how</w:t>
-      </w:r>
-      <w:r>
-        <w:t xml:space="preserve"> </w:t>
-      </w:r>
-      <w:r>
-        <w:rPr>
-          <w:rStyle w:val="VerbatimChar"/>
-        </w:rPr>
-        <w:t xml:space="preserve">read_csv()</w:t>
-      </w:r>
-      <w:r>
-        <w:t xml:space="preserve"> </w:t>
-      </w:r>
-      <w:r>
-        <w:t xml:space="preserve">differs</w:t>
+        <w:t xml:space="preserve">Build numeric and character vectors with</w:t>
+      </w:r>
+      <w:r>
+        <w:t xml:space="preserve"> </w:t>
+      </w:r>
+      <w:r>
+        <w:rPr>
+          <w:rStyle w:val="VerbatimChar"/>
+        </w:rPr>
+        <w:t xml:space="preserve">c()</w:t>
       </w:r>
     </w:p>
     <w:p>
@@ -7284,40 +7229,31 @@
         </w:numPr>
       </w:pPr>
       <w:r>
-        <w:t xml:space="preserve">Inspect a data frame with</w:t>
-      </w:r>
-      <w:r>
-        <w:t xml:space="preserve"> </w:t>
-      </w:r>
-      <w:r>
-        <w:rPr>
-          <w:rStyle w:val="VerbatimChar"/>
-        </w:rPr>
-        <w:t xml:space="preserve">glimpse()</w:t>
-      </w:r>
-      <w:r>
-        <w:t xml:space="preserve">,</w:t>
-      </w:r>
-      <w:r>
-        <w:t xml:space="preserve"> </w:t>
-      </w:r>
-      <w:r>
-        <w:rPr>
-          <w:rStyle w:val="VerbatimChar"/>
-        </w:rPr>
-        <w:t xml:space="preserve">head()</w:t>
-      </w:r>
-      <w:r>
-        <w:t xml:space="preserve">,</w:t>
-      </w:r>
-      <w:r>
-        <w:t xml:space="preserve"> </w:t>
-      </w:r>
-      <w:r>
-        <w:rPr>
-          <w:rStyle w:val="VerbatimChar"/>
-        </w:rPr>
-        <w:t xml:space="preserve">dim()</w:t>
+        <w:t xml:space="preserve">Install and load packages with</w:t>
+      </w:r>
+      <w:r>
+        <w:t xml:space="preserve"> </w:t>
+      </w:r>
+      <w:r>
+        <w:rPr>
+          <w:rStyle w:val="VerbatimChar"/>
+        </w:rPr>
+        <w:t xml:space="preserve">install.packages()</w:t>
+      </w:r>
+      <w:r>
+        <w:t xml:space="preserve"> </w:t>
+      </w:r>
+      <w:r>
+        <w:t xml:space="preserve">and</w:t>
+      </w:r>
+      <w:r>
+        <w:t xml:space="preserve"> </w:t>
+      </w:r>
+      <w:r>
+        <w:rPr>
+          <w:rStyle w:val="VerbatimChar"/>
+        </w:rPr>
+        <w:t xml:space="preserve">library()</w:t>
       </w:r>
     </w:p>
     <w:p>
@@ -7329,22 +7265,37 @@
         </w:numPr>
       </w:pPr>
       <w:r>
-        <w:t xml:space="preserve">Use the pipe</w:t>
-      </w:r>
-      <w:r>
-        <w:t xml:space="preserve"> </w:t>
-      </w:r>
-      <w:r>
-        <w:rPr>
-          <w:rStyle w:val="VerbatimChar"/>
-        </w:rPr>
-        <w:t xml:space="preserve">%&gt;%</w:t>
-      </w:r>
-      <w:r>
-        <w:t xml:space="preserve"> </w:t>
-      </w:r>
-      <w:r>
-        <w:t xml:space="preserve">to chain steps together</w:t>
+        <w:t xml:space="preserve">Load an Excel file with</w:t>
+      </w:r>
+      <w:r>
+        <w:t xml:space="preserve"> </w:t>
+      </w:r>
+      <w:r>
+        <w:rPr>
+          <w:rStyle w:val="VerbatimChar"/>
+        </w:rPr>
+        <w:t xml:space="preserve">read_excel()</w:t>
+      </w:r>
+      <w:r>
+        <w:t xml:space="preserve"> </w:t>
+      </w:r>
+      <w:r>
+        <w:t xml:space="preserve">and understand how</w:t>
+      </w:r>
+      <w:r>
+        <w:t xml:space="preserve"> </w:t>
+      </w:r>
+      <w:r>
+        <w:rPr>
+          <w:rStyle w:val="VerbatimChar"/>
+        </w:rPr>
+        <w:t xml:space="preserve">read_csv()</w:t>
+      </w:r>
+      <w:r>
+        <w:t xml:space="preserve"> </w:t>
+      </w:r>
+      <w:r>
+        <w:t xml:space="preserve">differs</w:t>
       </w:r>
     </w:p>
     <w:p>
@@ -7353,6 +7304,78 @@
         <w:numPr>
           <w:ilvl w:val="0"/>
           <w:numId w:val="1018"/>
+        </w:numPr>
+      </w:pPr>
+      <w:r>
+        <w:t xml:space="preserve">Inspect a data frame with</w:t>
+      </w:r>
+      <w:r>
+        <w:t xml:space="preserve"> </w:t>
+      </w:r>
+      <w:r>
+        <w:rPr>
+          <w:rStyle w:val="VerbatimChar"/>
+        </w:rPr>
+        <w:t xml:space="preserve">glimpse()</w:t>
+      </w:r>
+      <w:r>
+        <w:t xml:space="preserve">,</w:t>
+      </w:r>
+      <w:r>
+        <w:t xml:space="preserve"> </w:t>
+      </w:r>
+      <w:r>
+        <w:rPr>
+          <w:rStyle w:val="VerbatimChar"/>
+        </w:rPr>
+        <w:t xml:space="preserve">head()</w:t>
+      </w:r>
+      <w:r>
+        <w:t xml:space="preserve">,</w:t>
+      </w:r>
+      <w:r>
+        <w:t xml:space="preserve"> </w:t>
+      </w:r>
+      <w:r>
+        <w:rPr>
+          <w:rStyle w:val="VerbatimChar"/>
+        </w:rPr>
+        <w:t xml:space="preserve">dim()</w:t>
+      </w:r>
+    </w:p>
+    <w:p>
+      <w:pPr>
+        <w:pStyle w:val="Compact"/>
+        <w:numPr>
+          <w:ilvl w:val="0"/>
+          <w:numId w:val="1019"/>
+        </w:numPr>
+      </w:pPr>
+      <w:r>
+        <w:t xml:space="preserve">Use the pipe</w:t>
+      </w:r>
+      <w:r>
+        <w:t xml:space="preserve"> </w:t>
+      </w:r>
+      <w:r>
+        <w:rPr>
+          <w:rStyle w:val="VerbatimChar"/>
+        </w:rPr>
+        <w:t xml:space="preserve">%&gt;%</w:t>
+      </w:r>
+      <w:r>
+        <w:t xml:space="preserve"> </w:t>
+      </w:r>
+      <w:r>
+        <w:t xml:space="preserve">to chain steps together</w:t>
+      </w:r>
+    </w:p>
+    <w:p>
+      <w:pPr>
+        <w:pStyle w:val="Compact"/>
+        <w:numPr>
+          <w:ilvl w:val="0"/>
+          <w:numId w:val="1020"/>
         </w:numPr>
       </w:pPr>
       <w:r>
@@ -10239,7 +10262,7 @@
         <w:pStyle w:val="Compact"/>
         <w:numPr>
           <w:ilvl w:val="0"/>
-          <w:numId w:val="1019"/>
+          <w:numId w:val="1021"/>
         </w:numPr>
       </w:pPr>
       <w:r>
@@ -10261,7 +10284,7 @@
         <w:pStyle w:val="Compact"/>
         <w:numPr>
           <w:ilvl w:val="0"/>
-          <w:numId w:val="1019"/>
+          <w:numId w:val="1021"/>
         </w:numPr>
       </w:pPr>
       <w:r>
@@ -10356,7 +10379,7 @@
         <w:pStyle w:val="Compact"/>
         <w:numPr>
           <w:ilvl w:val="0"/>
-          <w:numId w:val="1019"/>
+          <w:numId w:val="1021"/>
         </w:numPr>
       </w:pPr>
       <w:r>
@@ -10379,7 +10402,7 @@
         <w:pStyle w:val="Compact"/>
         <w:numPr>
           <w:ilvl w:val="0"/>
-          <w:numId w:val="1019"/>
+          <w:numId w:val="1021"/>
         </w:numPr>
       </w:pPr>
       <w:r>
@@ -10412,7 +10435,7 @@
         <w:pStyle w:val="Compact"/>
         <w:numPr>
           <w:ilvl w:val="0"/>
-          <w:numId w:val="1019"/>
+          <w:numId w:val="1021"/>
         </w:numPr>
       </w:pPr>
       <w:r>
@@ -11019,6 +11042,12 @@
     <w:abstractNumId w:val="991"/>
   </w:num>
   <w:num w:numId="1007">
+    <w:abstractNumId w:val="991"/>
+  </w:num>
+  <w:num w:numId="1008">
+    <w:abstractNumId w:val="991"/>
+  </w:num>
+  <w:num w:numId="1009">
     <w:abstractNumId w:val="99411"/>
     <w:lvlOverride w:ilvl="0">
       <w:startOverride w:val="1"/>
@@ -11048,12 +11077,6 @@
       <w:startOverride w:val="1"/>
     </w:lvlOverride>
   </w:num>
-  <w:num w:numId="1008">
-    <w:abstractNumId w:val="992"/>
-  </w:num>
-  <w:num w:numId="1009">
-    <w:abstractNumId w:val="992"/>
-  </w:num>
   <w:num w:numId="1010">
     <w:abstractNumId w:val="992"/>
   </w:num>
@@ -11082,6 +11105,12 @@
     <w:abstractNumId w:val="992"/>
   </w:num>
   <w:num w:numId="1019">
+    <w:abstractNumId w:val="992"/>
+  </w:num>
+  <w:num w:numId="1020">
+    <w:abstractNumId w:val="992"/>
+  </w:num>
+  <w:num w:numId="1021">
     <w:abstractNumId w:val="99411"/>
     <w:lvlOverride w:ilvl="0">
       <w:startOverride w:val="1"/>
